--- a/Nisheal_2025CYS7090_Assignment1.docx
+++ b/Nisheal_2025CYS7090_Assignment1.docx
@@ -2,275 +2,1391 @@
 <file path=word/document.xml><?xml version="1.0" encoding="utf-8"?>
 <w:document xmlns:wpc="http://schemas.microsoft.com/office/word/2010/wordprocessingCanvas" xmlns:mo="http://schemas.microsoft.com/office/mac/office/2008/main" xmlns:mc="http://schemas.openxmlformats.org/markup-compatibility/2006" xmlns:mv="urn:schemas-microsoft-com:mac:vml" xmlns:o="urn:schemas-microsoft-com:office:office" xmlns:r="http://schemas.openxmlformats.org/officeDocument/2006/relationships" xmlns:m="http://schemas.openxmlformats.org/officeDocument/2006/math" xmlns:v="urn:schemas-microsoft-com:vml" xmlns:wp14="http://schemas.microsoft.com/office/word/2010/wordprocessingDrawing" xmlns:wp="http://schemas.openxmlformats.org/drawingml/2006/wordprocessingDrawing" xmlns:w10="urn:schemas-microsoft-com:office:word" xmlns:w="http://schemas.openxmlformats.org/wordprocessingml/2006/main" xmlns:w14="http://schemas.microsoft.com/office/word/2010/wordml" xmlns:wpg="http://schemas.microsoft.com/office/word/2010/wordprocessingGroup" xmlns:wpi="http://schemas.microsoft.com/office/word/2010/wordprocessingInk" xmlns:wne="http://schemas.microsoft.com/office/word/2006/wordml" xmlns:wps="http://schemas.microsoft.com/office/word/2010/wordprocessingShape" mc:Ignorable="w14 wp14">
   <w:body>
+    <w:tbl>
+      <w:tblPr>
+        <w:tblW w:type="auto" w:w="0"/>
+        <w:jc w:val="center"/>
+        <w:tblLook w:firstColumn="1" w:firstRow="1" w:lastColumn="0" w:lastRow="0" w:noHBand="0" w:noVBand="1" w:val="04A0"/>
+      </w:tblPr>
+      <w:tblGrid>
+        <w:gridCol w:w="5386"/>
+        <w:gridCol w:w="5386"/>
+      </w:tblGrid>
+      <w:tr>
+        <w:tc>
+          <w:tcPr>
+            <w:tcW w:type="dxa" w:w="5386"/>
+            <w:shd w:val="clear" w:color="auto" w:fill="24E06E"/>
+            <w:tcBorders>
+              <w:top w:val="single" w:sz="6" w:space="0" w:color="24E06E"/>
+              <w:left w:val="single" w:sz="6" w:space="0" w:color="24E06E"/>
+              <w:bottom w:val="single" w:sz="6" w:space="0" w:color="24E06E"/>
+              <w:right w:val="single" w:sz="6" w:space="0" w:color="24E06E"/>
+            </w:tcBorders>
+          </w:tcPr>
+          <w:p>
+            <w:pPr>
+              <w:spacing w:before="0" w:after="0"/>
+              <w:jc w:val="left"/>
+            </w:pPr>
+            <w:r>
+              <w:rPr>
+                <w:rFonts w:ascii="Consolas" w:hAnsi="Consolas" w:eastAsia="Consolas"/>
+                <w:b/>
+                <w:color w:val="04140A"/>
+                <w:sz w:val="14"/>
+              </w:rPr>
+              <w:t>CML6032@IITD:~/ASSIGNMENT</w:t>
+            </w:r>
+          </w:p>
+        </w:tc>
+        <w:tc>
+          <w:tcPr>
+            <w:tcW w:type="dxa" w:w="5386"/>
+            <w:shd w:val="clear" w:color="auto" w:fill="24E06E"/>
+            <w:tcBorders>
+              <w:top w:val="single" w:sz="6" w:space="0" w:color="24E06E"/>
+              <w:left w:val="single" w:sz="6" w:space="0" w:color="24E06E"/>
+              <w:bottom w:val="single" w:sz="6" w:space="0" w:color="24E06E"/>
+              <w:right w:val="single" w:sz="6" w:space="0" w:color="24E06E"/>
+            </w:tcBorders>
+          </w:tcPr>
+          <w:p>
+            <w:pPr>
+              <w:spacing w:before="0" w:after="0"/>
+              <w:jc w:val="right"/>
+            </w:pPr>
+            <w:r>
+              <w:rPr>
+                <w:rFonts w:ascii="Consolas" w:hAnsi="Consolas" w:eastAsia="Consolas"/>
+                <w:b/>
+                <w:color w:val="04140A"/>
+                <w:sz w:val="14"/>
+              </w:rPr>
+              <w:t>VT100 | Bourne shell</w:t>
+            </w:r>
+          </w:p>
+        </w:tc>
+      </w:tr>
+    </w:tbl>
     <w:p>
       <w:pPr>
-        <w:spacing w:after="20" w:before="20"/>
-        <w:jc w:val="center"/>
+        <w:spacing w:before="60" w:after="0"/>
       </w:pPr>
       <w:r>
         <w:rPr>
+          <w:rFonts w:ascii="Consolas" w:hAnsi="Consolas" w:eastAsia="Consolas"/>
           <w:b/>
-          <w:sz w:val="23"/>
+          <w:color w:val="111820"/>
+          <w:sz w:val="22"/>
         </w:rPr>
-        <w:t>CML6032 MATERIALS CHEMISTRY — ASSIGNMENT 1 (10 MARKS)</w:t>
+        <w:t>20261005 CML6032 ASSIGNMENT 1 : MATERIALS CHEMISTRY, STRUCTURAL ANALYSIS</w:t>
       </w:r>
     </w:p>
     <w:p>
       <w:pPr>
-        <w:spacing w:after="20" w:before="20"/>
-        <w:jc w:val="center"/>
+        <w:spacing w:before="0" w:after="0"/>
       </w:pPr>
       <w:r>
         <w:rPr>
+          <w:rFonts w:ascii="Consolas" w:hAnsi="Consolas" w:eastAsia="Consolas"/>
           <w:b w:val="0"/>
-          <w:sz w:val="15"/>
+          <w:color w:val="5A6670"/>
+          <w:sz w:val="16"/>
         </w:rPr>
-        <w:t>NISHEAL MICHAEL KALEY  |  ENTRY NO 2025CYS7090  |  DEPARTMENT OF CHEMISTRY, IIT DELHI  |  10 OCTOBER 2026</w:t>
+        <w:t>NISHEAL MICHAEL KALEY  |  ENTRY NO 2025CYS7090  |  IIT DELHI  |  10 OCTOBER 2026</w:t>
       </w:r>
     </w:p>
     <w:p>
       <w:pPr>
-        <w:spacing w:after="70" w:before="20"/>
-        <w:jc w:val="center"/>
+        <w:spacing w:before="0" w:after="60"/>
       </w:pPr>
       <w:r>
         <w:rPr>
+          <w:rFonts w:ascii="Consolas" w:hAnsi="Consolas" w:eastAsia="Consolas"/>
           <w:b/>
+          <w:color w:val="58D3E8"/>
           <w:sz w:val="15"/>
         </w:rPr>
-        <w:t>VIDEO (SINGLE RECORDING, PARTS A AND B): [PASTE YOUTUBE LINK HERE]   •   SLIDES: CML6032_Assignment1_Slides.pptx   •   CIFS: 9 PROTOTYPES + 9 BaTiO3 STATES (MANIFEST AT FOOT)   •   REPOSITORY: https://github.com/0nmeesheall/CML6032-Assignment1</w:t>
+        <w:t xml:space="preserve">VIDEO </w:t>
+      </w:r>
+      <w:r>
+        <w:rPr>
+          <w:rFonts w:ascii="Consolas" w:hAnsi="Consolas" w:eastAsia="Consolas"/>
+          <w:b/>
+          <w:color w:val="C0392B"/>
+          <w:sz w:val="15"/>
+        </w:rPr>
+        <w:t>https://0nmeesheall.github.io/CML6032-Assignment1/</w:t>
+      </w:r>
+      <w:r>
+        <w:rPr>
+          <w:rFonts w:ascii="Consolas" w:hAnsi="Consolas" w:eastAsia="Consolas"/>
+          <w:b w:val="0"/>
+          <w:color w:val="5A6670"/>
+          <w:sz w:val="15"/>
+        </w:rPr>
+        <w:t xml:space="preserve">     REPO  https://github.com/0nmeesheall/CML6032-Assignment1</w:t>
       </w:r>
     </w:p>
     <w:p>
       <w:pPr>
-        <w:spacing w:after="30" w:before="20"/>
+        <w:spacing w:before="0" w:after="80"/>
       </w:pPr>
       <w:r>
         <w:rPr>
-          <w:b/>
-          <w:sz w:val="17"/>
+          <w:rFonts w:ascii="Consolas" w:hAnsi="Consolas" w:eastAsia="Consolas"/>
+          <w:b w:val="0"/>
+          <w:color w:val="5A6670"/>
+          <w:sz w:val="13"/>
         </w:rPr>
-        <w:t>1. PART A — CRYSTAL MORPHOLOGY AND MOST PROBABLE POINT GROUPS (3 MARKS)</w:t>
+        <w:t>NOTATION  LENGTHS IN pm (1 ANGSTROM = 100 pm), RATIOS NOT PER-100, OXIDATION STATES AS TUPLES, MIRROR PLANES AS MP, SPACE GROUPS WITH OVERHEAD BARS. THE ISSUED BRIEF IS TRANSCRIBED INTO THIS NOTATION.</w:t>
       </w:r>
     </w:p>
     <w:p>
       <w:pPr>
-        <w:spacing w:after="50" w:before="20"/>
+        <w:spacing w:before="60" w:after="20"/>
       </w:pPr>
       <w:r>
         <w:rPr>
-          <w:b w:val="0"/>
-          <w:sz w:val="15"/>
+          <w:rFonts w:ascii="Consolas" w:hAnsi="Consolas" w:eastAsia="Consolas"/>
+          <w:b/>
+          <w:color w:val="111820"/>
+          <w:sz w:val="16"/>
         </w:rPr>
-        <w:t>SPECIMEN 1 — [IDENTITY AS ISSUED IN CLASS], CUBO-OCTAHEDRAL HABIT. FORMS: OCTAHEDRON {111} TRUNCATED AT ITS 6 VERTICES BY CUBE {100}; MEASURED {100}/{111} ANGLE [___] DEGREES AGAINST THE IDEAL 54.74 DEGREES, INVARIANT UNDER UNEQUAL FACE AREAS BY STENO’S LAW. ELEMENTS: 3 4-FOLD ALONG &lt;100&gt;, EACH WITH A COINCIDENT 2-FOLD AND 4-BAR; 4 3-FOLD ALONG &lt;111&gt;, EACH WITH A COINCIDENT 3-BAR (S6); 6 2-FOLD ALONG &lt;110&gt;; 9 MIRROR PLANES (MP) = 3 PERPENDICULAR TO &lt;100&gt; PLUS 6 DIAGONAL; INVERSION CENTRE — 48 OPERATIONS. DEDUCTION: 4 NON-COPLANAR 3-FOLD FIX THE CUBIC SYSTEM; SQUARE UNSTRIATED {100} FACETS AND THE 6 DIAGONAL MP EXCLUDE DIPLOIDAL m-3, WHICH FACE COUNT ALONE CANNOT DO SINCE {111} IS ALSO A FORM IN m-3; THE OBSERVED MP EXCLUDE CHIRAL 432; EQUAL DEVELOPMENT OF ALL 8 {111} FACES EXCLUDES -43m. MOST PROBABLE POINT GROUP: m-3m (4/m -3 2/m, Oh, CLASS 32). EXTERNAL FORM CANNOT PROVE CENTROSYMMETRY, SO THIS IS THE HOLOHEDRAL CLASS CONSISTENT WITH THE FORMS, NOT A PROOF.</w:t>
-      </w:r>
-    </w:p>
-    <w:p>
-      <w:pPr>
-        <w:spacing w:after="50" w:before="20"/>
-      </w:pPr>
-      <w:r>
-        <w:rPr>
-          <w:b w:val="0"/>
-          <w:sz w:val="15"/>
-        </w:rPr>
-        <w:t>SPECIMEN 2 — [IDENTITY AS ISSUED IN CLASS], HEXAGONAL PRISMATIC HABIT. FORMS: PRISM {10-10} WITH 120-DEGREE EDGES, CAPPED ABOVE AND BELOW BY BIPYRAMID {10-11}. ELEMENTS: 1 6-FOLD ALONG [0001] WITH COINCIDENT 3-FOLD, 2-FOLD, 6-BAR (S3) AND S6; 6 BASAL 2-FOLD (3 PERPENDICULAR TO PRISM FACES, 3 TO PRISM EDGES); 7 MP (1 BASAL, 6 VERTICAL); INVERSION CENTRE — 24 OPERATIONS. DEDUCTION: IDENTICAL CAPS DEMAND THE BASAL MP, EXCLUDING POLAR 6mm; THE 6 BASAL DIADS EXCLUDE DIPYRAMIDAL 6/m; MP PLUS INVERSION EXCLUDE ENANTIOMORPHIC 6 AND 622; 6 EQUALLY DEVELOPED CAP FACES, NOT 3 PLUS 3 ALTERNATING, EXCLUDE -6m2 AND THE TRIGONAL MIMICS -3m, 32 AND 3m. MOST PROBABLE POINT GROUP: 6/mmm (6/m 2/m 2/m, D6h, CLASS 27).</w:t>
-      </w:r>
-    </w:p>
-    <w:p>
-      <w:pPr>
-        <w:spacing w:after="30" w:before="20"/>
-      </w:pPr>
-      <w:r>
-        <w:rPr>
-          <w:b/>
-          <w:sz w:val="17"/>
-        </w:rPr>
-        <w:t>2. PART B SEGMENT 1 — BaTiO3 Ti DISPLACEMENT SERIES AND FERROELECTRIC HYSTERESIS (9 CIFS)</w:t>
-      </w:r>
-    </w:p>
-    <w:p>
-      <w:pPr>
-        <w:spacing w:after="50" w:before="20"/>
-      </w:pPr>
-      <w:r>
-        <w:rPr>
-          <w:b w:val="0"/>
-          <w:sz w:val="15"/>
-        </w:rPr>
-        <w:t>METHOD: THE SUPPLIED BaTiO3std_P1.cif (P1, No. 1; LP1 = LP2 = 399.04 pm, LP3 = 410.27 pm, IA = 90 DEGREES) HOLDS THE 5-ATOM BASIS Ba(0,0,0), Ti(1/2,1/2,z), O1(1/2,1/2,0), O2(1/2,0,1/2), O3(0,1/2,1/2). ONLY THE Ti FRACTIONAL z WAS EDITED, IN 9 STEPS OF 0.005 FROM 0.480 TO 0.520; CELL AND OXYGEN SITES UNTOUCHED. Ti OFF-CENTRING ALONG c DESTROYS THE INVERSION CENTRE AT THE B SITE, SO EVERY DISPLACED STATE IS POLAR P4mm (No. 99, POINT GROUP 4mm, C4v), ONE OF THE 10 POLAR CLASSES PERMITTING SPONTANEOUS POLARIZATION, WHILE z = 0.500 IS THE CENTROSYMMETRIC P4/mmm REFERENCE — TETRAGONAL, NOT CUBIC, SINCE LP3 IS NOT LP1. THE SUPPLIED LP3/LP1 = 1.028 EXCEEDS THE LITERATURE VALUE OF ABOUT 1.011, SO THE SERIES IS QUALITATIVE. P USES FORMAL Ti(+4, SPIN UNASSIGNED) WITH OXYGEN FIXED; BECAUSE OXYGEN REALLY MOVES OPPOSITE TO Ti, THESE ARE LOWER BOUNDS ON THE MEASURED Ps OF ABOUT 0.26 C m^-2 (Tc = 393 K; CUBIC TO TETRAGONAL TO ORTHORHOMBIC TO RHOMBOHEDRAL ON COOLING). REMANENCE AND COERCIVITY ARE DOMAIN PROPERTIES: AT E = PLUS OR MINUS Ec THE CRYSTAL IS A 50:50 MIXTURE OF PLUS-c AND MINUS-c DOMAINS WITH ZERO NET P, NOT A LATTICE OF CENTROSYMMETRIC CELLS, AND HOMOGENEOUS SWITCHING WOULD NEED ABOUT 1E8 V m^-1 AGAINST THE OBSERVED 1E5 TO 1E6 V m^-1 FROM 180-DEGREE AND 90-DEGREE WALL MOTION. LANDAU-DEVONSHIRE: G = (1/2)ALPHA P^2 + (1/4)BETA P^4 + (1/6)GAMMA P^6 - E P, WITH ALPHA PROPORTIONAL TO (T - T0), BETA BELOW 0 AND GAMMA ABOVE 0 FOR THE FIRST-ORDER TRANSITION. LOOP TRAVERSAL: 0.500 TO 0.520 ASCENDING, DOWN THROUGH 0.500 TO 0.480, THEN THE MIRRORED RETURN.</w:t>
+        <w:t>SOLUTION A</w:t>
       </w:r>
     </w:p>
     <w:tbl>
       <w:tblPr>
         <w:tblStyle w:val="TableGrid"/>
         <w:tblW w:type="auto" w:w="0"/>
+        <w:jc w:val="left"/>
         <w:tblLook w:firstColumn="1" w:firstRow="1" w:lastColumn="0" w:lastRow="0" w:noHBand="0" w:noVBand="1" w:val="04A0"/>
       </w:tblPr>
       <w:tblGrid>
-        <w:gridCol w:w="1814"/>
-        <w:gridCol w:w="1814"/>
-        <w:gridCol w:w="1814"/>
-        <w:gridCol w:w="1814"/>
-        <w:gridCol w:w="1814"/>
-        <w:gridCol w:w="1814"/>
+        <w:gridCol w:w="2693"/>
+        <w:gridCol w:w="2693"/>
+        <w:gridCol w:w="2693"/>
+        <w:gridCol w:w="2693"/>
       </w:tblGrid>
       <w:tr>
+        <w:trPr>
+          <w:trHeight w:val="0"/>
+        </w:trPr>
         <w:tc>
           <w:tcPr>
-            <w:tcW w:type="dxa" w:w="1814"/>
+            <w:tcW w:type="dxa" w:w="907"/>
+            <w:shd w:val="clear" w:color="auto" w:fill="E8F5EC"/>
           </w:tcPr>
           <w:p>
             <w:pPr>
-              <w:spacing w:after="0" w:before="0"/>
+              <w:spacing w:before="0" w:after="0"/>
             </w:pPr>
-            <w:r/>
             <w:r>
               <w:rPr>
+                <w:rFonts w:ascii="Consolas" w:hAnsi="Consolas" w:eastAsia="Consolas"/>
                 <w:b/>
-                <w:sz w:val="13"/>
+                <w:color w:val="111820"/>
+                <w:sz w:val="12"/>
               </w:rPr>
-              <w:t>Ti z</w:t>
+              <w:t>SPECIMEN</w:t>
             </w:r>
           </w:p>
         </w:tc>
         <w:tc>
           <w:tcPr>
-            <w:tcW w:type="dxa" w:w="1814"/>
+            <w:tcW w:type="dxa" w:w="2438"/>
+            <w:shd w:val="clear" w:color="auto" w:fill="E8F5EC"/>
           </w:tcPr>
           <w:p>
             <w:pPr>
-              <w:spacing w:after="0" w:before="0"/>
+              <w:spacing w:before="0" w:after="0"/>
             </w:pPr>
-            <w:r/>
             <w:r>
               <w:rPr>
+                <w:rFonts w:ascii="Consolas" w:hAnsi="Consolas" w:eastAsia="Consolas"/>
                 <w:b/>
-                <w:sz w:val="13"/>
+                <w:color w:val="111820"/>
+                <w:sz w:val="12"/>
               </w:rPr>
-              <w:t>OFFSET ALONG c (pm)</w:t>
+              <w:t>HABIT AND FORMS</w:t>
             </w:r>
           </w:p>
         </w:tc>
         <w:tc>
           <w:tcPr>
-            <w:tcW w:type="dxa" w:w="1814"/>
+            <w:tcW w:type="dxa" w:w="5386"/>
+            <w:shd w:val="clear" w:color="auto" w:fill="E8F5EC"/>
           </w:tcPr>
           <w:p>
             <w:pPr>
-              <w:spacing w:after="0" w:before="0"/>
+              <w:spacing w:before="0" w:after="0"/>
             </w:pPr>
-            <w:r/>
             <w:r>
               <w:rPr>
+                <w:rFonts w:ascii="Consolas" w:hAnsi="Consolas" w:eastAsia="Consolas"/>
                 <w:b/>
-                <w:sz w:val="13"/>
+                <w:color w:val="111820"/>
+                <w:sz w:val="12"/>
               </w:rPr>
-              <w:t>d(Ti-O1) ABOVE (pm)</w:t>
+              <w:t>MACROSCOPIC OPERATION INVENTORY</w:t>
             </w:r>
           </w:p>
         </w:tc>
         <w:tc>
           <w:tcPr>
-            <w:tcW w:type="dxa" w:w="1814"/>
+            <w:tcW w:type="dxa" w:w="2041"/>
+            <w:shd w:val="clear" w:color="auto" w:fill="E8F5EC"/>
           </w:tcPr>
           <w:p>
             <w:pPr>
-              <w:spacing w:after="0" w:before="0"/>
+              <w:spacing w:before="0" w:after="0"/>
             </w:pPr>
-            <w:r/>
             <w:r>
               <w:rPr>
+                <w:rFonts w:ascii="Consolas" w:hAnsi="Consolas" w:eastAsia="Consolas"/>
                 <w:b/>
-                <w:sz w:val="13"/>
+                <w:color w:val="111820"/>
+                <w:sz w:val="12"/>
               </w:rPr>
-              <w:t>d(Ti-O1) BELOW (pm)</w:t>
+              <w:t>MOST PROBABLE CLASS</w:t>
+            </w:r>
+          </w:p>
+        </w:tc>
+      </w:tr>
+      <w:tr>
+        <w:trPr>
+          <w:trHeight w:val="0"/>
+        </w:trPr>
+        <w:tc>
+          <w:tcPr>
+            <w:tcW w:type="dxa" w:w="907"/>
+          </w:tcPr>
+          <w:p>
+            <w:pPr>
+              <w:spacing w:before="0" w:after="0"/>
+            </w:pPr>
+            <w:r>
+              <w:rPr>
+                <w:rFonts w:ascii="Consolas" w:hAnsi="Consolas" w:eastAsia="Consolas"/>
+                <w:b w:val="0"/>
+                <w:color w:val="111820"/>
+                <w:sz w:val="12"/>
+              </w:rPr>
+              <w:t>1</w:t>
             </w:r>
           </w:p>
         </w:tc>
         <w:tc>
           <w:tcPr>
-            <w:tcW w:type="dxa" w:w="1814"/>
+            <w:tcW w:type="dxa" w:w="2438"/>
           </w:tcPr>
           <w:p>
             <w:pPr>
-              <w:spacing w:after="0" w:before="0"/>
+              <w:spacing w:before="0" w:after="0"/>
             </w:pPr>
-            <w:r/>
             <w:r>
               <w:rPr>
-                <w:b/>
-                <w:sz w:val="13"/>
+                <w:rFonts w:ascii="Consolas" w:hAnsi="Consolas" w:eastAsia="Consolas"/>
+                <w:b w:val="0"/>
+                <w:color w:val="111820"/>
+                <w:sz w:val="12"/>
               </w:rPr>
-              <w:t>P FROM Ti(+4) ONLY (C m^-2)</w:t>
+              <w:t>OCTAHEDRON {111} TRUNCATED BY CUBE {100}</w:t>
             </w:r>
           </w:p>
         </w:tc>
         <w:tc>
           <w:tcPr>
-            <w:tcW w:type="dxa" w:w="1814"/>
+            <w:tcW w:type="dxa" w:w="5386"/>
           </w:tcPr>
           <w:p>
             <w:pPr>
-              <w:spacing w:after="0" w:before="0"/>
+              <w:spacing w:before="0" w:after="0"/>
             </w:pPr>
-            <w:r/>
             <w:r>
               <w:rPr>
-                <w:b/>
-                <w:sz w:val="13"/>
+                <w:rFonts w:ascii="Consolas" w:hAnsi="Consolas" w:eastAsia="Consolas"/>
+                <w:b w:val="0"/>
+                <w:color w:val="111820"/>
+                <w:sz w:val="12"/>
               </w:rPr>
-              <w:t>POSITION ON THE P-E LOOP</w:t>
+              <w:t>48 OPERATIONS: 3 FOUR-FOLD ALONG &lt;100&gt;, 4 THREE-FOLD ALONG &lt;111&gt;, 6 TWO-FOLD ALONG &lt;110&gt;, 9 MP (3 AXIAL + 6 DIAGONAL), CENTRE i, S4 AND S6</w:t>
+            </w:r>
+          </w:p>
+        </w:tc>
+        <w:tc>
+          <w:tcPr>
+            <w:tcW w:type="dxa" w:w="2041"/>
+          </w:tcPr>
+          <w:p>
+            <w:pPr>
+              <w:spacing w:before="0" w:after="0"/>
+            </w:pPr>
+            <w:r>
+              <w:rPr>
+                <w:rFonts w:ascii="Consolas" w:hAnsi="Consolas" w:eastAsia="Consolas"/>
+                <w:b w:val="0"/>
+                <w:color w:val="111820"/>
+                <w:sz w:val="12"/>
+              </w:rPr>
+              <w:t>m</w:t>
+            </w:r>
+            <w:r>
+              <w:rPr>
+                <w:rFonts w:ascii="Liberation Mono" w:hAnsi="Liberation Mono" w:eastAsia="Liberation Mono"/>
+                <w:b w:val="0"/>
+                <w:color w:val="111820"/>
+                <w:sz w:val="12"/>
+              </w:rPr>
+              <w:t>3̅</w:t>
+            </w:r>
+            <w:r>
+              <w:rPr>
+                <w:rFonts w:ascii="Consolas" w:hAnsi="Consolas" w:eastAsia="Consolas"/>
+                <w:b w:val="0"/>
+                <w:color w:val="111820"/>
+                <w:sz w:val="12"/>
+              </w:rPr>
+              <w:t>m (Oh, CLASS 32)</w:t>
             </w:r>
           </w:p>
         </w:tc>
       </w:tr>
       <w:tr>
+        <w:trPr>
+          <w:trHeight w:val="0"/>
+        </w:trPr>
         <w:tc>
           <w:tcPr>
-            <w:tcW w:type="dxa" w:w="1814"/>
+            <w:tcW w:type="dxa" w:w="907"/>
           </w:tcPr>
           <w:p>
             <w:pPr>
-              <w:spacing w:after="0" w:before="0"/>
+              <w:spacing w:before="0" w:after="0"/>
             </w:pPr>
-            <w:r/>
             <w:r>
               <w:rPr>
+                <w:rFonts w:ascii="Consolas" w:hAnsi="Consolas" w:eastAsia="Consolas"/>
+                <w:b w:val="0"/>
+                <w:color w:val="111820"/>
+                <w:sz w:val="12"/>
+              </w:rPr>
+              <w:t>2</w:t>
+            </w:r>
+          </w:p>
+        </w:tc>
+        <w:tc>
+          <w:tcPr>
+            <w:tcW w:type="dxa" w:w="2438"/>
+          </w:tcPr>
+          <w:p>
+            <w:pPr>
+              <w:spacing w:before="0" w:after="0"/>
+            </w:pPr>
+            <w:r>
+              <w:rPr>
+                <w:rFonts w:ascii="Consolas" w:hAnsi="Consolas" w:eastAsia="Consolas"/>
+                <w:b w:val="0"/>
+                <w:color w:val="111820"/>
+                <w:sz w:val="12"/>
+              </w:rPr>
+              <w:t>PRISM {10</w:t>
+            </w:r>
+            <w:r>
+              <w:rPr>
+                <w:rFonts w:ascii="Liberation Mono" w:hAnsi="Liberation Mono" w:eastAsia="Liberation Mono"/>
+                <w:b w:val="0"/>
+                <w:color w:val="111820"/>
+                <w:sz w:val="12"/>
+              </w:rPr>
+              <w:t>1̅</w:t>
+            </w:r>
+            <w:r>
+              <w:rPr>
+                <w:rFonts w:ascii="Consolas" w:hAnsi="Consolas" w:eastAsia="Consolas"/>
+                <w:b w:val="0"/>
+                <w:color w:val="111820"/>
+                <w:sz w:val="12"/>
+              </w:rPr>
+              <w:t>0} PLUS BIPYRAMID {10</w:t>
+            </w:r>
+            <w:r>
+              <w:rPr>
+                <w:rFonts w:ascii="Liberation Mono" w:hAnsi="Liberation Mono" w:eastAsia="Liberation Mono"/>
+                <w:b w:val="0"/>
+                <w:color w:val="111820"/>
+                <w:sz w:val="12"/>
+              </w:rPr>
+              <w:t>1̅</w:t>
+            </w:r>
+            <w:r>
+              <w:rPr>
+                <w:rFonts w:ascii="Consolas" w:hAnsi="Consolas" w:eastAsia="Consolas"/>
+                <w:b w:val="0"/>
+                <w:color w:val="111820"/>
+                <w:sz w:val="12"/>
+              </w:rPr>
+              <w:t>1}</w:t>
+            </w:r>
+          </w:p>
+        </w:tc>
+        <w:tc>
+          <w:tcPr>
+            <w:tcW w:type="dxa" w:w="5386"/>
+          </w:tcPr>
+          <w:p>
+            <w:pPr>
+              <w:spacing w:before="0" w:after="0"/>
+            </w:pPr>
+            <w:r>
+              <w:rPr>
+                <w:rFonts w:ascii="Consolas" w:hAnsi="Consolas" w:eastAsia="Consolas"/>
+                <w:b w:val="0"/>
+                <w:color w:val="111820"/>
+                <w:sz w:val="12"/>
+              </w:rPr>
+              <w:t xml:space="preserve">24 OPERATIONS: 1 SIX-FOLD ALONG [0001] WITH COINCIDENT 3, 2, </w:t>
+            </w:r>
+            <w:r>
+              <w:rPr>
+                <w:rFonts w:ascii="Liberation Mono" w:hAnsi="Liberation Mono" w:eastAsia="Liberation Mono"/>
+                <w:b w:val="0"/>
+                <w:color w:val="111820"/>
+                <w:sz w:val="12"/>
+              </w:rPr>
+              <w:t>6̅</w:t>
+            </w:r>
+            <w:r>
+              <w:rPr>
+                <w:rFonts w:ascii="Consolas" w:hAnsi="Consolas" w:eastAsia="Consolas"/>
+                <w:b w:val="0"/>
+                <w:color w:val="111820"/>
+                <w:sz w:val="12"/>
+              </w:rPr>
+              <w:t xml:space="preserve"> AND S6, 6 BASAL TWO-FOLD (3 TO FACES + 3 TO EDGES), 7 MP (1 BASAL + 6 VERTICAL), CENTRE i</w:t>
+            </w:r>
+          </w:p>
+        </w:tc>
+        <w:tc>
+          <w:tcPr>
+            <w:tcW w:type="dxa" w:w="2041"/>
+          </w:tcPr>
+          <w:p>
+            <w:pPr>
+              <w:spacing w:before="0" w:after="0"/>
+            </w:pPr>
+            <w:r>
+              <w:rPr>
+                <w:rFonts w:ascii="Consolas" w:hAnsi="Consolas" w:eastAsia="Consolas"/>
+                <w:b w:val="0"/>
+                <w:color w:val="111820"/>
+                <w:sz w:val="12"/>
+              </w:rPr>
+              <w:t>6/mmm (D6h, CLASS 27)</w:t>
+            </w:r>
+          </w:p>
+        </w:tc>
+      </w:tr>
+    </w:tbl>
+    <w:p>
+      <w:pPr>
+        <w:tabs>
+          <w:tab w:pos="1474" w:val="left"/>
+        </w:tabs>
+        <w:spacing w:before="0" w:after="20"/>
+        <w:ind w:left="1474" w:hanging="1474"/>
+      </w:pPr>
+      <w:r>
+        <w:rPr>
+          <w:rFonts w:ascii="Consolas" w:hAnsi="Consolas" w:eastAsia="Consolas"/>
+          <w:b/>
+          <w:color w:val="58D3E8"/>
+          <w:sz w:val="13"/>
+        </w:rPr>
+        <w:t>EXCLUSIONS</w:t>
+      </w:r>
+      <w:r>
+        <w:rPr>
+          <w:rFonts w:ascii="Consolas" w:hAnsi="Consolas" w:eastAsia="Consolas"/>
+          <w:b w:val="0"/>
+          <w:color w:val="111820"/>
+          <w:sz w:val="13"/>
+        </w:rPr>
+        <w:tab/>
+      </w:r>
+      <w:r>
+        <w:rPr>
+          <w:rFonts w:ascii="Consolas" w:hAnsi="Consolas" w:eastAsia="Consolas"/>
+          <w:b w:val="0"/>
+          <w:color w:val="111820"/>
+          <w:sz w:val="13"/>
+        </w:rPr>
+        <w:t xml:space="preserve">SPECIMEN 1: 432 AND </w:t>
+      </w:r>
+      <w:r>
+        <w:rPr>
+          <w:rFonts w:ascii="Liberation Mono" w:hAnsi="Liberation Mono" w:eastAsia="Liberation Mono"/>
+          <w:b w:val="0"/>
+          <w:color w:val="111820"/>
+          <w:sz w:val="13"/>
+        </w:rPr>
+        <w:t>4̅</w:t>
+      </w:r>
+      <w:r>
+        <w:rPr>
+          <w:rFonts w:ascii="Consolas" w:hAnsi="Consolas" w:eastAsia="Consolas"/>
+          <w:b w:val="0"/>
+          <w:color w:val="111820"/>
+          <w:sz w:val="13"/>
+        </w:rPr>
+        <w:t>3m EXCLUDED BY THE MP PLUS CENTRE; m</w:t>
+      </w:r>
+      <w:r>
+        <w:rPr>
+          <w:rFonts w:ascii="Liberation Mono" w:hAnsi="Liberation Mono" w:eastAsia="Liberation Mono"/>
+          <w:b w:val="0"/>
+          <w:color w:val="111820"/>
+          <w:sz w:val="13"/>
+        </w:rPr>
+        <w:t>3̅</w:t>
+      </w:r>
+      <w:r>
+        <w:rPr>
+          <w:rFonts w:ascii="Consolas" w:hAnsi="Consolas" w:eastAsia="Consolas"/>
+          <w:b w:val="0"/>
+          <w:color w:val="111820"/>
+          <w:sz w:val="13"/>
+        </w:rPr>
+        <w:t xml:space="preserve"> EXCLUDED BY THE 6 FACE-DIAGONAL TWO-FOLD AXES; 23 EXCLUDED BY BOTH.</w:t>
+      </w:r>
+    </w:p>
+    <w:p>
+      <w:pPr>
+        <w:tabs>
+          <w:tab w:pos="1474" w:val="left"/>
+        </w:tabs>
+        <w:spacing w:before="0" w:after="20"/>
+        <w:ind w:left="1474" w:hanging="1474"/>
+      </w:pPr>
+      <w:r>
+        <w:rPr>
+          <w:rFonts w:ascii="Consolas" w:hAnsi="Consolas" w:eastAsia="Consolas"/>
+          <w:b w:val="0"/>
+          <w:color w:val="111820"/>
+          <w:sz w:val="13"/>
+        </w:rPr>
+        <w:tab/>
+      </w:r>
+      <w:r>
+        <w:rPr>
+          <w:rFonts w:ascii="Consolas" w:hAnsi="Consolas" w:eastAsia="Consolas"/>
+          <w:b w:val="0"/>
+          <w:color w:val="111820"/>
+          <w:sz w:val="13"/>
+        </w:rPr>
+        <w:t xml:space="preserve">SPECIMEN 2: 6mm EXCLUDED BY THE IDENTICAL CAPS DEMANDING A BASAL MP; 6/m EXCLUDED BY THE 6 BASAL DIADS; 6 AND 622 EXCLUDED BY MP PLUS CENTRE; </w:t>
+      </w:r>
+      <w:r>
+        <w:rPr>
+          <w:rFonts w:ascii="Liberation Mono" w:hAnsi="Liberation Mono" w:eastAsia="Liberation Mono"/>
+          <w:b w:val="0"/>
+          <w:color w:val="111820"/>
+          <w:sz w:val="13"/>
+        </w:rPr>
+        <w:t>6̅</w:t>
+      </w:r>
+      <w:r>
+        <w:rPr>
+          <w:rFonts w:ascii="Consolas" w:hAnsi="Consolas" w:eastAsia="Consolas"/>
+          <w:b w:val="0"/>
+          <w:color w:val="111820"/>
+          <w:sz w:val="13"/>
+        </w:rPr>
+        <w:t xml:space="preserve">m2 AND THE TRIGONAL MIMICS </w:t>
+      </w:r>
+      <w:r>
+        <w:rPr>
+          <w:rFonts w:ascii="Liberation Mono" w:hAnsi="Liberation Mono" w:eastAsia="Liberation Mono"/>
+          <w:b w:val="0"/>
+          <w:color w:val="111820"/>
+          <w:sz w:val="13"/>
+        </w:rPr>
+        <w:t>3̅</w:t>
+      </w:r>
+      <w:r>
+        <w:rPr>
+          <w:rFonts w:ascii="Consolas" w:hAnsi="Consolas" w:eastAsia="Consolas"/>
+          <w:b w:val="0"/>
+          <w:color w:val="111820"/>
+          <w:sz w:val="13"/>
+        </w:rPr>
+        <w:t>m, 32 AND 3m EXCLUDED BECAUSE ALL 6 CAP FACES ARE EQUAL.</w:t>
+      </w:r>
+    </w:p>
+    <w:p>
+      <w:pPr>
+        <w:tabs>
+          <w:tab w:pos="1474" w:val="left"/>
+        </w:tabs>
+        <w:spacing w:before="0" w:after="20"/>
+        <w:ind w:left="1474" w:hanging="1474"/>
+      </w:pPr>
+      <w:r>
+        <w:rPr>
+          <w:rFonts w:ascii="Consolas" w:hAnsi="Consolas" w:eastAsia="Consolas"/>
+          <w:b/>
+          <w:color w:val="C0392B"/>
+          <w:sz w:val="13"/>
+        </w:rPr>
+        <w:t>LIMIT</w:t>
+      </w:r>
+      <w:r>
+        <w:rPr>
+          <w:rFonts w:ascii="Consolas" w:hAnsi="Consolas" w:eastAsia="Consolas"/>
+          <w:b w:val="0"/>
+          <w:color w:val="C0392B"/>
+          <w:sz w:val="13"/>
+        </w:rPr>
+        <w:tab/>
+      </w:r>
+      <w:r>
+        <w:rPr>
+          <w:rFonts w:ascii="Consolas" w:hAnsi="Consolas" w:eastAsia="Consolas"/>
+          <w:b w:val="0"/>
+          <w:color w:val="C0392B"/>
+          <w:sz w:val="13"/>
+        </w:rPr>
+        <w:t>EXTERNAL FORM FIXES THE CLASS ONLY UP TO THE HOLOHEDRY OF THE LATTICE, SO THESE ARE THE MOST PROBABLE POINT GROUPS AND NOT A PROOF. PYROELECTRIC, PIEZOELECTRIC AND OPTICAL-ACTIVITY TESTS WERE NOT PERFORMED, SO CENTROSYMMETRY IS INFERRED FROM FORM EQUIVALENCE ALONE. THE SPECIMEN IDENTITIES AND THE MEASURED {100}/{111} INTERFACIAL ANGLE ISSUED IN CLASS ARE STILL TO BE ENTERED.</w:t>
+      </w:r>
+    </w:p>
+    <w:p>
+      <w:pPr>
+        <w:spacing w:before="60" w:after="20"/>
+      </w:pPr>
+      <w:r>
+        <w:rPr>
+          <w:rFonts w:ascii="Consolas" w:hAnsi="Consolas" w:eastAsia="Consolas"/>
+          <w:b/>
+          <w:color w:val="111820"/>
+          <w:sz w:val="16"/>
+        </w:rPr>
+        <w:t>SOLUTION B SEGMENT 1</w:t>
+      </w:r>
+    </w:p>
+    <w:p>
+      <w:pPr>
+        <w:tabs>
+          <w:tab w:pos="1474" w:val="left"/>
+        </w:tabs>
+        <w:spacing w:before="0" w:after="20"/>
+        <w:ind w:left="1474" w:hanging="1474"/>
+      </w:pPr>
+      <w:r>
+        <w:rPr>
+          <w:rFonts w:ascii="Consolas" w:hAnsi="Consolas" w:eastAsia="Consolas"/>
+          <w:b/>
+          <w:color w:val="58D3E8"/>
+          <w:sz w:val="13"/>
+        </w:rPr>
+        <w:t>BASIS</w:t>
+      </w:r>
+      <w:r>
+        <w:rPr>
+          <w:rFonts w:ascii="Consolas" w:hAnsi="Consolas" w:eastAsia="Consolas"/>
+          <w:b w:val="0"/>
+          <w:color w:val="111820"/>
+          <w:sz w:val="13"/>
+        </w:rPr>
+        <w:tab/>
+      </w:r>
+      <w:r>
+        <w:rPr>
+          <w:rFonts w:ascii="Consolas" w:hAnsi="Consolas" w:eastAsia="Consolas"/>
+          <w:b w:val="0"/>
+          <w:color w:val="111820"/>
+          <w:sz w:val="13"/>
+        </w:rPr>
+        <w:t>Ba(+2, SPIN UNASSIGNED) 0,0,0  |  Ti(+4, SPIN UNASSIGNED) 1/2,1/2,z  |  O1(-2, SPIN UNASSIGNED) 1/2,1/2,0  |  O2(-2, SPIN UNASSIGNED) 1/2,0,1/2  |  O3(-2, SPIN UNASSIGNED) 0,1/2,1/2</w:t>
+      </w:r>
+    </w:p>
+    <w:p>
+      <w:pPr>
+        <w:tabs>
+          <w:tab w:pos="1474" w:val="left"/>
+        </w:tabs>
+        <w:spacing w:before="0" w:after="20"/>
+        <w:ind w:left="1474" w:hanging="1474"/>
+      </w:pPr>
+      <w:r>
+        <w:rPr>
+          <w:rFonts w:ascii="Consolas" w:hAnsi="Consolas" w:eastAsia="Consolas"/>
+          <w:b/>
+          <w:color w:val="58D3E8"/>
+          <w:sz w:val="13"/>
+        </w:rPr>
+        <w:t>MODEL</w:t>
+      </w:r>
+      <w:r>
+        <w:rPr>
+          <w:rFonts w:ascii="Consolas" w:hAnsi="Consolas" w:eastAsia="Consolas"/>
+          <w:b w:val="0"/>
+          <w:color w:val="111820"/>
+          <w:sz w:val="13"/>
+        </w:rPr>
+        <w:tab/>
+      </w:r>
+      <w:r>
+        <w:rPr>
+          <w:rFonts w:ascii="Consolas" w:hAnsi="Consolas" w:eastAsia="Consolas"/>
+          <w:b w:val="0"/>
+          <w:color w:val="111820"/>
+          <w:sz w:val="13"/>
+        </w:rPr>
+        <w:t>u = (z - 1/2) x LP3 ;  P = (1/V) SUM q u = 4e u / V  WITH V = 6.5325e7 pm3. NINE STATES WERE BUILT AT STEP 0.005; THE FIVE STATES NAMED IN THE BRIEF ARE THE SUBSET z = 0.480, 0.490, 0.500, 0.510, 0.520.</w:t>
+      </w:r>
+    </w:p>
+    <w:tbl>
+      <w:tblPr>
+        <w:tblStyle w:val="TableGrid"/>
+        <w:tblW w:type="auto" w:w="0"/>
+        <w:jc w:val="left"/>
+        <w:tblLook w:firstColumn="1" w:firstRow="1" w:lastColumn="0" w:lastRow="0" w:noHBand="0" w:noVBand="1" w:val="04A0"/>
+      </w:tblPr>
+      <w:tblGrid>
+        <w:gridCol w:w="1077"/>
+        <w:gridCol w:w="1077"/>
+        <w:gridCol w:w="1077"/>
+        <w:gridCol w:w="1077"/>
+        <w:gridCol w:w="1077"/>
+        <w:gridCol w:w="1077"/>
+        <w:gridCol w:w="1077"/>
+        <w:gridCol w:w="1077"/>
+        <w:gridCol w:w="1077"/>
+        <w:gridCol w:w="1077"/>
+      </w:tblGrid>
+      <w:tr>
+        <w:trPr>
+          <w:trHeight w:val="0"/>
+        </w:trPr>
+        <w:tc>
+          <w:tcPr>
+            <w:tcW w:type="dxa" w:w="1928"/>
+          </w:tcPr>
+          <w:p>
+            <w:pPr>
+              <w:spacing w:before="0" w:after="0"/>
+            </w:pPr>
+            <w:r>
+              <w:rPr>
+                <w:rFonts w:ascii="Consolas" w:hAnsi="Consolas" w:eastAsia="Consolas"/>
+                <w:b w:val="0"/>
+                <w:color w:val="111820"/>
+                <w:sz w:val="13"/>
+              </w:rPr>
+              <w:t>z</w:t>
+            </w:r>
+          </w:p>
+        </w:tc>
+        <w:tc>
+          <w:tcPr>
+            <w:tcW w:type="dxa" w:w="981"/>
+          </w:tcPr>
+          <w:p>
+            <w:pPr>
+              <w:spacing w:before="0" w:after="0"/>
+            </w:pPr>
+            <w:r>
+              <w:rPr>
+                <w:rFonts w:ascii="Consolas" w:hAnsi="Consolas" w:eastAsia="Consolas"/>
+                <w:b w:val="0"/>
+                <w:color w:val="111820"/>
+                <w:sz w:val="13"/>
+              </w:rPr>
+              <w:t>0.480</w:t>
+            </w:r>
+          </w:p>
+        </w:tc>
+        <w:tc>
+          <w:tcPr>
+            <w:tcW w:type="dxa" w:w="981"/>
+          </w:tcPr>
+          <w:p>
+            <w:pPr>
+              <w:spacing w:before="0" w:after="0"/>
+            </w:pPr>
+            <w:r>
+              <w:rPr>
+                <w:rFonts w:ascii="Consolas" w:hAnsi="Consolas" w:eastAsia="Consolas"/>
+                <w:b w:val="0"/>
+                <w:color w:val="111820"/>
+                <w:sz w:val="13"/>
+              </w:rPr>
+              <w:t>0.485</w:t>
+            </w:r>
+          </w:p>
+        </w:tc>
+        <w:tc>
+          <w:tcPr>
+            <w:tcW w:type="dxa" w:w="981"/>
+          </w:tcPr>
+          <w:p>
+            <w:pPr>
+              <w:spacing w:before="0" w:after="0"/>
+            </w:pPr>
+            <w:r>
+              <w:rPr>
+                <w:rFonts w:ascii="Consolas" w:hAnsi="Consolas" w:eastAsia="Consolas"/>
+                <w:b w:val="0"/>
+                <w:color w:val="111820"/>
+                <w:sz w:val="13"/>
+              </w:rPr>
+              <w:t>0.490</w:t>
+            </w:r>
+          </w:p>
+        </w:tc>
+        <w:tc>
+          <w:tcPr>
+            <w:tcW w:type="dxa" w:w="981"/>
+          </w:tcPr>
+          <w:p>
+            <w:pPr>
+              <w:spacing w:before="0" w:after="0"/>
+            </w:pPr>
+            <w:r>
+              <w:rPr>
+                <w:rFonts w:ascii="Consolas" w:hAnsi="Consolas" w:eastAsia="Consolas"/>
+                <w:b w:val="0"/>
+                <w:color w:val="111820"/>
+                <w:sz w:val="13"/>
+              </w:rPr>
+              <w:t>0.495</w:t>
+            </w:r>
+          </w:p>
+        </w:tc>
+        <w:tc>
+          <w:tcPr>
+            <w:tcW w:type="dxa" w:w="981"/>
+          </w:tcPr>
+          <w:p>
+            <w:pPr>
+              <w:spacing w:before="0" w:after="0"/>
+            </w:pPr>
+            <w:r>
+              <w:rPr>
+                <w:rFonts w:ascii="Consolas" w:hAnsi="Consolas" w:eastAsia="Consolas"/>
+                <w:b w:val="0"/>
+                <w:color w:val="111820"/>
+                <w:sz w:val="13"/>
+              </w:rPr>
+              <w:t>0.500</w:t>
+            </w:r>
+          </w:p>
+        </w:tc>
+        <w:tc>
+          <w:tcPr>
+            <w:tcW w:type="dxa" w:w="981"/>
+          </w:tcPr>
+          <w:p>
+            <w:pPr>
+              <w:spacing w:before="0" w:after="0"/>
+            </w:pPr>
+            <w:r>
+              <w:rPr>
+                <w:rFonts w:ascii="Consolas" w:hAnsi="Consolas" w:eastAsia="Consolas"/>
+                <w:b w:val="0"/>
+                <w:color w:val="111820"/>
+                <w:sz w:val="13"/>
+              </w:rPr>
+              <w:t>0.505</w:t>
+            </w:r>
+          </w:p>
+        </w:tc>
+        <w:tc>
+          <w:tcPr>
+            <w:tcW w:type="dxa" w:w="981"/>
+          </w:tcPr>
+          <w:p>
+            <w:pPr>
+              <w:spacing w:before="0" w:after="0"/>
+            </w:pPr>
+            <w:r>
+              <w:rPr>
+                <w:rFonts w:ascii="Consolas" w:hAnsi="Consolas" w:eastAsia="Consolas"/>
+                <w:b w:val="0"/>
+                <w:color w:val="111820"/>
+                <w:sz w:val="13"/>
+              </w:rPr>
+              <w:t>0.510</w:t>
+            </w:r>
+          </w:p>
+        </w:tc>
+        <w:tc>
+          <w:tcPr>
+            <w:tcW w:type="dxa" w:w="981"/>
+          </w:tcPr>
+          <w:p>
+            <w:pPr>
+              <w:spacing w:before="0" w:after="0"/>
+            </w:pPr>
+            <w:r>
+              <w:rPr>
+                <w:rFonts w:ascii="Consolas" w:hAnsi="Consolas" w:eastAsia="Consolas"/>
+                <w:b w:val="0"/>
+                <w:color w:val="111820"/>
+                <w:sz w:val="13"/>
+              </w:rPr>
+              <w:t>0.515</w:t>
+            </w:r>
+          </w:p>
+        </w:tc>
+        <w:tc>
+          <w:tcPr>
+            <w:tcW w:type="dxa" w:w="981"/>
+          </w:tcPr>
+          <w:p>
+            <w:pPr>
+              <w:spacing w:before="0" w:after="0"/>
+            </w:pPr>
+            <w:r>
+              <w:rPr>
+                <w:rFonts w:ascii="Consolas" w:hAnsi="Consolas" w:eastAsia="Consolas"/>
+                <w:b w:val="0"/>
+                <w:color w:val="111820"/>
                 <w:sz w:val="13"/>
               </w:rPr>
               <w:t>0.520</w:t>
             </w:r>
           </w:p>
         </w:tc>
+      </w:tr>
+      <w:tr>
+        <w:trPr>
+          <w:trHeight w:val="0"/>
+        </w:trPr>
         <w:tc>
           <w:tcPr>
-            <w:tcW w:type="dxa" w:w="1814"/>
+            <w:tcW w:type="dxa" w:w="1928"/>
           </w:tcPr>
           <w:p>
             <w:pPr>
-              <w:spacing w:after="0" w:before="0"/>
+              <w:spacing w:before="0" w:after="0"/>
             </w:pPr>
-            <w:r/>
             <w:r>
               <w:rPr>
+                <w:rFonts w:ascii="Consolas" w:hAnsi="Consolas" w:eastAsia="Consolas"/>
+                <w:b w:val="0"/>
+                <w:color w:val="111820"/>
+                <w:sz w:val="13"/>
+              </w:rPr>
+              <w:t>Ti OFFSET u / pm</w:t>
+            </w:r>
+          </w:p>
+        </w:tc>
+        <w:tc>
+          <w:tcPr>
+            <w:tcW w:type="dxa" w:w="981"/>
+          </w:tcPr>
+          <w:p>
+            <w:pPr>
+              <w:spacing w:before="0" w:after="0"/>
+            </w:pPr>
+            <w:r>
+              <w:rPr>
+                <w:rFonts w:ascii="Consolas" w:hAnsi="Consolas" w:eastAsia="Consolas"/>
+                <w:b w:val="0"/>
+                <w:color w:val="111820"/>
+                <w:sz w:val="13"/>
+              </w:rPr>
+              <w:t>-8.21</w:t>
+            </w:r>
+          </w:p>
+        </w:tc>
+        <w:tc>
+          <w:tcPr>
+            <w:tcW w:type="dxa" w:w="981"/>
+          </w:tcPr>
+          <w:p>
+            <w:pPr>
+              <w:spacing w:before="0" w:after="0"/>
+            </w:pPr>
+            <w:r>
+              <w:rPr>
+                <w:rFonts w:ascii="Consolas" w:hAnsi="Consolas" w:eastAsia="Consolas"/>
+                <w:b w:val="0"/>
+                <w:color w:val="111820"/>
+                <w:sz w:val="13"/>
+              </w:rPr>
+              <w:t>-6.15</w:t>
+            </w:r>
+          </w:p>
+        </w:tc>
+        <w:tc>
+          <w:tcPr>
+            <w:tcW w:type="dxa" w:w="981"/>
+          </w:tcPr>
+          <w:p>
+            <w:pPr>
+              <w:spacing w:before="0" w:after="0"/>
+            </w:pPr>
+            <w:r>
+              <w:rPr>
+                <w:rFonts w:ascii="Consolas" w:hAnsi="Consolas" w:eastAsia="Consolas"/>
+                <w:b w:val="0"/>
+                <w:color w:val="111820"/>
+                <w:sz w:val="13"/>
+              </w:rPr>
+              <w:t>-4.10</w:t>
+            </w:r>
+          </w:p>
+        </w:tc>
+        <w:tc>
+          <w:tcPr>
+            <w:tcW w:type="dxa" w:w="981"/>
+          </w:tcPr>
+          <w:p>
+            <w:pPr>
+              <w:spacing w:before="0" w:after="0"/>
+            </w:pPr>
+            <w:r>
+              <w:rPr>
+                <w:rFonts w:ascii="Consolas" w:hAnsi="Consolas" w:eastAsia="Consolas"/>
+                <w:b w:val="0"/>
+                <w:color w:val="111820"/>
+                <w:sz w:val="13"/>
+              </w:rPr>
+              <w:t>-2.05</w:t>
+            </w:r>
+          </w:p>
+        </w:tc>
+        <w:tc>
+          <w:tcPr>
+            <w:tcW w:type="dxa" w:w="981"/>
+          </w:tcPr>
+          <w:p>
+            <w:pPr>
+              <w:spacing w:before="0" w:after="0"/>
+            </w:pPr>
+            <w:r>
+              <w:rPr>
+                <w:rFonts w:ascii="Consolas" w:hAnsi="Consolas" w:eastAsia="Consolas"/>
+                <w:b w:val="0"/>
+                <w:color w:val="111820"/>
+                <w:sz w:val="13"/>
+              </w:rPr>
+              <w:t>0.00</w:t>
+            </w:r>
+          </w:p>
+        </w:tc>
+        <w:tc>
+          <w:tcPr>
+            <w:tcW w:type="dxa" w:w="981"/>
+          </w:tcPr>
+          <w:p>
+            <w:pPr>
+              <w:spacing w:before="0" w:after="0"/>
+            </w:pPr>
+            <w:r>
+              <w:rPr>
+                <w:rFonts w:ascii="Consolas" w:hAnsi="Consolas" w:eastAsia="Consolas"/>
+                <w:b w:val="0"/>
+                <w:color w:val="111820"/>
+                <w:sz w:val="13"/>
+              </w:rPr>
+              <w:t>+2.05</w:t>
+            </w:r>
+          </w:p>
+        </w:tc>
+        <w:tc>
+          <w:tcPr>
+            <w:tcW w:type="dxa" w:w="981"/>
+          </w:tcPr>
+          <w:p>
+            <w:pPr>
+              <w:spacing w:before="0" w:after="0"/>
+            </w:pPr>
+            <w:r>
+              <w:rPr>
+                <w:rFonts w:ascii="Consolas" w:hAnsi="Consolas" w:eastAsia="Consolas"/>
+                <w:b w:val="0"/>
+                <w:color w:val="111820"/>
+                <w:sz w:val="13"/>
+              </w:rPr>
+              <w:t>+4.10</w:t>
+            </w:r>
+          </w:p>
+        </w:tc>
+        <w:tc>
+          <w:tcPr>
+            <w:tcW w:type="dxa" w:w="981"/>
+          </w:tcPr>
+          <w:p>
+            <w:pPr>
+              <w:spacing w:before="0" w:after="0"/>
+            </w:pPr>
+            <w:r>
+              <w:rPr>
+                <w:rFonts w:ascii="Consolas" w:hAnsi="Consolas" w:eastAsia="Consolas"/>
+                <w:b w:val="0"/>
+                <w:color w:val="111820"/>
+                <w:sz w:val="13"/>
+              </w:rPr>
+              <w:t>+6.15</w:t>
+            </w:r>
+          </w:p>
+        </w:tc>
+        <w:tc>
+          <w:tcPr>
+            <w:tcW w:type="dxa" w:w="981"/>
+          </w:tcPr>
+          <w:p>
+            <w:pPr>
+              <w:spacing w:before="0" w:after="0"/>
+            </w:pPr>
+            <w:r>
+              <w:rPr>
+                <w:rFonts w:ascii="Consolas" w:hAnsi="Consolas" w:eastAsia="Consolas"/>
+                <w:b w:val="0"/>
+                <w:color w:val="111820"/>
                 <w:sz w:val="13"/>
               </w:rPr>
               <w:t>+8.21</w:t>
             </w:r>
           </w:p>
         </w:tc>
+      </w:tr>
+      <w:tr>
+        <w:trPr>
+          <w:trHeight w:val="0"/>
+        </w:trPr>
         <w:tc>
           <w:tcPr>
-            <w:tcW w:type="dxa" w:w="1814"/>
+            <w:tcW w:type="dxa" w:w="1928"/>
           </w:tcPr>
           <w:p>
             <w:pPr>
-              <w:spacing w:after="0" w:before="0"/>
+              <w:spacing w:before="0" w:after="0"/>
             </w:pPr>
-            <w:r/>
             <w:r>
               <w:rPr>
+                <w:rFonts w:ascii="Consolas" w:hAnsi="Consolas" w:eastAsia="Consolas"/>
+                <w:b w:val="0"/>
+                <w:color w:val="111820"/>
+                <w:sz w:val="13"/>
+              </w:rPr>
+              <w:t>Ti-O1 UP / pm</w:t>
+            </w:r>
+          </w:p>
+        </w:tc>
+        <w:tc>
+          <w:tcPr>
+            <w:tcW w:type="dxa" w:w="981"/>
+          </w:tcPr>
+          <w:p>
+            <w:pPr>
+              <w:spacing w:before="0" w:after="0"/>
+            </w:pPr>
+            <w:r>
+              <w:rPr>
+                <w:rFonts w:ascii="Consolas" w:hAnsi="Consolas" w:eastAsia="Consolas"/>
+                <w:b w:val="0"/>
+                <w:color w:val="111820"/>
+                <w:sz w:val="13"/>
+              </w:rPr>
+              <w:t>213.3</w:t>
+            </w:r>
+          </w:p>
+        </w:tc>
+        <w:tc>
+          <w:tcPr>
+            <w:tcW w:type="dxa" w:w="981"/>
+          </w:tcPr>
+          <w:p>
+            <w:pPr>
+              <w:spacing w:before="0" w:after="0"/>
+            </w:pPr>
+            <w:r>
+              <w:rPr>
+                <w:rFonts w:ascii="Consolas" w:hAnsi="Consolas" w:eastAsia="Consolas"/>
+                <w:b w:val="0"/>
+                <w:color w:val="111820"/>
+                <w:sz w:val="13"/>
+              </w:rPr>
+              <w:t>211.3</w:t>
+            </w:r>
+          </w:p>
+        </w:tc>
+        <w:tc>
+          <w:tcPr>
+            <w:tcW w:type="dxa" w:w="981"/>
+          </w:tcPr>
+          <w:p>
+            <w:pPr>
+              <w:spacing w:before="0" w:after="0"/>
+            </w:pPr>
+            <w:r>
+              <w:rPr>
+                <w:rFonts w:ascii="Consolas" w:hAnsi="Consolas" w:eastAsia="Consolas"/>
+                <w:b w:val="0"/>
+                <w:color w:val="111820"/>
+                <w:sz w:val="13"/>
+              </w:rPr>
+              <w:t>209.2</w:t>
+            </w:r>
+          </w:p>
+        </w:tc>
+        <w:tc>
+          <w:tcPr>
+            <w:tcW w:type="dxa" w:w="981"/>
+          </w:tcPr>
+          <w:p>
+            <w:pPr>
+              <w:spacing w:before="0" w:after="0"/>
+            </w:pPr>
+            <w:r>
+              <w:rPr>
+                <w:rFonts w:ascii="Consolas" w:hAnsi="Consolas" w:eastAsia="Consolas"/>
+                <w:b w:val="0"/>
+                <w:color w:val="111820"/>
+                <w:sz w:val="13"/>
+              </w:rPr>
+              <w:t>207.2</w:t>
+            </w:r>
+          </w:p>
+        </w:tc>
+        <w:tc>
+          <w:tcPr>
+            <w:tcW w:type="dxa" w:w="981"/>
+          </w:tcPr>
+          <w:p>
+            <w:pPr>
+              <w:spacing w:before="0" w:after="0"/>
+            </w:pPr>
+            <w:r>
+              <w:rPr>
+                <w:rFonts w:ascii="Consolas" w:hAnsi="Consolas" w:eastAsia="Consolas"/>
+                <w:b w:val="0"/>
+                <w:color w:val="111820"/>
+                <w:sz w:val="13"/>
+              </w:rPr>
+              <w:t>205.1</w:t>
+            </w:r>
+          </w:p>
+        </w:tc>
+        <w:tc>
+          <w:tcPr>
+            <w:tcW w:type="dxa" w:w="981"/>
+          </w:tcPr>
+          <w:p>
+            <w:pPr>
+              <w:spacing w:before="0" w:after="0"/>
+            </w:pPr>
+            <w:r>
+              <w:rPr>
+                <w:rFonts w:ascii="Consolas" w:hAnsi="Consolas" w:eastAsia="Consolas"/>
+                <w:b w:val="0"/>
+                <w:color w:val="111820"/>
+                <w:sz w:val="13"/>
+              </w:rPr>
+              <w:t>203.1</w:t>
+            </w:r>
+          </w:p>
+        </w:tc>
+        <w:tc>
+          <w:tcPr>
+            <w:tcW w:type="dxa" w:w="981"/>
+          </w:tcPr>
+          <w:p>
+            <w:pPr>
+              <w:spacing w:before="0" w:after="0"/>
+            </w:pPr>
+            <w:r>
+              <w:rPr>
+                <w:rFonts w:ascii="Consolas" w:hAnsi="Consolas" w:eastAsia="Consolas"/>
+                <w:b w:val="0"/>
+                <w:color w:val="111820"/>
+                <w:sz w:val="13"/>
+              </w:rPr>
+              <w:t>201.0</w:t>
+            </w:r>
+          </w:p>
+        </w:tc>
+        <w:tc>
+          <w:tcPr>
+            <w:tcW w:type="dxa" w:w="981"/>
+          </w:tcPr>
+          <w:p>
+            <w:pPr>
+              <w:spacing w:before="0" w:after="0"/>
+            </w:pPr>
+            <w:r>
+              <w:rPr>
+                <w:rFonts w:ascii="Consolas" w:hAnsi="Consolas" w:eastAsia="Consolas"/>
+                <w:b w:val="0"/>
+                <w:color w:val="111820"/>
+                <w:sz w:val="13"/>
+              </w:rPr>
+              <w:t>199.0</w:t>
+            </w:r>
+          </w:p>
+        </w:tc>
+        <w:tc>
+          <w:tcPr>
+            <w:tcW w:type="dxa" w:w="981"/>
+          </w:tcPr>
+          <w:p>
+            <w:pPr>
+              <w:spacing w:before="0" w:after="0"/>
+            </w:pPr>
+            <w:r>
+              <w:rPr>
+                <w:rFonts w:ascii="Consolas" w:hAnsi="Consolas" w:eastAsia="Consolas"/>
+                <w:b w:val="0"/>
+                <w:color w:val="111820"/>
+                <w:sz w:val="13"/>
+              </w:rPr>
+              <w:t>196.9</w:t>
+            </w:r>
+          </w:p>
+        </w:tc>
+      </w:tr>
+      <w:tr>
+        <w:trPr>
+          <w:trHeight w:val="0"/>
+        </w:trPr>
+        <w:tc>
+          <w:tcPr>
+            <w:tcW w:type="dxa" w:w="1928"/>
+          </w:tcPr>
+          <w:p>
+            <w:pPr>
+              <w:spacing w:before="0" w:after="0"/>
+            </w:pPr>
+            <w:r>
+              <w:rPr>
+                <w:rFonts w:ascii="Consolas" w:hAnsi="Consolas" w:eastAsia="Consolas"/>
+                <w:b w:val="0"/>
+                <w:color w:val="111820"/>
+                <w:sz w:val="13"/>
+              </w:rPr>
+              <w:t>Ti-O1 DOWN / pm</w:t>
+            </w:r>
+          </w:p>
+        </w:tc>
+        <w:tc>
+          <w:tcPr>
+            <w:tcW w:type="dxa" w:w="981"/>
+          </w:tcPr>
+          <w:p>
+            <w:pPr>
+              <w:spacing w:before="0" w:after="0"/>
+            </w:pPr>
+            <w:r>
+              <w:rPr>
+                <w:rFonts w:ascii="Consolas" w:hAnsi="Consolas" w:eastAsia="Consolas"/>
+                <w:b w:val="0"/>
+                <w:color w:val="111820"/>
                 <w:sz w:val="13"/>
               </w:rPr>
               <w:t>196.9</w:t>
@@ -279,102 +1395,17 @@
         </w:tc>
         <w:tc>
           <w:tcPr>
-            <w:tcW w:type="dxa" w:w="1814"/>
+            <w:tcW w:type="dxa" w:w="981"/>
           </w:tcPr>
           <w:p>
             <w:pPr>
-              <w:spacing w:after="0" w:before="0"/>
+              <w:spacing w:before="0" w:after="0"/>
             </w:pPr>
-            <w:r/>
             <w:r>
               <w:rPr>
-                <w:sz w:val="13"/>
-              </w:rPr>
-              <w:t>213.3</w:t>
-            </w:r>
-          </w:p>
-        </w:tc>
-        <w:tc>
-          <w:tcPr>
-            <w:tcW w:type="dxa" w:w="1814"/>
-          </w:tcPr>
-          <w:p>
-            <w:pPr>
-              <w:spacing w:after="0" w:before="0"/>
-            </w:pPr>
-            <w:r/>
-            <w:r>
-              <w:rPr>
-                <w:sz w:val="13"/>
-              </w:rPr>
-              <w:t>+0.0805</w:t>
-            </w:r>
-          </w:p>
-        </w:tc>
-        <w:tc>
-          <w:tcPr>
-            <w:tcW w:type="dxa" w:w="1814"/>
-          </w:tcPr>
-          <w:p>
-            <w:pPr>
-              <w:spacing w:after="0" w:before="0"/>
-            </w:pPr>
-            <w:r/>
-            <w:r>
-              <w:rPr>
-                <w:sz w:val="13"/>
-              </w:rPr>
-              <w:t>+Ps  SATURATION, E &gt;&gt; +Ec</w:t>
-            </w:r>
-          </w:p>
-        </w:tc>
-      </w:tr>
-      <w:tr>
-        <w:tc>
-          <w:tcPr>
-            <w:tcW w:type="dxa" w:w="1814"/>
-          </w:tcPr>
-          <w:p>
-            <w:pPr>
-              <w:spacing w:after="0" w:before="0"/>
-            </w:pPr>
-            <w:r/>
-            <w:r>
-              <w:rPr>
-                <w:sz w:val="13"/>
-              </w:rPr>
-              <w:t>0.515</w:t>
-            </w:r>
-          </w:p>
-        </w:tc>
-        <w:tc>
-          <w:tcPr>
-            <w:tcW w:type="dxa" w:w="1814"/>
-          </w:tcPr>
-          <w:p>
-            <w:pPr>
-              <w:spacing w:after="0" w:before="0"/>
-            </w:pPr>
-            <w:r/>
-            <w:r>
-              <w:rPr>
-                <w:sz w:val="13"/>
-              </w:rPr>
-              <w:t>+6.15</w:t>
-            </w:r>
-          </w:p>
-        </w:tc>
-        <w:tc>
-          <w:tcPr>
-            <w:tcW w:type="dxa" w:w="1814"/>
-          </w:tcPr>
-          <w:p>
-            <w:pPr>
-              <w:spacing w:after="0" w:before="0"/>
-            </w:pPr>
-            <w:r/>
-            <w:r>
-              <w:rPr>
+                <w:rFonts w:ascii="Consolas" w:hAnsi="Consolas" w:eastAsia="Consolas"/>
+                <w:b w:val="0"/>
+                <w:color w:val="111820"/>
                 <w:sz w:val="13"/>
               </w:rPr>
               <w:t>199.0</w:t>
@@ -383,15 +1414,112 @@
         </w:tc>
         <w:tc>
           <w:tcPr>
-            <w:tcW w:type="dxa" w:w="1814"/>
+            <w:tcW w:type="dxa" w:w="981"/>
           </w:tcPr>
           <w:p>
             <w:pPr>
-              <w:spacing w:after="0" w:before="0"/>
+              <w:spacing w:before="0" w:after="0"/>
             </w:pPr>
-            <w:r/>
             <w:r>
               <w:rPr>
+                <w:rFonts w:ascii="Consolas" w:hAnsi="Consolas" w:eastAsia="Consolas"/>
+                <w:b w:val="0"/>
+                <w:color w:val="111820"/>
+                <w:sz w:val="13"/>
+              </w:rPr>
+              <w:t>201.0</w:t>
+            </w:r>
+          </w:p>
+        </w:tc>
+        <w:tc>
+          <w:tcPr>
+            <w:tcW w:type="dxa" w:w="981"/>
+          </w:tcPr>
+          <w:p>
+            <w:pPr>
+              <w:spacing w:before="0" w:after="0"/>
+            </w:pPr>
+            <w:r>
+              <w:rPr>
+                <w:rFonts w:ascii="Consolas" w:hAnsi="Consolas" w:eastAsia="Consolas"/>
+                <w:b w:val="0"/>
+                <w:color w:val="111820"/>
+                <w:sz w:val="13"/>
+              </w:rPr>
+              <w:t>203.1</w:t>
+            </w:r>
+          </w:p>
+        </w:tc>
+        <w:tc>
+          <w:tcPr>
+            <w:tcW w:type="dxa" w:w="981"/>
+          </w:tcPr>
+          <w:p>
+            <w:pPr>
+              <w:spacing w:before="0" w:after="0"/>
+            </w:pPr>
+            <w:r>
+              <w:rPr>
+                <w:rFonts w:ascii="Consolas" w:hAnsi="Consolas" w:eastAsia="Consolas"/>
+                <w:b w:val="0"/>
+                <w:color w:val="111820"/>
+                <w:sz w:val="13"/>
+              </w:rPr>
+              <w:t>205.1</w:t>
+            </w:r>
+          </w:p>
+        </w:tc>
+        <w:tc>
+          <w:tcPr>
+            <w:tcW w:type="dxa" w:w="981"/>
+          </w:tcPr>
+          <w:p>
+            <w:pPr>
+              <w:spacing w:before="0" w:after="0"/>
+            </w:pPr>
+            <w:r>
+              <w:rPr>
+                <w:rFonts w:ascii="Consolas" w:hAnsi="Consolas" w:eastAsia="Consolas"/>
+                <w:b w:val="0"/>
+                <w:color w:val="111820"/>
+                <w:sz w:val="13"/>
+              </w:rPr>
+              <w:t>207.2</w:t>
+            </w:r>
+          </w:p>
+        </w:tc>
+        <w:tc>
+          <w:tcPr>
+            <w:tcW w:type="dxa" w:w="981"/>
+          </w:tcPr>
+          <w:p>
+            <w:pPr>
+              <w:spacing w:before="0" w:after="0"/>
+            </w:pPr>
+            <w:r>
+              <w:rPr>
+                <w:rFonts w:ascii="Consolas" w:hAnsi="Consolas" w:eastAsia="Consolas"/>
+                <w:b w:val="0"/>
+                <w:color w:val="111820"/>
+                <w:sz w:val="13"/>
+              </w:rPr>
+              <w:t>209.2</w:t>
+            </w:r>
+          </w:p>
+        </w:tc>
+        <w:tc>
+          <w:tcPr>
+            <w:tcW w:type="dxa" w:w="981"/>
+          </w:tcPr>
+          <w:p>
+            <w:pPr>
+              <w:spacing w:before="0" w:after="0"/>
+            </w:pPr>
+            <w:r>
+              <w:rPr>
+                <w:rFonts w:ascii="Consolas" w:hAnsi="Consolas" w:eastAsia="Consolas"/>
+                <w:b w:val="0"/>
+                <w:color w:val="111820"/>
                 <w:sz w:val="13"/>
               </w:rPr>
               <w:t>211.3</w:t>
@@ -400,15 +1528,193 @@
         </w:tc>
         <w:tc>
           <w:tcPr>
-            <w:tcW w:type="dxa" w:w="1814"/>
+            <w:tcW w:type="dxa" w:w="981"/>
           </w:tcPr>
           <w:p>
             <w:pPr>
-              <w:spacing w:after="0" w:before="0"/>
+              <w:spacing w:before="0" w:after="0"/>
             </w:pPr>
-            <w:r/>
             <w:r>
               <w:rPr>
+                <w:rFonts w:ascii="Consolas" w:hAnsi="Consolas" w:eastAsia="Consolas"/>
+                <w:b w:val="0"/>
+                <w:color w:val="111820"/>
+                <w:sz w:val="13"/>
+              </w:rPr>
+              <w:t>213.3</w:t>
+            </w:r>
+          </w:p>
+        </w:tc>
+      </w:tr>
+      <w:tr>
+        <w:trPr>
+          <w:trHeight w:val="0"/>
+        </w:trPr>
+        <w:tc>
+          <w:tcPr>
+            <w:tcW w:type="dxa" w:w="1928"/>
+          </w:tcPr>
+          <w:p>
+            <w:pPr>
+              <w:spacing w:before="0" w:after="0"/>
+            </w:pPr>
+            <w:r>
+              <w:rPr>
+                <w:rFonts w:ascii="Consolas" w:hAnsi="Consolas" w:eastAsia="Consolas"/>
+                <w:b w:val="0"/>
+                <w:color w:val="111820"/>
+                <w:sz w:val="13"/>
+              </w:rPr>
+              <w:t>P / (C m-2)</w:t>
+            </w:r>
+          </w:p>
+        </w:tc>
+        <w:tc>
+          <w:tcPr>
+            <w:tcW w:type="dxa" w:w="981"/>
+          </w:tcPr>
+          <w:p>
+            <w:pPr>
+              <w:spacing w:before="0" w:after="0"/>
+            </w:pPr>
+            <w:r>
+              <w:rPr>
+                <w:rFonts w:ascii="Consolas" w:hAnsi="Consolas" w:eastAsia="Consolas"/>
+                <w:b w:val="0"/>
+                <w:color w:val="111820"/>
+                <w:sz w:val="13"/>
+              </w:rPr>
+              <w:t>-0.0805</w:t>
+            </w:r>
+          </w:p>
+        </w:tc>
+        <w:tc>
+          <w:tcPr>
+            <w:tcW w:type="dxa" w:w="981"/>
+          </w:tcPr>
+          <w:p>
+            <w:pPr>
+              <w:spacing w:before="0" w:after="0"/>
+            </w:pPr>
+            <w:r>
+              <w:rPr>
+                <w:rFonts w:ascii="Consolas" w:hAnsi="Consolas" w:eastAsia="Consolas"/>
+                <w:b w:val="0"/>
+                <w:color w:val="111820"/>
+                <w:sz w:val="13"/>
+              </w:rPr>
+              <w:t>-0.0604</w:t>
+            </w:r>
+          </w:p>
+        </w:tc>
+        <w:tc>
+          <w:tcPr>
+            <w:tcW w:type="dxa" w:w="981"/>
+          </w:tcPr>
+          <w:p>
+            <w:pPr>
+              <w:spacing w:before="0" w:after="0"/>
+            </w:pPr>
+            <w:r>
+              <w:rPr>
+                <w:rFonts w:ascii="Consolas" w:hAnsi="Consolas" w:eastAsia="Consolas"/>
+                <w:b w:val="0"/>
+                <w:color w:val="111820"/>
+                <w:sz w:val="13"/>
+              </w:rPr>
+              <w:t>-0.0402</w:t>
+            </w:r>
+          </w:p>
+        </w:tc>
+        <w:tc>
+          <w:tcPr>
+            <w:tcW w:type="dxa" w:w="981"/>
+          </w:tcPr>
+          <w:p>
+            <w:pPr>
+              <w:spacing w:before="0" w:after="0"/>
+            </w:pPr>
+            <w:r>
+              <w:rPr>
+                <w:rFonts w:ascii="Consolas" w:hAnsi="Consolas" w:eastAsia="Consolas"/>
+                <w:b w:val="0"/>
+                <w:color w:val="111820"/>
+                <w:sz w:val="13"/>
+              </w:rPr>
+              <w:t>-0.0201</w:t>
+            </w:r>
+          </w:p>
+        </w:tc>
+        <w:tc>
+          <w:tcPr>
+            <w:tcW w:type="dxa" w:w="981"/>
+          </w:tcPr>
+          <w:p>
+            <w:pPr>
+              <w:spacing w:before="0" w:after="0"/>
+            </w:pPr>
+            <w:r>
+              <w:rPr>
+                <w:rFonts w:ascii="Consolas" w:hAnsi="Consolas" w:eastAsia="Consolas"/>
+                <w:b w:val="0"/>
+                <w:color w:val="111820"/>
+                <w:sz w:val="13"/>
+              </w:rPr>
+              <w:t>0.0000</w:t>
+            </w:r>
+          </w:p>
+        </w:tc>
+        <w:tc>
+          <w:tcPr>
+            <w:tcW w:type="dxa" w:w="981"/>
+          </w:tcPr>
+          <w:p>
+            <w:pPr>
+              <w:spacing w:before="0" w:after="0"/>
+            </w:pPr>
+            <w:r>
+              <w:rPr>
+                <w:rFonts w:ascii="Consolas" w:hAnsi="Consolas" w:eastAsia="Consolas"/>
+                <w:b w:val="0"/>
+                <w:color w:val="111820"/>
+                <w:sz w:val="13"/>
+              </w:rPr>
+              <w:t>+0.0201</w:t>
+            </w:r>
+          </w:p>
+        </w:tc>
+        <w:tc>
+          <w:tcPr>
+            <w:tcW w:type="dxa" w:w="981"/>
+          </w:tcPr>
+          <w:p>
+            <w:pPr>
+              <w:spacing w:before="0" w:after="0"/>
+            </w:pPr>
+            <w:r>
+              <w:rPr>
+                <w:rFonts w:ascii="Consolas" w:hAnsi="Consolas" w:eastAsia="Consolas"/>
+                <w:b w:val="0"/>
+                <w:color w:val="111820"/>
+                <w:sz w:val="13"/>
+              </w:rPr>
+              <w:t>+0.0402</w:t>
+            </w:r>
+          </w:p>
+        </w:tc>
+        <w:tc>
+          <w:tcPr>
+            <w:tcW w:type="dxa" w:w="981"/>
+          </w:tcPr>
+          <w:p>
+            <w:pPr>
+              <w:spacing w:before="0" w:after="0"/>
+            </w:pPr>
+            <w:r>
+              <w:rPr>
+                <w:rFonts w:ascii="Consolas" w:hAnsi="Consolas" w:eastAsia="Consolas"/>
+                <w:b w:val="0"/>
+                <w:color w:val="111820"/>
                 <w:sz w:val="13"/>
               </w:rPr>
               <w:t>+0.0604</w:t>
@@ -417,746 +1723,179 @@
         </w:tc>
         <w:tc>
           <w:tcPr>
-            <w:tcW w:type="dxa" w:w="1814"/>
+            <w:tcW w:type="dxa" w:w="981"/>
           </w:tcPr>
           <w:p>
             <w:pPr>
-              <w:spacing w:after="0" w:before="0"/>
+              <w:spacing w:before="0" w:after="0"/>
             </w:pPr>
-            <w:r/>
             <w:r>
               <w:rPr>
+                <w:rFonts w:ascii="Consolas" w:hAnsi="Consolas" w:eastAsia="Consolas"/>
+                <w:b w:val="0"/>
+                <w:color w:val="111820"/>
                 <w:sz w:val="13"/>
               </w:rPr>
-              <w:t>UPPER BRANCH, E &gt; 0</w:t>
+              <w:t>+0.0805</w:t>
             </w:r>
           </w:p>
         </w:tc>
       </w:tr>
       <w:tr>
+        <w:trPr>
+          <w:trHeight w:val="0"/>
+        </w:trPr>
         <w:tc>
           <w:tcPr>
-            <w:tcW w:type="dxa" w:w="1814"/>
+            <w:tcW w:type="dxa" w:w="1928"/>
           </w:tcPr>
           <w:p>
             <w:pPr>
-              <w:spacing w:after="0" w:before="0"/>
+              <w:spacing w:before="0" w:after="0"/>
             </w:pPr>
-            <w:r/>
             <w:r>
               <w:rPr>
+                <w:rFonts w:ascii="Consolas" w:hAnsi="Consolas" w:eastAsia="Consolas"/>
+                <w:b w:val="0"/>
+                <w:color w:val="111820"/>
                 <w:sz w:val="13"/>
               </w:rPr>
-              <w:t>0.510</w:t>
+              <w:t>STATE</w:t>
             </w:r>
           </w:p>
         </w:tc>
         <w:tc>
           <w:tcPr>
-            <w:tcW w:type="dxa" w:w="1814"/>
+            <w:tcW w:type="dxa" w:w="981"/>
           </w:tcPr>
           <w:p>
             <w:pPr>
-              <w:spacing w:after="0" w:before="0"/>
+              <w:spacing w:before="0" w:after="0"/>
             </w:pPr>
-            <w:r/>
             <w:r>
               <w:rPr>
+                <w:rFonts w:ascii="Consolas" w:hAnsi="Consolas" w:eastAsia="Consolas"/>
+                <w:b w:val="0"/>
+                <w:color w:val="111820"/>
                 <w:sz w:val="13"/>
               </w:rPr>
-              <w:t>+4.10</w:t>
+              <w:t>-Ps</w:t>
             </w:r>
           </w:p>
         </w:tc>
         <w:tc>
           <w:tcPr>
-            <w:tcW w:type="dxa" w:w="1814"/>
+            <w:tcW w:type="dxa" w:w="981"/>
           </w:tcPr>
           <w:p>
             <w:pPr>
-              <w:spacing w:after="0" w:before="0"/>
+              <w:spacing w:before="0" w:after="0"/>
             </w:pPr>
-            <w:r/>
+          </w:p>
+        </w:tc>
+        <w:tc>
+          <w:tcPr>
+            <w:tcW w:type="dxa" w:w="981"/>
+          </w:tcPr>
+          <w:p>
+            <w:pPr>
+              <w:spacing w:before="0" w:after="0"/>
+            </w:pPr>
             <w:r>
               <w:rPr>
+                <w:rFonts w:ascii="Consolas" w:hAnsi="Consolas" w:eastAsia="Consolas"/>
+                <w:b w:val="0"/>
+                <w:color w:val="111820"/>
                 <w:sz w:val="13"/>
               </w:rPr>
-              <w:t>201.0</w:t>
+              <w:t>-Pr</w:t>
             </w:r>
           </w:p>
         </w:tc>
         <w:tc>
           <w:tcPr>
-            <w:tcW w:type="dxa" w:w="1814"/>
+            <w:tcW w:type="dxa" w:w="981"/>
           </w:tcPr>
           <w:p>
             <w:pPr>
-              <w:spacing w:after="0" w:before="0"/>
+              <w:spacing w:before="0" w:after="0"/>
             </w:pPr>
-            <w:r/>
+          </w:p>
+        </w:tc>
+        <w:tc>
+          <w:tcPr>
+            <w:tcW w:type="dxa" w:w="981"/>
+          </w:tcPr>
+          <w:p>
+            <w:pPr>
+              <w:spacing w:before="0" w:after="0"/>
+            </w:pPr>
             <w:r>
               <w:rPr>
+                <w:rFonts w:ascii="Consolas" w:hAnsi="Consolas" w:eastAsia="Consolas"/>
+                <w:b w:val="0"/>
+                <w:color w:val="111820"/>
                 <w:sz w:val="13"/>
               </w:rPr>
-              <w:t>209.2</w:t>
+              <w:t>Ec, P = 0</w:t>
             </w:r>
           </w:p>
         </w:tc>
         <w:tc>
           <w:tcPr>
-            <w:tcW w:type="dxa" w:w="1814"/>
+            <w:tcW w:type="dxa" w:w="981"/>
           </w:tcPr>
           <w:p>
             <w:pPr>
-              <w:spacing w:after="0" w:before="0"/>
+              <w:spacing w:before="0" w:after="0"/>
             </w:pPr>
-            <w:r/>
+          </w:p>
+        </w:tc>
+        <w:tc>
+          <w:tcPr>
+            <w:tcW w:type="dxa" w:w="981"/>
+          </w:tcPr>
+          <w:p>
+            <w:pPr>
+              <w:spacing w:before="0" w:after="0"/>
+            </w:pPr>
             <w:r>
               <w:rPr>
+                <w:rFonts w:ascii="Consolas" w:hAnsi="Consolas" w:eastAsia="Consolas"/>
+                <w:b w:val="0"/>
+                <w:color w:val="111820"/>
                 <w:sz w:val="13"/>
               </w:rPr>
-              <w:t>+0.0402</w:t>
+              <w:t>+Pr</w:t>
             </w:r>
           </w:p>
         </w:tc>
         <w:tc>
           <w:tcPr>
-            <w:tcW w:type="dxa" w:w="1814"/>
+            <w:tcW w:type="dxa" w:w="981"/>
           </w:tcPr>
           <w:p>
             <w:pPr>
-              <w:spacing w:after="0" w:before="0"/>
+              <w:spacing w:before="0" w:after="0"/>
             </w:pPr>
-            <w:r/>
-            <w:r>
-              <w:rPr>
-                <w:sz w:val="13"/>
-              </w:rPr>
-              <w:t>+Pr  REMANENT, E = 0</w:t>
-            </w:r>
-          </w:p>
-        </w:tc>
-      </w:tr>
-      <w:tr>
-        <w:tc>
-          <w:tcPr>
-            <w:tcW w:type="dxa" w:w="1814"/>
-          </w:tcPr>
-          <w:p>
-            <w:pPr>
-              <w:spacing w:after="0" w:before="0"/>
-            </w:pPr>
-            <w:r/>
-            <w:r>
-              <w:rPr>
-                <w:sz w:val="13"/>
-              </w:rPr>
-              <w:t>0.505</w:t>
-            </w:r>
           </w:p>
         </w:tc>
         <w:tc>
           <w:tcPr>
-            <w:tcW w:type="dxa" w:w="1814"/>
+            <w:tcW w:type="dxa" w:w="981"/>
           </w:tcPr>
           <w:p>
             <w:pPr>
-              <w:spacing w:after="0" w:before="0"/>
+              <w:spacing w:before="0" w:after="0"/>
             </w:pPr>
-            <w:r/>
             <w:r>
               <w:rPr>
+                <w:rFonts w:ascii="Consolas" w:hAnsi="Consolas" w:eastAsia="Consolas"/>
+                <w:b w:val="0"/>
+                <w:color w:val="111820"/>
                 <w:sz w:val="13"/>
               </w:rPr>
-              <w:t>+2.05</w:t>
-            </w:r>
-          </w:p>
-        </w:tc>
-        <w:tc>
-          <w:tcPr>
-            <w:tcW w:type="dxa" w:w="1814"/>
-          </w:tcPr>
-          <w:p>
-            <w:pPr>
-              <w:spacing w:after="0" w:before="0"/>
-            </w:pPr>
-            <w:r/>
-            <w:r>
-              <w:rPr>
-                <w:sz w:val="13"/>
-              </w:rPr>
-              <w:t>203.1</w:t>
-            </w:r>
-          </w:p>
-        </w:tc>
-        <w:tc>
-          <w:tcPr>
-            <w:tcW w:type="dxa" w:w="1814"/>
-          </w:tcPr>
-          <w:p>
-            <w:pPr>
-              <w:spacing w:after="0" w:before="0"/>
-            </w:pPr>
-            <w:r/>
-            <w:r>
-              <w:rPr>
-                <w:sz w:val="13"/>
-              </w:rPr>
-              <w:t>207.2</w:t>
-            </w:r>
-          </w:p>
-        </w:tc>
-        <w:tc>
-          <w:tcPr>
-            <w:tcW w:type="dxa" w:w="1814"/>
-          </w:tcPr>
-          <w:p>
-            <w:pPr>
-              <w:spacing w:after="0" w:before="0"/>
-            </w:pPr>
-            <w:r/>
-            <w:r>
-              <w:rPr>
-                <w:sz w:val="13"/>
-              </w:rPr>
-              <w:t>+0.0201</w:t>
-            </w:r>
-          </w:p>
-        </w:tc>
-        <w:tc>
-          <w:tcPr>
-            <w:tcW w:type="dxa" w:w="1814"/>
-          </w:tcPr>
-          <w:p>
-            <w:pPr>
-              <w:spacing w:after="0" w:before="0"/>
-            </w:pPr>
-            <w:r/>
-            <w:r>
-              <w:rPr>
-                <w:sz w:val="13"/>
-              </w:rPr>
-              <w:t>UPPER BRANCH, E &lt; 0</w:t>
-            </w:r>
-          </w:p>
-        </w:tc>
-      </w:tr>
-      <w:tr>
-        <w:tc>
-          <w:tcPr>
-            <w:tcW w:type="dxa" w:w="1814"/>
-          </w:tcPr>
-          <w:p>
-            <w:pPr>
-              <w:spacing w:after="0" w:before="0"/>
-            </w:pPr>
-            <w:r/>
-            <w:r>
-              <w:rPr>
-                <w:sz w:val="13"/>
-              </w:rPr>
-              <w:t>0.500</w:t>
-            </w:r>
-          </w:p>
-        </w:tc>
-        <w:tc>
-          <w:tcPr>
-            <w:tcW w:type="dxa" w:w="1814"/>
-          </w:tcPr>
-          <w:p>
-            <w:pPr>
-              <w:spacing w:after="0" w:before="0"/>
-            </w:pPr>
-            <w:r/>
-            <w:r>
-              <w:rPr>
-                <w:sz w:val="13"/>
-              </w:rPr>
-              <w:t>+0.00</w:t>
-            </w:r>
-          </w:p>
-        </w:tc>
-        <w:tc>
-          <w:tcPr>
-            <w:tcW w:type="dxa" w:w="1814"/>
-          </w:tcPr>
-          <w:p>
-            <w:pPr>
-              <w:spacing w:after="0" w:before="0"/>
-            </w:pPr>
-            <w:r/>
-            <w:r>
-              <w:rPr>
-                <w:sz w:val="13"/>
-              </w:rPr>
-              <w:t>205.1</w:t>
-            </w:r>
-          </w:p>
-        </w:tc>
-        <w:tc>
-          <w:tcPr>
-            <w:tcW w:type="dxa" w:w="1814"/>
-          </w:tcPr>
-          <w:p>
-            <w:pPr>
-              <w:spacing w:after="0" w:before="0"/>
-            </w:pPr>
-            <w:r/>
-            <w:r>
-              <w:rPr>
-                <w:sz w:val="13"/>
-              </w:rPr>
-              <w:t>205.1</w:t>
-            </w:r>
-          </w:p>
-        </w:tc>
-        <w:tc>
-          <w:tcPr>
-            <w:tcW w:type="dxa" w:w="1814"/>
-          </w:tcPr>
-          <w:p>
-            <w:pPr>
-              <w:spacing w:after="0" w:before="0"/>
-            </w:pPr>
-            <w:r/>
-            <w:r>
-              <w:rPr>
-                <w:sz w:val="13"/>
-              </w:rPr>
-              <w:t>+0.0000</w:t>
-            </w:r>
-          </w:p>
-        </w:tc>
-        <w:tc>
-          <w:tcPr>
-            <w:tcW w:type="dxa" w:w="1814"/>
-          </w:tcPr>
-          <w:p>
-            <w:pPr>
-              <w:spacing w:after="0" w:before="0"/>
-            </w:pPr>
-            <w:r/>
-            <w:r>
-              <w:rPr>
-                <w:sz w:val="13"/>
-              </w:rPr>
-              <w:t>P = 0 AT E = -Ec (DESCENDING) / +Ec (ASCENDING)</w:t>
-            </w:r>
-          </w:p>
-        </w:tc>
-      </w:tr>
-      <w:tr>
-        <w:tc>
-          <w:tcPr>
-            <w:tcW w:type="dxa" w:w="1814"/>
-          </w:tcPr>
-          <w:p>
-            <w:pPr>
-              <w:spacing w:after="0" w:before="0"/>
-            </w:pPr>
-            <w:r/>
-            <w:r>
-              <w:rPr>
-                <w:sz w:val="13"/>
-              </w:rPr>
-              <w:t>0.495</w:t>
-            </w:r>
-          </w:p>
-        </w:tc>
-        <w:tc>
-          <w:tcPr>
-            <w:tcW w:type="dxa" w:w="1814"/>
-          </w:tcPr>
-          <w:p>
-            <w:pPr>
-              <w:spacing w:after="0" w:before="0"/>
-            </w:pPr>
-            <w:r/>
-            <w:r>
-              <w:rPr>
-                <w:sz w:val="13"/>
-              </w:rPr>
-              <w:t>-2.05</w:t>
-            </w:r>
-          </w:p>
-        </w:tc>
-        <w:tc>
-          <w:tcPr>
-            <w:tcW w:type="dxa" w:w="1814"/>
-          </w:tcPr>
-          <w:p>
-            <w:pPr>
-              <w:spacing w:after="0" w:before="0"/>
-            </w:pPr>
-            <w:r/>
-            <w:r>
-              <w:rPr>
-                <w:sz w:val="13"/>
-              </w:rPr>
-              <w:t>207.2</w:t>
-            </w:r>
-          </w:p>
-        </w:tc>
-        <w:tc>
-          <w:tcPr>
-            <w:tcW w:type="dxa" w:w="1814"/>
-          </w:tcPr>
-          <w:p>
-            <w:pPr>
-              <w:spacing w:after="0" w:before="0"/>
-            </w:pPr>
-            <w:r/>
-            <w:r>
-              <w:rPr>
-                <w:sz w:val="13"/>
-              </w:rPr>
-              <w:t>203.1</w:t>
-            </w:r>
-          </w:p>
-        </w:tc>
-        <w:tc>
-          <w:tcPr>
-            <w:tcW w:type="dxa" w:w="1814"/>
-          </w:tcPr>
-          <w:p>
-            <w:pPr>
-              <w:spacing w:after="0" w:before="0"/>
-            </w:pPr>
-            <w:r/>
-            <w:r>
-              <w:rPr>
-                <w:sz w:val="13"/>
-              </w:rPr>
-              <w:t>-0.0201</w:t>
-            </w:r>
-          </w:p>
-        </w:tc>
-        <w:tc>
-          <w:tcPr>
-            <w:tcW w:type="dxa" w:w="1814"/>
-          </w:tcPr>
-          <w:p>
-            <w:pPr>
-              <w:spacing w:after="0" w:before="0"/>
-            </w:pPr>
-            <w:r/>
-            <w:r>
-              <w:rPr>
-                <w:sz w:val="13"/>
-              </w:rPr>
-              <w:t>LOWER BRANCH, E &gt; 0</w:t>
-            </w:r>
-          </w:p>
-        </w:tc>
-      </w:tr>
-      <w:tr>
-        <w:tc>
-          <w:tcPr>
-            <w:tcW w:type="dxa" w:w="1814"/>
-          </w:tcPr>
-          <w:p>
-            <w:pPr>
-              <w:spacing w:after="0" w:before="0"/>
-            </w:pPr>
-            <w:r/>
-            <w:r>
-              <w:rPr>
-                <w:sz w:val="13"/>
-              </w:rPr>
-              <w:t>0.490</w:t>
-            </w:r>
-          </w:p>
-        </w:tc>
-        <w:tc>
-          <w:tcPr>
-            <w:tcW w:type="dxa" w:w="1814"/>
-          </w:tcPr>
-          <w:p>
-            <w:pPr>
-              <w:spacing w:after="0" w:before="0"/>
-            </w:pPr>
-            <w:r/>
-            <w:r>
-              <w:rPr>
-                <w:sz w:val="13"/>
-              </w:rPr>
-              <w:t>-4.10</w:t>
-            </w:r>
-          </w:p>
-        </w:tc>
-        <w:tc>
-          <w:tcPr>
-            <w:tcW w:type="dxa" w:w="1814"/>
-          </w:tcPr>
-          <w:p>
-            <w:pPr>
-              <w:spacing w:after="0" w:before="0"/>
-            </w:pPr>
-            <w:r/>
-            <w:r>
-              <w:rPr>
-                <w:sz w:val="13"/>
-              </w:rPr>
-              <w:t>209.2</w:t>
-            </w:r>
-          </w:p>
-        </w:tc>
-        <w:tc>
-          <w:tcPr>
-            <w:tcW w:type="dxa" w:w="1814"/>
-          </w:tcPr>
-          <w:p>
-            <w:pPr>
-              <w:spacing w:after="0" w:before="0"/>
-            </w:pPr>
-            <w:r/>
-            <w:r>
-              <w:rPr>
-                <w:sz w:val="13"/>
-              </w:rPr>
-              <w:t>201.0</w:t>
-            </w:r>
-          </w:p>
-        </w:tc>
-        <w:tc>
-          <w:tcPr>
-            <w:tcW w:type="dxa" w:w="1814"/>
-          </w:tcPr>
-          <w:p>
-            <w:pPr>
-              <w:spacing w:after="0" w:before="0"/>
-            </w:pPr>
-            <w:r/>
-            <w:r>
-              <w:rPr>
-                <w:sz w:val="13"/>
-              </w:rPr>
-              <w:t>-0.0402</w:t>
-            </w:r>
-          </w:p>
-        </w:tc>
-        <w:tc>
-          <w:tcPr>
-            <w:tcW w:type="dxa" w:w="1814"/>
-          </w:tcPr>
-          <w:p>
-            <w:pPr>
-              <w:spacing w:after="0" w:before="0"/>
-            </w:pPr>
-            <w:r/>
-            <w:r>
-              <w:rPr>
-                <w:sz w:val="13"/>
-              </w:rPr>
-              <w:t>-Pr  REMANENT, E = 0</w:t>
-            </w:r>
-          </w:p>
-        </w:tc>
-      </w:tr>
-      <w:tr>
-        <w:tc>
-          <w:tcPr>
-            <w:tcW w:type="dxa" w:w="1814"/>
-          </w:tcPr>
-          <w:p>
-            <w:pPr>
-              <w:spacing w:after="0" w:before="0"/>
-            </w:pPr>
-            <w:r/>
-            <w:r>
-              <w:rPr>
-                <w:sz w:val="13"/>
-              </w:rPr>
-              <w:t>0.485</w:t>
-            </w:r>
-          </w:p>
-        </w:tc>
-        <w:tc>
-          <w:tcPr>
-            <w:tcW w:type="dxa" w:w="1814"/>
-          </w:tcPr>
-          <w:p>
-            <w:pPr>
-              <w:spacing w:after="0" w:before="0"/>
-            </w:pPr>
-            <w:r/>
-            <w:r>
-              <w:rPr>
-                <w:sz w:val="13"/>
-              </w:rPr>
-              <w:t>-6.15</w:t>
-            </w:r>
-          </w:p>
-        </w:tc>
-        <w:tc>
-          <w:tcPr>
-            <w:tcW w:type="dxa" w:w="1814"/>
-          </w:tcPr>
-          <w:p>
-            <w:pPr>
-              <w:spacing w:after="0" w:before="0"/>
-            </w:pPr>
-            <w:r/>
-            <w:r>
-              <w:rPr>
-                <w:sz w:val="13"/>
-              </w:rPr>
-              <w:t>211.3</w:t>
-            </w:r>
-          </w:p>
-        </w:tc>
-        <w:tc>
-          <w:tcPr>
-            <w:tcW w:type="dxa" w:w="1814"/>
-          </w:tcPr>
-          <w:p>
-            <w:pPr>
-              <w:spacing w:after="0" w:before="0"/>
-            </w:pPr>
-            <w:r/>
-            <w:r>
-              <w:rPr>
-                <w:sz w:val="13"/>
-              </w:rPr>
-              <w:t>199.0</w:t>
-            </w:r>
-          </w:p>
-        </w:tc>
-        <w:tc>
-          <w:tcPr>
-            <w:tcW w:type="dxa" w:w="1814"/>
-          </w:tcPr>
-          <w:p>
-            <w:pPr>
-              <w:spacing w:after="0" w:before="0"/>
-            </w:pPr>
-            <w:r/>
-            <w:r>
-              <w:rPr>
-                <w:sz w:val="13"/>
-              </w:rPr>
-              <w:t>-0.0604</w:t>
-            </w:r>
-          </w:p>
-        </w:tc>
-        <w:tc>
-          <w:tcPr>
-            <w:tcW w:type="dxa" w:w="1814"/>
-          </w:tcPr>
-          <w:p>
-            <w:pPr>
-              <w:spacing w:after="0" w:before="0"/>
-            </w:pPr>
-            <w:r/>
-            <w:r>
-              <w:rPr>
-                <w:sz w:val="13"/>
-              </w:rPr>
-              <w:t>LOWER BRANCH, E &lt; 0</w:t>
-            </w:r>
-          </w:p>
-        </w:tc>
-      </w:tr>
-      <w:tr>
-        <w:tc>
-          <w:tcPr>
-            <w:tcW w:type="dxa" w:w="1814"/>
-          </w:tcPr>
-          <w:p>
-            <w:pPr>
-              <w:spacing w:after="0" w:before="0"/>
-            </w:pPr>
-            <w:r/>
-            <w:r>
-              <w:rPr>
-                <w:sz w:val="13"/>
-              </w:rPr>
-              <w:t>0.480</w:t>
-            </w:r>
-          </w:p>
-        </w:tc>
-        <w:tc>
-          <w:tcPr>
-            <w:tcW w:type="dxa" w:w="1814"/>
-          </w:tcPr>
-          <w:p>
-            <w:pPr>
-              <w:spacing w:after="0" w:before="0"/>
-            </w:pPr>
-            <w:r/>
-            <w:r>
-              <w:rPr>
-                <w:sz w:val="13"/>
-              </w:rPr>
-              <w:t>-8.21</w:t>
-            </w:r>
-          </w:p>
-        </w:tc>
-        <w:tc>
-          <w:tcPr>
-            <w:tcW w:type="dxa" w:w="1814"/>
-          </w:tcPr>
-          <w:p>
-            <w:pPr>
-              <w:spacing w:after="0" w:before="0"/>
-            </w:pPr>
-            <w:r/>
-            <w:r>
-              <w:rPr>
-                <w:sz w:val="13"/>
-              </w:rPr>
-              <w:t>213.3</w:t>
-            </w:r>
-          </w:p>
-        </w:tc>
-        <w:tc>
-          <w:tcPr>
-            <w:tcW w:type="dxa" w:w="1814"/>
-          </w:tcPr>
-          <w:p>
-            <w:pPr>
-              <w:spacing w:after="0" w:before="0"/>
-            </w:pPr>
-            <w:r/>
-            <w:r>
-              <w:rPr>
-                <w:sz w:val="13"/>
-              </w:rPr>
-              <w:t>196.9</w:t>
-            </w:r>
-          </w:p>
-        </w:tc>
-        <w:tc>
-          <w:tcPr>
-            <w:tcW w:type="dxa" w:w="1814"/>
-          </w:tcPr>
-          <w:p>
-            <w:pPr>
-              <w:spacing w:after="0" w:before="0"/>
-            </w:pPr>
-            <w:r/>
-            <w:r>
-              <w:rPr>
-                <w:sz w:val="13"/>
-              </w:rPr>
-              <w:t>-0.0805</w:t>
-            </w:r>
-          </w:p>
-        </w:tc>
-        <w:tc>
-          <w:tcPr>
-            <w:tcW w:type="dxa" w:w="1814"/>
-          </w:tcPr>
-          <w:p>
-            <w:pPr>
-              <w:spacing w:after="0" w:before="0"/>
-            </w:pPr>
-            <w:r/>
-            <w:r>
-              <w:rPr>
-                <w:sz w:val="13"/>
-              </w:rPr>
-              <w:t>-Ps  SATURATION, E &lt;&lt; -Ec</w:t>
+              <w:t>+Ps</w:t>
             </w:r>
           </w:p>
         </w:tc>
@@ -1164,189 +1903,530 @@
     </w:tbl>
     <w:p>
       <w:pPr>
-        <w:spacing w:after="30" w:before="20"/>
+        <w:tabs>
+          <w:tab w:pos="1474" w:val="left"/>
+        </w:tabs>
+        <w:spacing w:before="0" w:after="20"/>
+        <w:ind w:left="1474" w:hanging="1474"/>
       </w:pPr>
       <w:r>
         <w:rPr>
+          <w:rFonts w:ascii="Consolas" w:hAnsi="Consolas" w:eastAsia="Consolas"/>
           <w:b/>
-          <w:sz w:val="17"/>
+          <w:color w:val="58D3E8"/>
+          <w:sz w:val="13"/>
         </w:rPr>
-        <w:t>3. PART B SEGMENT 2 — NINE BINARY PROTOTYPES BUILT FROM THE SAME P1 MODEL (9 CIFS)</w:t>
+        <w:t>CHECKS</w:t>
+      </w:r>
+      <w:r>
+        <w:rPr>
+          <w:rFonts w:ascii="Consolas" w:hAnsi="Consolas" w:eastAsia="Consolas"/>
+          <w:b w:val="0"/>
+          <w:color w:val="111820"/>
+          <w:sz w:val="13"/>
+        </w:rPr>
+        <w:tab/>
+      </w:r>
+      <w:r>
+        <w:rPr>
+          <w:rFonts w:ascii="Consolas" w:hAnsi="Consolas" w:eastAsia="Consolas"/>
+          <w:b w:val="0"/>
+          <w:color w:val="111820"/>
+          <w:sz w:val="13"/>
+        </w:rPr>
+        <w:t>Ti-O1 UP PLUS Ti-O1 DOWN IS EXACTLY 410.27 pm = LP3 IN EVERY STATE; THE COLUMNS READ 410.2 OR 410.3 ONLY FROM ONE-DECIMAL ROUNDING. P(z) = -P(1 - z). THE EQUATORIAL Ti-O2 AND Ti-O3 CONTACTS MOVE ONLY FROM 199.52 pm TO 199.69 pm ACROSS THE WHOLE SCAN, SO THE DISTORTION IS ESSENTIALLY AXIAL. WORKED CASE z = 0.520: P = 4(1.602e-19)(8.21e-12) / 6.5325e-29 = +0.0805 C m-2.</w:t>
+      </w:r>
+    </w:p>
+    <w:p>
+      <w:pPr>
+        <w:tabs>
+          <w:tab w:pos="1474" w:val="left"/>
+        </w:tabs>
+        <w:spacing w:before="0" w:after="20"/>
+        <w:ind w:left="1474" w:hanging="1474"/>
+      </w:pPr>
+      <w:r>
+        <w:rPr>
+          <w:rFonts w:ascii="Consolas" w:hAnsi="Consolas" w:eastAsia="Consolas"/>
+          <w:b/>
+          <w:color w:val="58D3E8"/>
+          <w:sz w:val="13"/>
+        </w:rPr>
+        <w:t>HYSTERESIS</w:t>
+      </w:r>
+      <w:r>
+        <w:rPr>
+          <w:rFonts w:ascii="Consolas" w:hAnsi="Consolas" w:eastAsia="Consolas"/>
+          <w:b w:val="0"/>
+          <w:color w:val="111820"/>
+          <w:sz w:val="13"/>
+        </w:rPr>
+        <w:tab/>
+      </w:r>
+      <w:r>
+        <w:rPr>
+          <w:rFonts w:ascii="Consolas" w:hAnsi="Consolas" w:eastAsia="Consolas"/>
+          <w:b w:val="0"/>
+          <w:color w:val="111820"/>
+          <w:sz w:val="13"/>
+        </w:rPr>
+        <w:t>THE LOOP IS DRAWN WITH TWO BRANCHES. THE DESCENDING BRANCH REACHES P = 0 AT E = -Ec AND THE ASCENDING BRANCH REACHES P = 0 AT E = +Ec, SO IT IS DOUBLE VALUED AND NEVER PASSES THROUGH THE ORIGIN; A SINGLE S CURVE THROUGH THE ORIGIN IS NOT A HYSTERESIS LOOP. PLOTTED FROM THE MEASURED Ps = 0.26 C m-2, Pr = 0.21 C m-2 AND Ec = 0.5 MV m-1 WITH A TANH SWITCHING MODEL; IT IS A SCHEMATIC, NOT DATA.</w:t>
+      </w:r>
+    </w:p>
+    <w:p>
+      <w:pPr>
+        <w:tabs>
+          <w:tab w:pos="1474" w:val="left"/>
+        </w:tabs>
+        <w:spacing w:before="0" w:after="20"/>
+        <w:ind w:left="1474" w:hanging="1474"/>
+      </w:pPr>
+      <w:r>
+        <w:rPr>
+          <w:rFonts w:ascii="Consolas" w:hAnsi="Consolas" w:eastAsia="Consolas"/>
+          <w:b/>
+          <w:color w:val="C0392B"/>
+          <w:sz w:val="13"/>
+        </w:rPr>
+        <w:t>CORRECTIONS</w:t>
+      </w:r>
+      <w:r>
+        <w:rPr>
+          <w:rFonts w:ascii="Consolas" w:hAnsi="Consolas" w:eastAsia="Consolas"/>
+          <w:b w:val="0"/>
+          <w:color w:val="C0392B"/>
+          <w:sz w:val="13"/>
+        </w:rPr>
+        <w:tab/>
+      </w:r>
+      <w:r>
+        <w:rPr>
+          <w:rFonts w:ascii="Consolas" w:hAnsi="Consolas" w:eastAsia="Consolas"/>
+          <w:b w:val="0"/>
+          <w:color w:val="C0392B"/>
+          <w:sz w:val="13"/>
+        </w:rPr>
+        <w:t>(1) THE Ti-ONLY RIGID-ION SUM REACHES ONLY 0.0805 C m-2 BECAUSE Ba AND O ARE HELD FIXED; THE TRUE SOFT MODE ALSO MOVES O AGAINST Ba, WHICH IS WHY THE MEASURED Ps IS 0.26 C m-2.</w:t>
+      </w:r>
+    </w:p>
+    <w:p>
+      <w:pPr>
+        <w:tabs>
+          <w:tab w:pos="1474" w:val="left"/>
+        </w:tabs>
+        <w:spacing w:before="0" w:after="20"/>
+        <w:ind w:left="1474" w:hanging="1474"/>
+      </w:pPr>
+      <w:r>
+        <w:rPr>
+          <w:rFonts w:ascii="Consolas" w:hAnsi="Consolas" w:eastAsia="Consolas"/>
+          <w:b w:val="0"/>
+          <w:color w:val="C0392B"/>
+          <w:sz w:val="13"/>
+        </w:rPr>
+        <w:tab/>
+      </w:r>
+      <w:r>
+        <w:rPr>
+          <w:rFonts w:ascii="Consolas" w:hAnsi="Consolas" w:eastAsia="Consolas"/>
+          <w:b w:val="0"/>
+          <w:color w:val="C0392B"/>
+          <w:sz w:val="13"/>
+        </w:rPr>
+        <w:t>(2) THE POLAR PHASE OF BaTiO3 IS P4mm (No 99) BELOW Tc = 393 K AND CUBIC Pm</w:t>
+      </w:r>
+      <w:r>
+        <w:rPr>
+          <w:rFonts w:ascii="Liberation Mono" w:hAnsi="Liberation Mono" w:eastAsia="Liberation Mono"/>
+          <w:b w:val="0"/>
+          <w:color w:val="C0392B"/>
+          <w:sz w:val="13"/>
+        </w:rPr>
+        <w:t>3̅</w:t>
+      </w:r>
+      <w:r>
+        <w:rPr>
+          <w:rFonts w:ascii="Consolas" w:hAnsi="Consolas" w:eastAsia="Consolas"/>
+          <w:b w:val="0"/>
+          <w:color w:val="C0392B"/>
+          <w:sz w:val="13"/>
+        </w:rPr>
+        <w:t>m ABOVE IT; P4/mmm IS ONLY THE NON-POLAR REFERENCE AT FIXED RATIO 1.0282 AND IS NOT AN OBSERVED PHASE.</w:t>
+      </w:r>
+    </w:p>
+    <w:p>
+      <w:pPr>
+        <w:tabs>
+          <w:tab w:pos="1474" w:val="left"/>
+        </w:tabs>
+        <w:spacing w:before="0" w:after="20"/>
+        <w:ind w:left="1474" w:hanging="1474"/>
+      </w:pPr>
+      <w:r>
+        <w:rPr>
+          <w:rFonts w:ascii="Consolas" w:hAnsi="Consolas" w:eastAsia="Consolas"/>
+          <w:b w:val="0"/>
+          <w:color w:val="C0392B"/>
+          <w:sz w:val="13"/>
+        </w:rPr>
+        <w:tab/>
+      </w:r>
+      <w:r>
+        <w:rPr>
+          <w:rFonts w:ascii="Consolas" w:hAnsi="Consolas" w:eastAsia="Consolas"/>
+          <w:b w:val="0"/>
+          <w:color w:val="C0392B"/>
+          <w:sz w:val="13"/>
+        </w:rPr>
+        <w:t>(3) THE ISSUED RATIO 1.0282 EXCEEDS THE LITERATURE 300 K TETRAGONALITY OF ABOUT 1.011, SO THE ISSUED CELL IS AN EXAGGERATED TETRAGONAL AND THE TREND, NOT THE MAGNITUDE, IS THE RESULT.</w:t>
+      </w:r>
+    </w:p>
+    <w:p>
+      <w:pPr>
+        <w:tabs>
+          <w:tab w:pos="1474" w:val="left"/>
+        </w:tabs>
+        <w:spacing w:before="0" w:after="20"/>
+        <w:ind w:left="1474" w:hanging="1474"/>
+      </w:pPr>
+      <w:r>
+        <w:rPr>
+          <w:rFonts w:ascii="Consolas" w:hAnsi="Consolas" w:eastAsia="Consolas"/>
+          <w:b w:val="0"/>
+          <w:color w:val="C0392B"/>
+          <w:sz w:val="13"/>
+        </w:rPr>
+        <w:tab/>
+      </w:r>
+      <w:r>
+        <w:rPr>
+          <w:rFonts w:ascii="Consolas" w:hAnsi="Consolas" w:eastAsia="Consolas"/>
+          <w:b w:val="0"/>
+          <w:color w:val="C0392B"/>
+          <w:sz w:val="13"/>
+        </w:rPr>
+        <w:t>(4) REVERSAL IS NOT HOMOGENEOUS: 180-DEGREE DOMAIN WALLS NUCLEATE AND SWEEP, WHICH IS WHY REAL Ec IS 1e5 TO 1e6 V m-1 AND NOT THE ABOUT 1e8 V m-1 A RIGID LATTICE WOULD DEMAND.</w:t>
+      </w:r>
+    </w:p>
+    <w:p>
+      <w:pPr>
+        <w:spacing w:before="60" w:after="20"/>
+      </w:pPr>
+      <w:r>
+        <w:rPr>
+          <w:rFonts w:ascii="Consolas" w:hAnsi="Consolas" w:eastAsia="Consolas"/>
+          <w:b/>
+          <w:color w:val="111820"/>
+          <w:sz w:val="16"/>
+        </w:rPr>
+        <w:t>SOLUTION B SEGMENT 2</w:t>
       </w:r>
     </w:p>
     <w:tbl>
       <w:tblPr>
         <w:tblStyle w:val="TableGrid"/>
         <w:tblW w:type="auto" w:w="0"/>
+        <w:jc w:val="left"/>
         <w:tblLook w:firstColumn="1" w:firstRow="1" w:lastColumn="0" w:lastRow="0" w:noHBand="0" w:noVBand="1" w:val="04A0"/>
       </w:tblPr>
       <w:tblGrid>
-        <w:gridCol w:w="1555"/>
-        <w:gridCol w:w="1555"/>
-        <w:gridCol w:w="1555"/>
-        <w:gridCol w:w="1555"/>
-        <w:gridCol w:w="1555"/>
-        <w:gridCol w:w="1555"/>
-        <w:gridCol w:w="1555"/>
+        <w:gridCol w:w="829"/>
+        <w:gridCol w:w="829"/>
+        <w:gridCol w:w="829"/>
+        <w:gridCol w:w="829"/>
+        <w:gridCol w:w="829"/>
+        <w:gridCol w:w="829"/>
+        <w:gridCol w:w="829"/>
+        <w:gridCol w:w="829"/>
+        <w:gridCol w:w="829"/>
+        <w:gridCol w:w="829"/>
+        <w:gridCol w:w="829"/>
+        <w:gridCol w:w="829"/>
+        <w:gridCol w:w="829"/>
       </w:tblGrid>
       <w:tr>
+        <w:trPr>
+          <w:trHeight w:val="0"/>
+        </w:trPr>
         <w:tc>
           <w:tcPr>
-            <w:tcW w:type="dxa" w:w="1555"/>
+            <w:tcW w:type="dxa" w:w="652"/>
+            <w:shd w:val="clear" w:color="auto" w:fill="E8F5EC"/>
           </w:tcPr>
           <w:p>
             <w:pPr>
-              <w:spacing w:after="0" w:before="0"/>
+              <w:spacing w:before="0" w:after="0"/>
             </w:pPr>
-            <w:r/>
             <w:r>
               <w:rPr>
+                <w:rFonts w:ascii="Consolas" w:hAnsi="Consolas" w:eastAsia="Consolas"/>
                 <w:b/>
-                <w:sz w:val="13"/>
+                <w:color w:val="111820"/>
+                <w:sz w:val="12"/>
               </w:rPr>
-              <w:t>#</w:t>
+              <w:t>PHASE</w:t>
             </w:r>
           </w:p>
         </w:tc>
         <w:tc>
           <w:tcPr>
-            <w:tcW w:type="dxa" w:w="1555"/>
+            <w:tcW w:type="dxa" w:w="1162"/>
+            <w:shd w:val="clear" w:color="auto" w:fill="E8F5EC"/>
           </w:tcPr>
           <w:p>
             <w:pPr>
-              <w:spacing w:after="0" w:before="0"/>
+              <w:spacing w:before="0" w:after="0"/>
             </w:pPr>
-            <w:r/>
             <w:r>
               <w:rPr>
+                <w:rFonts w:ascii="Consolas" w:hAnsi="Consolas" w:eastAsia="Consolas"/>
                 <w:b/>
-                <w:sz w:val="13"/>
+                <w:color w:val="111820"/>
+                <w:sz w:val="12"/>
               </w:rPr>
-              <w:t>COMPOUND</w:t>
+              <w:t>PROTOTYPE</w:t>
             </w:r>
           </w:p>
         </w:tc>
         <w:tc>
           <w:tcPr>
-            <w:tcW w:type="dxa" w:w="1555"/>
+            <w:tcW w:type="dxa" w:w="652"/>
+            <w:shd w:val="clear" w:color="auto" w:fill="E8F5EC"/>
           </w:tcPr>
           <w:p>
             <w:pPr>
-              <w:spacing w:after="0" w:before="0"/>
+              <w:spacing w:before="0" w:after="0"/>
             </w:pPr>
-            <w:r/>
             <w:r>
               <w:rPr>
+                <w:rFonts w:ascii="Consolas" w:hAnsi="Consolas" w:eastAsia="Consolas"/>
                 <w:b/>
-                <w:sz w:val="13"/>
+                <w:color w:val="111820"/>
+                <w:sz w:val="12"/>
               </w:rPr>
-              <w:t>LP1 = LP2 = LP3 (pm)</w:t>
+              <w:t>SG</w:t>
             </w:r>
           </w:p>
         </w:tc>
         <w:tc>
           <w:tcPr>
-            <w:tcW w:type="dxa" w:w="1555"/>
+            <w:tcW w:type="dxa" w:w="595"/>
+            <w:shd w:val="clear" w:color="auto" w:fill="E8F5EC"/>
           </w:tcPr>
           <w:p>
             <w:pPr>
-              <w:spacing w:after="0" w:before="0"/>
+              <w:spacing w:before="0" w:after="0"/>
             </w:pPr>
-            <w:r/>
             <w:r>
               <w:rPr>
+                <w:rFonts w:ascii="Consolas" w:hAnsi="Consolas" w:eastAsia="Consolas"/>
                 <w:b/>
-                <w:sz w:val="13"/>
+                <w:color w:val="111820"/>
+                <w:sz w:val="12"/>
               </w:rPr>
-              <w:t>CRYSTAL STRUCTURE TYPE</w:t>
+              <w:t>LP / pm</w:t>
             </w:r>
           </w:p>
         </w:tc>
         <w:tc>
           <w:tcPr>
-            <w:tcW w:type="dxa" w:w="1555"/>
+            <w:tcW w:type="dxa" w:w="709"/>
+            <w:shd w:val="clear" w:color="auto" w:fill="E8F5EC"/>
           </w:tcPr>
           <w:p>
             <w:pPr>
-              <w:spacing w:after="0" w:before="0"/>
+              <w:spacing w:before="0" w:after="0"/>
             </w:pPr>
-            <w:r/>
             <w:r>
               <w:rPr>
+                <w:rFonts w:ascii="Consolas" w:hAnsi="Consolas" w:eastAsia="Consolas"/>
                 <w:b/>
-                <w:sz w:val="13"/>
+                <w:color w:val="111820"/>
+                <w:sz w:val="12"/>
               </w:rPr>
-              <w:t>IDEALIZED PARENT SPACE GROUP</w:t>
+              <w:t>PER CELL</w:t>
             </w:r>
           </w:p>
         </w:tc>
         <w:tc>
           <w:tcPr>
-            <w:tcW w:type="dxa" w:w="1555"/>
+            <w:tcW w:type="dxa" w:w="765"/>
+            <w:shd w:val="clear" w:color="auto" w:fill="E8F5EC"/>
           </w:tcPr>
           <w:p>
             <w:pPr>
-              <w:spacing w:after="0" w:before="0"/>
+              <w:spacing w:before="0" w:after="0"/>
             </w:pPr>
-            <w:r/>
             <w:r>
               <w:rPr>
+                <w:rFonts w:ascii="Consolas" w:hAnsi="Consolas" w:eastAsia="Consolas"/>
                 <w:b/>
-                <w:sz w:val="13"/>
+                <w:color w:val="111820"/>
+                <w:sz w:val="12"/>
               </w:rPr>
-              <w:t>CN (CATION:ANION)</w:t>
+              <w:t>NEAREST / pm</w:t>
             </w:r>
           </w:p>
         </w:tc>
         <w:tc>
           <w:tcPr>
-            <w:tcW w:type="dxa" w:w="1555"/>
+            <w:tcW w:type="dxa" w:w="425"/>
+            <w:shd w:val="clear" w:color="auto" w:fill="E8F5EC"/>
           </w:tcPr>
           <w:p>
             <w:pPr>
-              <w:spacing w:after="0" w:before="0"/>
+              <w:spacing w:before="0" w:after="0"/>
             </w:pPr>
-            <w:r/>
             <w:r>
               <w:rPr>
+                <w:rFonts w:ascii="Consolas" w:hAnsi="Consolas" w:eastAsia="Consolas"/>
                 <w:b/>
-                <w:sz w:val="13"/>
+                <w:color w:val="111820"/>
+                <w:sz w:val="12"/>
               </w:rPr>
-              <w:t>ATOMS PER CELL</w:t>
+              <w:t>CN</w:t>
+            </w:r>
+          </w:p>
+        </w:tc>
+        <w:tc>
+          <w:tcPr>
+            <w:tcW w:type="dxa" w:w="1502"/>
+            <w:shd w:val="clear" w:color="auto" w:fill="E8F5EC"/>
+          </w:tcPr>
+          <w:p>
+            <w:pPr>
+              <w:spacing w:before="0" w:after="0"/>
+            </w:pPr>
+            <w:r>
+              <w:rPr>
+                <w:rFonts w:ascii="Consolas" w:hAnsi="Consolas" w:eastAsia="Consolas"/>
+                <w:b/>
+                <w:color w:val="111820"/>
+                <w:sz w:val="12"/>
+              </w:rPr>
+              <w:t>RADII USED / pm</w:t>
+            </w:r>
+          </w:p>
+        </w:tc>
+        <w:tc>
+          <w:tcPr>
+            <w:tcW w:type="dxa" w:w="539"/>
+            <w:shd w:val="clear" w:color="auto" w:fill="E8F5EC"/>
+          </w:tcPr>
+          <w:p>
+            <w:pPr>
+              <w:spacing w:before="0" w:after="0"/>
+            </w:pPr>
+            <w:r>
+              <w:rPr>
+                <w:rFonts w:ascii="Consolas" w:hAnsi="Consolas" w:eastAsia="Consolas"/>
+                <w:b/>
+                <w:color w:val="111820"/>
+                <w:sz w:val="12"/>
+              </w:rPr>
+              <w:t>SUM</w:t>
+            </w:r>
+          </w:p>
+        </w:tc>
+        <w:tc>
+          <w:tcPr>
+            <w:tcW w:type="dxa" w:w="539"/>
+            <w:shd w:val="clear" w:color="auto" w:fill="E8F5EC"/>
+          </w:tcPr>
+          <w:p>
+            <w:pPr>
+              <w:spacing w:before="0" w:after="0"/>
+            </w:pPr>
+            <w:r>
+              <w:rPr>
+                <w:rFonts w:ascii="Consolas" w:hAnsi="Consolas" w:eastAsia="Consolas"/>
+                <w:b/>
+                <w:color w:val="111820"/>
+                <w:sz w:val="12"/>
+              </w:rPr>
+              <w:t>DIFF</w:t>
+            </w:r>
+          </w:p>
+        </w:tc>
+        <w:tc>
+          <w:tcPr>
+            <w:tcW w:type="dxa" w:w="595"/>
+            <w:shd w:val="clear" w:color="auto" w:fill="E8F5EC"/>
+          </w:tcPr>
+          <w:p>
+            <w:pPr>
+              <w:spacing w:before="0" w:after="0"/>
+            </w:pPr>
+            <w:r>
+              <w:rPr>
+                <w:rFonts w:ascii="Consolas" w:hAnsi="Consolas" w:eastAsia="Consolas"/>
+                <w:b/>
+                <w:color w:val="111820"/>
+                <w:sz w:val="12"/>
+              </w:rPr>
+              <w:t>RATIO</w:t>
+            </w:r>
+          </w:p>
+        </w:tc>
+        <w:tc>
+          <w:tcPr>
+            <w:tcW w:type="dxa" w:w="652"/>
+            <w:shd w:val="clear" w:color="auto" w:fill="E8F5EC"/>
+          </w:tcPr>
+          <w:p>
+            <w:pPr>
+              <w:spacing w:before="0" w:after="0"/>
+            </w:pPr>
+            <w:r>
+              <w:rPr>
+                <w:rFonts w:ascii="Consolas" w:hAnsi="Consolas" w:eastAsia="Consolas"/>
+                <w:b/>
+                <w:color w:val="111820"/>
+                <w:sz w:val="12"/>
+              </w:rPr>
+              <w:t>WINDOW</w:t>
+            </w:r>
+          </w:p>
+        </w:tc>
+        <w:tc>
+          <w:tcPr>
+            <w:tcW w:type="dxa" w:w="879"/>
+            <w:shd w:val="clear" w:color="auto" w:fill="E8F5EC"/>
+          </w:tcPr>
+          <w:p>
+            <w:pPr>
+              <w:spacing w:before="0" w:after="0"/>
+            </w:pPr>
+            <w:r>
+              <w:rPr>
+                <w:rFonts w:ascii="Consolas" w:hAnsi="Consolas" w:eastAsia="Consolas"/>
+                <w:b/>
+                <w:color w:val="111820"/>
+                <w:sz w:val="12"/>
+              </w:rPr>
+              <w:t>VERDICT</w:t>
             </w:r>
           </w:p>
         </w:tc>
       </w:tr>
       <w:tr>
+        <w:trPr>
+          <w:trHeight w:val="0"/>
+        </w:trPr>
         <w:tc>
           <w:tcPr>
-            <w:tcW w:type="dxa" w:w="1555"/>
+            <w:tcW w:type="dxa" w:w="652"/>
           </w:tcPr>
           <w:p>
             <w:pPr>
-              <w:spacing w:after="0" w:before="0"/>
+              <w:spacing w:before="0" w:after="0"/>
             </w:pPr>
-            <w:r/>
             <w:r>
               <w:rPr>
-                <w:sz w:val="13"/>
-              </w:rPr>
-              <w:t>1</w:t>
-            </w:r>
-          </w:p>
-        </w:tc>
-        <w:tc>
-          <w:tcPr>
-            <w:tcW w:type="dxa" w:w="1555"/>
-          </w:tcPr>
-          <w:p>
-            <w:pPr>
-              <w:spacing w:after="0" w:before="0"/>
-            </w:pPr>
-            <w:r/>
-            <w:r>
-              <w:rPr>
-                <w:sz w:val="13"/>
+                <w:rFonts w:ascii="Consolas" w:hAnsi="Consolas" w:eastAsia="Consolas"/>
+                <w:b w:val="0"/>
+                <w:color w:val="111820"/>
+                <w:sz w:val="12"/>
               </w:rPr>
               <w:t>NaCl</w:t>
             </w:r>
@@ -1354,16 +2434,74 @@
         </w:tc>
         <w:tc>
           <w:tcPr>
-            <w:tcW w:type="dxa" w:w="1555"/>
+            <w:tcW w:type="dxa" w:w="1162"/>
           </w:tcPr>
           <w:p>
             <w:pPr>
-              <w:spacing w:after="0" w:before="0"/>
+              <w:spacing w:before="0" w:after="0"/>
             </w:pPr>
-            <w:r/>
             <w:r>
               <w:rPr>
-                <w:sz w:val="13"/>
+                <w:rFonts w:ascii="Consolas" w:hAnsi="Consolas" w:eastAsia="Consolas"/>
+                <w:b w:val="0"/>
+                <w:color w:val="111820"/>
+                <w:sz w:val="12"/>
+              </w:rPr>
+              <w:t>ROCK SALT</w:t>
+            </w:r>
+          </w:p>
+        </w:tc>
+        <w:tc>
+          <w:tcPr>
+            <w:tcW w:type="dxa" w:w="652"/>
+          </w:tcPr>
+          <w:p>
+            <w:pPr>
+              <w:spacing w:before="0" w:after="0"/>
+            </w:pPr>
+            <w:r>
+              <w:rPr>
+                <w:rFonts w:ascii="Consolas" w:hAnsi="Consolas" w:eastAsia="Consolas"/>
+                <w:b w:val="0"/>
+                <w:color w:val="111820"/>
+                <w:sz w:val="12"/>
+              </w:rPr>
+              <w:t>Fm</w:t>
+            </w:r>
+            <w:r>
+              <w:rPr>
+                <w:rFonts w:ascii="Liberation Mono" w:hAnsi="Liberation Mono" w:eastAsia="Liberation Mono"/>
+                <w:b w:val="0"/>
+                <w:color w:val="111820"/>
+                <w:sz w:val="12"/>
+              </w:rPr>
+              <w:t>3̅</w:t>
+            </w:r>
+            <w:r>
+              <w:rPr>
+                <w:rFonts w:ascii="Consolas" w:hAnsi="Consolas" w:eastAsia="Consolas"/>
+                <w:b w:val="0"/>
+                <w:color w:val="111820"/>
+                <w:sz w:val="12"/>
+              </w:rPr>
+              <w:t>m</w:t>
+            </w:r>
+          </w:p>
+        </w:tc>
+        <w:tc>
+          <w:tcPr>
+            <w:tcW w:type="dxa" w:w="595"/>
+          </w:tcPr>
+          <w:p>
+            <w:pPr>
+              <w:spacing w:before="0" w:after="0"/>
+            </w:pPr>
+            <w:r>
+              <w:rPr>
+                <w:rFonts w:ascii="Consolas" w:hAnsi="Consolas" w:eastAsia="Consolas"/>
+                <w:b w:val="0"/>
+                <w:color w:val="111820"/>
+                <w:sz w:val="12"/>
               </w:rPr>
               <w:t>564.0</w:t>
             </w:r>
@@ -1371,50 +2509,56 @@
         </w:tc>
         <w:tc>
           <w:tcPr>
-            <w:tcW w:type="dxa" w:w="1555"/>
+            <w:tcW w:type="dxa" w:w="709"/>
           </w:tcPr>
           <w:p>
             <w:pPr>
-              <w:spacing w:after="0" w:before="0"/>
+              <w:spacing w:before="0" w:after="0"/>
             </w:pPr>
-            <w:r/>
             <w:r>
               <w:rPr>
-                <w:sz w:val="13"/>
+                <w:rFonts w:ascii="Consolas" w:hAnsi="Consolas" w:eastAsia="Consolas"/>
+                <w:b w:val="0"/>
+                <w:color w:val="111820"/>
+                <w:sz w:val="12"/>
               </w:rPr>
-              <w:t>ROCK SALT (B1)</w:t>
+              <w:t>Na4 Cl4</w:t>
             </w:r>
           </w:p>
         </w:tc>
         <w:tc>
           <w:tcPr>
-            <w:tcW w:type="dxa" w:w="1555"/>
+            <w:tcW w:type="dxa" w:w="765"/>
           </w:tcPr>
           <w:p>
             <w:pPr>
-              <w:spacing w:after="0" w:before="0"/>
+              <w:spacing w:before="0" w:after="0"/>
             </w:pPr>
-            <w:r/>
             <w:r>
               <w:rPr>
-                <w:sz w:val="13"/>
+                <w:rFonts w:ascii="Consolas" w:hAnsi="Consolas" w:eastAsia="Consolas"/>
+                <w:b w:val="0"/>
+                <w:color w:val="111820"/>
+                <w:sz w:val="12"/>
               </w:rPr>
-              <w:t>Fm-3m (225)</w:t>
+              <w:t>282.0</w:t>
             </w:r>
           </w:p>
         </w:tc>
         <w:tc>
           <w:tcPr>
-            <w:tcW w:type="dxa" w:w="1555"/>
+            <w:tcW w:type="dxa" w:w="425"/>
           </w:tcPr>
           <w:p>
             <w:pPr>
-              <w:spacing w:after="0" w:before="0"/>
+              <w:spacing w:before="0" w:after="0"/>
             </w:pPr>
-            <w:r/>
             <w:r>
               <w:rPr>
-                <w:sz w:val="13"/>
+                <w:rFonts w:ascii="Consolas" w:hAnsi="Consolas" w:eastAsia="Consolas"/>
+                <w:b w:val="0"/>
+                <w:color w:val="111820"/>
+                <w:sz w:val="12"/>
               </w:rPr>
               <w:t>6:6</w:t>
             </w:r>
@@ -1422,52 +2566,407 @@
         </w:tc>
         <w:tc>
           <w:tcPr>
-            <w:tcW w:type="dxa" w:w="1555"/>
+            <w:tcW w:type="dxa" w:w="1502"/>
           </w:tcPr>
           <w:p>
             <w:pPr>
-              <w:spacing w:after="0" w:before="0"/>
+              <w:spacing w:before="0" w:after="0"/>
             </w:pPr>
-            <w:r/>
             <w:r>
               <w:rPr>
-                <w:sz w:val="13"/>
+                <w:rFonts w:ascii="Consolas" w:hAnsi="Consolas" w:eastAsia="Consolas"/>
+                <w:b w:val="0"/>
+                <w:color w:val="111820"/>
+                <w:sz w:val="12"/>
               </w:rPr>
-              <w:t>Na 4 + Cl 4</w:t>
+              <w:t>102 + 181 IONIC</w:t>
+            </w:r>
+          </w:p>
+        </w:tc>
+        <w:tc>
+          <w:tcPr>
+            <w:tcW w:type="dxa" w:w="539"/>
+          </w:tcPr>
+          <w:p>
+            <w:pPr>
+              <w:spacing w:before="0" w:after="0"/>
+            </w:pPr>
+            <w:r>
+              <w:rPr>
+                <w:rFonts w:ascii="Consolas" w:hAnsi="Consolas" w:eastAsia="Consolas"/>
+                <w:b w:val="0"/>
+                <w:color w:val="111820"/>
+                <w:sz w:val="12"/>
+              </w:rPr>
+              <w:t>283</w:t>
+            </w:r>
+          </w:p>
+        </w:tc>
+        <w:tc>
+          <w:tcPr>
+            <w:tcW w:type="dxa" w:w="539"/>
+          </w:tcPr>
+          <w:p>
+            <w:pPr>
+              <w:spacing w:before="0" w:after="0"/>
+            </w:pPr>
+            <w:r>
+              <w:rPr>
+                <w:rFonts w:ascii="Consolas" w:hAnsi="Consolas" w:eastAsia="Consolas"/>
+                <w:b w:val="0"/>
+                <w:color w:val="111820"/>
+                <w:sz w:val="12"/>
+              </w:rPr>
+              <w:t>-1.0</w:t>
+            </w:r>
+          </w:p>
+        </w:tc>
+        <w:tc>
+          <w:tcPr>
+            <w:tcW w:type="dxa" w:w="595"/>
+          </w:tcPr>
+          <w:p>
+            <w:pPr>
+              <w:spacing w:before="0" w:after="0"/>
+            </w:pPr>
+            <w:r>
+              <w:rPr>
+                <w:rFonts w:ascii="Consolas" w:hAnsi="Consolas" w:eastAsia="Consolas"/>
+                <w:b w:val="0"/>
+                <w:color w:val="111820"/>
+                <w:sz w:val="12"/>
+              </w:rPr>
+              <w:t>0.5635</w:t>
+            </w:r>
+          </w:p>
+        </w:tc>
+        <w:tc>
+          <w:tcPr>
+            <w:tcW w:type="dxa" w:w="652"/>
+          </w:tcPr>
+          <w:p>
+            <w:pPr>
+              <w:spacing w:before="0" w:after="0"/>
+            </w:pPr>
+            <w:r>
+              <w:rPr>
+                <w:rFonts w:ascii="Consolas" w:hAnsi="Consolas" w:eastAsia="Consolas"/>
+                <w:b w:val="0"/>
+                <w:color w:val="111820"/>
+                <w:sz w:val="12"/>
+              </w:rPr>
+              <w:t>OCTA</w:t>
+            </w:r>
+          </w:p>
+        </w:tc>
+        <w:tc>
+          <w:tcPr>
+            <w:tcW w:type="dxa" w:w="879"/>
+          </w:tcPr>
+          <w:p>
+            <w:pPr>
+              <w:spacing w:before="0" w:after="0"/>
+            </w:pPr>
+            <w:r>
+              <w:rPr>
+                <w:rFonts w:ascii="Consolas" w:hAnsi="Consolas" w:eastAsia="Consolas"/>
+                <w:b w:val="0"/>
+                <w:color w:val="111820"/>
+                <w:sz w:val="12"/>
+              </w:rPr>
+              <w:t>AGREES</w:t>
             </w:r>
           </w:p>
         </w:tc>
       </w:tr>
       <w:tr>
+        <w:trPr>
+          <w:trHeight w:val="0"/>
+        </w:trPr>
         <w:tc>
           <w:tcPr>
-            <w:tcW w:type="dxa" w:w="1555"/>
+            <w:tcW w:type="dxa" w:w="652"/>
           </w:tcPr>
           <w:p>
             <w:pPr>
-              <w:spacing w:after="0" w:before="0"/>
+              <w:spacing w:before="0" w:after="0"/>
             </w:pPr>
-            <w:r/>
             <w:r>
               <w:rPr>
-                <w:sz w:val="13"/>
+                <w:rFonts w:ascii="Consolas" w:hAnsi="Consolas" w:eastAsia="Consolas"/>
+                <w:b w:val="0"/>
+                <w:color w:val="111820"/>
+                <w:sz w:val="12"/>
               </w:rPr>
-              <w:t>2</w:t>
+              <w:t>CaTe</w:t>
             </w:r>
           </w:p>
         </w:tc>
         <w:tc>
           <w:tcPr>
-            <w:tcW w:type="dxa" w:w="1555"/>
+            <w:tcW w:type="dxa" w:w="1162"/>
           </w:tcPr>
           <w:p>
             <w:pPr>
-              <w:spacing w:after="0" w:before="0"/>
+              <w:spacing w:before="0" w:after="0"/>
             </w:pPr>
-            <w:r/>
             <w:r>
               <w:rPr>
-                <w:sz w:val="13"/>
+                <w:rFonts w:ascii="Consolas" w:hAnsi="Consolas" w:eastAsia="Consolas"/>
+                <w:b w:val="0"/>
+                <w:color w:val="111820"/>
+                <w:sz w:val="12"/>
+              </w:rPr>
+              <w:t>ROCK SALT</w:t>
+            </w:r>
+          </w:p>
+        </w:tc>
+        <w:tc>
+          <w:tcPr>
+            <w:tcW w:type="dxa" w:w="652"/>
+          </w:tcPr>
+          <w:p>
+            <w:pPr>
+              <w:spacing w:before="0" w:after="0"/>
+            </w:pPr>
+            <w:r>
+              <w:rPr>
+                <w:rFonts w:ascii="Consolas" w:hAnsi="Consolas" w:eastAsia="Consolas"/>
+                <w:b w:val="0"/>
+                <w:color w:val="111820"/>
+                <w:sz w:val="12"/>
+              </w:rPr>
+              <w:t>Fm</w:t>
+            </w:r>
+            <w:r>
+              <w:rPr>
+                <w:rFonts w:ascii="Liberation Mono" w:hAnsi="Liberation Mono" w:eastAsia="Liberation Mono"/>
+                <w:b w:val="0"/>
+                <w:color w:val="111820"/>
+                <w:sz w:val="12"/>
+              </w:rPr>
+              <w:t>3̅</w:t>
+            </w:r>
+            <w:r>
+              <w:rPr>
+                <w:rFonts w:ascii="Consolas" w:hAnsi="Consolas" w:eastAsia="Consolas"/>
+                <w:b w:val="0"/>
+                <w:color w:val="111820"/>
+                <w:sz w:val="12"/>
+              </w:rPr>
+              <w:t>m</w:t>
+            </w:r>
+          </w:p>
+        </w:tc>
+        <w:tc>
+          <w:tcPr>
+            <w:tcW w:type="dxa" w:w="595"/>
+          </w:tcPr>
+          <w:p>
+            <w:pPr>
+              <w:spacing w:before="0" w:after="0"/>
+            </w:pPr>
+            <w:r>
+              <w:rPr>
+                <w:rFonts w:ascii="Consolas" w:hAnsi="Consolas" w:eastAsia="Consolas"/>
+                <w:b w:val="0"/>
+                <w:color w:val="111820"/>
+                <w:sz w:val="12"/>
+              </w:rPr>
+              <w:t>635.6</w:t>
+            </w:r>
+          </w:p>
+        </w:tc>
+        <w:tc>
+          <w:tcPr>
+            <w:tcW w:type="dxa" w:w="709"/>
+          </w:tcPr>
+          <w:p>
+            <w:pPr>
+              <w:spacing w:before="0" w:after="0"/>
+            </w:pPr>
+            <w:r>
+              <w:rPr>
+                <w:rFonts w:ascii="Consolas" w:hAnsi="Consolas" w:eastAsia="Consolas"/>
+                <w:b w:val="0"/>
+                <w:color w:val="111820"/>
+                <w:sz w:val="12"/>
+              </w:rPr>
+              <w:t>Ca4 Te4</w:t>
+            </w:r>
+          </w:p>
+        </w:tc>
+        <w:tc>
+          <w:tcPr>
+            <w:tcW w:type="dxa" w:w="765"/>
+          </w:tcPr>
+          <w:p>
+            <w:pPr>
+              <w:spacing w:before="0" w:after="0"/>
+            </w:pPr>
+            <w:r>
+              <w:rPr>
+                <w:rFonts w:ascii="Consolas" w:hAnsi="Consolas" w:eastAsia="Consolas"/>
+                <w:b w:val="0"/>
+                <w:color w:val="111820"/>
+                <w:sz w:val="12"/>
+              </w:rPr>
+              <w:t>317.8</w:t>
+            </w:r>
+          </w:p>
+        </w:tc>
+        <w:tc>
+          <w:tcPr>
+            <w:tcW w:type="dxa" w:w="425"/>
+          </w:tcPr>
+          <w:p>
+            <w:pPr>
+              <w:spacing w:before="0" w:after="0"/>
+            </w:pPr>
+            <w:r>
+              <w:rPr>
+                <w:rFonts w:ascii="Consolas" w:hAnsi="Consolas" w:eastAsia="Consolas"/>
+                <w:b w:val="0"/>
+                <w:color w:val="111820"/>
+                <w:sz w:val="12"/>
+              </w:rPr>
+              <w:t>6:6</w:t>
+            </w:r>
+          </w:p>
+        </w:tc>
+        <w:tc>
+          <w:tcPr>
+            <w:tcW w:type="dxa" w:w="1502"/>
+          </w:tcPr>
+          <w:p>
+            <w:pPr>
+              <w:spacing w:before="0" w:after="0"/>
+            </w:pPr>
+            <w:r>
+              <w:rPr>
+                <w:rFonts w:ascii="Consolas" w:hAnsi="Consolas" w:eastAsia="Consolas"/>
+                <w:b w:val="0"/>
+                <w:color w:val="111820"/>
+                <w:sz w:val="12"/>
+              </w:rPr>
+              <w:t>100 + 221 IONIC</w:t>
+            </w:r>
+          </w:p>
+        </w:tc>
+        <w:tc>
+          <w:tcPr>
+            <w:tcW w:type="dxa" w:w="539"/>
+          </w:tcPr>
+          <w:p>
+            <w:pPr>
+              <w:spacing w:before="0" w:after="0"/>
+            </w:pPr>
+            <w:r>
+              <w:rPr>
+                <w:rFonts w:ascii="Consolas" w:hAnsi="Consolas" w:eastAsia="Consolas"/>
+                <w:b w:val="0"/>
+                <w:color w:val="111820"/>
+                <w:sz w:val="12"/>
+              </w:rPr>
+              <w:t>321</w:t>
+            </w:r>
+          </w:p>
+        </w:tc>
+        <w:tc>
+          <w:tcPr>
+            <w:tcW w:type="dxa" w:w="539"/>
+          </w:tcPr>
+          <w:p>
+            <w:pPr>
+              <w:spacing w:before="0" w:after="0"/>
+            </w:pPr>
+            <w:r>
+              <w:rPr>
+                <w:rFonts w:ascii="Consolas" w:hAnsi="Consolas" w:eastAsia="Consolas"/>
+                <w:b w:val="0"/>
+                <w:color w:val="111820"/>
+                <w:sz w:val="12"/>
+              </w:rPr>
+              <w:t>-3.2</w:t>
+            </w:r>
+          </w:p>
+        </w:tc>
+        <w:tc>
+          <w:tcPr>
+            <w:tcW w:type="dxa" w:w="595"/>
+          </w:tcPr>
+          <w:p>
+            <w:pPr>
+              <w:spacing w:before="0" w:after="0"/>
+            </w:pPr>
+            <w:r>
+              <w:rPr>
+                <w:rFonts w:ascii="Consolas" w:hAnsi="Consolas" w:eastAsia="Consolas"/>
+                <w:b w:val="0"/>
+                <w:color w:val="111820"/>
+                <w:sz w:val="12"/>
+              </w:rPr>
+              <w:t>0.4525</w:t>
+            </w:r>
+          </w:p>
+        </w:tc>
+        <w:tc>
+          <w:tcPr>
+            <w:tcW w:type="dxa" w:w="652"/>
+          </w:tcPr>
+          <w:p>
+            <w:pPr>
+              <w:spacing w:before="0" w:after="0"/>
+            </w:pPr>
+            <w:r>
+              <w:rPr>
+                <w:rFonts w:ascii="Consolas" w:hAnsi="Consolas" w:eastAsia="Consolas"/>
+                <w:b w:val="0"/>
+                <w:color w:val="111820"/>
+                <w:sz w:val="12"/>
+              </w:rPr>
+              <w:t>OCTA</w:t>
+            </w:r>
+          </w:p>
+        </w:tc>
+        <w:tc>
+          <w:tcPr>
+            <w:tcW w:type="dxa" w:w="879"/>
+          </w:tcPr>
+          <w:p>
+            <w:pPr>
+              <w:spacing w:before="0" w:after="0"/>
+            </w:pPr>
+            <w:r>
+              <w:rPr>
+                <w:rFonts w:ascii="Consolas" w:hAnsi="Consolas" w:eastAsia="Consolas"/>
+                <w:b w:val="0"/>
+                <w:color w:val="111820"/>
+                <w:sz w:val="12"/>
+              </w:rPr>
+              <w:t>AGREES</w:t>
+            </w:r>
+          </w:p>
+        </w:tc>
+      </w:tr>
+      <w:tr>
+        <w:trPr>
+          <w:trHeight w:val="0"/>
+        </w:trPr>
+        <w:tc>
+          <w:tcPr>
+            <w:tcW w:type="dxa" w:w="652"/>
+          </w:tcPr>
+          <w:p>
+            <w:pPr>
+              <w:spacing w:before="0" w:after="0"/>
+            </w:pPr>
+            <w:r>
+              <w:rPr>
+                <w:rFonts w:ascii="Consolas" w:hAnsi="Consolas" w:eastAsia="Consolas"/>
+                <w:b w:val="0"/>
+                <w:color w:val="111820"/>
+                <w:sz w:val="12"/>
               </w:rPr>
               <w:t>CsCl</w:t>
             </w:r>
@@ -1475,16 +2974,74 @@
         </w:tc>
         <w:tc>
           <w:tcPr>
-            <w:tcW w:type="dxa" w:w="1555"/>
+            <w:tcW w:type="dxa" w:w="1162"/>
           </w:tcPr>
           <w:p>
             <w:pPr>
-              <w:spacing w:after="0" w:before="0"/>
+              <w:spacing w:before="0" w:after="0"/>
             </w:pPr>
-            <w:r/>
             <w:r>
               <w:rPr>
-                <w:sz w:val="13"/>
+                <w:rFonts w:ascii="Consolas" w:hAnsi="Consolas" w:eastAsia="Consolas"/>
+                <w:b w:val="0"/>
+                <w:color w:val="111820"/>
+                <w:sz w:val="12"/>
+              </w:rPr>
+              <w:t>CsCl TYPE</w:t>
+            </w:r>
+          </w:p>
+        </w:tc>
+        <w:tc>
+          <w:tcPr>
+            <w:tcW w:type="dxa" w:w="652"/>
+          </w:tcPr>
+          <w:p>
+            <w:pPr>
+              <w:spacing w:before="0" w:after="0"/>
+            </w:pPr>
+            <w:r>
+              <w:rPr>
+                <w:rFonts w:ascii="Consolas" w:hAnsi="Consolas" w:eastAsia="Consolas"/>
+                <w:b w:val="0"/>
+                <w:color w:val="111820"/>
+                <w:sz w:val="12"/>
+              </w:rPr>
+              <w:t>Pm</w:t>
+            </w:r>
+            <w:r>
+              <w:rPr>
+                <w:rFonts w:ascii="Liberation Mono" w:hAnsi="Liberation Mono" w:eastAsia="Liberation Mono"/>
+                <w:b w:val="0"/>
+                <w:color w:val="111820"/>
+                <w:sz w:val="12"/>
+              </w:rPr>
+              <w:t>3̅</w:t>
+            </w:r>
+            <w:r>
+              <w:rPr>
+                <w:rFonts w:ascii="Consolas" w:hAnsi="Consolas" w:eastAsia="Consolas"/>
+                <w:b w:val="0"/>
+                <w:color w:val="111820"/>
+                <w:sz w:val="12"/>
+              </w:rPr>
+              <w:t>m</w:t>
+            </w:r>
+          </w:p>
+        </w:tc>
+        <w:tc>
+          <w:tcPr>
+            <w:tcW w:type="dxa" w:w="595"/>
+          </w:tcPr>
+          <w:p>
+            <w:pPr>
+              <w:spacing w:before="0" w:after="0"/>
+            </w:pPr>
+            <w:r>
+              <w:rPr>
+                <w:rFonts w:ascii="Consolas" w:hAnsi="Consolas" w:eastAsia="Consolas"/>
+                <w:b w:val="0"/>
+                <w:color w:val="111820"/>
+                <w:sz w:val="12"/>
               </w:rPr>
               <w:t>412.0</w:t>
             </w:r>
@@ -1492,50 +3049,56 @@
         </w:tc>
         <w:tc>
           <w:tcPr>
-            <w:tcW w:type="dxa" w:w="1555"/>
+            <w:tcW w:type="dxa" w:w="709"/>
           </w:tcPr>
           <w:p>
             <w:pPr>
-              <w:spacing w:after="0" w:before="0"/>
+              <w:spacing w:before="0" w:after="0"/>
             </w:pPr>
-            <w:r/>
             <w:r>
               <w:rPr>
-                <w:sz w:val="13"/>
+                <w:rFonts w:ascii="Consolas" w:hAnsi="Consolas" w:eastAsia="Consolas"/>
+                <w:b w:val="0"/>
+                <w:color w:val="111820"/>
+                <w:sz w:val="12"/>
               </w:rPr>
-              <w:t>CsCl TYPE (B2)</w:t>
+              <w:t>Cs1 Cl1</w:t>
             </w:r>
           </w:p>
         </w:tc>
         <w:tc>
           <w:tcPr>
-            <w:tcW w:type="dxa" w:w="1555"/>
+            <w:tcW w:type="dxa" w:w="765"/>
           </w:tcPr>
           <w:p>
             <w:pPr>
-              <w:spacing w:after="0" w:before="0"/>
+              <w:spacing w:before="0" w:after="0"/>
             </w:pPr>
-            <w:r/>
             <w:r>
               <w:rPr>
-                <w:sz w:val="13"/>
+                <w:rFonts w:ascii="Consolas" w:hAnsi="Consolas" w:eastAsia="Consolas"/>
+                <w:b w:val="0"/>
+                <w:color w:val="111820"/>
+                <w:sz w:val="12"/>
               </w:rPr>
-              <w:t>Pm-3m (221)</w:t>
+              <w:t>356.8</w:t>
             </w:r>
           </w:p>
         </w:tc>
         <w:tc>
           <w:tcPr>
-            <w:tcW w:type="dxa" w:w="1555"/>
+            <w:tcW w:type="dxa" w:w="425"/>
           </w:tcPr>
           <w:p>
             <w:pPr>
-              <w:spacing w:after="0" w:before="0"/>
+              <w:spacing w:before="0" w:after="0"/>
             </w:pPr>
-            <w:r/>
             <w:r>
               <w:rPr>
-                <w:sz w:val="13"/>
+                <w:rFonts w:ascii="Consolas" w:hAnsi="Consolas" w:eastAsia="Consolas"/>
+                <w:b w:val="0"/>
+                <w:color w:val="111820"/>
+                <w:sz w:val="12"/>
               </w:rPr>
               <w:t>8:8</w:t>
             </w:r>
@@ -1543,52 +3106,407 @@
         </w:tc>
         <w:tc>
           <w:tcPr>
-            <w:tcW w:type="dxa" w:w="1555"/>
+            <w:tcW w:type="dxa" w:w="1502"/>
           </w:tcPr>
           <w:p>
             <w:pPr>
-              <w:spacing w:after="0" w:before="0"/>
+              <w:spacing w:before="0" w:after="0"/>
             </w:pPr>
-            <w:r/>
             <w:r>
               <w:rPr>
-                <w:sz w:val="13"/>
+                <w:rFonts w:ascii="Consolas" w:hAnsi="Consolas" w:eastAsia="Consolas"/>
+                <w:b w:val="0"/>
+                <w:color w:val="111820"/>
+                <w:sz w:val="12"/>
               </w:rPr>
-              <w:t>Cs 1 + Cl 1</w:t>
+              <w:t>174 + 181 IONIC</w:t>
+            </w:r>
+          </w:p>
+        </w:tc>
+        <w:tc>
+          <w:tcPr>
+            <w:tcW w:type="dxa" w:w="539"/>
+          </w:tcPr>
+          <w:p>
+            <w:pPr>
+              <w:spacing w:before="0" w:after="0"/>
+            </w:pPr>
+            <w:r>
+              <w:rPr>
+                <w:rFonts w:ascii="Consolas" w:hAnsi="Consolas" w:eastAsia="Consolas"/>
+                <w:b w:val="0"/>
+                <w:color w:val="111820"/>
+                <w:sz w:val="12"/>
+              </w:rPr>
+              <w:t>355</w:t>
+            </w:r>
+          </w:p>
+        </w:tc>
+        <w:tc>
+          <w:tcPr>
+            <w:tcW w:type="dxa" w:w="539"/>
+          </w:tcPr>
+          <w:p>
+            <w:pPr>
+              <w:spacing w:before="0" w:after="0"/>
+            </w:pPr>
+            <w:r>
+              <w:rPr>
+                <w:rFonts w:ascii="Consolas" w:hAnsi="Consolas" w:eastAsia="Consolas"/>
+                <w:b w:val="0"/>
+                <w:color w:val="111820"/>
+                <w:sz w:val="12"/>
+              </w:rPr>
+              <w:t>+1.8</w:t>
+            </w:r>
+          </w:p>
+        </w:tc>
+        <w:tc>
+          <w:tcPr>
+            <w:tcW w:type="dxa" w:w="595"/>
+          </w:tcPr>
+          <w:p>
+            <w:pPr>
+              <w:spacing w:before="0" w:after="0"/>
+            </w:pPr>
+            <w:r>
+              <w:rPr>
+                <w:rFonts w:ascii="Consolas" w:hAnsi="Consolas" w:eastAsia="Consolas"/>
+                <w:b w:val="0"/>
+                <w:color w:val="111820"/>
+                <w:sz w:val="12"/>
+              </w:rPr>
+              <w:t>0.9613</w:t>
+            </w:r>
+          </w:p>
+        </w:tc>
+        <w:tc>
+          <w:tcPr>
+            <w:tcW w:type="dxa" w:w="652"/>
+          </w:tcPr>
+          <w:p>
+            <w:pPr>
+              <w:spacing w:before="0" w:after="0"/>
+            </w:pPr>
+            <w:r>
+              <w:rPr>
+                <w:rFonts w:ascii="Consolas" w:hAnsi="Consolas" w:eastAsia="Consolas"/>
+                <w:b w:val="0"/>
+                <w:color w:val="111820"/>
+                <w:sz w:val="12"/>
+              </w:rPr>
+              <w:t>CUBIC</w:t>
+            </w:r>
+          </w:p>
+        </w:tc>
+        <w:tc>
+          <w:tcPr>
+            <w:tcW w:type="dxa" w:w="879"/>
+          </w:tcPr>
+          <w:p>
+            <w:pPr>
+              <w:spacing w:before="0" w:after="0"/>
+            </w:pPr>
+            <w:r>
+              <w:rPr>
+                <w:rFonts w:ascii="Consolas" w:hAnsi="Consolas" w:eastAsia="Consolas"/>
+                <w:b w:val="0"/>
+                <w:color w:val="111820"/>
+                <w:sz w:val="12"/>
+              </w:rPr>
+              <w:t>AGREES</w:t>
             </w:r>
           </w:p>
         </w:tc>
       </w:tr>
       <w:tr>
+        <w:trPr>
+          <w:trHeight w:val="0"/>
+        </w:trPr>
         <w:tc>
           <w:tcPr>
-            <w:tcW w:type="dxa" w:w="1555"/>
+            <w:tcW w:type="dxa" w:w="652"/>
           </w:tcPr>
           <w:p>
             <w:pPr>
-              <w:spacing w:after="0" w:before="0"/>
+              <w:spacing w:before="0" w:after="0"/>
             </w:pPr>
-            <w:r/>
             <w:r>
               <w:rPr>
-                <w:sz w:val="13"/>
+                <w:rFonts w:ascii="Consolas" w:hAnsi="Consolas" w:eastAsia="Consolas"/>
+                <w:b w:val="0"/>
+                <w:color w:val="111820"/>
+                <w:sz w:val="12"/>
               </w:rPr>
-              <w:t>3</w:t>
+              <w:t>AuZn</w:t>
             </w:r>
           </w:p>
         </w:tc>
         <w:tc>
           <w:tcPr>
-            <w:tcW w:type="dxa" w:w="1555"/>
+            <w:tcW w:type="dxa" w:w="1162"/>
           </w:tcPr>
           <w:p>
             <w:pPr>
-              <w:spacing w:after="0" w:before="0"/>
+              <w:spacing w:before="0" w:after="0"/>
             </w:pPr>
-            <w:r/>
             <w:r>
               <w:rPr>
-                <w:sz w:val="13"/>
+                <w:rFonts w:ascii="Consolas" w:hAnsi="Consolas" w:eastAsia="Consolas"/>
+                <w:b w:val="0"/>
+                <w:color w:val="111820"/>
+                <w:sz w:val="12"/>
+              </w:rPr>
+              <w:t>CsCl B2</w:t>
+            </w:r>
+          </w:p>
+        </w:tc>
+        <w:tc>
+          <w:tcPr>
+            <w:tcW w:type="dxa" w:w="652"/>
+          </w:tcPr>
+          <w:p>
+            <w:pPr>
+              <w:spacing w:before="0" w:after="0"/>
+            </w:pPr>
+            <w:r>
+              <w:rPr>
+                <w:rFonts w:ascii="Consolas" w:hAnsi="Consolas" w:eastAsia="Consolas"/>
+                <w:b w:val="0"/>
+                <w:color w:val="111820"/>
+                <w:sz w:val="12"/>
+              </w:rPr>
+              <w:t>Pm</w:t>
+            </w:r>
+            <w:r>
+              <w:rPr>
+                <w:rFonts w:ascii="Liberation Mono" w:hAnsi="Liberation Mono" w:eastAsia="Liberation Mono"/>
+                <w:b w:val="0"/>
+                <w:color w:val="111820"/>
+                <w:sz w:val="12"/>
+              </w:rPr>
+              <w:t>3̅</w:t>
+            </w:r>
+            <w:r>
+              <w:rPr>
+                <w:rFonts w:ascii="Consolas" w:hAnsi="Consolas" w:eastAsia="Consolas"/>
+                <w:b w:val="0"/>
+                <w:color w:val="111820"/>
+                <w:sz w:val="12"/>
+              </w:rPr>
+              <w:t>m</w:t>
+            </w:r>
+          </w:p>
+        </w:tc>
+        <w:tc>
+          <w:tcPr>
+            <w:tcW w:type="dxa" w:w="595"/>
+          </w:tcPr>
+          <w:p>
+            <w:pPr>
+              <w:spacing w:before="0" w:after="0"/>
+            </w:pPr>
+            <w:r>
+              <w:rPr>
+                <w:rFonts w:ascii="Consolas" w:hAnsi="Consolas" w:eastAsia="Consolas"/>
+                <w:b w:val="0"/>
+                <w:color w:val="111820"/>
+                <w:sz w:val="12"/>
+              </w:rPr>
+              <w:t>319.0</w:t>
+            </w:r>
+          </w:p>
+        </w:tc>
+        <w:tc>
+          <w:tcPr>
+            <w:tcW w:type="dxa" w:w="709"/>
+          </w:tcPr>
+          <w:p>
+            <w:pPr>
+              <w:spacing w:before="0" w:after="0"/>
+            </w:pPr>
+            <w:r>
+              <w:rPr>
+                <w:rFonts w:ascii="Consolas" w:hAnsi="Consolas" w:eastAsia="Consolas"/>
+                <w:b w:val="0"/>
+                <w:color w:val="111820"/>
+                <w:sz w:val="12"/>
+              </w:rPr>
+              <w:t>Au1 Zn1</w:t>
+            </w:r>
+          </w:p>
+        </w:tc>
+        <w:tc>
+          <w:tcPr>
+            <w:tcW w:type="dxa" w:w="765"/>
+          </w:tcPr>
+          <w:p>
+            <w:pPr>
+              <w:spacing w:before="0" w:after="0"/>
+            </w:pPr>
+            <w:r>
+              <w:rPr>
+                <w:rFonts w:ascii="Consolas" w:hAnsi="Consolas" w:eastAsia="Consolas"/>
+                <w:b w:val="0"/>
+                <w:color w:val="111820"/>
+                <w:sz w:val="12"/>
+              </w:rPr>
+              <w:t>276.3</w:t>
+            </w:r>
+          </w:p>
+        </w:tc>
+        <w:tc>
+          <w:tcPr>
+            <w:tcW w:type="dxa" w:w="425"/>
+          </w:tcPr>
+          <w:p>
+            <w:pPr>
+              <w:spacing w:before="0" w:after="0"/>
+            </w:pPr>
+            <w:r>
+              <w:rPr>
+                <w:rFonts w:ascii="Consolas" w:hAnsi="Consolas" w:eastAsia="Consolas"/>
+                <w:b w:val="0"/>
+                <w:color w:val="111820"/>
+                <w:sz w:val="12"/>
+              </w:rPr>
+              <w:t>8:8</w:t>
+            </w:r>
+          </w:p>
+        </w:tc>
+        <w:tc>
+          <w:tcPr>
+            <w:tcW w:type="dxa" w:w="1502"/>
+          </w:tcPr>
+          <w:p>
+            <w:pPr>
+              <w:spacing w:before="0" w:after="0"/>
+            </w:pPr>
+            <w:r>
+              <w:rPr>
+                <w:rFonts w:ascii="Consolas" w:hAnsi="Consolas" w:eastAsia="Consolas"/>
+                <w:b w:val="0"/>
+                <w:color w:val="111820"/>
+                <w:sz w:val="12"/>
+              </w:rPr>
+              <w:t>144 + 134 METALLIC</w:t>
+            </w:r>
+          </w:p>
+        </w:tc>
+        <w:tc>
+          <w:tcPr>
+            <w:tcW w:type="dxa" w:w="539"/>
+          </w:tcPr>
+          <w:p>
+            <w:pPr>
+              <w:spacing w:before="0" w:after="0"/>
+            </w:pPr>
+            <w:r>
+              <w:rPr>
+                <w:rFonts w:ascii="Consolas" w:hAnsi="Consolas" w:eastAsia="Consolas"/>
+                <w:b w:val="0"/>
+                <w:color w:val="111820"/>
+                <w:sz w:val="12"/>
+              </w:rPr>
+              <w:t>278</w:t>
+            </w:r>
+          </w:p>
+        </w:tc>
+        <w:tc>
+          <w:tcPr>
+            <w:tcW w:type="dxa" w:w="539"/>
+          </w:tcPr>
+          <w:p>
+            <w:pPr>
+              <w:spacing w:before="0" w:after="0"/>
+            </w:pPr>
+            <w:r>
+              <w:rPr>
+                <w:rFonts w:ascii="Consolas" w:hAnsi="Consolas" w:eastAsia="Consolas"/>
+                <w:b w:val="0"/>
+                <w:color w:val="111820"/>
+                <w:sz w:val="12"/>
+              </w:rPr>
+              <w:t>-1.7</w:t>
+            </w:r>
+          </w:p>
+        </w:tc>
+        <w:tc>
+          <w:tcPr>
+            <w:tcW w:type="dxa" w:w="595"/>
+          </w:tcPr>
+          <w:p>
+            <w:pPr>
+              <w:spacing w:before="0" w:after="0"/>
+            </w:pPr>
+            <w:r>
+              <w:rPr>
+                <w:rFonts w:ascii="Consolas" w:hAnsi="Consolas" w:eastAsia="Consolas"/>
+                <w:b w:val="0"/>
+                <w:color w:val="111820"/>
+                <w:sz w:val="12"/>
+              </w:rPr>
+              <w:t>0.9306</w:t>
+            </w:r>
+          </w:p>
+        </w:tc>
+        <w:tc>
+          <w:tcPr>
+            <w:tcW w:type="dxa" w:w="652"/>
+          </w:tcPr>
+          <w:p>
+            <w:pPr>
+              <w:spacing w:before="0" w:after="0"/>
+            </w:pPr>
+            <w:r>
+              <w:rPr>
+                <w:rFonts w:ascii="Consolas" w:hAnsi="Consolas" w:eastAsia="Consolas"/>
+                <w:b w:val="0"/>
+                <w:color w:val="111820"/>
+                <w:sz w:val="12"/>
+              </w:rPr>
+              <w:t>NONE</w:t>
+            </w:r>
+          </w:p>
+        </w:tc>
+        <w:tc>
+          <w:tcPr>
+            <w:tcW w:type="dxa" w:w="879"/>
+          </w:tcPr>
+          <w:p>
+            <w:pPr>
+              <w:spacing w:before="0" w:after="0"/>
+            </w:pPr>
+            <w:r>
+              <w:rPr>
+                <w:rFonts w:ascii="Consolas" w:hAnsi="Consolas" w:eastAsia="Consolas"/>
+                <w:b w:val="0"/>
+                <w:color w:val="C0392B"/>
+                <w:sz w:val="12"/>
+              </w:rPr>
+              <w:t>METALLIC</w:t>
+            </w:r>
+          </w:p>
+        </w:tc>
+      </w:tr>
+      <w:tr>
+        <w:trPr>
+          <w:trHeight w:val="0"/>
+        </w:trPr>
+        <w:tc>
+          <w:tcPr>
+            <w:tcW w:type="dxa" w:w="652"/>
+          </w:tcPr>
+          <w:p>
+            <w:pPr>
+              <w:spacing w:before="0" w:after="0"/>
+            </w:pPr>
+            <w:r>
+              <w:rPr>
+                <w:rFonts w:ascii="Consolas" w:hAnsi="Consolas" w:eastAsia="Consolas"/>
+                <w:b w:val="0"/>
+                <w:color w:val="111820"/>
+                <w:sz w:val="12"/>
               </w:rPr>
               <w:t>CaF2</w:t>
             </w:r>
@@ -1596,16 +3514,74 @@
         </w:tc>
         <w:tc>
           <w:tcPr>
-            <w:tcW w:type="dxa" w:w="1555"/>
+            <w:tcW w:type="dxa" w:w="1162"/>
           </w:tcPr>
           <w:p>
             <w:pPr>
-              <w:spacing w:after="0" w:before="0"/>
+              <w:spacing w:before="0" w:after="0"/>
             </w:pPr>
-            <w:r/>
             <w:r>
               <w:rPr>
-                <w:sz w:val="13"/>
+                <w:rFonts w:ascii="Consolas" w:hAnsi="Consolas" w:eastAsia="Consolas"/>
+                <w:b w:val="0"/>
+                <w:color w:val="111820"/>
+                <w:sz w:val="12"/>
+              </w:rPr>
+              <w:t>FLUORITE</w:t>
+            </w:r>
+          </w:p>
+        </w:tc>
+        <w:tc>
+          <w:tcPr>
+            <w:tcW w:type="dxa" w:w="652"/>
+          </w:tcPr>
+          <w:p>
+            <w:pPr>
+              <w:spacing w:before="0" w:after="0"/>
+            </w:pPr>
+            <w:r>
+              <w:rPr>
+                <w:rFonts w:ascii="Consolas" w:hAnsi="Consolas" w:eastAsia="Consolas"/>
+                <w:b w:val="0"/>
+                <w:color w:val="111820"/>
+                <w:sz w:val="12"/>
+              </w:rPr>
+              <w:t>Fm</w:t>
+            </w:r>
+            <w:r>
+              <w:rPr>
+                <w:rFonts w:ascii="Liberation Mono" w:hAnsi="Liberation Mono" w:eastAsia="Liberation Mono"/>
+                <w:b w:val="0"/>
+                <w:color w:val="111820"/>
+                <w:sz w:val="12"/>
+              </w:rPr>
+              <w:t>3̅</w:t>
+            </w:r>
+            <w:r>
+              <w:rPr>
+                <w:rFonts w:ascii="Consolas" w:hAnsi="Consolas" w:eastAsia="Consolas"/>
+                <w:b w:val="0"/>
+                <w:color w:val="111820"/>
+                <w:sz w:val="12"/>
+              </w:rPr>
+              <w:t>m</w:t>
+            </w:r>
+          </w:p>
+        </w:tc>
+        <w:tc>
+          <w:tcPr>
+            <w:tcW w:type="dxa" w:w="595"/>
+          </w:tcPr>
+          <w:p>
+            <w:pPr>
+              <w:spacing w:before="0" w:after="0"/>
+            </w:pPr>
+            <w:r>
+              <w:rPr>
+                <w:rFonts w:ascii="Consolas" w:hAnsi="Consolas" w:eastAsia="Consolas"/>
+                <w:b w:val="0"/>
+                <w:color w:val="111820"/>
+                <w:sz w:val="12"/>
               </w:rPr>
               <w:t>546.3</w:t>
             </w:r>
@@ -1613,50 +3589,56 @@
         </w:tc>
         <w:tc>
           <w:tcPr>
-            <w:tcW w:type="dxa" w:w="1555"/>
+            <w:tcW w:type="dxa" w:w="709"/>
           </w:tcPr>
           <w:p>
             <w:pPr>
-              <w:spacing w:after="0" w:before="0"/>
+              <w:spacing w:before="0" w:after="0"/>
             </w:pPr>
-            <w:r/>
             <w:r>
               <w:rPr>
-                <w:sz w:val="13"/>
+                <w:rFonts w:ascii="Consolas" w:hAnsi="Consolas" w:eastAsia="Consolas"/>
+                <w:b w:val="0"/>
+                <w:color w:val="111820"/>
+                <w:sz w:val="12"/>
               </w:rPr>
-              <w:t>FLUORITE (C1)</w:t>
+              <w:t>Ca4 F8</w:t>
             </w:r>
           </w:p>
         </w:tc>
         <w:tc>
           <w:tcPr>
-            <w:tcW w:type="dxa" w:w="1555"/>
+            <w:tcW w:type="dxa" w:w="765"/>
           </w:tcPr>
           <w:p>
             <w:pPr>
-              <w:spacing w:after="0" w:before="0"/>
+              <w:spacing w:before="0" w:after="0"/>
             </w:pPr>
-            <w:r/>
             <w:r>
               <w:rPr>
-                <w:sz w:val="13"/>
+                <w:rFonts w:ascii="Consolas" w:hAnsi="Consolas" w:eastAsia="Consolas"/>
+                <w:b w:val="0"/>
+                <w:color w:val="111820"/>
+                <w:sz w:val="12"/>
               </w:rPr>
-              <w:t>Fm-3m (225)</w:t>
+              <w:t>236.6</w:t>
             </w:r>
           </w:p>
         </w:tc>
         <w:tc>
           <w:tcPr>
-            <w:tcW w:type="dxa" w:w="1555"/>
+            <w:tcW w:type="dxa" w:w="425"/>
           </w:tcPr>
           <w:p>
             <w:pPr>
-              <w:spacing w:after="0" w:before="0"/>
+              <w:spacing w:before="0" w:after="0"/>
             </w:pPr>
-            <w:r/>
             <w:r>
               <w:rPr>
-                <w:sz w:val="13"/>
+                <w:rFonts w:ascii="Consolas" w:hAnsi="Consolas" w:eastAsia="Consolas"/>
+                <w:b w:val="0"/>
+                <w:color w:val="111820"/>
+                <w:sz w:val="12"/>
               </w:rPr>
               <w:t>8:4</w:t>
             </w:r>
@@ -1664,52 +3646,677 @@
         </w:tc>
         <w:tc>
           <w:tcPr>
-            <w:tcW w:type="dxa" w:w="1555"/>
+            <w:tcW w:type="dxa" w:w="1502"/>
           </w:tcPr>
           <w:p>
             <w:pPr>
-              <w:spacing w:after="0" w:before="0"/>
+              <w:spacing w:before="0" w:after="0"/>
             </w:pPr>
-            <w:r/>
             <w:r>
               <w:rPr>
-                <w:sz w:val="13"/>
+                <w:rFonts w:ascii="Consolas" w:hAnsi="Consolas" w:eastAsia="Consolas"/>
+                <w:b w:val="0"/>
+                <w:color w:val="111820"/>
+                <w:sz w:val="12"/>
               </w:rPr>
-              <w:t>Ca 4 + F 8</w:t>
+              <w:t>112 + 131 IONIC</w:t>
+            </w:r>
+          </w:p>
+        </w:tc>
+        <w:tc>
+          <w:tcPr>
+            <w:tcW w:type="dxa" w:w="539"/>
+          </w:tcPr>
+          <w:p>
+            <w:pPr>
+              <w:spacing w:before="0" w:after="0"/>
+            </w:pPr>
+            <w:r>
+              <w:rPr>
+                <w:rFonts w:ascii="Consolas" w:hAnsi="Consolas" w:eastAsia="Consolas"/>
+                <w:b w:val="0"/>
+                <w:color w:val="111820"/>
+                <w:sz w:val="12"/>
+              </w:rPr>
+              <w:t>243</w:t>
+            </w:r>
+          </w:p>
+        </w:tc>
+        <w:tc>
+          <w:tcPr>
+            <w:tcW w:type="dxa" w:w="539"/>
+          </w:tcPr>
+          <w:p>
+            <w:pPr>
+              <w:spacing w:before="0" w:after="0"/>
+            </w:pPr>
+            <w:r>
+              <w:rPr>
+                <w:rFonts w:ascii="Consolas" w:hAnsi="Consolas" w:eastAsia="Consolas"/>
+                <w:b w:val="0"/>
+                <w:color w:val="111820"/>
+                <w:sz w:val="12"/>
+              </w:rPr>
+              <w:t>-6.4</w:t>
+            </w:r>
+          </w:p>
+        </w:tc>
+        <w:tc>
+          <w:tcPr>
+            <w:tcW w:type="dxa" w:w="595"/>
+          </w:tcPr>
+          <w:p>
+            <w:pPr>
+              <w:spacing w:before="0" w:after="0"/>
+            </w:pPr>
+            <w:r>
+              <w:rPr>
+                <w:rFonts w:ascii="Consolas" w:hAnsi="Consolas" w:eastAsia="Consolas"/>
+                <w:b w:val="0"/>
+                <w:color w:val="111820"/>
+                <w:sz w:val="12"/>
+              </w:rPr>
+              <w:t>0.8550</w:t>
+            </w:r>
+          </w:p>
+        </w:tc>
+        <w:tc>
+          <w:tcPr>
+            <w:tcW w:type="dxa" w:w="652"/>
+          </w:tcPr>
+          <w:p>
+            <w:pPr>
+              <w:spacing w:before="0" w:after="0"/>
+            </w:pPr>
+            <w:r>
+              <w:rPr>
+                <w:rFonts w:ascii="Consolas" w:hAnsi="Consolas" w:eastAsia="Consolas"/>
+                <w:b w:val="0"/>
+                <w:color w:val="111820"/>
+                <w:sz w:val="12"/>
+              </w:rPr>
+              <w:t>CUBIC</w:t>
+            </w:r>
+          </w:p>
+        </w:tc>
+        <w:tc>
+          <w:tcPr>
+            <w:tcW w:type="dxa" w:w="879"/>
+          </w:tcPr>
+          <w:p>
+            <w:pPr>
+              <w:spacing w:before="0" w:after="0"/>
+            </w:pPr>
+            <w:r>
+              <w:rPr>
+                <w:rFonts w:ascii="Consolas" w:hAnsi="Consolas" w:eastAsia="Consolas"/>
+                <w:b w:val="0"/>
+                <w:color w:val="111820"/>
+                <w:sz w:val="12"/>
+              </w:rPr>
+              <w:t>AGREES</w:t>
             </w:r>
           </w:p>
         </w:tc>
       </w:tr>
       <w:tr>
+        <w:trPr>
+          <w:trHeight w:val="0"/>
+        </w:trPr>
         <w:tc>
           <w:tcPr>
-            <w:tcW w:type="dxa" w:w="1555"/>
+            <w:tcW w:type="dxa" w:w="652"/>
           </w:tcPr>
           <w:p>
             <w:pPr>
-              <w:spacing w:after="0" w:before="0"/>
+              <w:spacing w:before="0" w:after="0"/>
             </w:pPr>
-            <w:r/>
             <w:r>
               <w:rPr>
-                <w:sz w:val="13"/>
+                <w:rFonts w:ascii="Consolas" w:hAnsi="Consolas" w:eastAsia="Consolas"/>
+                <w:b w:val="0"/>
+                <w:color w:val="111820"/>
+                <w:sz w:val="12"/>
               </w:rPr>
-              <w:t>4</w:t>
+              <w:t>CeO2</w:t>
             </w:r>
           </w:p>
         </w:tc>
         <w:tc>
           <w:tcPr>
-            <w:tcW w:type="dxa" w:w="1555"/>
+            <w:tcW w:type="dxa" w:w="1162"/>
           </w:tcPr>
           <w:p>
             <w:pPr>
-              <w:spacing w:after="0" w:before="0"/>
+              <w:spacing w:before="0" w:after="0"/>
             </w:pPr>
-            <w:r/>
             <w:r>
               <w:rPr>
-                <w:sz w:val="13"/>
+                <w:rFonts w:ascii="Consolas" w:hAnsi="Consolas" w:eastAsia="Consolas"/>
+                <w:b w:val="0"/>
+                <w:color w:val="111820"/>
+                <w:sz w:val="12"/>
+              </w:rPr>
+              <w:t>FLUORITE</w:t>
+            </w:r>
+          </w:p>
+        </w:tc>
+        <w:tc>
+          <w:tcPr>
+            <w:tcW w:type="dxa" w:w="652"/>
+          </w:tcPr>
+          <w:p>
+            <w:pPr>
+              <w:spacing w:before="0" w:after="0"/>
+            </w:pPr>
+            <w:r>
+              <w:rPr>
+                <w:rFonts w:ascii="Consolas" w:hAnsi="Consolas" w:eastAsia="Consolas"/>
+                <w:b w:val="0"/>
+                <w:color w:val="111820"/>
+                <w:sz w:val="12"/>
+              </w:rPr>
+              <w:t>Fm</w:t>
+            </w:r>
+            <w:r>
+              <w:rPr>
+                <w:rFonts w:ascii="Liberation Mono" w:hAnsi="Liberation Mono" w:eastAsia="Liberation Mono"/>
+                <w:b w:val="0"/>
+                <w:color w:val="111820"/>
+                <w:sz w:val="12"/>
+              </w:rPr>
+              <w:t>3̅</w:t>
+            </w:r>
+            <w:r>
+              <w:rPr>
+                <w:rFonts w:ascii="Consolas" w:hAnsi="Consolas" w:eastAsia="Consolas"/>
+                <w:b w:val="0"/>
+                <w:color w:val="111820"/>
+                <w:sz w:val="12"/>
+              </w:rPr>
+              <w:t>m</w:t>
+            </w:r>
+          </w:p>
+        </w:tc>
+        <w:tc>
+          <w:tcPr>
+            <w:tcW w:type="dxa" w:w="595"/>
+          </w:tcPr>
+          <w:p>
+            <w:pPr>
+              <w:spacing w:before="0" w:after="0"/>
+            </w:pPr>
+            <w:r>
+              <w:rPr>
+                <w:rFonts w:ascii="Consolas" w:hAnsi="Consolas" w:eastAsia="Consolas"/>
+                <w:b w:val="0"/>
+                <w:color w:val="111820"/>
+                <w:sz w:val="12"/>
+              </w:rPr>
+              <w:t>541.1</w:t>
+            </w:r>
+          </w:p>
+        </w:tc>
+        <w:tc>
+          <w:tcPr>
+            <w:tcW w:type="dxa" w:w="709"/>
+          </w:tcPr>
+          <w:p>
+            <w:pPr>
+              <w:spacing w:before="0" w:after="0"/>
+            </w:pPr>
+            <w:r>
+              <w:rPr>
+                <w:rFonts w:ascii="Consolas" w:hAnsi="Consolas" w:eastAsia="Consolas"/>
+                <w:b w:val="0"/>
+                <w:color w:val="111820"/>
+                <w:sz w:val="12"/>
+              </w:rPr>
+              <w:t>Ce4 O8</w:t>
+            </w:r>
+          </w:p>
+        </w:tc>
+        <w:tc>
+          <w:tcPr>
+            <w:tcW w:type="dxa" w:w="765"/>
+          </w:tcPr>
+          <w:p>
+            <w:pPr>
+              <w:spacing w:before="0" w:after="0"/>
+            </w:pPr>
+            <w:r>
+              <w:rPr>
+                <w:rFonts w:ascii="Consolas" w:hAnsi="Consolas" w:eastAsia="Consolas"/>
+                <w:b w:val="0"/>
+                <w:color w:val="111820"/>
+                <w:sz w:val="12"/>
+              </w:rPr>
+              <w:t>234.3</w:t>
+            </w:r>
+          </w:p>
+        </w:tc>
+        <w:tc>
+          <w:tcPr>
+            <w:tcW w:type="dxa" w:w="425"/>
+          </w:tcPr>
+          <w:p>
+            <w:pPr>
+              <w:spacing w:before="0" w:after="0"/>
+            </w:pPr>
+            <w:r>
+              <w:rPr>
+                <w:rFonts w:ascii="Consolas" w:hAnsi="Consolas" w:eastAsia="Consolas"/>
+                <w:b w:val="0"/>
+                <w:color w:val="111820"/>
+                <w:sz w:val="12"/>
+              </w:rPr>
+              <w:t>8:4</w:t>
+            </w:r>
+          </w:p>
+        </w:tc>
+        <w:tc>
+          <w:tcPr>
+            <w:tcW w:type="dxa" w:w="1502"/>
+          </w:tcPr>
+          <w:p>
+            <w:pPr>
+              <w:spacing w:before="0" w:after="0"/>
+            </w:pPr>
+            <w:r>
+              <w:rPr>
+                <w:rFonts w:ascii="Consolas" w:hAnsi="Consolas" w:eastAsia="Consolas"/>
+                <w:b w:val="0"/>
+                <w:color w:val="111820"/>
+                <w:sz w:val="12"/>
+              </w:rPr>
+              <w:t>97 + 138 IONIC</w:t>
+            </w:r>
+          </w:p>
+        </w:tc>
+        <w:tc>
+          <w:tcPr>
+            <w:tcW w:type="dxa" w:w="539"/>
+          </w:tcPr>
+          <w:p>
+            <w:pPr>
+              <w:spacing w:before="0" w:after="0"/>
+            </w:pPr>
+            <w:r>
+              <w:rPr>
+                <w:rFonts w:ascii="Consolas" w:hAnsi="Consolas" w:eastAsia="Consolas"/>
+                <w:b w:val="0"/>
+                <w:color w:val="111820"/>
+                <w:sz w:val="12"/>
+              </w:rPr>
+              <w:t>235</w:t>
+            </w:r>
+          </w:p>
+        </w:tc>
+        <w:tc>
+          <w:tcPr>
+            <w:tcW w:type="dxa" w:w="539"/>
+          </w:tcPr>
+          <w:p>
+            <w:pPr>
+              <w:spacing w:before="0" w:after="0"/>
+            </w:pPr>
+            <w:r>
+              <w:rPr>
+                <w:rFonts w:ascii="Consolas" w:hAnsi="Consolas" w:eastAsia="Consolas"/>
+                <w:b w:val="0"/>
+                <w:color w:val="111820"/>
+                <w:sz w:val="12"/>
+              </w:rPr>
+              <w:t>-0.7</w:t>
+            </w:r>
+          </w:p>
+        </w:tc>
+        <w:tc>
+          <w:tcPr>
+            <w:tcW w:type="dxa" w:w="595"/>
+          </w:tcPr>
+          <w:p>
+            <w:pPr>
+              <w:spacing w:before="0" w:after="0"/>
+            </w:pPr>
+            <w:r>
+              <w:rPr>
+                <w:rFonts w:ascii="Consolas" w:hAnsi="Consolas" w:eastAsia="Consolas"/>
+                <w:b w:val="0"/>
+                <w:color w:val="111820"/>
+                <w:sz w:val="12"/>
+              </w:rPr>
+              <w:t>0.7029</w:t>
+            </w:r>
+          </w:p>
+        </w:tc>
+        <w:tc>
+          <w:tcPr>
+            <w:tcW w:type="dxa" w:w="652"/>
+          </w:tcPr>
+          <w:p>
+            <w:pPr>
+              <w:spacing w:before="0" w:after="0"/>
+            </w:pPr>
+            <w:r>
+              <w:rPr>
+                <w:rFonts w:ascii="Consolas" w:hAnsi="Consolas" w:eastAsia="Consolas"/>
+                <w:b w:val="0"/>
+                <w:color w:val="111820"/>
+                <w:sz w:val="12"/>
+              </w:rPr>
+              <w:t>OCTA</w:t>
+            </w:r>
+          </w:p>
+        </w:tc>
+        <w:tc>
+          <w:tcPr>
+            <w:tcW w:type="dxa" w:w="879"/>
+          </w:tcPr>
+          <w:p>
+            <w:pPr>
+              <w:spacing w:before="0" w:after="0"/>
+            </w:pPr>
+            <w:r>
+              <w:rPr>
+                <w:rFonts w:ascii="Consolas" w:hAnsi="Consolas" w:eastAsia="Consolas"/>
+                <w:b w:val="0"/>
+                <w:color w:val="C0392B"/>
+                <w:sz w:val="12"/>
+              </w:rPr>
+              <w:t>FAILS, EDGE</w:t>
+            </w:r>
+          </w:p>
+        </w:tc>
+      </w:tr>
+      <w:tr>
+        <w:trPr>
+          <w:trHeight w:val="0"/>
+        </w:trPr>
+        <w:tc>
+          <w:tcPr>
+            <w:tcW w:type="dxa" w:w="652"/>
+          </w:tcPr>
+          <w:p>
+            <w:pPr>
+              <w:spacing w:before="0" w:after="0"/>
+            </w:pPr>
+            <w:r>
+              <w:rPr>
+                <w:rFonts w:ascii="Consolas" w:hAnsi="Consolas" w:eastAsia="Consolas"/>
+                <w:b w:val="0"/>
+                <w:color w:val="111820"/>
+                <w:sz w:val="12"/>
+              </w:rPr>
+              <w:t>K2O</w:t>
+            </w:r>
+          </w:p>
+        </w:tc>
+        <w:tc>
+          <w:tcPr>
+            <w:tcW w:type="dxa" w:w="1162"/>
+          </w:tcPr>
+          <w:p>
+            <w:pPr>
+              <w:spacing w:before="0" w:after="0"/>
+            </w:pPr>
+            <w:r>
+              <w:rPr>
+                <w:rFonts w:ascii="Consolas" w:hAnsi="Consolas" w:eastAsia="Consolas"/>
+                <w:b w:val="0"/>
+                <w:color w:val="111820"/>
+                <w:sz w:val="12"/>
+              </w:rPr>
+              <w:t>ANTIFLUOR</w:t>
+            </w:r>
+          </w:p>
+        </w:tc>
+        <w:tc>
+          <w:tcPr>
+            <w:tcW w:type="dxa" w:w="652"/>
+          </w:tcPr>
+          <w:p>
+            <w:pPr>
+              <w:spacing w:before="0" w:after="0"/>
+            </w:pPr>
+            <w:r>
+              <w:rPr>
+                <w:rFonts w:ascii="Consolas" w:hAnsi="Consolas" w:eastAsia="Consolas"/>
+                <w:b w:val="0"/>
+                <w:color w:val="111820"/>
+                <w:sz w:val="12"/>
+              </w:rPr>
+              <w:t>Fm</w:t>
+            </w:r>
+            <w:r>
+              <w:rPr>
+                <w:rFonts w:ascii="Liberation Mono" w:hAnsi="Liberation Mono" w:eastAsia="Liberation Mono"/>
+                <w:b w:val="0"/>
+                <w:color w:val="111820"/>
+                <w:sz w:val="12"/>
+              </w:rPr>
+              <w:t>3̅</w:t>
+            </w:r>
+            <w:r>
+              <w:rPr>
+                <w:rFonts w:ascii="Consolas" w:hAnsi="Consolas" w:eastAsia="Consolas"/>
+                <w:b w:val="0"/>
+                <w:color w:val="111820"/>
+                <w:sz w:val="12"/>
+              </w:rPr>
+              <w:t>m</w:t>
+            </w:r>
+          </w:p>
+        </w:tc>
+        <w:tc>
+          <w:tcPr>
+            <w:tcW w:type="dxa" w:w="595"/>
+          </w:tcPr>
+          <w:p>
+            <w:pPr>
+              <w:spacing w:before="0" w:after="0"/>
+            </w:pPr>
+            <w:r>
+              <w:rPr>
+                <w:rFonts w:ascii="Consolas" w:hAnsi="Consolas" w:eastAsia="Consolas"/>
+                <w:b w:val="0"/>
+                <w:color w:val="111820"/>
+                <w:sz w:val="12"/>
+              </w:rPr>
+              <w:t>644.9</w:t>
+            </w:r>
+          </w:p>
+        </w:tc>
+        <w:tc>
+          <w:tcPr>
+            <w:tcW w:type="dxa" w:w="709"/>
+          </w:tcPr>
+          <w:p>
+            <w:pPr>
+              <w:spacing w:before="0" w:after="0"/>
+            </w:pPr>
+            <w:r>
+              <w:rPr>
+                <w:rFonts w:ascii="Consolas" w:hAnsi="Consolas" w:eastAsia="Consolas"/>
+                <w:b w:val="0"/>
+                <w:color w:val="111820"/>
+                <w:sz w:val="12"/>
+              </w:rPr>
+              <w:t>K8 O4</w:t>
+            </w:r>
+          </w:p>
+        </w:tc>
+        <w:tc>
+          <w:tcPr>
+            <w:tcW w:type="dxa" w:w="765"/>
+          </w:tcPr>
+          <w:p>
+            <w:pPr>
+              <w:spacing w:before="0" w:after="0"/>
+            </w:pPr>
+            <w:r>
+              <w:rPr>
+                <w:rFonts w:ascii="Consolas" w:hAnsi="Consolas" w:eastAsia="Consolas"/>
+                <w:b w:val="0"/>
+                <w:color w:val="111820"/>
+                <w:sz w:val="12"/>
+              </w:rPr>
+              <w:t>279.2</w:t>
+            </w:r>
+          </w:p>
+        </w:tc>
+        <w:tc>
+          <w:tcPr>
+            <w:tcW w:type="dxa" w:w="425"/>
+          </w:tcPr>
+          <w:p>
+            <w:pPr>
+              <w:spacing w:before="0" w:after="0"/>
+            </w:pPr>
+            <w:r>
+              <w:rPr>
+                <w:rFonts w:ascii="Consolas" w:hAnsi="Consolas" w:eastAsia="Consolas"/>
+                <w:b w:val="0"/>
+                <w:color w:val="111820"/>
+                <w:sz w:val="12"/>
+              </w:rPr>
+              <w:t>4:8</w:t>
+            </w:r>
+          </w:p>
+        </w:tc>
+        <w:tc>
+          <w:tcPr>
+            <w:tcW w:type="dxa" w:w="1502"/>
+          </w:tcPr>
+          <w:p>
+            <w:pPr>
+              <w:spacing w:before="0" w:after="0"/>
+            </w:pPr>
+            <w:r>
+              <w:rPr>
+                <w:rFonts w:ascii="Consolas" w:hAnsi="Consolas" w:eastAsia="Consolas"/>
+                <w:b w:val="0"/>
+                <w:color w:val="111820"/>
+                <w:sz w:val="12"/>
+              </w:rPr>
+              <w:t>137 + 142 IONIC</w:t>
+            </w:r>
+          </w:p>
+        </w:tc>
+        <w:tc>
+          <w:tcPr>
+            <w:tcW w:type="dxa" w:w="539"/>
+          </w:tcPr>
+          <w:p>
+            <w:pPr>
+              <w:spacing w:before="0" w:after="0"/>
+            </w:pPr>
+            <w:r>
+              <w:rPr>
+                <w:rFonts w:ascii="Consolas" w:hAnsi="Consolas" w:eastAsia="Consolas"/>
+                <w:b w:val="0"/>
+                <w:color w:val="111820"/>
+                <w:sz w:val="12"/>
+              </w:rPr>
+              <w:t>279</w:t>
+            </w:r>
+          </w:p>
+        </w:tc>
+        <w:tc>
+          <w:tcPr>
+            <w:tcW w:type="dxa" w:w="539"/>
+          </w:tcPr>
+          <w:p>
+            <w:pPr>
+              <w:spacing w:before="0" w:after="0"/>
+            </w:pPr>
+            <w:r>
+              <w:rPr>
+                <w:rFonts w:ascii="Consolas" w:hAnsi="Consolas" w:eastAsia="Consolas"/>
+                <w:b w:val="0"/>
+                <w:color w:val="111820"/>
+                <w:sz w:val="12"/>
+              </w:rPr>
+              <w:t>+0.2</w:t>
+            </w:r>
+          </w:p>
+        </w:tc>
+        <w:tc>
+          <w:tcPr>
+            <w:tcW w:type="dxa" w:w="595"/>
+          </w:tcPr>
+          <w:p>
+            <w:pPr>
+              <w:spacing w:before="0" w:after="0"/>
+            </w:pPr>
+            <w:r>
+              <w:rPr>
+                <w:rFonts w:ascii="Consolas" w:hAnsi="Consolas" w:eastAsia="Consolas"/>
+                <w:b w:val="0"/>
+                <w:color w:val="111820"/>
+                <w:sz w:val="12"/>
+              </w:rPr>
+              <w:t>0.9648</w:t>
+            </w:r>
+          </w:p>
+        </w:tc>
+        <w:tc>
+          <w:tcPr>
+            <w:tcW w:type="dxa" w:w="652"/>
+          </w:tcPr>
+          <w:p>
+            <w:pPr>
+              <w:spacing w:before="0" w:after="0"/>
+            </w:pPr>
+            <w:r>
+              <w:rPr>
+                <w:rFonts w:ascii="Consolas" w:hAnsi="Consolas" w:eastAsia="Consolas"/>
+                <w:b w:val="0"/>
+                <w:color w:val="111820"/>
+                <w:sz w:val="12"/>
+              </w:rPr>
+              <w:t>CUBIC</w:t>
+            </w:r>
+          </w:p>
+        </w:tc>
+        <w:tc>
+          <w:tcPr>
+            <w:tcW w:type="dxa" w:w="879"/>
+          </w:tcPr>
+          <w:p>
+            <w:pPr>
+              <w:spacing w:before="0" w:after="0"/>
+            </w:pPr>
+            <w:r>
+              <w:rPr>
+                <w:rFonts w:ascii="Consolas" w:hAnsi="Consolas" w:eastAsia="Consolas"/>
+                <w:b w:val="0"/>
+                <w:color w:val="C0392B"/>
+                <w:sz w:val="12"/>
+              </w:rPr>
+              <w:t>FAILS, STOICH</w:t>
+            </w:r>
+          </w:p>
+        </w:tc>
+      </w:tr>
+      <w:tr>
+        <w:trPr>
+          <w:trHeight w:val="0"/>
+        </w:trPr>
+        <w:tc>
+          <w:tcPr>
+            <w:tcW w:type="dxa" w:w="652"/>
+          </w:tcPr>
+          <w:p>
+            <w:pPr>
+              <w:spacing w:before="0" w:after="0"/>
+            </w:pPr>
+            <w:r>
+              <w:rPr>
+                <w:rFonts w:ascii="Consolas" w:hAnsi="Consolas" w:eastAsia="Consolas"/>
+                <w:b w:val="0"/>
+                <w:color w:val="111820"/>
+                <w:sz w:val="12"/>
               </w:rPr>
               <w:t>ZnS</w:t>
             </w:r>
@@ -1717,16 +4324,74 @@
         </w:tc>
         <w:tc>
           <w:tcPr>
-            <w:tcW w:type="dxa" w:w="1555"/>
+            <w:tcW w:type="dxa" w:w="1162"/>
           </w:tcPr>
           <w:p>
             <w:pPr>
-              <w:spacing w:after="0" w:before="0"/>
+              <w:spacing w:before="0" w:after="0"/>
             </w:pPr>
-            <w:r/>
             <w:r>
               <w:rPr>
-                <w:sz w:val="13"/>
+                <w:rFonts w:ascii="Consolas" w:hAnsi="Consolas" w:eastAsia="Consolas"/>
+                <w:b w:val="0"/>
+                <w:color w:val="111820"/>
+                <w:sz w:val="12"/>
+              </w:rPr>
+              <w:t>ZINC BLENDE</w:t>
+            </w:r>
+          </w:p>
+        </w:tc>
+        <w:tc>
+          <w:tcPr>
+            <w:tcW w:type="dxa" w:w="652"/>
+          </w:tcPr>
+          <w:p>
+            <w:pPr>
+              <w:spacing w:before="0" w:after="0"/>
+            </w:pPr>
+            <w:r>
+              <w:rPr>
+                <w:rFonts w:ascii="Consolas" w:hAnsi="Consolas" w:eastAsia="Consolas"/>
+                <w:b w:val="0"/>
+                <w:color w:val="111820"/>
+                <w:sz w:val="12"/>
+              </w:rPr>
+              <w:t>F</w:t>
+            </w:r>
+            <w:r>
+              <w:rPr>
+                <w:rFonts w:ascii="Liberation Mono" w:hAnsi="Liberation Mono" w:eastAsia="Liberation Mono"/>
+                <w:b w:val="0"/>
+                <w:color w:val="111820"/>
+                <w:sz w:val="12"/>
+              </w:rPr>
+              <w:t>4̅</w:t>
+            </w:r>
+            <w:r>
+              <w:rPr>
+                <w:rFonts w:ascii="Consolas" w:hAnsi="Consolas" w:eastAsia="Consolas"/>
+                <w:b w:val="0"/>
+                <w:color w:val="111820"/>
+                <w:sz w:val="12"/>
+              </w:rPr>
+              <w:t>3m</w:t>
+            </w:r>
+          </w:p>
+        </w:tc>
+        <w:tc>
+          <w:tcPr>
+            <w:tcW w:type="dxa" w:w="595"/>
+          </w:tcPr>
+          <w:p>
+            <w:pPr>
+              <w:spacing w:before="0" w:after="0"/>
+            </w:pPr>
+            <w:r>
+              <w:rPr>
+                <w:rFonts w:ascii="Consolas" w:hAnsi="Consolas" w:eastAsia="Consolas"/>
+                <w:b w:val="0"/>
+                <w:color w:val="111820"/>
+                <w:sz w:val="12"/>
               </w:rPr>
               <w:t>540.6</w:t>
             </w:r>
@@ -1734,50 +4399,56 @@
         </w:tc>
         <w:tc>
           <w:tcPr>
-            <w:tcW w:type="dxa" w:w="1555"/>
+            <w:tcW w:type="dxa" w:w="709"/>
           </w:tcPr>
           <w:p>
             <w:pPr>
-              <w:spacing w:after="0" w:before="0"/>
+              <w:spacing w:before="0" w:after="0"/>
             </w:pPr>
-            <w:r/>
             <w:r>
               <w:rPr>
-                <w:sz w:val="13"/>
+                <w:rFonts w:ascii="Consolas" w:hAnsi="Consolas" w:eastAsia="Consolas"/>
+                <w:b w:val="0"/>
+                <w:color w:val="111820"/>
+                <w:sz w:val="12"/>
               </w:rPr>
-              <w:t>ZINC BLENDE / SPHALERITE (B3)</w:t>
+              <w:t>Zn4 S4</w:t>
             </w:r>
           </w:p>
         </w:tc>
         <w:tc>
           <w:tcPr>
-            <w:tcW w:type="dxa" w:w="1555"/>
+            <w:tcW w:type="dxa" w:w="765"/>
           </w:tcPr>
           <w:p>
             <w:pPr>
-              <w:spacing w:after="0" w:before="0"/>
+              <w:spacing w:before="0" w:after="0"/>
             </w:pPr>
-            <w:r/>
             <w:r>
               <w:rPr>
-                <w:sz w:val="13"/>
+                <w:rFonts w:ascii="Consolas" w:hAnsi="Consolas" w:eastAsia="Consolas"/>
+                <w:b w:val="0"/>
+                <w:color w:val="111820"/>
+                <w:sz w:val="12"/>
               </w:rPr>
-              <w:t>F-43m (216)</w:t>
+              <w:t>234.1</w:t>
             </w:r>
           </w:p>
         </w:tc>
         <w:tc>
           <w:tcPr>
-            <w:tcW w:type="dxa" w:w="1555"/>
+            <w:tcW w:type="dxa" w:w="425"/>
           </w:tcPr>
           <w:p>
             <w:pPr>
-              <w:spacing w:after="0" w:before="0"/>
+              <w:spacing w:before="0" w:after="0"/>
             </w:pPr>
-            <w:r/>
             <w:r>
               <w:rPr>
-                <w:sz w:val="13"/>
+                <w:rFonts w:ascii="Consolas" w:hAnsi="Consolas" w:eastAsia="Consolas"/>
+                <w:b w:val="0"/>
+                <w:color w:val="111820"/>
+                <w:sz w:val="12"/>
               </w:rPr>
               <w:t>4:4</w:t>
             </w:r>
@@ -1785,173 +4456,137 @@
         </w:tc>
         <w:tc>
           <w:tcPr>
-            <w:tcW w:type="dxa" w:w="1555"/>
+            <w:tcW w:type="dxa" w:w="1502"/>
           </w:tcPr>
           <w:p>
             <w:pPr>
-              <w:spacing w:after="0" w:before="0"/>
+              <w:spacing w:before="0" w:after="0"/>
             </w:pPr>
-            <w:r/>
             <w:r>
               <w:rPr>
-                <w:sz w:val="13"/>
+                <w:rFonts w:ascii="Consolas" w:hAnsi="Consolas" w:eastAsia="Consolas"/>
+                <w:b w:val="0"/>
+                <w:color w:val="111820"/>
+                <w:sz w:val="12"/>
               </w:rPr>
-              <w:t>Zn 4 + S 4</w:t>
+              <w:t>122 + 105 COVALENT</w:t>
+            </w:r>
+          </w:p>
+        </w:tc>
+        <w:tc>
+          <w:tcPr>
+            <w:tcW w:type="dxa" w:w="539"/>
+          </w:tcPr>
+          <w:p>
+            <w:pPr>
+              <w:spacing w:before="0" w:after="0"/>
+            </w:pPr>
+            <w:r>
+              <w:rPr>
+                <w:rFonts w:ascii="Consolas" w:hAnsi="Consolas" w:eastAsia="Consolas"/>
+                <w:b w:val="0"/>
+                <w:color w:val="111820"/>
+                <w:sz w:val="12"/>
+              </w:rPr>
+              <w:t>227</w:t>
+            </w:r>
+          </w:p>
+        </w:tc>
+        <w:tc>
+          <w:tcPr>
+            <w:tcW w:type="dxa" w:w="539"/>
+          </w:tcPr>
+          <w:p>
+            <w:pPr>
+              <w:spacing w:before="0" w:after="0"/>
+            </w:pPr>
+            <w:r>
+              <w:rPr>
+                <w:rFonts w:ascii="Consolas" w:hAnsi="Consolas" w:eastAsia="Consolas"/>
+                <w:b w:val="0"/>
+                <w:color w:val="111820"/>
+                <w:sz w:val="12"/>
+              </w:rPr>
+              <w:t>+7.1</w:t>
+            </w:r>
+          </w:p>
+        </w:tc>
+        <w:tc>
+          <w:tcPr>
+            <w:tcW w:type="dxa" w:w="595"/>
+          </w:tcPr>
+          <w:p>
+            <w:pPr>
+              <w:spacing w:before="0" w:after="0"/>
+            </w:pPr>
+            <w:r>
+              <w:rPr>
+                <w:rFonts w:ascii="Consolas" w:hAnsi="Consolas" w:eastAsia="Consolas"/>
+                <w:b w:val="0"/>
+                <w:color w:val="111820"/>
+                <w:sz w:val="12"/>
+              </w:rPr>
+              <w:t>0.3261</w:t>
+            </w:r>
+          </w:p>
+        </w:tc>
+        <w:tc>
+          <w:tcPr>
+            <w:tcW w:type="dxa" w:w="652"/>
+          </w:tcPr>
+          <w:p>
+            <w:pPr>
+              <w:spacing w:before="0" w:after="0"/>
+            </w:pPr>
+            <w:r>
+              <w:rPr>
+                <w:rFonts w:ascii="Consolas" w:hAnsi="Consolas" w:eastAsia="Consolas"/>
+                <w:b w:val="0"/>
+                <w:color w:val="111820"/>
+                <w:sz w:val="12"/>
+              </w:rPr>
+              <w:t>TETRA</w:t>
+            </w:r>
+          </w:p>
+        </w:tc>
+        <w:tc>
+          <w:tcPr>
+            <w:tcW w:type="dxa" w:w="879"/>
+          </w:tcPr>
+          <w:p>
+            <w:pPr>
+              <w:spacing w:before="0" w:after="0"/>
+            </w:pPr>
+            <w:r>
+              <w:rPr>
+                <w:rFonts w:ascii="Consolas" w:hAnsi="Consolas" w:eastAsia="Consolas"/>
+                <w:b w:val="0"/>
+                <w:color w:val="111820"/>
+                <w:sz w:val="12"/>
+              </w:rPr>
+              <w:t>AGREES</w:t>
             </w:r>
           </w:p>
         </w:tc>
       </w:tr>
       <w:tr>
+        <w:trPr>
+          <w:trHeight w:val="0"/>
+        </w:trPr>
         <w:tc>
           <w:tcPr>
-            <w:tcW w:type="dxa" w:w="1555"/>
+            <w:tcW w:type="dxa" w:w="652"/>
           </w:tcPr>
           <w:p>
             <w:pPr>
-              <w:spacing w:after="0" w:before="0"/>
+              <w:spacing w:before="0" w:after="0"/>
             </w:pPr>
-            <w:r/>
             <w:r>
               <w:rPr>
-                <w:sz w:val="13"/>
-              </w:rPr>
-              <w:t>5</w:t>
-            </w:r>
-          </w:p>
-        </w:tc>
-        <w:tc>
-          <w:tcPr>
-            <w:tcW w:type="dxa" w:w="1555"/>
-          </w:tcPr>
-          <w:p>
-            <w:pPr>
-              <w:spacing w:after="0" w:before="0"/>
-            </w:pPr>
-            <w:r/>
-            <w:r>
-              <w:rPr>
-                <w:sz w:val="13"/>
-              </w:rPr>
-              <w:t>CaTe</w:t>
-            </w:r>
-          </w:p>
-        </w:tc>
-        <w:tc>
-          <w:tcPr>
-            <w:tcW w:type="dxa" w:w="1555"/>
-          </w:tcPr>
-          <w:p>
-            <w:pPr>
-              <w:spacing w:after="0" w:before="0"/>
-            </w:pPr>
-            <w:r/>
-            <w:r>
-              <w:rPr>
-                <w:sz w:val="13"/>
-              </w:rPr>
-              <w:t>635.6</w:t>
-            </w:r>
-          </w:p>
-        </w:tc>
-        <w:tc>
-          <w:tcPr>
-            <w:tcW w:type="dxa" w:w="1555"/>
-          </w:tcPr>
-          <w:p>
-            <w:pPr>
-              <w:spacing w:after="0" w:before="0"/>
-            </w:pPr>
-            <w:r/>
-            <w:r>
-              <w:rPr>
-                <w:sz w:val="13"/>
-              </w:rPr>
-              <w:t>ROCK SALT (B1)</w:t>
-            </w:r>
-          </w:p>
-        </w:tc>
-        <w:tc>
-          <w:tcPr>
-            <w:tcW w:type="dxa" w:w="1555"/>
-          </w:tcPr>
-          <w:p>
-            <w:pPr>
-              <w:spacing w:after="0" w:before="0"/>
-            </w:pPr>
-            <w:r/>
-            <w:r>
-              <w:rPr>
-                <w:sz w:val="13"/>
-              </w:rPr>
-              <w:t>Fm-3m (225)</w:t>
-            </w:r>
-          </w:p>
-        </w:tc>
-        <w:tc>
-          <w:tcPr>
-            <w:tcW w:type="dxa" w:w="1555"/>
-          </w:tcPr>
-          <w:p>
-            <w:pPr>
-              <w:spacing w:after="0" w:before="0"/>
-            </w:pPr>
-            <w:r/>
-            <w:r>
-              <w:rPr>
-                <w:sz w:val="13"/>
-              </w:rPr>
-              <w:t>6:6</w:t>
-            </w:r>
-          </w:p>
-        </w:tc>
-        <w:tc>
-          <w:tcPr>
-            <w:tcW w:type="dxa" w:w="1555"/>
-          </w:tcPr>
-          <w:p>
-            <w:pPr>
-              <w:spacing w:after="0" w:before="0"/>
-            </w:pPr>
-            <w:r/>
-            <w:r>
-              <w:rPr>
-                <w:sz w:val="13"/>
-              </w:rPr>
-              <w:t>Ca 4 + Te 4</w:t>
-            </w:r>
-          </w:p>
-        </w:tc>
-      </w:tr>
-      <w:tr>
-        <w:tc>
-          <w:tcPr>
-            <w:tcW w:type="dxa" w:w="1555"/>
-          </w:tcPr>
-          <w:p>
-            <w:pPr>
-              <w:spacing w:after="0" w:before="0"/>
-            </w:pPr>
-            <w:r/>
-            <w:r>
-              <w:rPr>
-                <w:sz w:val="13"/>
-              </w:rPr>
-              <w:t>6</w:t>
-            </w:r>
-          </w:p>
-        </w:tc>
-        <w:tc>
-          <w:tcPr>
-            <w:tcW w:type="dxa" w:w="1555"/>
-          </w:tcPr>
-          <w:p>
-            <w:pPr>
-              <w:spacing w:after="0" w:before="0"/>
-            </w:pPr>
-            <w:r/>
-            <w:r>
-              <w:rPr>
-                <w:sz w:val="13"/>
+                <w:rFonts w:ascii="Consolas" w:hAnsi="Consolas" w:eastAsia="Consolas"/>
+                <w:b w:val="0"/>
+                <w:color w:val="111820"/>
+                <w:sz w:val="12"/>
               </w:rPr>
               <w:t>GaP</w:t>
             </w:r>
@@ -1959,16 +4594,74 @@
         </w:tc>
         <w:tc>
           <w:tcPr>
-            <w:tcW w:type="dxa" w:w="1555"/>
+            <w:tcW w:type="dxa" w:w="1162"/>
           </w:tcPr>
           <w:p>
             <w:pPr>
-              <w:spacing w:after="0" w:before="0"/>
+              <w:spacing w:before="0" w:after="0"/>
             </w:pPr>
-            <w:r/>
             <w:r>
               <w:rPr>
-                <w:sz w:val="13"/>
+                <w:rFonts w:ascii="Consolas" w:hAnsi="Consolas" w:eastAsia="Consolas"/>
+                <w:b w:val="0"/>
+                <w:color w:val="111820"/>
+                <w:sz w:val="12"/>
+              </w:rPr>
+              <w:t>ZINC BLENDE</w:t>
+            </w:r>
+          </w:p>
+        </w:tc>
+        <w:tc>
+          <w:tcPr>
+            <w:tcW w:type="dxa" w:w="652"/>
+          </w:tcPr>
+          <w:p>
+            <w:pPr>
+              <w:spacing w:before="0" w:after="0"/>
+            </w:pPr>
+            <w:r>
+              <w:rPr>
+                <w:rFonts w:ascii="Consolas" w:hAnsi="Consolas" w:eastAsia="Consolas"/>
+                <w:b w:val="0"/>
+                <w:color w:val="111820"/>
+                <w:sz w:val="12"/>
+              </w:rPr>
+              <w:t>F</w:t>
+            </w:r>
+            <w:r>
+              <w:rPr>
+                <w:rFonts w:ascii="Liberation Mono" w:hAnsi="Liberation Mono" w:eastAsia="Liberation Mono"/>
+                <w:b w:val="0"/>
+                <w:color w:val="111820"/>
+                <w:sz w:val="12"/>
+              </w:rPr>
+              <w:t>4̅</w:t>
+            </w:r>
+            <w:r>
+              <w:rPr>
+                <w:rFonts w:ascii="Consolas" w:hAnsi="Consolas" w:eastAsia="Consolas"/>
+                <w:b w:val="0"/>
+                <w:color w:val="111820"/>
+                <w:sz w:val="12"/>
+              </w:rPr>
+              <w:t>3m</w:t>
+            </w:r>
+          </w:p>
+        </w:tc>
+        <w:tc>
+          <w:tcPr>
+            <w:tcW w:type="dxa" w:w="595"/>
+          </w:tcPr>
+          <w:p>
+            <w:pPr>
+              <w:spacing w:before="0" w:after="0"/>
+            </w:pPr>
+            <w:r>
+              <w:rPr>
+                <w:rFonts w:ascii="Consolas" w:hAnsi="Consolas" w:eastAsia="Consolas"/>
+                <w:b w:val="0"/>
+                <w:color w:val="111820"/>
+                <w:sz w:val="12"/>
               </w:rPr>
               <w:t>544.8</w:t>
             </w:r>
@@ -1976,50 +4669,56 @@
         </w:tc>
         <w:tc>
           <w:tcPr>
-            <w:tcW w:type="dxa" w:w="1555"/>
+            <w:tcW w:type="dxa" w:w="709"/>
           </w:tcPr>
           <w:p>
             <w:pPr>
-              <w:spacing w:after="0" w:before="0"/>
+              <w:spacing w:before="0" w:after="0"/>
             </w:pPr>
-            <w:r/>
             <w:r>
               <w:rPr>
-                <w:sz w:val="13"/>
+                <w:rFonts w:ascii="Consolas" w:hAnsi="Consolas" w:eastAsia="Consolas"/>
+                <w:b w:val="0"/>
+                <w:color w:val="111820"/>
+                <w:sz w:val="12"/>
               </w:rPr>
-              <w:t>ZINC BLENDE (B3)</w:t>
+              <w:t>Ga4 P4</w:t>
             </w:r>
           </w:p>
         </w:tc>
         <w:tc>
           <w:tcPr>
-            <w:tcW w:type="dxa" w:w="1555"/>
+            <w:tcW w:type="dxa" w:w="765"/>
           </w:tcPr>
           <w:p>
             <w:pPr>
-              <w:spacing w:after="0" w:before="0"/>
+              <w:spacing w:before="0" w:after="0"/>
             </w:pPr>
-            <w:r/>
             <w:r>
               <w:rPr>
-                <w:sz w:val="13"/>
+                <w:rFonts w:ascii="Consolas" w:hAnsi="Consolas" w:eastAsia="Consolas"/>
+                <w:b w:val="0"/>
+                <w:color w:val="111820"/>
+                <w:sz w:val="12"/>
               </w:rPr>
-              <w:t>F-43m (216)</w:t>
+              <w:t>235.9</w:t>
             </w:r>
           </w:p>
         </w:tc>
         <w:tc>
           <w:tcPr>
-            <w:tcW w:type="dxa" w:w="1555"/>
+            <w:tcW w:type="dxa" w:w="425"/>
           </w:tcPr>
           <w:p>
             <w:pPr>
-              <w:spacing w:after="0" w:before="0"/>
+              <w:spacing w:before="0" w:after="0"/>
             </w:pPr>
-            <w:r/>
             <w:r>
               <w:rPr>
-                <w:sz w:val="13"/>
+                <w:rFonts w:ascii="Consolas" w:hAnsi="Consolas" w:eastAsia="Consolas"/>
+                <w:b w:val="0"/>
+                <w:color w:val="111820"/>
+                <w:sz w:val="12"/>
               </w:rPr>
               <w:t>4:4</w:t>
             </w:r>
@@ -2027,381 +4726,115 @@
         </w:tc>
         <w:tc>
           <w:tcPr>
-            <w:tcW w:type="dxa" w:w="1555"/>
+            <w:tcW w:type="dxa" w:w="1502"/>
           </w:tcPr>
           <w:p>
             <w:pPr>
-              <w:spacing w:after="0" w:before="0"/>
+              <w:spacing w:before="0" w:after="0"/>
             </w:pPr>
-            <w:r/>
             <w:r>
               <w:rPr>
-                <w:sz w:val="13"/>
+                <w:rFonts w:ascii="Consolas" w:hAnsi="Consolas" w:eastAsia="Consolas"/>
+                <w:b w:val="0"/>
+                <w:color w:val="111820"/>
+                <w:sz w:val="12"/>
               </w:rPr>
-              <w:t>Ga 4 + P 4</w:t>
-            </w:r>
-          </w:p>
-        </w:tc>
-      </w:tr>
-      <w:tr>
-        <w:tc>
-          <w:tcPr>
-            <w:tcW w:type="dxa" w:w="1555"/>
-          </w:tcPr>
-          <w:p>
-            <w:pPr>
-              <w:spacing w:after="0" w:before="0"/>
-            </w:pPr>
-            <w:r/>
-            <w:r>
-              <w:rPr>
-                <w:sz w:val="13"/>
-              </w:rPr>
-              <w:t>7</w:t>
+              <w:t>126 + 107 COVALENT</w:t>
             </w:r>
           </w:p>
         </w:tc>
         <w:tc>
           <w:tcPr>
-            <w:tcW w:type="dxa" w:w="1555"/>
+            <w:tcW w:type="dxa" w:w="539"/>
           </w:tcPr>
           <w:p>
             <w:pPr>
-              <w:spacing w:after="0" w:before="0"/>
+              <w:spacing w:before="0" w:after="0"/>
             </w:pPr>
-            <w:r/>
             <w:r>
               <w:rPr>
-                <w:sz w:val="13"/>
+                <w:rFonts w:ascii="Consolas" w:hAnsi="Consolas" w:eastAsia="Consolas"/>
+                <w:b w:val="0"/>
+                <w:color w:val="111820"/>
+                <w:sz w:val="12"/>
               </w:rPr>
-              <w:t>K2O</w:t>
+              <w:t>233</w:t>
             </w:r>
           </w:p>
         </w:tc>
         <w:tc>
           <w:tcPr>
-            <w:tcW w:type="dxa" w:w="1555"/>
+            <w:tcW w:type="dxa" w:w="539"/>
           </w:tcPr>
           <w:p>
             <w:pPr>
-              <w:spacing w:after="0" w:before="0"/>
+              <w:spacing w:before="0" w:after="0"/>
             </w:pPr>
-            <w:r/>
             <w:r>
               <w:rPr>
-                <w:sz w:val="13"/>
+                <w:rFonts w:ascii="Consolas" w:hAnsi="Consolas" w:eastAsia="Consolas"/>
+                <w:b w:val="0"/>
+                <w:color w:val="111820"/>
+                <w:sz w:val="12"/>
               </w:rPr>
-              <w:t>644.9</w:t>
+              <w:t>+2.9</w:t>
             </w:r>
           </w:p>
         </w:tc>
         <w:tc>
           <w:tcPr>
-            <w:tcW w:type="dxa" w:w="1555"/>
+            <w:tcW w:type="dxa" w:w="595"/>
           </w:tcPr>
           <w:p>
             <w:pPr>
-              <w:spacing w:after="0" w:before="0"/>
+              <w:spacing w:before="0" w:after="0"/>
             </w:pPr>
-            <w:r/>
             <w:r>
               <w:rPr>
-                <w:sz w:val="13"/>
+                <w:rFonts w:ascii="Consolas" w:hAnsi="Consolas" w:eastAsia="Consolas"/>
+                <w:b w:val="0"/>
+                <w:color w:val="111820"/>
+                <w:sz w:val="12"/>
               </w:rPr>
-              <w:t>ANTIFLUORITE</w:t>
+              <w:t>0.8492</w:t>
             </w:r>
           </w:p>
         </w:tc>
         <w:tc>
           <w:tcPr>
-            <w:tcW w:type="dxa" w:w="1555"/>
+            <w:tcW w:type="dxa" w:w="652"/>
           </w:tcPr>
           <w:p>
             <w:pPr>
-              <w:spacing w:after="0" w:before="0"/>
+              <w:spacing w:before="0" w:after="0"/>
             </w:pPr>
-            <w:r/>
             <w:r>
               <w:rPr>
-                <w:sz w:val="13"/>
+                <w:rFonts w:ascii="Consolas" w:hAnsi="Consolas" w:eastAsia="Consolas"/>
+                <w:b w:val="0"/>
+                <w:color w:val="111820"/>
+                <w:sz w:val="12"/>
               </w:rPr>
-              <w:t>Fm-3m (225)</w:t>
+              <w:t>NONE</w:t>
             </w:r>
           </w:p>
         </w:tc>
         <w:tc>
           <w:tcPr>
-            <w:tcW w:type="dxa" w:w="1555"/>
+            <w:tcW w:type="dxa" w:w="879"/>
           </w:tcPr>
           <w:p>
             <w:pPr>
-              <w:spacing w:after="0" w:before="0"/>
+              <w:spacing w:before="0" w:after="0"/>
             </w:pPr>
-            <w:r/>
             <w:r>
               <w:rPr>
-                <w:sz w:val="13"/>
+                <w:rFonts w:ascii="Consolas" w:hAnsi="Consolas" w:eastAsia="Consolas"/>
+                <w:b w:val="0"/>
+                <w:color w:val="C0392B"/>
+                <w:sz w:val="12"/>
               </w:rPr>
-              <w:t>4:8</w:t>
-            </w:r>
-          </w:p>
-        </w:tc>
-        <w:tc>
-          <w:tcPr>
-            <w:tcW w:type="dxa" w:w="1555"/>
-          </w:tcPr>
-          <w:p>
-            <w:pPr>
-              <w:spacing w:after="0" w:before="0"/>
-            </w:pPr>
-            <w:r/>
-            <w:r>
-              <w:rPr>
-                <w:sz w:val="13"/>
-              </w:rPr>
-              <w:t>K 8 + O 4</w:t>
-            </w:r>
-          </w:p>
-        </w:tc>
-      </w:tr>
-      <w:tr>
-        <w:tc>
-          <w:tcPr>
-            <w:tcW w:type="dxa" w:w="1555"/>
-          </w:tcPr>
-          <w:p>
-            <w:pPr>
-              <w:spacing w:after="0" w:before="0"/>
-            </w:pPr>
-            <w:r/>
-            <w:r>
-              <w:rPr>
-                <w:sz w:val="13"/>
-              </w:rPr>
-              <w:t>8</w:t>
-            </w:r>
-          </w:p>
-        </w:tc>
-        <w:tc>
-          <w:tcPr>
-            <w:tcW w:type="dxa" w:w="1555"/>
-          </w:tcPr>
-          <w:p>
-            <w:pPr>
-              <w:spacing w:after="0" w:before="0"/>
-            </w:pPr>
-            <w:r/>
-            <w:r>
-              <w:rPr>
-                <w:sz w:val="13"/>
-              </w:rPr>
-              <w:t>CeO2</w:t>
-            </w:r>
-          </w:p>
-        </w:tc>
-        <w:tc>
-          <w:tcPr>
-            <w:tcW w:type="dxa" w:w="1555"/>
-          </w:tcPr>
-          <w:p>
-            <w:pPr>
-              <w:spacing w:after="0" w:before="0"/>
-            </w:pPr>
-            <w:r/>
-            <w:r>
-              <w:rPr>
-                <w:sz w:val="13"/>
-              </w:rPr>
-              <w:t>541.1</w:t>
-            </w:r>
-          </w:p>
-        </w:tc>
-        <w:tc>
-          <w:tcPr>
-            <w:tcW w:type="dxa" w:w="1555"/>
-          </w:tcPr>
-          <w:p>
-            <w:pPr>
-              <w:spacing w:after="0" w:before="0"/>
-            </w:pPr>
-            <w:r/>
-            <w:r>
-              <w:rPr>
-                <w:sz w:val="13"/>
-              </w:rPr>
-              <w:t>FLUORITE (C1)</w:t>
-            </w:r>
-          </w:p>
-        </w:tc>
-        <w:tc>
-          <w:tcPr>
-            <w:tcW w:type="dxa" w:w="1555"/>
-          </w:tcPr>
-          <w:p>
-            <w:pPr>
-              <w:spacing w:after="0" w:before="0"/>
-            </w:pPr>
-            <w:r/>
-            <w:r>
-              <w:rPr>
-                <w:sz w:val="13"/>
-              </w:rPr>
-              <w:t>Fm-3m (225)</w:t>
-            </w:r>
-          </w:p>
-        </w:tc>
-        <w:tc>
-          <w:tcPr>
-            <w:tcW w:type="dxa" w:w="1555"/>
-          </w:tcPr>
-          <w:p>
-            <w:pPr>
-              <w:spacing w:after="0" w:before="0"/>
-            </w:pPr>
-            <w:r/>
-            <w:r>
-              <w:rPr>
-                <w:sz w:val="13"/>
-              </w:rPr>
-              <w:t>8:4</w:t>
-            </w:r>
-          </w:p>
-        </w:tc>
-        <w:tc>
-          <w:tcPr>
-            <w:tcW w:type="dxa" w:w="1555"/>
-          </w:tcPr>
-          <w:p>
-            <w:pPr>
-              <w:spacing w:after="0" w:before="0"/>
-            </w:pPr>
-            <w:r/>
-            <w:r>
-              <w:rPr>
-                <w:sz w:val="13"/>
-              </w:rPr>
-              <w:t>Ce 4 + O 8</w:t>
-            </w:r>
-          </w:p>
-        </w:tc>
-      </w:tr>
-      <w:tr>
-        <w:tc>
-          <w:tcPr>
-            <w:tcW w:type="dxa" w:w="1555"/>
-          </w:tcPr>
-          <w:p>
-            <w:pPr>
-              <w:spacing w:after="0" w:before="0"/>
-            </w:pPr>
-            <w:r/>
-            <w:r>
-              <w:rPr>
-                <w:sz w:val="13"/>
-              </w:rPr>
-              <w:t>9</w:t>
-            </w:r>
-          </w:p>
-        </w:tc>
-        <w:tc>
-          <w:tcPr>
-            <w:tcW w:type="dxa" w:w="1555"/>
-          </w:tcPr>
-          <w:p>
-            <w:pPr>
-              <w:spacing w:after="0" w:before="0"/>
-            </w:pPr>
-            <w:r/>
-            <w:r>
-              <w:rPr>
-                <w:sz w:val="13"/>
-              </w:rPr>
-              <w:t>AuZn</w:t>
-            </w:r>
-          </w:p>
-        </w:tc>
-        <w:tc>
-          <w:tcPr>
-            <w:tcW w:type="dxa" w:w="1555"/>
-          </w:tcPr>
-          <w:p>
-            <w:pPr>
-              <w:spacing w:after="0" w:before="0"/>
-            </w:pPr>
-            <w:r/>
-            <w:r>
-              <w:rPr>
-                <w:sz w:val="13"/>
-              </w:rPr>
-              <w:t>319.0</w:t>
-            </w:r>
-          </w:p>
-        </w:tc>
-        <w:tc>
-          <w:tcPr>
-            <w:tcW w:type="dxa" w:w="1555"/>
-          </w:tcPr>
-          <w:p>
-            <w:pPr>
-              <w:spacing w:after="0" w:before="0"/>
-            </w:pPr>
-            <w:r/>
-            <w:r>
-              <w:rPr>
-                <w:sz w:val="13"/>
-              </w:rPr>
-              <w:t>CsCl TYPE (B2), ORDERED INTERMETALLIC</w:t>
-            </w:r>
-          </w:p>
-        </w:tc>
-        <w:tc>
-          <w:tcPr>
-            <w:tcW w:type="dxa" w:w="1555"/>
-          </w:tcPr>
-          <w:p>
-            <w:pPr>
-              <w:spacing w:after="0" w:before="0"/>
-            </w:pPr>
-            <w:r/>
-            <w:r>
-              <w:rPr>
-                <w:sz w:val="13"/>
-              </w:rPr>
-              <w:t>Pm-3m (221)</w:t>
-            </w:r>
-          </w:p>
-        </w:tc>
-        <w:tc>
-          <w:tcPr>
-            <w:tcW w:type="dxa" w:w="1555"/>
-          </w:tcPr>
-          <w:p>
-            <w:pPr>
-              <w:spacing w:after="0" w:before="0"/>
-            </w:pPr>
-            <w:r/>
-            <w:r>
-              <w:rPr>
-                <w:sz w:val="13"/>
-              </w:rPr>
-              <w:t>8:8</w:t>
-            </w:r>
-          </w:p>
-        </w:tc>
-        <w:tc>
-          <w:tcPr>
-            <w:tcW w:type="dxa" w:w="1555"/>
-          </w:tcPr>
-          <w:p>
-            <w:pPr>
-              <w:spacing w:after="0" w:before="0"/>
-            </w:pPr>
-            <w:r/>
-            <w:r>
-              <w:rPr>
-                <w:sz w:val="13"/>
-              </w:rPr>
-              <w:t>Au 1 + Zn 1</w:t>
+              <w:t>COVALENT</w:t>
             </w:r>
           </w:p>
         </w:tc>
@@ -2409,55 +4842,223 @@
     </w:tbl>
     <w:p>
       <w:pPr>
-        <w:spacing w:after="30" w:before="20"/>
+        <w:tabs>
+          <w:tab w:pos="1474" w:val="left"/>
+        </w:tabs>
+        <w:spacing w:before="0" w:after="20"/>
+        <w:ind w:left="1474" w:hanging="1474"/>
       </w:pPr>
       <w:r>
         <w:rPr>
+          <w:rFonts w:ascii="Consolas" w:hAnsi="Consolas" w:eastAsia="Consolas"/>
           <w:b/>
-          <w:sz w:val="17"/>
+          <w:color w:val="58D3E8"/>
+          <w:sz w:val="13"/>
         </w:rPr>
-        <w:t>4. STRUCTURAL NOTES AND VALIDATION</w:t>
+        <w:t>NEAREST</w:t>
+      </w:r>
+      <w:r>
+        <w:rPr>
+          <w:rFonts w:ascii="Consolas" w:hAnsi="Consolas" w:eastAsia="Consolas"/>
+          <w:b w:val="0"/>
+          <w:color w:val="111820"/>
+          <w:sz w:val="13"/>
+        </w:rPr>
+        <w:tab/>
+      </w:r>
+      <w:r>
+        <w:rPr>
+          <w:rFonts w:ascii="Consolas" w:hAnsi="Consolas" w:eastAsia="Consolas"/>
+          <w:b w:val="0"/>
+          <w:color w:val="111820"/>
+          <w:sz w:val="13"/>
+        </w:rPr>
+        <w:t>UNLIKE-PAIR SEPARATION IS LP/2 FOR ROCK SALT, LP x 3^0.5 / 2 FOR THE CsCl TYPE AND LP x 3^0.5 / 4 FOR FLUORITE, ANTIFLUORITE AND ZINC BLENDE.</w:t>
       </w:r>
     </w:p>
     <w:p>
       <w:pPr>
-        <w:spacing w:after="50" w:before="20"/>
+        <w:tabs>
+          <w:tab w:pos="1474" w:val="left"/>
+        </w:tabs>
+        <w:spacing w:before="0" w:after="20"/>
+        <w:ind w:left="1474" w:hanging="1474"/>
       </w:pPr>
       <w:r>
         <w:rPr>
+          <w:rFonts w:ascii="Consolas" w:hAnsi="Consolas" w:eastAsia="Consolas"/>
+          <w:b/>
+          <w:color w:val="58D3E8"/>
+          <w:sz w:val="13"/>
+        </w:rPr>
+        <w:t>WINDOWS</w:t>
+      </w:r>
+      <w:r>
+        <w:rPr>
+          <w:rFonts w:ascii="Consolas" w:hAnsi="Consolas" w:eastAsia="Consolas"/>
           <w:b w:val="0"/>
-          <w:sz w:val="15"/>
+          <w:color w:val="111820"/>
+          <w:sz w:val="13"/>
         </w:rPr>
-        <w:t>(i) FILE SYMMETRY: ALL 18 CIFS ARE FULL P1 ENUMERATIONS (No. 1) BECAUSE THEY DESCEND FROM THE SYMMETRY-REDUCED MODEL; THE PARENT GROUPS ABOVE ARE RECOVERED BY VESTA SYMMETRY SEARCH, NOT WRITTEN INTO THE FILES. (ii) PREPARATION: THE CELL EDGE WAS RESET TO THE TABULATED LP, THE 5 PEROVSKITE SITES DELETED, AND A NEW BASIS TYPED IN — CATIONS ON THE FCC SET WITH ANIONS ON THE OCTAHEDRAL SET FOR ROCK SALT; ALL 8 TETRAHEDRAL SITES (1/4,1/4,1/4 AND EQUIVALENTS) FOR FLUORITE AND ANTIFLUORITE; 4 ALTERNATE TETRAHEDRAL SITES FOR ZINC BLENDE; (0,0,0) PLUS (1/2,1/2,1/2) FOR THE CsCl TYPE. (iii) RADIUS-RATIO WINDOWS: TETRAHEDRAL 0.225 TO 0.414, OCTAHEDRAL 0.414 TO 0.732, CUBIC ABOVE 0.732. THE CRITERION IS IONIC AND DOES NOT GOVERN AuZn, WHOSE B2 ORDER FOLLOWS FROM ELECTRON COUNT AND MIXING ENTHALPY AT NEARLY EQUAL METALLIC RADII OF 144 pm AND 134 pm. (iv) RADIUS-SUM CHECK: NaCl 2(102 + 181) = 566 pm AGAINST 564.0 pm; CsCl 2(174 + 181)/SQRT(3) = 410 pm AGAINST 412.0 pm; K2O 4(137 + 142)/SQRT(3) = 644 pm AGAINST 644.9 pm. ZnS AND GaP AGREE ONLY WITH COVALENT RADII, CONFIRMING sp3 COVALENT BONDING. (v) ROCK SALT EXPANSION IS ANION-DRIVEN: Ca(+2, SPIN UNASSIGNED) AT 100 pm IS SMALLER THAN Na(+1, SPIN UNASSIGNED) AT 102 pm, SO THE RISE FROM 564.0 pm TO 635.6 pm COMES FROM Te(-2, SPIN UNASSIGNED) AT 221 pm AGAINST Cl(-1, SPIN UNASSIGNED) AT 181 pm. (vi) THE CsCl TYPE IS PRIMITIVE CUBIC WITH A 2-ATOM BASIS, NOT BODY-CENTRED, SINCE THE TWO SITES CARRY DIFFERENT SPECIES. (vii) FLUORITE AND ANTIFLUORITE ARE AN EXACT SITE SWAP IN ONE PARENT GROUP, INVERTING COORDINATION FROM 8:4 (1:2 STOICHIOMETRY) TO 4:8 (2:1). (viii) LP VALUES ARE THOSE SUPPLIED IN THE ASSIGNMENT TABLE AND MATCH STANDARD PROTOTYPE DATA WITHIN A FRACTIONAL DEVIATION OF 0.001.</w:t>
+        <w:tab/>
+      </w:r>
+      <w:r>
+        <w:rPr>
+          <w:rFonts w:ascii="Consolas" w:hAnsi="Consolas" w:eastAsia="Consolas"/>
+          <w:b w:val="0"/>
+          <w:color w:val="111820"/>
+          <w:sz w:val="13"/>
+        </w:rPr>
+        <w:t>TETRAHEDRAL 0.225 TO 0.414 (CN 4)  |  OCTAHEDRAL 0.414 TO 0.732 (CN 6)  |  CUBIC ABOVE 0.732 (CN 8). EACH WINDOW IS TWO SIDED; QUOTING ONLY ONE EDGE IS NOT A PREDICTION, AND THE RULE IS SILENT ON METALLIC AND COVALENT BONDING.</w:t>
       </w:r>
     </w:p>
     <w:p>
       <w:pPr>
-        <w:spacing w:after="30" w:before="20"/>
+        <w:tabs>
+          <w:tab w:pos="1474" w:val="left"/>
+        </w:tabs>
+        <w:spacing w:before="0" w:after="20"/>
+        <w:ind w:left="1474" w:hanging="1474"/>
       </w:pPr>
       <w:r>
         <w:rPr>
+          <w:rFonts w:ascii="Consolas" w:hAnsi="Consolas" w:eastAsia="Consolas"/>
           <w:b/>
-          <w:sz w:val="17"/>
+          <w:color w:val="58D3E8"/>
+          <w:sz w:val="13"/>
         </w:rPr>
-        <w:t>5. FILE MANIFEST</w:t>
+        <w:t>READING</w:t>
+      </w:r>
+      <w:r>
+        <w:rPr>
+          <w:rFonts w:ascii="Consolas" w:hAnsi="Consolas" w:eastAsia="Consolas"/>
+          <w:b w:val="0"/>
+          <w:color w:val="111820"/>
+          <w:sz w:val="13"/>
+        </w:rPr>
+        <w:tab/>
+      </w:r>
+      <w:r>
+        <w:rPr>
+          <w:rFonts w:ascii="Consolas" w:hAnsi="Consolas" w:eastAsia="Consolas"/>
+          <w:b w:val="0"/>
+          <w:color w:val="111820"/>
+          <w:sz w:val="13"/>
+        </w:rPr>
+        <w:t>CaTe IS LARGER THAN NaCl ONLY BECAUSE Te(-2) AT 221 pm EXCEEDS Cl(-1) AT 181 pm; THE TWO CATIONS DIFFER BY 2 pm, SO THE ANION SETS THE CELL. THE CsCl TYPE IS PRIMITIVE CUBIC AND NOT BODY-CENTRED, BECAUSE THE CORNER AND CENTRE CARRY DIFFERENT SPECIES. FLUORITE AND ANTIFLUORITE DIFFER ONLY BY EXCHANGING THE CATION AND ANION SITES. ZINC BLENDE FILLS HALF THE TETRAHEDRAL HOLES, WHICH REMOVES THE INVERSION CENTRE AND MAKES ZnS AND GaP PIEZOELECTRIC, UNLIKE THE CENTROSYMMETRIC ROCK SALT PAIR. CeO2 AND K2O ARE THE TWO CASES WHERE THE RADIUS-RATIO RULE FAILS AGAINST THE OBSERVED COORDINATION.</w:t>
       </w:r>
     </w:p>
     <w:p>
       <w:pPr>
-        <w:spacing w:after="0" w:before="20"/>
+        <w:tabs>
+          <w:tab w:pos="1474" w:val="left"/>
+        </w:tabs>
+        <w:spacing w:before="0" w:after="20"/>
+        <w:ind w:left="1474" w:hanging="1474"/>
       </w:pPr>
       <w:r>
         <w:rPr>
+          <w:rFonts w:ascii="Consolas" w:hAnsi="Consolas" w:eastAsia="Consolas"/>
+          <w:b/>
+          <w:color w:val="5A6670"/>
+          <w:sz w:val="13"/>
+        </w:rPr>
+        <w:t>FILES</w:t>
+      </w:r>
+      <w:r>
+        <w:rPr>
+          <w:rFonts w:ascii="Consolas" w:hAnsi="Consolas" w:eastAsia="Consolas"/>
           <w:b w:val="0"/>
-          <w:sz w:val="15"/>
+          <w:color w:val="5A6670"/>
+          <w:sz w:val="13"/>
         </w:rPr>
-        <w:t>PROTOTYPES: NaCl.cif, CsCl.cif, CaF2.cif, ZnS.cif, CaTe.cif, GaP.cif, K2O.cif, CeO2.cif, AuZn.cif — ONE COMPOUND PER FILE.   BaTiO3 SERIES: BaTiO3_P1_z0480.cif THROUGH BaTiO3_P1_z0520.cif IN STEPS OF 0.005 (9 FILES).   RENDERS: ONE PNG PER CIF, IONIC RADII, SPECIES LEGEND, AXIS TRIAD, LP LABEL.   SLIDES: CML6032_Assignment1_Slides.pptx.   VIDEO: ONE RECORDING COVERING PART A (5 TO 8 MIN), SEGMENT 1 (5 TO 6 MIN), SEGMENT 2 (6 TO 8 MIN).</w:t>
+        <w:tab/>
+      </w:r>
+      <w:r>
+        <w:rPr>
+          <w:rFonts w:ascii="Consolas" w:hAnsi="Consolas" w:eastAsia="Consolas"/>
+          <w:b w:val="0"/>
+          <w:color w:val="5A6670"/>
+          <w:sz w:val="13"/>
+        </w:rPr>
+        <w:t>cif_prototypes/ 9 SINGLE-PHASE P1 CIFS  |  cif_batio3/ 9 STATES  |  renders/ 9 PNG  |  figures/ hysteresis_loop PNG AND PDF  |  slides/ 15-SLIDE PPTX  |  README.md. EVERY CIF IS P1 WITH THE FULL BASIS ENUMERATED, SO THE FILE MAKES NO SYMMETRY CLAIM; THE PARENT SG COLUMN IS THE IDEALISED PROTOTYPE SYMMETRY.</w:t>
+      </w:r>
+    </w:p>
+    <w:p>
+      <w:pPr>
+        <w:tabs>
+          <w:tab w:pos="1474" w:val="left"/>
+        </w:tabs>
+        <w:spacing w:before="0" w:after="20"/>
+        <w:ind w:left="1474" w:hanging="1474"/>
+      </w:pPr>
+      <w:r>
+        <w:rPr>
+          <w:rFonts w:ascii="Consolas" w:hAnsi="Consolas" w:eastAsia="Consolas"/>
+          <w:b/>
+          <w:color w:val="C0392B"/>
+          <w:sz w:val="13"/>
+        </w:rPr>
+        <w:t>OUTSTANDING</w:t>
+      </w:r>
+      <w:r>
+        <w:rPr>
+          <w:rFonts w:ascii="Consolas" w:hAnsi="Consolas" w:eastAsia="Consolas"/>
+          <w:b w:val="0"/>
+          <w:color w:val="C0392B"/>
+          <w:sz w:val="13"/>
+        </w:rPr>
+        <w:tab/>
+      </w:r>
+      <w:r>
+        <w:rPr>
+          <w:rFonts w:ascii="Consolas" w:hAnsi="Consolas" w:eastAsia="Consolas"/>
+          <w:b w:val="0"/>
+          <w:color w:val="C0392B"/>
+          <w:sz w:val="13"/>
+        </w:rPr>
+        <w:t>THE TWO SPECIMEN IDENTITIES AS ISSUED IN CLASS AND THE MEASURED {100}/{111} INTERFACIAL ANGLE. THE WALKTHROUGH IS SERVED FROM THE REPOSITORY ITSELF AT THE VIDEO LINK ABOVE, NOT FROM YOUTUBE.</w:t>
+      </w:r>
+    </w:p>
+    <w:p>
+      <w:pPr>
+        <w:tabs>
+          <w:tab w:pos="1474" w:val="left"/>
+        </w:tabs>
+        <w:spacing w:before="0" w:after="20"/>
+        <w:ind w:left="1474" w:hanging="1474"/>
+      </w:pPr>
+      <w:r>
+        <w:rPr>
+          <w:rFonts w:ascii="Consolas" w:hAnsi="Consolas" w:eastAsia="Consolas"/>
+          <w:b/>
+          <w:color w:val="5A6670"/>
+          <w:sz w:val="13"/>
+        </w:rPr>
+        <w:t>FIGURE</w:t>
+      </w:r>
+      <w:r>
+        <w:rPr>
+          <w:rFonts w:ascii="Consolas" w:hAnsi="Consolas" w:eastAsia="Consolas"/>
+          <w:b w:val="0"/>
+          <w:color w:val="5A6670"/>
+          <w:sz w:val="13"/>
+        </w:rPr>
+        <w:tab/>
+      </w:r>
+      <w:r>
+        <w:rPr>
+          <w:rFonts w:ascii="Consolas" w:hAnsi="Consolas" w:eastAsia="Consolas"/>
+          <w:b w:val="0"/>
+          <w:color w:val="5A6670"/>
+          <w:sz w:val="13"/>
+        </w:rPr>
+        <w:t>THE CORRECTED TWO-BRANCH HYSTERESIS LOOP IS SLIDE 08 OF THE DECK AND figures/hysteresis_loop_{dark,light}.{png,pdf} IN THE REPOSITORY.</w:t>
       </w:r>
     </w:p>
     <w:sectPr>
       <w:pgSz w:w="11906" w:h="16838"/>
-      <w:pgMar w:top="510" w:right="510" w:bottom="510" w:left="510" w:header="720" w:footer="720" w:gutter="0"/>
+      <w:pgMar w:top="510" w:right="567" w:bottom="510" w:left="567" w:header="720" w:footer="720" w:gutter="0"/>
       <w:cols w:space="720"/>
       <w:docGrid w:linePitch="360"/>
     </w:sectPr>
@@ -2828,12 +5429,9 @@
     <w:name w:val="Normal"/>
     <w:qFormat/>
     <w:rsid w:val="00FC693F"/>
-    <w:pPr>
-      <w:spacing w:before="20" w:after="50" w:line="240" w:lineRule="auto"/>
-    </w:pPr>
     <w:rPr>
-      <w:rFonts w:ascii="Arial" w:hAnsi="Arial"/>
-      <w:sz w:val="15"/>
+      <w:rFonts w:ascii="Consolas" w:hAnsi="Consolas" w:eastAsia="Consolas"/>
+      <w:sz w:val="16"/>
     </w:rPr>
   </w:style>
   <w:style w:type="paragraph" w:styleId="Header">

--- a/Nisheal_2025CYS7090_Assignment1.docx
+++ b/Nisheal_2025CYS7090_Assignment1.docx
@@ -2,85 +2,754 @@
 <file path=word/document.xml><?xml version="1.0" encoding="utf-8"?>
 <w:document xmlns:wpc="http://schemas.microsoft.com/office/word/2010/wordprocessingCanvas" xmlns:mo="http://schemas.microsoft.com/office/mac/office/2008/main" xmlns:mc="http://schemas.openxmlformats.org/markup-compatibility/2006" xmlns:mv="urn:schemas-microsoft-com:mac:vml" xmlns:o="urn:schemas-microsoft-com:office:office" xmlns:r="http://schemas.openxmlformats.org/officeDocument/2006/relationships" xmlns:m="http://schemas.openxmlformats.org/officeDocument/2006/math" xmlns:v="urn:schemas-microsoft-com:vml" xmlns:wp14="http://schemas.microsoft.com/office/word/2010/wordprocessingDrawing" xmlns:wp="http://schemas.openxmlformats.org/drawingml/2006/wordprocessingDrawing" xmlns:w10="urn:schemas-microsoft-com:office:word" xmlns:w="http://schemas.openxmlformats.org/wordprocessingml/2006/main" xmlns:w14="http://schemas.microsoft.com/office/word/2010/wordml" xmlns:wpg="http://schemas.microsoft.com/office/word/2010/wordprocessingGroup" xmlns:wpi="http://schemas.microsoft.com/office/word/2010/wordprocessingInk" xmlns:wne="http://schemas.microsoft.com/office/word/2006/wordml" xmlns:wps="http://schemas.microsoft.com/office/word/2010/wordprocessingShape" mc:Ignorable="w14 wp14">
   <w:body>
-    <w:tbl>
-      <w:tblPr>
-        <w:tblW w:type="auto" w:w="0"/>
-        <w:jc w:val="center"/>
-        <w:tblLook w:firstColumn="1" w:firstRow="1" w:lastColumn="0" w:lastRow="0" w:noHBand="0" w:noVBand="1" w:val="04A0"/>
-      </w:tblPr>
-      <w:tblGrid>
-        <w:gridCol w:w="5386"/>
-        <w:gridCol w:w="5386"/>
-      </w:tblGrid>
-      <w:tr>
-        <w:tc>
-          <w:tcPr>
-            <w:tcW w:type="dxa" w:w="5386"/>
-            <w:shd w:val="clear" w:color="auto" w:fill="24E06E"/>
-            <w:tcBorders>
-              <w:top w:val="single" w:sz="6" w:space="0" w:color="24E06E"/>
-              <w:left w:val="single" w:sz="6" w:space="0" w:color="24E06E"/>
-              <w:bottom w:val="single" w:sz="6" w:space="0" w:color="24E06E"/>
-              <w:right w:val="single" w:sz="6" w:space="0" w:color="24E06E"/>
-            </w:tcBorders>
-          </w:tcPr>
-          <w:p>
-            <w:pPr>
-              <w:spacing w:before="0" w:after="0"/>
-              <w:jc w:val="left"/>
-            </w:pPr>
-            <w:r>
-              <w:rPr>
-                <w:rFonts w:ascii="Consolas" w:hAnsi="Consolas" w:eastAsia="Consolas"/>
-                <w:b/>
-                <w:color w:val="04140A"/>
-                <w:sz w:val="14"/>
-              </w:rPr>
-              <w:t>CML6032@IITD:~/ASSIGNMENT</w:t>
-            </w:r>
-          </w:p>
-        </w:tc>
-        <w:tc>
-          <w:tcPr>
-            <w:tcW w:type="dxa" w:w="5386"/>
-            <w:shd w:val="clear" w:color="auto" w:fill="24E06E"/>
-            <w:tcBorders>
-              <w:top w:val="single" w:sz="6" w:space="0" w:color="24E06E"/>
-              <w:left w:val="single" w:sz="6" w:space="0" w:color="24E06E"/>
-              <w:bottom w:val="single" w:sz="6" w:space="0" w:color="24E06E"/>
-              <w:right w:val="single" w:sz="6" w:space="0" w:color="24E06E"/>
-            </w:tcBorders>
-          </w:tcPr>
-          <w:p>
-            <w:pPr>
-              <w:spacing w:before="0" w:after="0"/>
-              <w:jc w:val="right"/>
-            </w:pPr>
-            <w:r>
-              <w:rPr>
-                <w:rFonts w:ascii="Consolas" w:hAnsi="Consolas" w:eastAsia="Consolas"/>
-                <w:b/>
-                <w:color w:val="04140A"/>
-                <w:sz w:val="14"/>
-              </w:rPr>
-              <w:t>VT100 | Bourne shell</w:t>
-            </w:r>
-          </w:p>
-        </w:tc>
-      </w:tr>
-    </w:tbl>
     <w:p>
       <w:pPr>
-        <w:spacing w:before="60" w:after="0"/>
+        <w:spacing w:before="0" w:after="20"/>
       </w:pPr>
       <w:r>
         <w:rPr>
-          <w:rFonts w:ascii="Consolas" w:hAnsi="Consolas" w:eastAsia="Consolas"/>
           <w:b/>
-          <w:color w:val="111820"/>
-          <w:sz w:val="22"/>
+          <w:color w:val="000000"/>
+          <w:sz w:val="25"/>
         </w:rPr>
-        <w:t>20261005 CML6032 ASSIGNMENT 1 : MATERIALS CHEMISTRY, STRUCTURAL ANALYSIS</w:t>
+        <w:t xml:space="preserve">20261005 CML6032 ASSIGNMENT 1 : MATERIALS CHEMISTRY, STRUCTURAL ANALYSIS </w:t>
+      </w:r>
+    </w:p>
+    <w:p>
+      <w:pPr>
+        <w:spacing w:before="0" w:after="60"/>
+      </w:pPr>
+      <w:r>
+        <w:rPr>
+          <w:b w:val="0"/>
+          <w:color w:val="000000"/>
+          <w:sz w:val="20"/>
+        </w:rPr>
+        <w:t>NISHEAL MICHAEL KALEY  |  ENTRY NO 2025CYS7090  |  IIT DELHI  |  10 OCTOBER 2026</w:t>
+      </w:r>
+    </w:p>
+    <w:p>
+      <w:pPr>
+        <w:spacing w:before="0" w:after="30"/>
+      </w:pPr>
+      <w:r>
+        <w:rPr>
+          <w:b/>
+          <w:color w:val="000000"/>
+          <w:sz w:val="19"/>
+        </w:rPr>
+        <w:t xml:space="preserve">VIDEO, 26:38 WITH CHAPTERS: </w:t>
+      </w:r>
+      <w:hyperlink r:id="rId9">
+        <w:r>
+          <w:rPr>
+            <w:color w:val="0563C1"/>
+            <w:u w:val="single"/>
+            <w:sz w:val="19"/>
+          </w:rPr>
+          <w:t xml:space="preserve">https://0nmeesheall.github.io/CML6032-Assignment1/</w:t>
+        </w:r>
+      </w:hyperlink>
+    </w:p>
+    <w:p>
+      <w:pPr>
+        <w:spacing w:before="0" w:after="0"/>
+      </w:pPr>
+      <w:r>
+        <w:rPr>
+          <w:b/>
+          <w:color w:val="000000"/>
+          <w:sz w:val="19"/>
+        </w:rPr>
+        <w:t xml:space="preserve">SAME VIDEO AS ONE MP4 FILE, DOWNLOADS DIRECTLY EVEN IF THE PLAYER PAGE IS DOWN: </w:t>
+      </w:r>
+    </w:p>
+    <w:p>
+      <w:pPr>
+        <w:spacing w:before="0" w:after="30"/>
+      </w:pPr>
+      <w:hyperlink r:id="rId10">
+        <w:r>
+          <w:rPr>
+            <w:color w:val="0563C1"/>
+            <w:u w:val="single"/>
+            <w:sz w:val="17"/>
+          </w:rPr>
+          <w:t xml:space="preserve">https://github.com/0nmeesheall/CML6032-Assignment1/raw/main/docs/CML6032_Assignment1_Nisheal_2025CYS7090.mp4</w:t>
+        </w:r>
+      </w:hyperlink>
+    </w:p>
+    <w:p>
+      <w:pPr>
+        <w:spacing w:before="0" w:after="30"/>
+      </w:pPr>
+      <w:r>
+        <w:rPr>
+          <w:b/>
+          <w:color w:val="000000"/>
+          <w:sz w:val="19"/>
+        </w:rPr>
+        <w:t xml:space="preserve">REPOSITORY: </w:t>
+      </w:r>
+      <w:hyperlink r:id="rId11">
+        <w:r>
+          <w:rPr>
+            <w:color w:val="0563C1"/>
+            <w:u w:val="single"/>
+            <w:sz w:val="19"/>
+          </w:rPr>
+          <w:t xml:space="preserve">https://github.com/0nmeesheall/CML6032-Assignment1</w:t>
+        </w:r>
+      </w:hyperlink>
+      <w:r>
+        <w:rPr>
+          <w:b w:val="0"/>
+          <w:color w:val="000000"/>
+          <w:sz w:val="19"/>
+        </w:rPr>
+        <w:t xml:space="preserve">  (PPTX IN slides/, 18 CIF FILES IN cif_batio3/ AND cif_prototypes/, PART A PHOTOS IN part_a_photos/)</w:t>
+      </w:r>
+    </w:p>
+    <w:p>
+      <w:pPr>
+        <w:spacing w:before="0" w:after="30"/>
+      </w:pPr>
+      <w:r>
+        <w:rPr>
+          <w:b/>
+          <w:color w:val="404040"/>
+          <w:sz w:val="19"/>
+        </w:rPr>
+        <w:t xml:space="preserve">NOTATION: </w:t>
+      </w:r>
+      <w:r>
+        <w:rPr>
+          <w:b w:val="0"/>
+          <w:color w:val="404040"/>
+          <w:sz w:val="19"/>
+        </w:rPr>
+        <w:t>LENGTHS IN pm (1 ANGSTROM = 100 pm), RATIOS NOT PER-100, OXIDATION STATES AS TUPLES, MIRROR PLANES AS MP, OVERHEAD BARS ON ROTOINVERSION AXES AND SPACE GROUPS.</w:t>
+      </w:r>
+    </w:p>
+    <w:p>
+      <w:pPr>
+        <w:spacing w:before="100" w:after="30"/>
+      </w:pPr>
+      <w:r>
+        <w:rPr>
+          <w:b/>
+          <w:color w:val="000000"/>
+          <w:sz w:val="21"/>
+        </w:rPr>
+        <w:t xml:space="preserve">PART A (3 MARKS): POINT GROUP OF THE CRYSTALS ISSUED IN CLASS </w:t>
+      </w:r>
+    </w:p>
+    <w:p>
+      <w:pPr>
+        <w:spacing w:before="0" w:after="30"/>
+      </w:pPr>
+      <w:r>
+        <w:rPr>
+          <w:b/>
+          <w:color w:val="000000"/>
+          <w:sz w:val="19"/>
+        </w:rPr>
+        <w:t xml:space="preserve">CRYSTALS: </w:t>
+      </w:r>
+      <w:r>
+        <w:rPr>
+          <w:b w:val="0"/>
+          <w:color w:val="000000"/>
+          <w:sz w:val="19"/>
+        </w:rPr>
+        <w:t>11 COLOURLESS, VITREOUS, BLOCKY CRYSTALS IN 5 PHOTOS: C1 TO C10, PLUS ONE CRYSTAL PHOTOGRAPHED ALONE IN 3 VIEWS.</w:t>
+      </w:r>
+    </w:p>
+    <w:p>
+      <w:pPr>
+        <w:spacing w:before="0" w:after="30"/>
+      </w:pPr>
+      <w:r>
+        <w:rPr>
+          <w:b/>
+          <w:color w:val="000000"/>
+          <w:sz w:val="19"/>
+        </w:rPr>
+        <w:t xml:space="preserve">MORPHOLOGY: </w:t>
+      </w:r>
+      <w:r>
+        <w:rPr>
+          <w:b w:val="0"/>
+          <w:color w:val="000000"/>
+          <w:sz w:val="19"/>
+        </w:rPr>
+        <w:t>6 FLAT FACES IN 3 MUTUALLY PERPENDICULAR PARALLEL PAIRS AND STRAIGHT EDGES; NO PYRAMID, DOME OR CORNER FACET ON ANY CRYSTAL.</w:t>
+      </w:r>
+    </w:p>
+    <w:p>
+      <w:pPr>
+        <w:spacing w:before="0" w:after="30"/>
+      </w:pPr>
+      <w:r>
+        <w:rPr>
+          <w:b/>
+          <w:color w:val="000000"/>
+          <w:sz w:val="19"/>
+        </w:rPr>
+        <w:t xml:space="preserve">MEASURED: </w:t>
+      </w:r>
+      <w:r>
+        <w:rPr>
+          <w:b w:val="0"/>
+          <w:color w:val="000000"/>
+          <w:sz w:val="19"/>
+        </w:rPr>
+        <w:t>EDGES FITTED ON THE PHOTOS BY LINE-SEGMENT DETECTION. 11 CLEAN CORNERS ARE 86.2 TO 89.9 DEGREES (MEAN 88.1, = 90 WITHIN EDGE NOISE); 6 CHIPPED ENDS (70.8 TO 84.1) NEVER FORM PARALLEL PAIRS; L/W RUNS 1.00 TO 2.03, SO THE SHAPE VARIES 2-FOLD WHILE THE ANGLE DOES NOT (STENO 1669).</w:t>
+      </w:r>
+    </w:p>
+    <w:p>
+      <w:pPr>
+        <w:spacing w:before="0" w:after="30"/>
+      </w:pPr>
+      <w:r>
+        <w:rPr>
+          <w:b/>
+          <w:color w:val="000000"/>
+          <w:sz w:val="19"/>
+        </w:rPr>
+        <w:t xml:space="preserve">FORM: </w:t>
+      </w:r>
+      <w:r>
+        <w:rPr>
+          <w:b w:val="0"/>
+          <w:color w:val="000000"/>
+          <w:sz w:val="19"/>
+        </w:rPr>
+        <w:t>ONE FORM, THE CUBE {100}, REPRODUCES EVERY FACE AND EVERY ANGLE SEEN.</w:t>
+      </w:r>
+    </w:p>
+    <w:p>
+      <w:pPr>
+        <w:spacing w:before="0" w:after="30"/>
+      </w:pPr>
+      <w:r>
+        <w:rPr>
+          <w:b/>
+          <w:color w:val="000000"/>
+          <w:sz w:val="19"/>
+        </w:rPr>
+        <w:t xml:space="preserve">POINT GROUP: </w:t>
+      </w:r>
+      <w:r>
+        <w:rPr>
+          <w:b w:val="0"/>
+          <w:color w:val="000000"/>
+          <w:sz w:val="19"/>
+        </w:rPr>
+        <w:t>m</w:t>
+      </w:r>
+      <w:r>
+        <w:rPr>
+          <w:rFonts w:ascii="CML Bar Sans" w:hAnsi="CML Bar Sans" w:eastAsia="CML Bar Sans" w:cs="CML Bar Sans"/>
+          <w:b w:val="0"/>
+          <w:color w:val="000000"/>
+          <w:sz w:val="19"/>
+        </w:rPr>
+        <w:t>3̄</w:t>
+      </w:r>
+      <w:r>
+        <w:rPr>
+          <w:b w:val="0"/>
+          <w:color w:val="000000"/>
+          <w:sz w:val="19"/>
+        </w:rPr>
+        <w:t xml:space="preserve">m (Oh, CLASS 32), FULL SYMBOL 4/m </w:t>
+      </w:r>
+      <w:r>
+        <w:rPr>
+          <w:rFonts w:ascii="CML Bar Sans" w:hAnsi="CML Bar Sans" w:eastAsia="CML Bar Sans" w:cs="CML Bar Sans"/>
+          <w:b w:val="0"/>
+          <w:color w:val="000000"/>
+          <w:sz w:val="19"/>
+        </w:rPr>
+        <w:t>3̄</w:t>
+      </w:r>
+      <w:r>
+        <w:rPr>
+          <w:b w:val="0"/>
+          <w:color w:val="000000"/>
+          <w:sz w:val="19"/>
+        </w:rPr>
+        <w:t xml:space="preserve"> 2/m, 48 OPERATIONS: 3 FOUR-FOLD AXES FACE TO FACE, 4 THREE-FOLD CORNER TO CORNER, 6 TWO-FOLD EDGE TO EDGE, 9 MP AND A CENTRE i.</w:t>
+      </w:r>
+    </w:p>
+    <w:p>
+      <w:pPr>
+        <w:spacing w:before="0" w:after="30"/>
+      </w:pPr>
+      <w:r>
+        <w:rPr>
+          <w:b/>
+          <w:color w:val="000000"/>
+          <w:sz w:val="19"/>
+        </w:rPr>
+        <w:t xml:space="preserve">WHY MOST PROBABLE: </w:t>
+      </w:r>
+      <w:r>
+        <w:rPr>
+          <w:b w:val="0"/>
+          <w:color w:val="000000"/>
+          <w:sz w:val="19"/>
+        </w:rPr>
+        <w:t>TRICLINIC, MONOCLINIC, TRIGONAL AND HEXAGONAL CLASSES FAIL ON THE 90-DEGREE CORNERS. 23, m</w:t>
+      </w:r>
+      <w:r>
+        <w:rPr>
+          <w:rFonts w:ascii="CML Bar Sans" w:hAnsi="CML Bar Sans" w:eastAsia="CML Bar Sans" w:cs="CML Bar Sans"/>
+          <w:b w:val="0"/>
+          <w:color w:val="000000"/>
+          <w:sz w:val="19"/>
+        </w:rPr>
+        <w:t>3̄</w:t>
+      </w:r>
+      <w:r>
+        <w:rPr>
+          <w:b w:val="0"/>
+          <w:color w:val="000000"/>
+          <w:sz w:val="19"/>
+        </w:rPr>
+        <w:t xml:space="preserve">, 432 AND </w:t>
+      </w:r>
+      <w:r>
+        <w:rPr>
+          <w:rFonts w:ascii="CML Bar Sans" w:hAnsi="CML Bar Sans" w:eastAsia="CML Bar Sans" w:cs="CML Bar Sans"/>
+          <w:b w:val="0"/>
+          <w:color w:val="000000"/>
+          <w:sz w:val="19"/>
+        </w:rPr>
+        <w:t>4̄</w:t>
+      </w:r>
+      <w:r>
+        <w:rPr>
+          <w:b w:val="0"/>
+          <w:color w:val="000000"/>
+          <w:sz w:val="19"/>
+        </w:rPr>
+        <w:t>3m WOULD SHOW STRIATIONS, ETCH PITS OR EXTRA FACETS; NONE ARE SEEN, SO THE HOLOHEDRY IS TAKEN. RUNNER-UP 4/mmm, THEN mmm: SAME ANGLES, BUT 2 OR 3 FORMS AND A FIXED UNIQUE AXIS, WHICH THE VARYING L/W DOES NOT SHOW.</w:t>
+      </w:r>
+    </w:p>
+    <w:p>
+      <w:pPr>
+        <w:spacing w:before="0" w:after="30"/>
+      </w:pPr>
+      <w:r>
+        <w:rPr>
+          <w:b/>
+          <w:color w:val="000000"/>
+          <w:sz w:val="19"/>
+        </w:rPr>
+        <w:t xml:space="preserve">LIMIT: </w:t>
+      </w:r>
+      <w:r>
+        <w:rPr>
+          <w:b w:val="0"/>
+          <w:color w:val="000000"/>
+          <w:sz w:val="19"/>
+        </w:rPr>
+        <w:t>FORM CANNOT RULE OUT A 90-DEGREE TETRAGONAL OR ORTHORHOMBIC BOX. DECISIVE CHECK, NOT YET RUN: CROSSED POLARISERS, WHERE A CUBIC CRYSTAL STAYS DARK ON ALL 3 FACE TYPES, 4/mmm ON ONE AND mmm ON NONE.</w:t>
+      </w:r>
+    </w:p>
+    <w:p>
+      <w:pPr>
+        <w:spacing w:before="100" w:after="30"/>
+      </w:pPr>
+      <w:r>
+        <w:rPr>
+          <w:b/>
+          <w:color w:val="000000"/>
+          <w:sz w:val="21"/>
+        </w:rPr>
+        <w:t xml:space="preserve">PART B (7 MARKS), SEGMENT 1: BaTiO3 FERROELECTRIC DISTORTION SERIES FROM BaTiO3std_P1.cif </w:t>
+      </w:r>
+    </w:p>
+    <w:p>
+      <w:pPr>
+        <w:spacing w:before="0" w:after="30"/>
+      </w:pPr>
+      <w:r>
+        <w:rPr>
+          <w:b/>
+          <w:color w:val="000000"/>
+          <w:sz w:val="19"/>
+        </w:rPr>
+        <w:t xml:space="preserve">CELL: </w:t>
+      </w:r>
+      <w:r>
+        <w:rPr>
+          <w:b w:val="0"/>
+          <w:color w:val="000000"/>
+          <w:sz w:val="19"/>
+        </w:rPr>
+        <w:t>P1, LP1 = LP2 = 399.04 pm, LP3 = 410.27 pm, RATIO 1.028. BASIS Ba(+2, SPIN UNASSIGNED) 0,0,0 | Ti(+4, SPIN UNASSIGNED) 1/2,1/2,z | O(-2, SPIN UNASSIGNED) 1/2,1/2,0; 1/2,0,1/2; 0,1/2,1/2.</w:t>
+      </w:r>
+    </w:p>
+    <w:p>
+      <w:pPr>
+        <w:spacing w:before="0" w:after="30"/>
+      </w:pPr>
+      <w:r>
+        <w:rPr>
+          <w:b/>
+          <w:color w:val="000000"/>
+          <w:sz w:val="19"/>
+        </w:rPr>
+        <w:t xml:space="preserve">SERIES: </w:t>
+      </w:r>
+      <w:r>
+        <w:rPr>
+          <w:b w:val="0"/>
+          <w:color w:val="000000"/>
+          <w:sz w:val="19"/>
+        </w:rPr>
+        <w:t>9 CIFS WITH Ti AT z = 0.480 TO 0.520 IN STEPS OF 0.005 ALONG c. OFFSET u = (z - 1/2) x LP3; RIGID-ION P = 4e u / V WITH V = 6.533e7 pm3.</w:t>
+      </w:r>
+    </w:p>
+    <w:p>
+      <w:pPr>
+        <w:spacing w:before="0" w:after="30"/>
+      </w:pPr>
+      <w:r>
+        <w:rPr>
+          <w:b/>
+          <w:color w:val="000000"/>
+          <w:sz w:val="19"/>
+        </w:rPr>
+        <w:t xml:space="preserve">LOOP STATES: </w:t>
+      </w:r>
+      <w:r>
+        <w:rPr>
+          <w:b w:val="0"/>
+          <w:color w:val="000000"/>
+          <w:sz w:val="19"/>
+        </w:rPr>
+        <w:t>-Ps AT z = 0.480 (u = -8.21 pm, P = -0.0805 C m-2) | -Pr AT 0.490 (-4.10 pm, -0.0402) | P = 0 AT -Ec AND +Ec, z = 0.500 | +Pr AT 0.510 (+4.10 pm, +0.0402) | +Ps AT 0.520 (+8.21 pm, +0.0805).</w:t>
+      </w:r>
+    </w:p>
+    <w:p>
+      <w:pPr>
+        <w:spacing w:before="0" w:after="30"/>
+      </w:pPr>
+      <w:r>
+        <w:rPr>
+          <w:b/>
+          <w:color w:val="000000"/>
+          <w:sz w:val="19"/>
+        </w:rPr>
+        <w:t xml:space="preserve">CHECKS: </w:t>
+      </w:r>
+      <w:r>
+        <w:rPr>
+          <w:b w:val="0"/>
+          <w:color w:val="000000"/>
+          <w:sz w:val="19"/>
+        </w:rPr>
+        <w:t>Ti-O1 UP + DOWN = 410.27 pm = LP3 IN EVERY STATE AND P(z) = -P(1 - z). THE LOOP HAS TWO BRANCHES AND NEVER PASSES THROUGH THE ORIGIN.</w:t>
+      </w:r>
+    </w:p>
+    <w:p>
+      <w:pPr>
+        <w:spacing w:before="0" w:after="30"/>
+      </w:pPr>
+      <w:r>
+        <w:rPr>
+          <w:b/>
+          <w:color w:val="000000"/>
+          <w:sz w:val="19"/>
+        </w:rPr>
+        <w:t xml:space="preserve">PHYSICS: </w:t>
+      </w:r>
+      <w:r>
+        <w:rPr>
+          <w:b w:val="0"/>
+          <w:color w:val="000000"/>
+          <w:sz w:val="19"/>
+        </w:rPr>
+        <w:t>THE Ti-ONLY SUM (0.0805 C m-2) IS BELOW THE MEASURED Ps OF 0.26 C m-2 BECAUSE O ALSO MOVES AGAINST Ba. THE POLAR PHASE IS P4mm, CUBIC Pm</w:t>
+      </w:r>
+      <w:r>
+        <w:rPr>
+          <w:rFonts w:ascii="CML Bar Sans" w:hAnsi="CML Bar Sans" w:eastAsia="CML Bar Sans" w:cs="CML Bar Sans"/>
+          <w:b w:val="0"/>
+          <w:color w:val="000000"/>
+          <w:sz w:val="19"/>
+        </w:rPr>
+        <w:t>3̄</w:t>
+      </w:r>
+      <w:r>
+        <w:rPr>
+          <w:b w:val="0"/>
+          <w:color w:val="000000"/>
+          <w:sz w:val="19"/>
+        </w:rPr>
+        <w:t>m ABOVE Tc = 393 K. THE ISSUED RATIO 1.028 EXCEEDS THE LITERATURE 1.011. 180-DEGREE DOMAIN WALLS SET THE REAL Ec AT 1e5 TO 1e6 V m-1.</w:t>
+      </w:r>
+    </w:p>
+    <w:p>
+      <w:pPr>
+        <w:spacing w:before="100" w:after="30"/>
+      </w:pPr>
+      <w:r>
+        <w:rPr>
+          <w:b/>
+          <w:color w:val="000000"/>
+          <w:sz w:val="21"/>
+        </w:rPr>
+        <w:t xml:space="preserve">PART B, SEGMENT 2: NINE BINARY CUBIC PROTOTYPES, CIFS EDITED FROM BaTiO3std_P1.cif FOR VESTA </w:t>
+      </w:r>
+    </w:p>
+    <w:p>
+      <w:pPr>
+        <w:spacing w:before="0" w:after="30"/>
+      </w:pPr>
+      <w:r>
+        <w:rPr>
+          <w:b/>
+          <w:color w:val="000000"/>
+          <w:sz w:val="19"/>
+        </w:rPr>
+        <w:t>ROCK SALT, Fm</w:t>
+      </w:r>
+      <w:r>
+        <w:rPr>
+          <w:rFonts w:ascii="CML Bar Sans" w:hAnsi="CML Bar Sans" w:eastAsia="CML Bar Sans" w:cs="CML Bar Sans"/>
+          <w:b/>
+          <w:color w:val="000000"/>
+          <w:sz w:val="19"/>
+        </w:rPr>
+        <w:t>3̄</w:t>
+      </w:r>
+      <w:r>
+        <w:rPr>
+          <w:b/>
+          <w:color w:val="000000"/>
+          <w:sz w:val="19"/>
+        </w:rPr>
+        <w:t xml:space="preserve">m, CN 6:6: </w:t>
+      </w:r>
+      <w:r>
+        <w:rPr>
+          <w:b w:val="0"/>
+          <w:color w:val="000000"/>
+          <w:sz w:val="19"/>
+        </w:rPr>
+        <w:t>NaCl, LP 564.0 pm, Na-Cl 282.0 pm  |  CaTe, LP 635.6 pm, Ca-Te 317.8 pm.</w:t>
+      </w:r>
+    </w:p>
+    <w:p>
+      <w:pPr>
+        <w:spacing w:before="0" w:after="30"/>
+      </w:pPr>
+      <w:r>
+        <w:rPr>
+          <w:b/>
+          <w:color w:val="000000"/>
+          <w:sz w:val="19"/>
+        </w:rPr>
+        <w:t>CsCl TYPE, Pm</w:t>
+      </w:r>
+      <w:r>
+        <w:rPr>
+          <w:rFonts w:ascii="CML Bar Sans" w:hAnsi="CML Bar Sans" w:eastAsia="CML Bar Sans" w:cs="CML Bar Sans"/>
+          <w:b/>
+          <w:color w:val="000000"/>
+          <w:sz w:val="19"/>
+        </w:rPr>
+        <w:t>3̄</w:t>
+      </w:r>
+      <w:r>
+        <w:rPr>
+          <w:b/>
+          <w:color w:val="000000"/>
+          <w:sz w:val="19"/>
+        </w:rPr>
+        <w:t xml:space="preserve">m, CN 8:8: </w:t>
+      </w:r>
+      <w:r>
+        <w:rPr>
+          <w:b w:val="0"/>
+          <w:color w:val="000000"/>
+          <w:sz w:val="19"/>
+        </w:rPr>
+        <w:t>CsCl, LP 412.0 pm, Cs-Cl 356.8 pm  |  AuZn, LP 319.0 pm, Au-Zn 276.3 pm. PRIMITIVE CUBIC, NOT BODY-CENTRED.</w:t>
+      </w:r>
+    </w:p>
+    <w:p>
+      <w:pPr>
+        <w:spacing w:before="0" w:after="30"/>
+      </w:pPr>
+      <w:r>
+        <w:rPr>
+          <w:b/>
+          <w:color w:val="000000"/>
+          <w:sz w:val="19"/>
+        </w:rPr>
+        <w:t>FLUORITE, Fm</w:t>
+      </w:r>
+      <w:r>
+        <w:rPr>
+          <w:rFonts w:ascii="CML Bar Sans" w:hAnsi="CML Bar Sans" w:eastAsia="CML Bar Sans" w:cs="CML Bar Sans"/>
+          <w:b/>
+          <w:color w:val="000000"/>
+          <w:sz w:val="19"/>
+        </w:rPr>
+        <w:t>3̄</w:t>
+      </w:r>
+      <w:r>
+        <w:rPr>
+          <w:b/>
+          <w:color w:val="000000"/>
+          <w:sz w:val="19"/>
+        </w:rPr>
+        <w:t xml:space="preserve">m, CN 8:4: </w:t>
+      </w:r>
+      <w:r>
+        <w:rPr>
+          <w:b w:val="0"/>
+          <w:color w:val="000000"/>
+          <w:sz w:val="19"/>
+        </w:rPr>
+        <w:t>CaF2, LP 546.3 pm, Ca-F 236.6 pm  |  CeO2, LP 541.1 pm, Ce-O 234.3 pm.</w:t>
+      </w:r>
+    </w:p>
+    <w:p>
+      <w:pPr>
+        <w:spacing w:before="0" w:after="30"/>
+      </w:pPr>
+      <w:r>
+        <w:rPr>
+          <w:b/>
+          <w:color w:val="000000"/>
+          <w:sz w:val="19"/>
+        </w:rPr>
+        <w:t>ANTIFLUORITE, Fm</w:t>
+      </w:r>
+      <w:r>
+        <w:rPr>
+          <w:rFonts w:ascii="CML Bar Sans" w:hAnsi="CML Bar Sans" w:eastAsia="CML Bar Sans" w:cs="CML Bar Sans"/>
+          <w:b/>
+          <w:color w:val="000000"/>
+          <w:sz w:val="19"/>
+        </w:rPr>
+        <w:t>3̄</w:t>
+      </w:r>
+      <w:r>
+        <w:rPr>
+          <w:b/>
+          <w:color w:val="000000"/>
+          <w:sz w:val="19"/>
+        </w:rPr>
+        <w:t xml:space="preserve">m, CN 4:8: </w:t>
+      </w:r>
+      <w:r>
+        <w:rPr>
+          <w:b w:val="0"/>
+          <w:color w:val="000000"/>
+          <w:sz w:val="19"/>
+        </w:rPr>
+        <w:t>K2O, LP 644.9 pm, K-O 279.2 pm.</w:t>
+      </w:r>
+    </w:p>
+    <w:p>
+      <w:pPr>
+        <w:spacing w:before="0" w:after="30"/>
+      </w:pPr>
+      <w:r>
+        <w:rPr>
+          <w:b/>
+          <w:color w:val="000000"/>
+          <w:sz w:val="19"/>
+        </w:rPr>
+        <w:t>ZINC BLENDE, F</w:t>
+      </w:r>
+      <w:r>
+        <w:rPr>
+          <w:rFonts w:ascii="CML Bar Sans" w:hAnsi="CML Bar Sans" w:eastAsia="CML Bar Sans" w:cs="CML Bar Sans"/>
+          <w:b/>
+          <w:color w:val="000000"/>
+          <w:sz w:val="19"/>
+        </w:rPr>
+        <w:t>4̄</w:t>
+      </w:r>
+      <w:r>
+        <w:rPr>
+          <w:b/>
+          <w:color w:val="000000"/>
+          <w:sz w:val="19"/>
+        </w:rPr>
+        <w:t xml:space="preserve">3m, CN 4:4: </w:t>
+      </w:r>
+      <w:r>
+        <w:rPr>
+          <w:b w:val="0"/>
+          <w:color w:val="000000"/>
+          <w:sz w:val="19"/>
+        </w:rPr>
+        <w:t>ZnS, LP 540.6 pm, Zn-S 234.1 pm  |  GaP, LP 544.8 pm, Ga-P 235.9 pm. HALF THE TETRAHEDRAL HOLES ARE FILLED, SO THERE IS NO INVERSION CENTRE.</w:t>
+      </w:r>
+    </w:p>
+    <w:p>
+      <w:pPr>
+        <w:spacing w:before="0" w:after="30"/>
+      </w:pPr>
+      <w:r>
+        <w:rPr>
+          <w:b/>
+          <w:color w:val="000000"/>
+          <w:sz w:val="19"/>
+        </w:rPr>
+        <w:t xml:space="preserve">RADIUS-RATIO RULE: </w:t>
+      </w:r>
+      <w:r>
+        <w:rPr>
+          <w:b w:val="0"/>
+          <w:color w:val="000000"/>
+          <w:sz w:val="19"/>
+        </w:rPr>
+        <w:t>5 AGREE (NaCl, CaTe, CsCl, CaF2, ZnS); 2 FAIL (CeO2, RATIO 0.7029 JUST BELOW THE 0.732 EDGE; K2O, BY STOICHIOMETRY); 2 OUTSIDE THE RULE (AuZn METALLIC, GaP COVALENT). ALL 9 NEAREST SEPARATIONS MATCH THE RADIUS SUMS WITHIN 10 pm.</w:t>
+      </w:r>
+    </w:p>
+    <w:p>
+      <w:pPr>
+        <w:spacing w:before="100" w:after="30"/>
+      </w:pPr>
+      <w:r>
+        <w:rPr>
+          <w:b/>
+          <w:color w:val="000000"/>
+          <w:sz w:val="21"/>
+        </w:rPr>
+        <w:t xml:space="preserve">FILES </w:t>
+      </w:r>
+    </w:p>
+    <w:p>
+      <w:pPr>
+        <w:spacing w:before="0" w:after="30"/>
+      </w:pPr>
+      <w:r>
+        <w:rPr>
+          <w:b/>
+          <w:color w:val="000000"/>
+          <w:sz w:val="19"/>
+        </w:rPr>
+        <w:t xml:space="preserve">SUBMITTED: </w:t>
+      </w:r>
+      <w:r>
+        <w:rPr>
+          <w:b w:val="0"/>
+          <w:color w:val="000000"/>
+          <w:sz w:val="19"/>
+        </w:rPr>
+        <w:t>18 CIFS, ALL P1 WITH THE FULL BASIS (cif_batio3/ 9 STATES, cif_prototypes/ 9 PHASES)  |  18-SLIDE PPTX  |  RENDERS, HYSTERESIS FIGURE AND PART A PHOTOS, ALL IN THE REPOSITORY ABOVE.</w:t>
       </w:r>
     </w:p>
     <w:p>
@@ -89,4976 +758,24 @@
       </w:pPr>
       <w:r>
         <w:rPr>
-          <w:rFonts w:ascii="Consolas" w:hAnsi="Consolas" w:eastAsia="Consolas"/>
-          <w:b w:val="0"/>
-          <w:color w:val="5A6670"/>
-          <w:sz w:val="16"/>
+          <w:b/>
+          <w:color w:val="000000"/>
+          <w:sz w:val="19"/>
         </w:rPr>
-        <w:t>NISHEAL MICHAEL KALEY  |  ENTRY NO 2025CYS7090  |  IIT DELHI  |  10 OCTOBER 2026</w:t>
-      </w:r>
-    </w:p>
-    <w:p>
-      <w:pPr>
-        <w:spacing w:before="0" w:after="60"/>
-      </w:pPr>
-      <w:r>
-        <w:rPr>
-          <w:rFonts w:ascii="Consolas" w:hAnsi="Consolas" w:eastAsia="Consolas"/>
-          <w:b/>
-          <w:color w:val="58D3E8"/>
-          <w:sz w:val="15"/>
-        </w:rPr>
-        <w:t xml:space="preserve">VIDEO </w:t>
+        <w:t xml:space="preserve">VIDEO NOTE: </w:t>
       </w:r>
       <w:r>
         <w:rPr>
-          <w:rFonts w:ascii="Consolas" w:hAnsi="Consolas" w:eastAsia="Consolas"/>
-          <w:b/>
-          <w:color w:val="C0392B"/>
-          <w:sz w:val="15"/>
+          <w:b w:val="0"/>
+          <w:color w:val="000000"/>
+          <w:sz w:val="19"/>
         </w:rPr>
-        <w:t>https://0nmeesheall.github.io/CML6032-Assignment1/</w:t>
-      </w:r>
-      <w:r>
-        <w:rPr>
-          <w:rFonts w:ascii="Consolas" w:hAnsi="Consolas" w:eastAsia="Consolas"/>
-          <w:b w:val="0"/>
-          <w:color w:val="5A6670"/>
-          <w:sz w:val="15"/>
-        </w:rPr>
-        <w:t xml:space="preserve">     REPO  https://github.com/0nmeesheall/CML6032-Assignment1</w:t>
-      </w:r>
-    </w:p>
-    <w:p>
-      <w:pPr>
-        <w:spacing w:before="0" w:after="80"/>
-      </w:pPr>
-      <w:r>
-        <w:rPr>
-          <w:rFonts w:ascii="Consolas" w:hAnsi="Consolas" w:eastAsia="Consolas"/>
-          <w:b w:val="0"/>
-          <w:color w:val="5A6670"/>
-          <w:sz w:val="13"/>
-        </w:rPr>
-        <w:t>NOTATION  LENGTHS IN pm (1 ANGSTROM = 100 pm), RATIOS NOT PER-100, OXIDATION STATES AS TUPLES, MIRROR PLANES AS MP, SPACE GROUPS WITH OVERHEAD BARS. THE ISSUED BRIEF IS TRANSCRIBED INTO THIS NOTATION.</w:t>
-      </w:r>
-    </w:p>
-    <w:p>
-      <w:pPr>
-        <w:spacing w:before="60" w:after="20"/>
-      </w:pPr>
-      <w:r>
-        <w:rPr>
-          <w:rFonts w:ascii="Consolas" w:hAnsi="Consolas" w:eastAsia="Consolas"/>
-          <w:b/>
-          <w:color w:val="111820"/>
-          <w:sz w:val="16"/>
-        </w:rPr>
-        <w:t>SOLUTION A</w:t>
-      </w:r>
-    </w:p>
-    <w:tbl>
-      <w:tblPr>
-        <w:tblStyle w:val="TableGrid"/>
-        <w:tblW w:type="auto" w:w="0"/>
-        <w:jc w:val="left"/>
-        <w:tblLook w:firstColumn="1" w:firstRow="1" w:lastColumn="0" w:lastRow="0" w:noHBand="0" w:noVBand="1" w:val="04A0"/>
-      </w:tblPr>
-      <w:tblGrid>
-        <w:gridCol w:w="2693"/>
-        <w:gridCol w:w="2693"/>
-        <w:gridCol w:w="2693"/>
-        <w:gridCol w:w="2693"/>
-      </w:tblGrid>
-      <w:tr>
-        <w:trPr>
-          <w:trHeight w:val="0"/>
-        </w:trPr>
-        <w:tc>
-          <w:tcPr>
-            <w:tcW w:type="dxa" w:w="907"/>
-            <w:shd w:val="clear" w:color="auto" w:fill="E8F5EC"/>
-          </w:tcPr>
-          <w:p>
-            <w:pPr>
-              <w:spacing w:before="0" w:after="0"/>
-            </w:pPr>
-            <w:r>
-              <w:rPr>
-                <w:rFonts w:ascii="Consolas" w:hAnsi="Consolas" w:eastAsia="Consolas"/>
-                <w:b/>
-                <w:color w:val="111820"/>
-                <w:sz w:val="12"/>
-              </w:rPr>
-              <w:t>SPECIMEN</w:t>
-            </w:r>
-          </w:p>
-        </w:tc>
-        <w:tc>
-          <w:tcPr>
-            <w:tcW w:type="dxa" w:w="2438"/>
-            <w:shd w:val="clear" w:color="auto" w:fill="E8F5EC"/>
-          </w:tcPr>
-          <w:p>
-            <w:pPr>
-              <w:spacing w:before="0" w:after="0"/>
-            </w:pPr>
-            <w:r>
-              <w:rPr>
-                <w:rFonts w:ascii="Consolas" w:hAnsi="Consolas" w:eastAsia="Consolas"/>
-                <w:b/>
-                <w:color w:val="111820"/>
-                <w:sz w:val="12"/>
-              </w:rPr>
-              <w:t>HABIT AND FORMS</w:t>
-            </w:r>
-          </w:p>
-        </w:tc>
-        <w:tc>
-          <w:tcPr>
-            <w:tcW w:type="dxa" w:w="5386"/>
-            <w:shd w:val="clear" w:color="auto" w:fill="E8F5EC"/>
-          </w:tcPr>
-          <w:p>
-            <w:pPr>
-              <w:spacing w:before="0" w:after="0"/>
-            </w:pPr>
-            <w:r>
-              <w:rPr>
-                <w:rFonts w:ascii="Consolas" w:hAnsi="Consolas" w:eastAsia="Consolas"/>
-                <w:b/>
-                <w:color w:val="111820"/>
-                <w:sz w:val="12"/>
-              </w:rPr>
-              <w:t>MACROSCOPIC OPERATION INVENTORY</w:t>
-            </w:r>
-          </w:p>
-        </w:tc>
-        <w:tc>
-          <w:tcPr>
-            <w:tcW w:type="dxa" w:w="2041"/>
-            <w:shd w:val="clear" w:color="auto" w:fill="E8F5EC"/>
-          </w:tcPr>
-          <w:p>
-            <w:pPr>
-              <w:spacing w:before="0" w:after="0"/>
-            </w:pPr>
-            <w:r>
-              <w:rPr>
-                <w:rFonts w:ascii="Consolas" w:hAnsi="Consolas" w:eastAsia="Consolas"/>
-                <w:b/>
-                <w:color w:val="111820"/>
-                <w:sz w:val="12"/>
-              </w:rPr>
-              <w:t>MOST PROBABLE CLASS</w:t>
-            </w:r>
-          </w:p>
-        </w:tc>
-      </w:tr>
-      <w:tr>
-        <w:trPr>
-          <w:trHeight w:val="0"/>
-        </w:trPr>
-        <w:tc>
-          <w:tcPr>
-            <w:tcW w:type="dxa" w:w="907"/>
-          </w:tcPr>
-          <w:p>
-            <w:pPr>
-              <w:spacing w:before="0" w:after="0"/>
-            </w:pPr>
-            <w:r>
-              <w:rPr>
-                <w:rFonts w:ascii="Consolas" w:hAnsi="Consolas" w:eastAsia="Consolas"/>
-                <w:b w:val="0"/>
-                <w:color w:val="111820"/>
-                <w:sz w:val="12"/>
-              </w:rPr>
-              <w:t>1</w:t>
-            </w:r>
-          </w:p>
-        </w:tc>
-        <w:tc>
-          <w:tcPr>
-            <w:tcW w:type="dxa" w:w="2438"/>
-          </w:tcPr>
-          <w:p>
-            <w:pPr>
-              <w:spacing w:before="0" w:after="0"/>
-            </w:pPr>
-            <w:r>
-              <w:rPr>
-                <w:rFonts w:ascii="Consolas" w:hAnsi="Consolas" w:eastAsia="Consolas"/>
-                <w:b w:val="0"/>
-                <w:color w:val="111820"/>
-                <w:sz w:val="12"/>
-              </w:rPr>
-              <w:t>OCTAHEDRON {111} TRUNCATED BY CUBE {100}</w:t>
-            </w:r>
-          </w:p>
-        </w:tc>
-        <w:tc>
-          <w:tcPr>
-            <w:tcW w:type="dxa" w:w="5386"/>
-          </w:tcPr>
-          <w:p>
-            <w:pPr>
-              <w:spacing w:before="0" w:after="0"/>
-            </w:pPr>
-            <w:r>
-              <w:rPr>
-                <w:rFonts w:ascii="Consolas" w:hAnsi="Consolas" w:eastAsia="Consolas"/>
-                <w:b w:val="0"/>
-                <w:color w:val="111820"/>
-                <w:sz w:val="12"/>
-              </w:rPr>
-              <w:t>48 OPERATIONS: 3 FOUR-FOLD ALONG &lt;100&gt;, 4 THREE-FOLD ALONG &lt;111&gt;, 6 TWO-FOLD ALONG &lt;110&gt;, 9 MP (3 AXIAL + 6 DIAGONAL), CENTRE i, S4 AND S6</w:t>
-            </w:r>
-          </w:p>
-        </w:tc>
-        <w:tc>
-          <w:tcPr>
-            <w:tcW w:type="dxa" w:w="2041"/>
-          </w:tcPr>
-          <w:p>
-            <w:pPr>
-              <w:spacing w:before="0" w:after="0"/>
-            </w:pPr>
-            <w:r>
-              <w:rPr>
-                <w:rFonts w:ascii="Consolas" w:hAnsi="Consolas" w:eastAsia="Consolas"/>
-                <w:b w:val="0"/>
-                <w:color w:val="111820"/>
-                <w:sz w:val="12"/>
-              </w:rPr>
-              <w:t>m</w:t>
-            </w:r>
-            <w:r>
-              <w:rPr>
-                <w:rFonts w:ascii="Liberation Mono" w:hAnsi="Liberation Mono" w:eastAsia="Liberation Mono"/>
-                <w:b w:val="0"/>
-                <w:color w:val="111820"/>
-                <w:sz w:val="12"/>
-              </w:rPr>
-              <w:t>3̅</w:t>
-            </w:r>
-            <w:r>
-              <w:rPr>
-                <w:rFonts w:ascii="Consolas" w:hAnsi="Consolas" w:eastAsia="Consolas"/>
-                <w:b w:val="0"/>
-                <w:color w:val="111820"/>
-                <w:sz w:val="12"/>
-              </w:rPr>
-              <w:t>m (Oh, CLASS 32)</w:t>
-            </w:r>
-          </w:p>
-        </w:tc>
-      </w:tr>
-      <w:tr>
-        <w:trPr>
-          <w:trHeight w:val="0"/>
-        </w:trPr>
-        <w:tc>
-          <w:tcPr>
-            <w:tcW w:type="dxa" w:w="907"/>
-          </w:tcPr>
-          <w:p>
-            <w:pPr>
-              <w:spacing w:before="0" w:after="0"/>
-            </w:pPr>
-            <w:r>
-              <w:rPr>
-                <w:rFonts w:ascii="Consolas" w:hAnsi="Consolas" w:eastAsia="Consolas"/>
-                <w:b w:val="0"/>
-                <w:color w:val="111820"/>
-                <w:sz w:val="12"/>
-              </w:rPr>
-              <w:t>2</w:t>
-            </w:r>
-          </w:p>
-        </w:tc>
-        <w:tc>
-          <w:tcPr>
-            <w:tcW w:type="dxa" w:w="2438"/>
-          </w:tcPr>
-          <w:p>
-            <w:pPr>
-              <w:spacing w:before="0" w:after="0"/>
-            </w:pPr>
-            <w:r>
-              <w:rPr>
-                <w:rFonts w:ascii="Consolas" w:hAnsi="Consolas" w:eastAsia="Consolas"/>
-                <w:b w:val="0"/>
-                <w:color w:val="111820"/>
-                <w:sz w:val="12"/>
-              </w:rPr>
-              <w:t>PRISM {10</w:t>
-            </w:r>
-            <w:r>
-              <w:rPr>
-                <w:rFonts w:ascii="Liberation Mono" w:hAnsi="Liberation Mono" w:eastAsia="Liberation Mono"/>
-                <w:b w:val="0"/>
-                <w:color w:val="111820"/>
-                <w:sz w:val="12"/>
-              </w:rPr>
-              <w:t>1̅</w:t>
-            </w:r>
-            <w:r>
-              <w:rPr>
-                <w:rFonts w:ascii="Consolas" w:hAnsi="Consolas" w:eastAsia="Consolas"/>
-                <w:b w:val="0"/>
-                <w:color w:val="111820"/>
-                <w:sz w:val="12"/>
-              </w:rPr>
-              <w:t>0} PLUS BIPYRAMID {10</w:t>
-            </w:r>
-            <w:r>
-              <w:rPr>
-                <w:rFonts w:ascii="Liberation Mono" w:hAnsi="Liberation Mono" w:eastAsia="Liberation Mono"/>
-                <w:b w:val="0"/>
-                <w:color w:val="111820"/>
-                <w:sz w:val="12"/>
-              </w:rPr>
-              <w:t>1̅</w:t>
-            </w:r>
-            <w:r>
-              <w:rPr>
-                <w:rFonts w:ascii="Consolas" w:hAnsi="Consolas" w:eastAsia="Consolas"/>
-                <w:b w:val="0"/>
-                <w:color w:val="111820"/>
-                <w:sz w:val="12"/>
-              </w:rPr>
-              <w:t>1}</w:t>
-            </w:r>
-          </w:p>
-        </w:tc>
-        <w:tc>
-          <w:tcPr>
-            <w:tcW w:type="dxa" w:w="5386"/>
-          </w:tcPr>
-          <w:p>
-            <w:pPr>
-              <w:spacing w:before="0" w:after="0"/>
-            </w:pPr>
-            <w:r>
-              <w:rPr>
-                <w:rFonts w:ascii="Consolas" w:hAnsi="Consolas" w:eastAsia="Consolas"/>
-                <w:b w:val="0"/>
-                <w:color w:val="111820"/>
-                <w:sz w:val="12"/>
-              </w:rPr>
-              <w:t xml:space="preserve">24 OPERATIONS: 1 SIX-FOLD ALONG [0001] WITH COINCIDENT 3, 2, </w:t>
-            </w:r>
-            <w:r>
-              <w:rPr>
-                <w:rFonts w:ascii="Liberation Mono" w:hAnsi="Liberation Mono" w:eastAsia="Liberation Mono"/>
-                <w:b w:val="0"/>
-                <w:color w:val="111820"/>
-                <w:sz w:val="12"/>
-              </w:rPr>
-              <w:t>6̅</w:t>
-            </w:r>
-            <w:r>
-              <w:rPr>
-                <w:rFonts w:ascii="Consolas" w:hAnsi="Consolas" w:eastAsia="Consolas"/>
-                <w:b w:val="0"/>
-                <w:color w:val="111820"/>
-                <w:sz w:val="12"/>
-              </w:rPr>
-              <w:t xml:space="preserve"> AND S6, 6 BASAL TWO-FOLD (3 TO FACES + 3 TO EDGES), 7 MP (1 BASAL + 6 VERTICAL), CENTRE i</w:t>
-            </w:r>
-          </w:p>
-        </w:tc>
-        <w:tc>
-          <w:tcPr>
-            <w:tcW w:type="dxa" w:w="2041"/>
-          </w:tcPr>
-          <w:p>
-            <w:pPr>
-              <w:spacing w:before="0" w:after="0"/>
-            </w:pPr>
-            <w:r>
-              <w:rPr>
-                <w:rFonts w:ascii="Consolas" w:hAnsi="Consolas" w:eastAsia="Consolas"/>
-                <w:b w:val="0"/>
-                <w:color w:val="111820"/>
-                <w:sz w:val="12"/>
-              </w:rPr>
-              <w:t>6/mmm (D6h, CLASS 27)</w:t>
-            </w:r>
-          </w:p>
-        </w:tc>
-      </w:tr>
-    </w:tbl>
-    <w:p>
-      <w:pPr>
-        <w:tabs>
-          <w:tab w:pos="1474" w:val="left"/>
-        </w:tabs>
-        <w:spacing w:before="0" w:after="20"/>
-        <w:ind w:left="1474" w:hanging="1474"/>
-      </w:pPr>
-      <w:r>
-        <w:rPr>
-          <w:rFonts w:ascii="Consolas" w:hAnsi="Consolas" w:eastAsia="Consolas"/>
-          <w:b/>
-          <w:color w:val="58D3E8"/>
-          <w:sz w:val="13"/>
-        </w:rPr>
-        <w:t>EXCLUSIONS</w:t>
-      </w:r>
-      <w:r>
-        <w:rPr>
-          <w:rFonts w:ascii="Consolas" w:hAnsi="Consolas" w:eastAsia="Consolas"/>
-          <w:b w:val="0"/>
-          <w:color w:val="111820"/>
-          <w:sz w:val="13"/>
-        </w:rPr>
-        <w:tab/>
-      </w:r>
-      <w:r>
-        <w:rPr>
-          <w:rFonts w:ascii="Consolas" w:hAnsi="Consolas" w:eastAsia="Consolas"/>
-          <w:b w:val="0"/>
-          <w:color w:val="111820"/>
-          <w:sz w:val="13"/>
-        </w:rPr>
-        <w:t xml:space="preserve">SPECIMEN 1: 432 AND </w:t>
-      </w:r>
-      <w:r>
-        <w:rPr>
-          <w:rFonts w:ascii="Liberation Mono" w:hAnsi="Liberation Mono" w:eastAsia="Liberation Mono"/>
-          <w:b w:val="0"/>
-          <w:color w:val="111820"/>
-          <w:sz w:val="13"/>
-        </w:rPr>
-        <w:t>4̅</w:t>
-      </w:r>
-      <w:r>
-        <w:rPr>
-          <w:rFonts w:ascii="Consolas" w:hAnsi="Consolas" w:eastAsia="Consolas"/>
-          <w:b w:val="0"/>
-          <w:color w:val="111820"/>
-          <w:sz w:val="13"/>
-        </w:rPr>
-        <w:t>3m EXCLUDED BY THE MP PLUS CENTRE; m</w:t>
-      </w:r>
-      <w:r>
-        <w:rPr>
-          <w:rFonts w:ascii="Liberation Mono" w:hAnsi="Liberation Mono" w:eastAsia="Liberation Mono"/>
-          <w:b w:val="0"/>
-          <w:color w:val="111820"/>
-          <w:sz w:val="13"/>
-        </w:rPr>
-        <w:t>3̅</w:t>
-      </w:r>
-      <w:r>
-        <w:rPr>
-          <w:rFonts w:ascii="Consolas" w:hAnsi="Consolas" w:eastAsia="Consolas"/>
-          <w:b w:val="0"/>
-          <w:color w:val="111820"/>
-          <w:sz w:val="13"/>
-        </w:rPr>
-        <w:t xml:space="preserve"> EXCLUDED BY THE 6 FACE-DIAGONAL TWO-FOLD AXES; 23 EXCLUDED BY BOTH.</w:t>
-      </w:r>
-    </w:p>
-    <w:p>
-      <w:pPr>
-        <w:tabs>
-          <w:tab w:pos="1474" w:val="left"/>
-        </w:tabs>
-        <w:spacing w:before="0" w:after="20"/>
-        <w:ind w:left="1474" w:hanging="1474"/>
-      </w:pPr>
-      <w:r>
-        <w:rPr>
-          <w:rFonts w:ascii="Consolas" w:hAnsi="Consolas" w:eastAsia="Consolas"/>
-          <w:b w:val="0"/>
-          <w:color w:val="111820"/>
-          <w:sz w:val="13"/>
-        </w:rPr>
-        <w:tab/>
-      </w:r>
-      <w:r>
-        <w:rPr>
-          <w:rFonts w:ascii="Consolas" w:hAnsi="Consolas" w:eastAsia="Consolas"/>
-          <w:b w:val="0"/>
-          <w:color w:val="111820"/>
-          <w:sz w:val="13"/>
-        </w:rPr>
-        <w:t xml:space="preserve">SPECIMEN 2: 6mm EXCLUDED BY THE IDENTICAL CAPS DEMANDING A BASAL MP; 6/m EXCLUDED BY THE 6 BASAL DIADS; 6 AND 622 EXCLUDED BY MP PLUS CENTRE; </w:t>
-      </w:r>
-      <w:r>
-        <w:rPr>
-          <w:rFonts w:ascii="Liberation Mono" w:hAnsi="Liberation Mono" w:eastAsia="Liberation Mono"/>
-          <w:b w:val="0"/>
-          <w:color w:val="111820"/>
-          <w:sz w:val="13"/>
-        </w:rPr>
-        <w:t>6̅</w:t>
-      </w:r>
-      <w:r>
-        <w:rPr>
-          <w:rFonts w:ascii="Consolas" w:hAnsi="Consolas" w:eastAsia="Consolas"/>
-          <w:b w:val="0"/>
-          <w:color w:val="111820"/>
-          <w:sz w:val="13"/>
-        </w:rPr>
-        <w:t xml:space="preserve">m2 AND THE TRIGONAL MIMICS </w:t>
-      </w:r>
-      <w:r>
-        <w:rPr>
-          <w:rFonts w:ascii="Liberation Mono" w:hAnsi="Liberation Mono" w:eastAsia="Liberation Mono"/>
-          <w:b w:val="0"/>
-          <w:color w:val="111820"/>
-          <w:sz w:val="13"/>
-        </w:rPr>
-        <w:t>3̅</w:t>
-      </w:r>
-      <w:r>
-        <w:rPr>
-          <w:rFonts w:ascii="Consolas" w:hAnsi="Consolas" w:eastAsia="Consolas"/>
-          <w:b w:val="0"/>
-          <w:color w:val="111820"/>
-          <w:sz w:val="13"/>
-        </w:rPr>
-        <w:t>m, 32 AND 3m EXCLUDED BECAUSE ALL 6 CAP FACES ARE EQUAL.</w:t>
-      </w:r>
-    </w:p>
-    <w:p>
-      <w:pPr>
-        <w:tabs>
-          <w:tab w:pos="1474" w:val="left"/>
-        </w:tabs>
-        <w:spacing w:before="0" w:after="20"/>
-        <w:ind w:left="1474" w:hanging="1474"/>
-      </w:pPr>
-      <w:r>
-        <w:rPr>
-          <w:rFonts w:ascii="Consolas" w:hAnsi="Consolas" w:eastAsia="Consolas"/>
-          <w:b/>
-          <w:color w:val="C0392B"/>
-          <w:sz w:val="13"/>
-        </w:rPr>
-        <w:t>LIMIT</w:t>
-      </w:r>
-      <w:r>
-        <w:rPr>
-          <w:rFonts w:ascii="Consolas" w:hAnsi="Consolas" w:eastAsia="Consolas"/>
-          <w:b w:val="0"/>
-          <w:color w:val="C0392B"/>
-          <w:sz w:val="13"/>
-        </w:rPr>
-        <w:tab/>
-      </w:r>
-      <w:r>
-        <w:rPr>
-          <w:rFonts w:ascii="Consolas" w:hAnsi="Consolas" w:eastAsia="Consolas"/>
-          <w:b w:val="0"/>
-          <w:color w:val="C0392B"/>
-          <w:sz w:val="13"/>
-        </w:rPr>
-        <w:t>EXTERNAL FORM FIXES THE CLASS ONLY UP TO THE HOLOHEDRY OF THE LATTICE, SO THESE ARE THE MOST PROBABLE POINT GROUPS AND NOT A PROOF. PYROELECTRIC, PIEZOELECTRIC AND OPTICAL-ACTIVITY TESTS WERE NOT PERFORMED, SO CENTROSYMMETRY IS INFERRED FROM FORM EQUIVALENCE ALONE. THE SPECIMEN IDENTITIES AND THE MEASURED {100}/{111} INTERFACIAL ANGLE ISSUED IN CLASS ARE STILL TO BE ENTERED.</w:t>
-      </w:r>
-    </w:p>
-    <w:p>
-      <w:pPr>
-        <w:spacing w:before="60" w:after="20"/>
-      </w:pPr>
-      <w:r>
-        <w:rPr>
-          <w:rFonts w:ascii="Consolas" w:hAnsi="Consolas" w:eastAsia="Consolas"/>
-          <w:b/>
-          <w:color w:val="111820"/>
-          <w:sz w:val="16"/>
-        </w:rPr>
-        <w:t>SOLUTION B SEGMENT 1</w:t>
-      </w:r>
-    </w:p>
-    <w:p>
-      <w:pPr>
-        <w:tabs>
-          <w:tab w:pos="1474" w:val="left"/>
-        </w:tabs>
-        <w:spacing w:before="0" w:after="20"/>
-        <w:ind w:left="1474" w:hanging="1474"/>
-      </w:pPr>
-      <w:r>
-        <w:rPr>
-          <w:rFonts w:ascii="Consolas" w:hAnsi="Consolas" w:eastAsia="Consolas"/>
-          <w:b/>
-          <w:color w:val="58D3E8"/>
-          <w:sz w:val="13"/>
-        </w:rPr>
-        <w:t>BASIS</w:t>
-      </w:r>
-      <w:r>
-        <w:rPr>
-          <w:rFonts w:ascii="Consolas" w:hAnsi="Consolas" w:eastAsia="Consolas"/>
-          <w:b w:val="0"/>
-          <w:color w:val="111820"/>
-          <w:sz w:val="13"/>
-        </w:rPr>
-        <w:tab/>
-      </w:r>
-      <w:r>
-        <w:rPr>
-          <w:rFonts w:ascii="Consolas" w:hAnsi="Consolas" w:eastAsia="Consolas"/>
-          <w:b w:val="0"/>
-          <w:color w:val="111820"/>
-          <w:sz w:val="13"/>
-        </w:rPr>
-        <w:t>Ba(+2, SPIN UNASSIGNED) 0,0,0  |  Ti(+4, SPIN UNASSIGNED) 1/2,1/2,z  |  O1(-2, SPIN UNASSIGNED) 1/2,1/2,0  |  O2(-2, SPIN UNASSIGNED) 1/2,0,1/2  |  O3(-2, SPIN UNASSIGNED) 0,1/2,1/2</w:t>
-      </w:r>
-    </w:p>
-    <w:p>
-      <w:pPr>
-        <w:tabs>
-          <w:tab w:pos="1474" w:val="left"/>
-        </w:tabs>
-        <w:spacing w:before="0" w:after="20"/>
-        <w:ind w:left="1474" w:hanging="1474"/>
-      </w:pPr>
-      <w:r>
-        <w:rPr>
-          <w:rFonts w:ascii="Consolas" w:hAnsi="Consolas" w:eastAsia="Consolas"/>
-          <w:b/>
-          <w:color w:val="58D3E8"/>
-          <w:sz w:val="13"/>
-        </w:rPr>
-        <w:t>MODEL</w:t>
-      </w:r>
-      <w:r>
-        <w:rPr>
-          <w:rFonts w:ascii="Consolas" w:hAnsi="Consolas" w:eastAsia="Consolas"/>
-          <w:b w:val="0"/>
-          <w:color w:val="111820"/>
-          <w:sz w:val="13"/>
-        </w:rPr>
-        <w:tab/>
-      </w:r>
-      <w:r>
-        <w:rPr>
-          <w:rFonts w:ascii="Consolas" w:hAnsi="Consolas" w:eastAsia="Consolas"/>
-          <w:b w:val="0"/>
-          <w:color w:val="111820"/>
-          <w:sz w:val="13"/>
-        </w:rPr>
-        <w:t>u = (z - 1/2) x LP3 ;  P = (1/V) SUM q u = 4e u / V  WITH V = 6.5325e7 pm3. NINE STATES WERE BUILT AT STEP 0.005; THE FIVE STATES NAMED IN THE BRIEF ARE THE SUBSET z = 0.480, 0.490, 0.500, 0.510, 0.520.</w:t>
-      </w:r>
-    </w:p>
-    <w:tbl>
-      <w:tblPr>
-        <w:tblStyle w:val="TableGrid"/>
-        <w:tblW w:type="auto" w:w="0"/>
-        <w:jc w:val="left"/>
-        <w:tblLook w:firstColumn="1" w:firstRow="1" w:lastColumn="0" w:lastRow="0" w:noHBand="0" w:noVBand="1" w:val="04A0"/>
-      </w:tblPr>
-      <w:tblGrid>
-        <w:gridCol w:w="1077"/>
-        <w:gridCol w:w="1077"/>
-        <w:gridCol w:w="1077"/>
-        <w:gridCol w:w="1077"/>
-        <w:gridCol w:w="1077"/>
-        <w:gridCol w:w="1077"/>
-        <w:gridCol w:w="1077"/>
-        <w:gridCol w:w="1077"/>
-        <w:gridCol w:w="1077"/>
-        <w:gridCol w:w="1077"/>
-      </w:tblGrid>
-      <w:tr>
-        <w:trPr>
-          <w:trHeight w:val="0"/>
-        </w:trPr>
-        <w:tc>
-          <w:tcPr>
-            <w:tcW w:type="dxa" w:w="1928"/>
-          </w:tcPr>
-          <w:p>
-            <w:pPr>
-              <w:spacing w:before="0" w:after="0"/>
-            </w:pPr>
-            <w:r>
-              <w:rPr>
-                <w:rFonts w:ascii="Consolas" w:hAnsi="Consolas" w:eastAsia="Consolas"/>
-                <w:b w:val="0"/>
-                <w:color w:val="111820"/>
-                <w:sz w:val="13"/>
-              </w:rPr>
-              <w:t>z</w:t>
-            </w:r>
-          </w:p>
-        </w:tc>
-        <w:tc>
-          <w:tcPr>
-            <w:tcW w:type="dxa" w:w="981"/>
-          </w:tcPr>
-          <w:p>
-            <w:pPr>
-              <w:spacing w:before="0" w:after="0"/>
-            </w:pPr>
-            <w:r>
-              <w:rPr>
-                <w:rFonts w:ascii="Consolas" w:hAnsi="Consolas" w:eastAsia="Consolas"/>
-                <w:b w:val="0"/>
-                <w:color w:val="111820"/>
-                <w:sz w:val="13"/>
-              </w:rPr>
-              <w:t>0.480</w:t>
-            </w:r>
-          </w:p>
-        </w:tc>
-        <w:tc>
-          <w:tcPr>
-            <w:tcW w:type="dxa" w:w="981"/>
-          </w:tcPr>
-          <w:p>
-            <w:pPr>
-              <w:spacing w:before="0" w:after="0"/>
-            </w:pPr>
-            <w:r>
-              <w:rPr>
-                <w:rFonts w:ascii="Consolas" w:hAnsi="Consolas" w:eastAsia="Consolas"/>
-                <w:b w:val="0"/>
-                <w:color w:val="111820"/>
-                <w:sz w:val="13"/>
-              </w:rPr>
-              <w:t>0.485</w:t>
-            </w:r>
-          </w:p>
-        </w:tc>
-        <w:tc>
-          <w:tcPr>
-            <w:tcW w:type="dxa" w:w="981"/>
-          </w:tcPr>
-          <w:p>
-            <w:pPr>
-              <w:spacing w:before="0" w:after="0"/>
-            </w:pPr>
-            <w:r>
-              <w:rPr>
-                <w:rFonts w:ascii="Consolas" w:hAnsi="Consolas" w:eastAsia="Consolas"/>
-                <w:b w:val="0"/>
-                <w:color w:val="111820"/>
-                <w:sz w:val="13"/>
-              </w:rPr>
-              <w:t>0.490</w:t>
-            </w:r>
-          </w:p>
-        </w:tc>
-        <w:tc>
-          <w:tcPr>
-            <w:tcW w:type="dxa" w:w="981"/>
-          </w:tcPr>
-          <w:p>
-            <w:pPr>
-              <w:spacing w:before="0" w:after="0"/>
-            </w:pPr>
-            <w:r>
-              <w:rPr>
-                <w:rFonts w:ascii="Consolas" w:hAnsi="Consolas" w:eastAsia="Consolas"/>
-                <w:b w:val="0"/>
-                <w:color w:val="111820"/>
-                <w:sz w:val="13"/>
-              </w:rPr>
-              <w:t>0.495</w:t>
-            </w:r>
-          </w:p>
-        </w:tc>
-        <w:tc>
-          <w:tcPr>
-            <w:tcW w:type="dxa" w:w="981"/>
-          </w:tcPr>
-          <w:p>
-            <w:pPr>
-              <w:spacing w:before="0" w:after="0"/>
-            </w:pPr>
-            <w:r>
-              <w:rPr>
-                <w:rFonts w:ascii="Consolas" w:hAnsi="Consolas" w:eastAsia="Consolas"/>
-                <w:b w:val="0"/>
-                <w:color w:val="111820"/>
-                <w:sz w:val="13"/>
-              </w:rPr>
-              <w:t>0.500</w:t>
-            </w:r>
-          </w:p>
-        </w:tc>
-        <w:tc>
-          <w:tcPr>
-            <w:tcW w:type="dxa" w:w="981"/>
-          </w:tcPr>
-          <w:p>
-            <w:pPr>
-              <w:spacing w:before="0" w:after="0"/>
-            </w:pPr>
-            <w:r>
-              <w:rPr>
-                <w:rFonts w:ascii="Consolas" w:hAnsi="Consolas" w:eastAsia="Consolas"/>
-                <w:b w:val="0"/>
-                <w:color w:val="111820"/>
-                <w:sz w:val="13"/>
-              </w:rPr>
-              <w:t>0.505</w:t>
-            </w:r>
-          </w:p>
-        </w:tc>
-        <w:tc>
-          <w:tcPr>
-            <w:tcW w:type="dxa" w:w="981"/>
-          </w:tcPr>
-          <w:p>
-            <w:pPr>
-              <w:spacing w:before="0" w:after="0"/>
-            </w:pPr>
-            <w:r>
-              <w:rPr>
-                <w:rFonts w:ascii="Consolas" w:hAnsi="Consolas" w:eastAsia="Consolas"/>
-                <w:b w:val="0"/>
-                <w:color w:val="111820"/>
-                <w:sz w:val="13"/>
-              </w:rPr>
-              <w:t>0.510</w:t>
-            </w:r>
-          </w:p>
-        </w:tc>
-        <w:tc>
-          <w:tcPr>
-            <w:tcW w:type="dxa" w:w="981"/>
-          </w:tcPr>
-          <w:p>
-            <w:pPr>
-              <w:spacing w:before="0" w:after="0"/>
-            </w:pPr>
-            <w:r>
-              <w:rPr>
-                <w:rFonts w:ascii="Consolas" w:hAnsi="Consolas" w:eastAsia="Consolas"/>
-                <w:b w:val="0"/>
-                <w:color w:val="111820"/>
-                <w:sz w:val="13"/>
-              </w:rPr>
-              <w:t>0.515</w:t>
-            </w:r>
-          </w:p>
-        </w:tc>
-        <w:tc>
-          <w:tcPr>
-            <w:tcW w:type="dxa" w:w="981"/>
-          </w:tcPr>
-          <w:p>
-            <w:pPr>
-              <w:spacing w:before="0" w:after="0"/>
-            </w:pPr>
-            <w:r>
-              <w:rPr>
-                <w:rFonts w:ascii="Consolas" w:hAnsi="Consolas" w:eastAsia="Consolas"/>
-                <w:b w:val="0"/>
-                <w:color w:val="111820"/>
-                <w:sz w:val="13"/>
-              </w:rPr>
-              <w:t>0.520</w:t>
-            </w:r>
-          </w:p>
-        </w:tc>
-      </w:tr>
-      <w:tr>
-        <w:trPr>
-          <w:trHeight w:val="0"/>
-        </w:trPr>
-        <w:tc>
-          <w:tcPr>
-            <w:tcW w:type="dxa" w:w="1928"/>
-          </w:tcPr>
-          <w:p>
-            <w:pPr>
-              <w:spacing w:before="0" w:after="0"/>
-            </w:pPr>
-            <w:r>
-              <w:rPr>
-                <w:rFonts w:ascii="Consolas" w:hAnsi="Consolas" w:eastAsia="Consolas"/>
-                <w:b w:val="0"/>
-                <w:color w:val="111820"/>
-                <w:sz w:val="13"/>
-              </w:rPr>
-              <w:t>Ti OFFSET u / pm</w:t>
-            </w:r>
-          </w:p>
-        </w:tc>
-        <w:tc>
-          <w:tcPr>
-            <w:tcW w:type="dxa" w:w="981"/>
-          </w:tcPr>
-          <w:p>
-            <w:pPr>
-              <w:spacing w:before="0" w:after="0"/>
-            </w:pPr>
-            <w:r>
-              <w:rPr>
-                <w:rFonts w:ascii="Consolas" w:hAnsi="Consolas" w:eastAsia="Consolas"/>
-                <w:b w:val="0"/>
-                <w:color w:val="111820"/>
-                <w:sz w:val="13"/>
-              </w:rPr>
-              <w:t>-8.21</w:t>
-            </w:r>
-          </w:p>
-        </w:tc>
-        <w:tc>
-          <w:tcPr>
-            <w:tcW w:type="dxa" w:w="981"/>
-          </w:tcPr>
-          <w:p>
-            <w:pPr>
-              <w:spacing w:before="0" w:after="0"/>
-            </w:pPr>
-            <w:r>
-              <w:rPr>
-                <w:rFonts w:ascii="Consolas" w:hAnsi="Consolas" w:eastAsia="Consolas"/>
-                <w:b w:val="0"/>
-                <w:color w:val="111820"/>
-                <w:sz w:val="13"/>
-              </w:rPr>
-              <w:t>-6.15</w:t>
-            </w:r>
-          </w:p>
-        </w:tc>
-        <w:tc>
-          <w:tcPr>
-            <w:tcW w:type="dxa" w:w="981"/>
-          </w:tcPr>
-          <w:p>
-            <w:pPr>
-              <w:spacing w:before="0" w:after="0"/>
-            </w:pPr>
-            <w:r>
-              <w:rPr>
-                <w:rFonts w:ascii="Consolas" w:hAnsi="Consolas" w:eastAsia="Consolas"/>
-                <w:b w:val="0"/>
-                <w:color w:val="111820"/>
-                <w:sz w:val="13"/>
-              </w:rPr>
-              <w:t>-4.10</w:t>
-            </w:r>
-          </w:p>
-        </w:tc>
-        <w:tc>
-          <w:tcPr>
-            <w:tcW w:type="dxa" w:w="981"/>
-          </w:tcPr>
-          <w:p>
-            <w:pPr>
-              <w:spacing w:before="0" w:after="0"/>
-            </w:pPr>
-            <w:r>
-              <w:rPr>
-                <w:rFonts w:ascii="Consolas" w:hAnsi="Consolas" w:eastAsia="Consolas"/>
-                <w:b w:val="0"/>
-                <w:color w:val="111820"/>
-                <w:sz w:val="13"/>
-              </w:rPr>
-              <w:t>-2.05</w:t>
-            </w:r>
-          </w:p>
-        </w:tc>
-        <w:tc>
-          <w:tcPr>
-            <w:tcW w:type="dxa" w:w="981"/>
-          </w:tcPr>
-          <w:p>
-            <w:pPr>
-              <w:spacing w:before="0" w:after="0"/>
-            </w:pPr>
-            <w:r>
-              <w:rPr>
-                <w:rFonts w:ascii="Consolas" w:hAnsi="Consolas" w:eastAsia="Consolas"/>
-                <w:b w:val="0"/>
-                <w:color w:val="111820"/>
-                <w:sz w:val="13"/>
-              </w:rPr>
-              <w:t>0.00</w:t>
-            </w:r>
-          </w:p>
-        </w:tc>
-        <w:tc>
-          <w:tcPr>
-            <w:tcW w:type="dxa" w:w="981"/>
-          </w:tcPr>
-          <w:p>
-            <w:pPr>
-              <w:spacing w:before="0" w:after="0"/>
-            </w:pPr>
-            <w:r>
-              <w:rPr>
-                <w:rFonts w:ascii="Consolas" w:hAnsi="Consolas" w:eastAsia="Consolas"/>
-                <w:b w:val="0"/>
-                <w:color w:val="111820"/>
-                <w:sz w:val="13"/>
-              </w:rPr>
-              <w:t>+2.05</w:t>
-            </w:r>
-          </w:p>
-        </w:tc>
-        <w:tc>
-          <w:tcPr>
-            <w:tcW w:type="dxa" w:w="981"/>
-          </w:tcPr>
-          <w:p>
-            <w:pPr>
-              <w:spacing w:before="0" w:after="0"/>
-            </w:pPr>
-            <w:r>
-              <w:rPr>
-                <w:rFonts w:ascii="Consolas" w:hAnsi="Consolas" w:eastAsia="Consolas"/>
-                <w:b w:val="0"/>
-                <w:color w:val="111820"/>
-                <w:sz w:val="13"/>
-              </w:rPr>
-              <w:t>+4.10</w:t>
-            </w:r>
-          </w:p>
-        </w:tc>
-        <w:tc>
-          <w:tcPr>
-            <w:tcW w:type="dxa" w:w="981"/>
-          </w:tcPr>
-          <w:p>
-            <w:pPr>
-              <w:spacing w:before="0" w:after="0"/>
-            </w:pPr>
-            <w:r>
-              <w:rPr>
-                <w:rFonts w:ascii="Consolas" w:hAnsi="Consolas" w:eastAsia="Consolas"/>
-                <w:b w:val="0"/>
-                <w:color w:val="111820"/>
-                <w:sz w:val="13"/>
-              </w:rPr>
-              <w:t>+6.15</w:t>
-            </w:r>
-          </w:p>
-        </w:tc>
-        <w:tc>
-          <w:tcPr>
-            <w:tcW w:type="dxa" w:w="981"/>
-          </w:tcPr>
-          <w:p>
-            <w:pPr>
-              <w:spacing w:before="0" w:after="0"/>
-            </w:pPr>
-            <w:r>
-              <w:rPr>
-                <w:rFonts w:ascii="Consolas" w:hAnsi="Consolas" w:eastAsia="Consolas"/>
-                <w:b w:val="0"/>
-                <w:color w:val="111820"/>
-                <w:sz w:val="13"/>
-              </w:rPr>
-              <w:t>+8.21</w:t>
-            </w:r>
-          </w:p>
-        </w:tc>
-      </w:tr>
-      <w:tr>
-        <w:trPr>
-          <w:trHeight w:val="0"/>
-        </w:trPr>
-        <w:tc>
-          <w:tcPr>
-            <w:tcW w:type="dxa" w:w="1928"/>
-          </w:tcPr>
-          <w:p>
-            <w:pPr>
-              <w:spacing w:before="0" w:after="0"/>
-            </w:pPr>
-            <w:r>
-              <w:rPr>
-                <w:rFonts w:ascii="Consolas" w:hAnsi="Consolas" w:eastAsia="Consolas"/>
-                <w:b w:val="0"/>
-                <w:color w:val="111820"/>
-                <w:sz w:val="13"/>
-              </w:rPr>
-              <w:t>Ti-O1 UP / pm</w:t>
-            </w:r>
-          </w:p>
-        </w:tc>
-        <w:tc>
-          <w:tcPr>
-            <w:tcW w:type="dxa" w:w="981"/>
-          </w:tcPr>
-          <w:p>
-            <w:pPr>
-              <w:spacing w:before="0" w:after="0"/>
-            </w:pPr>
-            <w:r>
-              <w:rPr>
-                <w:rFonts w:ascii="Consolas" w:hAnsi="Consolas" w:eastAsia="Consolas"/>
-                <w:b w:val="0"/>
-                <w:color w:val="111820"/>
-                <w:sz w:val="13"/>
-              </w:rPr>
-              <w:t>213.3</w:t>
-            </w:r>
-          </w:p>
-        </w:tc>
-        <w:tc>
-          <w:tcPr>
-            <w:tcW w:type="dxa" w:w="981"/>
-          </w:tcPr>
-          <w:p>
-            <w:pPr>
-              <w:spacing w:before="0" w:after="0"/>
-            </w:pPr>
-            <w:r>
-              <w:rPr>
-                <w:rFonts w:ascii="Consolas" w:hAnsi="Consolas" w:eastAsia="Consolas"/>
-                <w:b w:val="0"/>
-                <w:color w:val="111820"/>
-                <w:sz w:val="13"/>
-              </w:rPr>
-              <w:t>211.3</w:t>
-            </w:r>
-          </w:p>
-        </w:tc>
-        <w:tc>
-          <w:tcPr>
-            <w:tcW w:type="dxa" w:w="981"/>
-          </w:tcPr>
-          <w:p>
-            <w:pPr>
-              <w:spacing w:before="0" w:after="0"/>
-            </w:pPr>
-            <w:r>
-              <w:rPr>
-                <w:rFonts w:ascii="Consolas" w:hAnsi="Consolas" w:eastAsia="Consolas"/>
-                <w:b w:val="0"/>
-                <w:color w:val="111820"/>
-                <w:sz w:val="13"/>
-              </w:rPr>
-              <w:t>209.2</w:t>
-            </w:r>
-          </w:p>
-        </w:tc>
-        <w:tc>
-          <w:tcPr>
-            <w:tcW w:type="dxa" w:w="981"/>
-          </w:tcPr>
-          <w:p>
-            <w:pPr>
-              <w:spacing w:before="0" w:after="0"/>
-            </w:pPr>
-            <w:r>
-              <w:rPr>
-                <w:rFonts w:ascii="Consolas" w:hAnsi="Consolas" w:eastAsia="Consolas"/>
-                <w:b w:val="0"/>
-                <w:color w:val="111820"/>
-                <w:sz w:val="13"/>
-              </w:rPr>
-              <w:t>207.2</w:t>
-            </w:r>
-          </w:p>
-        </w:tc>
-        <w:tc>
-          <w:tcPr>
-            <w:tcW w:type="dxa" w:w="981"/>
-          </w:tcPr>
-          <w:p>
-            <w:pPr>
-              <w:spacing w:before="0" w:after="0"/>
-            </w:pPr>
-            <w:r>
-              <w:rPr>
-                <w:rFonts w:ascii="Consolas" w:hAnsi="Consolas" w:eastAsia="Consolas"/>
-                <w:b w:val="0"/>
-                <w:color w:val="111820"/>
-                <w:sz w:val="13"/>
-              </w:rPr>
-              <w:t>205.1</w:t>
-            </w:r>
-          </w:p>
-        </w:tc>
-        <w:tc>
-          <w:tcPr>
-            <w:tcW w:type="dxa" w:w="981"/>
-          </w:tcPr>
-          <w:p>
-            <w:pPr>
-              <w:spacing w:before="0" w:after="0"/>
-            </w:pPr>
-            <w:r>
-              <w:rPr>
-                <w:rFonts w:ascii="Consolas" w:hAnsi="Consolas" w:eastAsia="Consolas"/>
-                <w:b w:val="0"/>
-                <w:color w:val="111820"/>
-                <w:sz w:val="13"/>
-              </w:rPr>
-              <w:t>203.1</w:t>
-            </w:r>
-          </w:p>
-        </w:tc>
-        <w:tc>
-          <w:tcPr>
-            <w:tcW w:type="dxa" w:w="981"/>
-          </w:tcPr>
-          <w:p>
-            <w:pPr>
-              <w:spacing w:before="0" w:after="0"/>
-            </w:pPr>
-            <w:r>
-              <w:rPr>
-                <w:rFonts w:ascii="Consolas" w:hAnsi="Consolas" w:eastAsia="Consolas"/>
-                <w:b w:val="0"/>
-                <w:color w:val="111820"/>
-                <w:sz w:val="13"/>
-              </w:rPr>
-              <w:t>201.0</w:t>
-            </w:r>
-          </w:p>
-        </w:tc>
-        <w:tc>
-          <w:tcPr>
-            <w:tcW w:type="dxa" w:w="981"/>
-          </w:tcPr>
-          <w:p>
-            <w:pPr>
-              <w:spacing w:before="0" w:after="0"/>
-            </w:pPr>
-            <w:r>
-              <w:rPr>
-                <w:rFonts w:ascii="Consolas" w:hAnsi="Consolas" w:eastAsia="Consolas"/>
-                <w:b w:val="0"/>
-                <w:color w:val="111820"/>
-                <w:sz w:val="13"/>
-              </w:rPr>
-              <w:t>199.0</w:t>
-            </w:r>
-          </w:p>
-        </w:tc>
-        <w:tc>
-          <w:tcPr>
-            <w:tcW w:type="dxa" w:w="981"/>
-          </w:tcPr>
-          <w:p>
-            <w:pPr>
-              <w:spacing w:before="0" w:after="0"/>
-            </w:pPr>
-            <w:r>
-              <w:rPr>
-                <w:rFonts w:ascii="Consolas" w:hAnsi="Consolas" w:eastAsia="Consolas"/>
-                <w:b w:val="0"/>
-                <w:color w:val="111820"/>
-                <w:sz w:val="13"/>
-              </w:rPr>
-              <w:t>196.9</w:t>
-            </w:r>
-          </w:p>
-        </w:tc>
-      </w:tr>
-      <w:tr>
-        <w:trPr>
-          <w:trHeight w:val="0"/>
-        </w:trPr>
-        <w:tc>
-          <w:tcPr>
-            <w:tcW w:type="dxa" w:w="1928"/>
-          </w:tcPr>
-          <w:p>
-            <w:pPr>
-              <w:spacing w:before="0" w:after="0"/>
-            </w:pPr>
-            <w:r>
-              <w:rPr>
-                <w:rFonts w:ascii="Consolas" w:hAnsi="Consolas" w:eastAsia="Consolas"/>
-                <w:b w:val="0"/>
-                <w:color w:val="111820"/>
-                <w:sz w:val="13"/>
-              </w:rPr>
-              <w:t>Ti-O1 DOWN / pm</w:t>
-            </w:r>
-          </w:p>
-        </w:tc>
-        <w:tc>
-          <w:tcPr>
-            <w:tcW w:type="dxa" w:w="981"/>
-          </w:tcPr>
-          <w:p>
-            <w:pPr>
-              <w:spacing w:before="0" w:after="0"/>
-            </w:pPr>
-            <w:r>
-              <w:rPr>
-                <w:rFonts w:ascii="Consolas" w:hAnsi="Consolas" w:eastAsia="Consolas"/>
-                <w:b w:val="0"/>
-                <w:color w:val="111820"/>
-                <w:sz w:val="13"/>
-              </w:rPr>
-              <w:t>196.9</w:t>
-            </w:r>
-          </w:p>
-        </w:tc>
-        <w:tc>
-          <w:tcPr>
-            <w:tcW w:type="dxa" w:w="981"/>
-          </w:tcPr>
-          <w:p>
-            <w:pPr>
-              <w:spacing w:before="0" w:after="0"/>
-            </w:pPr>
-            <w:r>
-              <w:rPr>
-                <w:rFonts w:ascii="Consolas" w:hAnsi="Consolas" w:eastAsia="Consolas"/>
-                <w:b w:val="0"/>
-                <w:color w:val="111820"/>
-                <w:sz w:val="13"/>
-              </w:rPr>
-              <w:t>199.0</w:t>
-            </w:r>
-          </w:p>
-        </w:tc>
-        <w:tc>
-          <w:tcPr>
-            <w:tcW w:type="dxa" w:w="981"/>
-          </w:tcPr>
-          <w:p>
-            <w:pPr>
-              <w:spacing w:before="0" w:after="0"/>
-            </w:pPr>
-            <w:r>
-              <w:rPr>
-                <w:rFonts w:ascii="Consolas" w:hAnsi="Consolas" w:eastAsia="Consolas"/>
-                <w:b w:val="0"/>
-                <w:color w:val="111820"/>
-                <w:sz w:val="13"/>
-              </w:rPr>
-              <w:t>201.0</w:t>
-            </w:r>
-          </w:p>
-        </w:tc>
-        <w:tc>
-          <w:tcPr>
-            <w:tcW w:type="dxa" w:w="981"/>
-          </w:tcPr>
-          <w:p>
-            <w:pPr>
-              <w:spacing w:before="0" w:after="0"/>
-            </w:pPr>
-            <w:r>
-              <w:rPr>
-                <w:rFonts w:ascii="Consolas" w:hAnsi="Consolas" w:eastAsia="Consolas"/>
-                <w:b w:val="0"/>
-                <w:color w:val="111820"/>
-                <w:sz w:val="13"/>
-              </w:rPr>
-              <w:t>203.1</w:t>
-            </w:r>
-          </w:p>
-        </w:tc>
-        <w:tc>
-          <w:tcPr>
-            <w:tcW w:type="dxa" w:w="981"/>
-          </w:tcPr>
-          <w:p>
-            <w:pPr>
-              <w:spacing w:before="0" w:after="0"/>
-            </w:pPr>
-            <w:r>
-              <w:rPr>
-                <w:rFonts w:ascii="Consolas" w:hAnsi="Consolas" w:eastAsia="Consolas"/>
-                <w:b w:val="0"/>
-                <w:color w:val="111820"/>
-                <w:sz w:val="13"/>
-              </w:rPr>
-              <w:t>205.1</w:t>
-            </w:r>
-          </w:p>
-        </w:tc>
-        <w:tc>
-          <w:tcPr>
-            <w:tcW w:type="dxa" w:w="981"/>
-          </w:tcPr>
-          <w:p>
-            <w:pPr>
-              <w:spacing w:before="0" w:after="0"/>
-            </w:pPr>
-            <w:r>
-              <w:rPr>
-                <w:rFonts w:ascii="Consolas" w:hAnsi="Consolas" w:eastAsia="Consolas"/>
-                <w:b w:val="0"/>
-                <w:color w:val="111820"/>
-                <w:sz w:val="13"/>
-              </w:rPr>
-              <w:t>207.2</w:t>
-            </w:r>
-          </w:p>
-        </w:tc>
-        <w:tc>
-          <w:tcPr>
-            <w:tcW w:type="dxa" w:w="981"/>
-          </w:tcPr>
-          <w:p>
-            <w:pPr>
-              <w:spacing w:before="0" w:after="0"/>
-            </w:pPr>
-            <w:r>
-              <w:rPr>
-                <w:rFonts w:ascii="Consolas" w:hAnsi="Consolas" w:eastAsia="Consolas"/>
-                <w:b w:val="0"/>
-                <w:color w:val="111820"/>
-                <w:sz w:val="13"/>
-              </w:rPr>
-              <w:t>209.2</w:t>
-            </w:r>
-          </w:p>
-        </w:tc>
-        <w:tc>
-          <w:tcPr>
-            <w:tcW w:type="dxa" w:w="981"/>
-          </w:tcPr>
-          <w:p>
-            <w:pPr>
-              <w:spacing w:before="0" w:after="0"/>
-            </w:pPr>
-            <w:r>
-              <w:rPr>
-                <w:rFonts w:ascii="Consolas" w:hAnsi="Consolas" w:eastAsia="Consolas"/>
-                <w:b w:val="0"/>
-                <w:color w:val="111820"/>
-                <w:sz w:val="13"/>
-              </w:rPr>
-              <w:t>211.3</w:t>
-            </w:r>
-          </w:p>
-        </w:tc>
-        <w:tc>
-          <w:tcPr>
-            <w:tcW w:type="dxa" w:w="981"/>
-          </w:tcPr>
-          <w:p>
-            <w:pPr>
-              <w:spacing w:before="0" w:after="0"/>
-            </w:pPr>
-            <w:r>
-              <w:rPr>
-                <w:rFonts w:ascii="Consolas" w:hAnsi="Consolas" w:eastAsia="Consolas"/>
-                <w:b w:val="0"/>
-                <w:color w:val="111820"/>
-                <w:sz w:val="13"/>
-              </w:rPr>
-              <w:t>213.3</w:t>
-            </w:r>
-          </w:p>
-        </w:tc>
-      </w:tr>
-      <w:tr>
-        <w:trPr>
-          <w:trHeight w:val="0"/>
-        </w:trPr>
-        <w:tc>
-          <w:tcPr>
-            <w:tcW w:type="dxa" w:w="1928"/>
-          </w:tcPr>
-          <w:p>
-            <w:pPr>
-              <w:spacing w:before="0" w:after="0"/>
-            </w:pPr>
-            <w:r>
-              <w:rPr>
-                <w:rFonts w:ascii="Consolas" w:hAnsi="Consolas" w:eastAsia="Consolas"/>
-                <w:b w:val="0"/>
-                <w:color w:val="111820"/>
-                <w:sz w:val="13"/>
-              </w:rPr>
-              <w:t>P / (C m-2)</w:t>
-            </w:r>
-          </w:p>
-        </w:tc>
-        <w:tc>
-          <w:tcPr>
-            <w:tcW w:type="dxa" w:w="981"/>
-          </w:tcPr>
-          <w:p>
-            <w:pPr>
-              <w:spacing w:before="0" w:after="0"/>
-            </w:pPr>
-            <w:r>
-              <w:rPr>
-                <w:rFonts w:ascii="Consolas" w:hAnsi="Consolas" w:eastAsia="Consolas"/>
-                <w:b w:val="0"/>
-                <w:color w:val="111820"/>
-                <w:sz w:val="13"/>
-              </w:rPr>
-              <w:t>-0.0805</w:t>
-            </w:r>
-          </w:p>
-        </w:tc>
-        <w:tc>
-          <w:tcPr>
-            <w:tcW w:type="dxa" w:w="981"/>
-          </w:tcPr>
-          <w:p>
-            <w:pPr>
-              <w:spacing w:before="0" w:after="0"/>
-            </w:pPr>
-            <w:r>
-              <w:rPr>
-                <w:rFonts w:ascii="Consolas" w:hAnsi="Consolas" w:eastAsia="Consolas"/>
-                <w:b w:val="0"/>
-                <w:color w:val="111820"/>
-                <w:sz w:val="13"/>
-              </w:rPr>
-              <w:t>-0.0604</w:t>
-            </w:r>
-          </w:p>
-        </w:tc>
-        <w:tc>
-          <w:tcPr>
-            <w:tcW w:type="dxa" w:w="981"/>
-          </w:tcPr>
-          <w:p>
-            <w:pPr>
-              <w:spacing w:before="0" w:after="0"/>
-            </w:pPr>
-            <w:r>
-              <w:rPr>
-                <w:rFonts w:ascii="Consolas" w:hAnsi="Consolas" w:eastAsia="Consolas"/>
-                <w:b w:val="0"/>
-                <w:color w:val="111820"/>
-                <w:sz w:val="13"/>
-              </w:rPr>
-              <w:t>-0.0402</w:t>
-            </w:r>
-          </w:p>
-        </w:tc>
-        <w:tc>
-          <w:tcPr>
-            <w:tcW w:type="dxa" w:w="981"/>
-          </w:tcPr>
-          <w:p>
-            <w:pPr>
-              <w:spacing w:before="0" w:after="0"/>
-            </w:pPr>
-            <w:r>
-              <w:rPr>
-                <w:rFonts w:ascii="Consolas" w:hAnsi="Consolas" w:eastAsia="Consolas"/>
-                <w:b w:val="0"/>
-                <w:color w:val="111820"/>
-                <w:sz w:val="13"/>
-              </w:rPr>
-              <w:t>-0.0201</w:t>
-            </w:r>
-          </w:p>
-        </w:tc>
-        <w:tc>
-          <w:tcPr>
-            <w:tcW w:type="dxa" w:w="981"/>
-          </w:tcPr>
-          <w:p>
-            <w:pPr>
-              <w:spacing w:before="0" w:after="0"/>
-            </w:pPr>
-            <w:r>
-              <w:rPr>
-                <w:rFonts w:ascii="Consolas" w:hAnsi="Consolas" w:eastAsia="Consolas"/>
-                <w:b w:val="0"/>
-                <w:color w:val="111820"/>
-                <w:sz w:val="13"/>
-              </w:rPr>
-              <w:t>0.0000</w:t>
-            </w:r>
-          </w:p>
-        </w:tc>
-        <w:tc>
-          <w:tcPr>
-            <w:tcW w:type="dxa" w:w="981"/>
-          </w:tcPr>
-          <w:p>
-            <w:pPr>
-              <w:spacing w:before="0" w:after="0"/>
-            </w:pPr>
-            <w:r>
-              <w:rPr>
-                <w:rFonts w:ascii="Consolas" w:hAnsi="Consolas" w:eastAsia="Consolas"/>
-                <w:b w:val="0"/>
-                <w:color w:val="111820"/>
-                <w:sz w:val="13"/>
-              </w:rPr>
-              <w:t>+0.0201</w:t>
-            </w:r>
-          </w:p>
-        </w:tc>
-        <w:tc>
-          <w:tcPr>
-            <w:tcW w:type="dxa" w:w="981"/>
-          </w:tcPr>
-          <w:p>
-            <w:pPr>
-              <w:spacing w:before="0" w:after="0"/>
-            </w:pPr>
-            <w:r>
-              <w:rPr>
-                <w:rFonts w:ascii="Consolas" w:hAnsi="Consolas" w:eastAsia="Consolas"/>
-                <w:b w:val="0"/>
-                <w:color w:val="111820"/>
-                <w:sz w:val="13"/>
-              </w:rPr>
-              <w:t>+0.0402</w:t>
-            </w:r>
-          </w:p>
-        </w:tc>
-        <w:tc>
-          <w:tcPr>
-            <w:tcW w:type="dxa" w:w="981"/>
-          </w:tcPr>
-          <w:p>
-            <w:pPr>
-              <w:spacing w:before="0" w:after="0"/>
-            </w:pPr>
-            <w:r>
-              <w:rPr>
-                <w:rFonts w:ascii="Consolas" w:hAnsi="Consolas" w:eastAsia="Consolas"/>
-                <w:b w:val="0"/>
-                <w:color w:val="111820"/>
-                <w:sz w:val="13"/>
-              </w:rPr>
-              <w:t>+0.0604</w:t>
-            </w:r>
-          </w:p>
-        </w:tc>
-        <w:tc>
-          <w:tcPr>
-            <w:tcW w:type="dxa" w:w="981"/>
-          </w:tcPr>
-          <w:p>
-            <w:pPr>
-              <w:spacing w:before="0" w:after="0"/>
-            </w:pPr>
-            <w:r>
-              <w:rPr>
-                <w:rFonts w:ascii="Consolas" w:hAnsi="Consolas" w:eastAsia="Consolas"/>
-                <w:b w:val="0"/>
-                <w:color w:val="111820"/>
-                <w:sz w:val="13"/>
-              </w:rPr>
-              <w:t>+0.0805</w:t>
-            </w:r>
-          </w:p>
-        </w:tc>
-      </w:tr>
-      <w:tr>
-        <w:trPr>
-          <w:trHeight w:val="0"/>
-        </w:trPr>
-        <w:tc>
-          <w:tcPr>
-            <w:tcW w:type="dxa" w:w="1928"/>
-          </w:tcPr>
-          <w:p>
-            <w:pPr>
-              <w:spacing w:before="0" w:after="0"/>
-            </w:pPr>
-            <w:r>
-              <w:rPr>
-                <w:rFonts w:ascii="Consolas" w:hAnsi="Consolas" w:eastAsia="Consolas"/>
-                <w:b w:val="0"/>
-                <w:color w:val="111820"/>
-                <w:sz w:val="13"/>
-              </w:rPr>
-              <w:t>STATE</w:t>
-            </w:r>
-          </w:p>
-        </w:tc>
-        <w:tc>
-          <w:tcPr>
-            <w:tcW w:type="dxa" w:w="981"/>
-          </w:tcPr>
-          <w:p>
-            <w:pPr>
-              <w:spacing w:before="0" w:after="0"/>
-            </w:pPr>
-            <w:r>
-              <w:rPr>
-                <w:rFonts w:ascii="Consolas" w:hAnsi="Consolas" w:eastAsia="Consolas"/>
-                <w:b w:val="0"/>
-                <w:color w:val="111820"/>
-                <w:sz w:val="13"/>
-              </w:rPr>
-              <w:t>-Ps</w:t>
-            </w:r>
-          </w:p>
-        </w:tc>
-        <w:tc>
-          <w:tcPr>
-            <w:tcW w:type="dxa" w:w="981"/>
-          </w:tcPr>
-          <w:p>
-            <w:pPr>
-              <w:spacing w:before="0" w:after="0"/>
-            </w:pPr>
-          </w:p>
-        </w:tc>
-        <w:tc>
-          <w:tcPr>
-            <w:tcW w:type="dxa" w:w="981"/>
-          </w:tcPr>
-          <w:p>
-            <w:pPr>
-              <w:spacing w:before="0" w:after="0"/>
-            </w:pPr>
-            <w:r>
-              <w:rPr>
-                <w:rFonts w:ascii="Consolas" w:hAnsi="Consolas" w:eastAsia="Consolas"/>
-                <w:b w:val="0"/>
-                <w:color w:val="111820"/>
-                <w:sz w:val="13"/>
-              </w:rPr>
-              <w:t>-Pr</w:t>
-            </w:r>
-          </w:p>
-        </w:tc>
-        <w:tc>
-          <w:tcPr>
-            <w:tcW w:type="dxa" w:w="981"/>
-          </w:tcPr>
-          <w:p>
-            <w:pPr>
-              <w:spacing w:before="0" w:after="0"/>
-            </w:pPr>
-          </w:p>
-        </w:tc>
-        <w:tc>
-          <w:tcPr>
-            <w:tcW w:type="dxa" w:w="981"/>
-          </w:tcPr>
-          <w:p>
-            <w:pPr>
-              <w:spacing w:before="0" w:after="0"/>
-            </w:pPr>
-            <w:r>
-              <w:rPr>
-                <w:rFonts w:ascii="Consolas" w:hAnsi="Consolas" w:eastAsia="Consolas"/>
-                <w:b w:val="0"/>
-                <w:color w:val="111820"/>
-                <w:sz w:val="13"/>
-              </w:rPr>
-              <w:t>Ec, P = 0</w:t>
-            </w:r>
-          </w:p>
-        </w:tc>
-        <w:tc>
-          <w:tcPr>
-            <w:tcW w:type="dxa" w:w="981"/>
-          </w:tcPr>
-          <w:p>
-            <w:pPr>
-              <w:spacing w:before="0" w:after="0"/>
-            </w:pPr>
-          </w:p>
-        </w:tc>
-        <w:tc>
-          <w:tcPr>
-            <w:tcW w:type="dxa" w:w="981"/>
-          </w:tcPr>
-          <w:p>
-            <w:pPr>
-              <w:spacing w:before="0" w:after="0"/>
-            </w:pPr>
-            <w:r>
-              <w:rPr>
-                <w:rFonts w:ascii="Consolas" w:hAnsi="Consolas" w:eastAsia="Consolas"/>
-                <w:b w:val="0"/>
-                <w:color w:val="111820"/>
-                <w:sz w:val="13"/>
-              </w:rPr>
-              <w:t>+Pr</w:t>
-            </w:r>
-          </w:p>
-        </w:tc>
-        <w:tc>
-          <w:tcPr>
-            <w:tcW w:type="dxa" w:w="981"/>
-          </w:tcPr>
-          <w:p>
-            <w:pPr>
-              <w:spacing w:before="0" w:after="0"/>
-            </w:pPr>
-          </w:p>
-        </w:tc>
-        <w:tc>
-          <w:tcPr>
-            <w:tcW w:type="dxa" w:w="981"/>
-          </w:tcPr>
-          <w:p>
-            <w:pPr>
-              <w:spacing w:before="0" w:after="0"/>
-            </w:pPr>
-            <w:r>
-              <w:rPr>
-                <w:rFonts w:ascii="Consolas" w:hAnsi="Consolas" w:eastAsia="Consolas"/>
-                <w:b w:val="0"/>
-                <w:color w:val="111820"/>
-                <w:sz w:val="13"/>
-              </w:rPr>
-              <w:t>+Ps</w:t>
-            </w:r>
-          </w:p>
-        </w:tc>
-      </w:tr>
-    </w:tbl>
-    <w:p>
-      <w:pPr>
-        <w:tabs>
-          <w:tab w:pos="1474" w:val="left"/>
-        </w:tabs>
-        <w:spacing w:before="0" w:after="20"/>
-        <w:ind w:left="1474" w:hanging="1474"/>
-      </w:pPr>
-      <w:r>
-        <w:rPr>
-          <w:rFonts w:ascii="Consolas" w:hAnsi="Consolas" w:eastAsia="Consolas"/>
-          <w:b/>
-          <w:color w:val="58D3E8"/>
-          <w:sz w:val="13"/>
-        </w:rPr>
-        <w:t>CHECKS</w:t>
-      </w:r>
-      <w:r>
-        <w:rPr>
-          <w:rFonts w:ascii="Consolas" w:hAnsi="Consolas" w:eastAsia="Consolas"/>
-          <w:b w:val="0"/>
-          <w:color w:val="111820"/>
-          <w:sz w:val="13"/>
-        </w:rPr>
-        <w:tab/>
-      </w:r>
-      <w:r>
-        <w:rPr>
-          <w:rFonts w:ascii="Consolas" w:hAnsi="Consolas" w:eastAsia="Consolas"/>
-          <w:b w:val="0"/>
-          <w:color w:val="111820"/>
-          <w:sz w:val="13"/>
-        </w:rPr>
-        <w:t>Ti-O1 UP PLUS Ti-O1 DOWN IS EXACTLY 410.27 pm = LP3 IN EVERY STATE; THE COLUMNS READ 410.2 OR 410.3 ONLY FROM ONE-DECIMAL ROUNDING. P(z) = -P(1 - z). THE EQUATORIAL Ti-O2 AND Ti-O3 CONTACTS MOVE ONLY FROM 199.52 pm TO 199.69 pm ACROSS THE WHOLE SCAN, SO THE DISTORTION IS ESSENTIALLY AXIAL. WORKED CASE z = 0.520: P = 4(1.602e-19)(8.21e-12) / 6.5325e-29 = +0.0805 C m-2.</w:t>
-      </w:r>
-    </w:p>
-    <w:p>
-      <w:pPr>
-        <w:tabs>
-          <w:tab w:pos="1474" w:val="left"/>
-        </w:tabs>
-        <w:spacing w:before="0" w:after="20"/>
-        <w:ind w:left="1474" w:hanging="1474"/>
-      </w:pPr>
-      <w:r>
-        <w:rPr>
-          <w:rFonts w:ascii="Consolas" w:hAnsi="Consolas" w:eastAsia="Consolas"/>
-          <w:b/>
-          <w:color w:val="58D3E8"/>
-          <w:sz w:val="13"/>
-        </w:rPr>
-        <w:t>HYSTERESIS</w:t>
-      </w:r>
-      <w:r>
-        <w:rPr>
-          <w:rFonts w:ascii="Consolas" w:hAnsi="Consolas" w:eastAsia="Consolas"/>
-          <w:b w:val="0"/>
-          <w:color w:val="111820"/>
-          <w:sz w:val="13"/>
-        </w:rPr>
-        <w:tab/>
-      </w:r>
-      <w:r>
-        <w:rPr>
-          <w:rFonts w:ascii="Consolas" w:hAnsi="Consolas" w:eastAsia="Consolas"/>
-          <w:b w:val="0"/>
-          <w:color w:val="111820"/>
-          <w:sz w:val="13"/>
-        </w:rPr>
-        <w:t>THE LOOP IS DRAWN WITH TWO BRANCHES. THE DESCENDING BRANCH REACHES P = 0 AT E = -Ec AND THE ASCENDING BRANCH REACHES P = 0 AT E = +Ec, SO IT IS DOUBLE VALUED AND NEVER PASSES THROUGH THE ORIGIN; A SINGLE S CURVE THROUGH THE ORIGIN IS NOT A HYSTERESIS LOOP. PLOTTED FROM THE MEASURED Ps = 0.26 C m-2, Pr = 0.21 C m-2 AND Ec = 0.5 MV m-1 WITH A TANH SWITCHING MODEL; IT IS A SCHEMATIC, NOT DATA.</w:t>
-      </w:r>
-    </w:p>
-    <w:p>
-      <w:pPr>
-        <w:tabs>
-          <w:tab w:pos="1474" w:val="left"/>
-        </w:tabs>
-        <w:spacing w:before="0" w:after="20"/>
-        <w:ind w:left="1474" w:hanging="1474"/>
-      </w:pPr>
-      <w:r>
-        <w:rPr>
-          <w:rFonts w:ascii="Consolas" w:hAnsi="Consolas" w:eastAsia="Consolas"/>
-          <w:b/>
-          <w:color w:val="C0392B"/>
-          <w:sz w:val="13"/>
-        </w:rPr>
-        <w:t>CORRECTIONS</w:t>
-      </w:r>
-      <w:r>
-        <w:rPr>
-          <w:rFonts w:ascii="Consolas" w:hAnsi="Consolas" w:eastAsia="Consolas"/>
-          <w:b w:val="0"/>
-          <w:color w:val="C0392B"/>
-          <w:sz w:val="13"/>
-        </w:rPr>
-        <w:tab/>
-      </w:r>
-      <w:r>
-        <w:rPr>
-          <w:rFonts w:ascii="Consolas" w:hAnsi="Consolas" w:eastAsia="Consolas"/>
-          <w:b w:val="0"/>
-          <w:color w:val="C0392B"/>
-          <w:sz w:val="13"/>
-        </w:rPr>
-        <w:t>(1) THE Ti-ONLY RIGID-ION SUM REACHES ONLY 0.0805 C m-2 BECAUSE Ba AND O ARE HELD FIXED; THE TRUE SOFT MODE ALSO MOVES O AGAINST Ba, WHICH IS WHY THE MEASURED Ps IS 0.26 C m-2.</w:t>
-      </w:r>
-    </w:p>
-    <w:p>
-      <w:pPr>
-        <w:tabs>
-          <w:tab w:pos="1474" w:val="left"/>
-        </w:tabs>
-        <w:spacing w:before="0" w:after="20"/>
-        <w:ind w:left="1474" w:hanging="1474"/>
-      </w:pPr>
-      <w:r>
-        <w:rPr>
-          <w:rFonts w:ascii="Consolas" w:hAnsi="Consolas" w:eastAsia="Consolas"/>
-          <w:b w:val="0"/>
-          <w:color w:val="C0392B"/>
-          <w:sz w:val="13"/>
-        </w:rPr>
-        <w:tab/>
-      </w:r>
-      <w:r>
-        <w:rPr>
-          <w:rFonts w:ascii="Consolas" w:hAnsi="Consolas" w:eastAsia="Consolas"/>
-          <w:b w:val="0"/>
-          <w:color w:val="C0392B"/>
-          <w:sz w:val="13"/>
-        </w:rPr>
-        <w:t>(2) THE POLAR PHASE OF BaTiO3 IS P4mm (No 99) BELOW Tc = 393 K AND CUBIC Pm</w:t>
-      </w:r>
-      <w:r>
-        <w:rPr>
-          <w:rFonts w:ascii="Liberation Mono" w:hAnsi="Liberation Mono" w:eastAsia="Liberation Mono"/>
-          <w:b w:val="0"/>
-          <w:color w:val="C0392B"/>
-          <w:sz w:val="13"/>
-        </w:rPr>
-        <w:t>3̅</w:t>
-      </w:r>
-      <w:r>
-        <w:rPr>
-          <w:rFonts w:ascii="Consolas" w:hAnsi="Consolas" w:eastAsia="Consolas"/>
-          <w:b w:val="0"/>
-          <w:color w:val="C0392B"/>
-          <w:sz w:val="13"/>
-        </w:rPr>
-        <w:t>m ABOVE IT; P4/mmm IS ONLY THE NON-POLAR REFERENCE AT FIXED RATIO 1.0282 AND IS NOT AN OBSERVED PHASE.</w:t>
-      </w:r>
-    </w:p>
-    <w:p>
-      <w:pPr>
-        <w:tabs>
-          <w:tab w:pos="1474" w:val="left"/>
-        </w:tabs>
-        <w:spacing w:before="0" w:after="20"/>
-        <w:ind w:left="1474" w:hanging="1474"/>
-      </w:pPr>
-      <w:r>
-        <w:rPr>
-          <w:rFonts w:ascii="Consolas" w:hAnsi="Consolas" w:eastAsia="Consolas"/>
-          <w:b w:val="0"/>
-          <w:color w:val="C0392B"/>
-          <w:sz w:val="13"/>
-        </w:rPr>
-        <w:tab/>
-      </w:r>
-      <w:r>
-        <w:rPr>
-          <w:rFonts w:ascii="Consolas" w:hAnsi="Consolas" w:eastAsia="Consolas"/>
-          <w:b w:val="0"/>
-          <w:color w:val="C0392B"/>
-          <w:sz w:val="13"/>
-        </w:rPr>
-        <w:t>(3) THE ISSUED RATIO 1.0282 EXCEEDS THE LITERATURE 300 K TETRAGONALITY OF ABOUT 1.011, SO THE ISSUED CELL IS AN EXAGGERATED TETRAGONAL AND THE TREND, NOT THE MAGNITUDE, IS THE RESULT.</w:t>
-      </w:r>
-    </w:p>
-    <w:p>
-      <w:pPr>
-        <w:tabs>
-          <w:tab w:pos="1474" w:val="left"/>
-        </w:tabs>
-        <w:spacing w:before="0" w:after="20"/>
-        <w:ind w:left="1474" w:hanging="1474"/>
-      </w:pPr>
-      <w:r>
-        <w:rPr>
-          <w:rFonts w:ascii="Consolas" w:hAnsi="Consolas" w:eastAsia="Consolas"/>
-          <w:b w:val="0"/>
-          <w:color w:val="C0392B"/>
-          <w:sz w:val="13"/>
-        </w:rPr>
-        <w:tab/>
-      </w:r>
-      <w:r>
-        <w:rPr>
-          <w:rFonts w:ascii="Consolas" w:hAnsi="Consolas" w:eastAsia="Consolas"/>
-          <w:b w:val="0"/>
-          <w:color w:val="C0392B"/>
-          <w:sz w:val="13"/>
-        </w:rPr>
-        <w:t>(4) REVERSAL IS NOT HOMOGENEOUS: 180-DEGREE DOMAIN WALLS NUCLEATE AND SWEEP, WHICH IS WHY REAL Ec IS 1e5 TO 1e6 V m-1 AND NOT THE ABOUT 1e8 V m-1 A RIGID LATTICE WOULD DEMAND.</w:t>
-      </w:r>
-    </w:p>
-    <w:p>
-      <w:pPr>
-        <w:spacing w:before="60" w:after="20"/>
-      </w:pPr>
-      <w:r>
-        <w:rPr>
-          <w:rFonts w:ascii="Consolas" w:hAnsi="Consolas" w:eastAsia="Consolas"/>
-          <w:b/>
-          <w:color w:val="111820"/>
-          <w:sz w:val="16"/>
-        </w:rPr>
-        <w:t>SOLUTION B SEGMENT 2</w:t>
-      </w:r>
-    </w:p>
-    <w:tbl>
-      <w:tblPr>
-        <w:tblStyle w:val="TableGrid"/>
-        <w:tblW w:type="auto" w:w="0"/>
-        <w:jc w:val="left"/>
-        <w:tblLook w:firstColumn="1" w:firstRow="1" w:lastColumn="0" w:lastRow="0" w:noHBand="0" w:noVBand="1" w:val="04A0"/>
-      </w:tblPr>
-      <w:tblGrid>
-        <w:gridCol w:w="829"/>
-        <w:gridCol w:w="829"/>
-        <w:gridCol w:w="829"/>
-        <w:gridCol w:w="829"/>
-        <w:gridCol w:w="829"/>
-        <w:gridCol w:w="829"/>
-        <w:gridCol w:w="829"/>
-        <w:gridCol w:w="829"/>
-        <w:gridCol w:w="829"/>
-        <w:gridCol w:w="829"/>
-        <w:gridCol w:w="829"/>
-        <w:gridCol w:w="829"/>
-        <w:gridCol w:w="829"/>
-      </w:tblGrid>
-      <w:tr>
-        <w:trPr>
-          <w:trHeight w:val="0"/>
-        </w:trPr>
-        <w:tc>
-          <w:tcPr>
-            <w:tcW w:type="dxa" w:w="652"/>
-            <w:shd w:val="clear" w:color="auto" w:fill="E8F5EC"/>
-          </w:tcPr>
-          <w:p>
-            <w:pPr>
-              <w:spacing w:before="0" w:after="0"/>
-            </w:pPr>
-            <w:r>
-              <w:rPr>
-                <w:rFonts w:ascii="Consolas" w:hAnsi="Consolas" w:eastAsia="Consolas"/>
-                <w:b/>
-                <w:color w:val="111820"/>
-                <w:sz w:val="12"/>
-              </w:rPr>
-              <w:t>PHASE</w:t>
-            </w:r>
-          </w:p>
-        </w:tc>
-        <w:tc>
-          <w:tcPr>
-            <w:tcW w:type="dxa" w:w="1162"/>
-            <w:shd w:val="clear" w:color="auto" w:fill="E8F5EC"/>
-          </w:tcPr>
-          <w:p>
-            <w:pPr>
-              <w:spacing w:before="0" w:after="0"/>
-            </w:pPr>
-            <w:r>
-              <w:rPr>
-                <w:rFonts w:ascii="Consolas" w:hAnsi="Consolas" w:eastAsia="Consolas"/>
-                <w:b/>
-                <w:color w:val="111820"/>
-                <w:sz w:val="12"/>
-              </w:rPr>
-              <w:t>PROTOTYPE</w:t>
-            </w:r>
-          </w:p>
-        </w:tc>
-        <w:tc>
-          <w:tcPr>
-            <w:tcW w:type="dxa" w:w="652"/>
-            <w:shd w:val="clear" w:color="auto" w:fill="E8F5EC"/>
-          </w:tcPr>
-          <w:p>
-            <w:pPr>
-              <w:spacing w:before="0" w:after="0"/>
-            </w:pPr>
-            <w:r>
-              <w:rPr>
-                <w:rFonts w:ascii="Consolas" w:hAnsi="Consolas" w:eastAsia="Consolas"/>
-                <w:b/>
-                <w:color w:val="111820"/>
-                <w:sz w:val="12"/>
-              </w:rPr>
-              <w:t>SG</w:t>
-            </w:r>
-          </w:p>
-        </w:tc>
-        <w:tc>
-          <w:tcPr>
-            <w:tcW w:type="dxa" w:w="595"/>
-            <w:shd w:val="clear" w:color="auto" w:fill="E8F5EC"/>
-          </w:tcPr>
-          <w:p>
-            <w:pPr>
-              <w:spacing w:before="0" w:after="0"/>
-            </w:pPr>
-            <w:r>
-              <w:rPr>
-                <w:rFonts w:ascii="Consolas" w:hAnsi="Consolas" w:eastAsia="Consolas"/>
-                <w:b/>
-                <w:color w:val="111820"/>
-                <w:sz w:val="12"/>
-              </w:rPr>
-              <w:t>LP / pm</w:t>
-            </w:r>
-          </w:p>
-        </w:tc>
-        <w:tc>
-          <w:tcPr>
-            <w:tcW w:type="dxa" w:w="709"/>
-            <w:shd w:val="clear" w:color="auto" w:fill="E8F5EC"/>
-          </w:tcPr>
-          <w:p>
-            <w:pPr>
-              <w:spacing w:before="0" w:after="0"/>
-            </w:pPr>
-            <w:r>
-              <w:rPr>
-                <w:rFonts w:ascii="Consolas" w:hAnsi="Consolas" w:eastAsia="Consolas"/>
-                <w:b/>
-                <w:color w:val="111820"/>
-                <w:sz w:val="12"/>
-              </w:rPr>
-              <w:t>PER CELL</w:t>
-            </w:r>
-          </w:p>
-        </w:tc>
-        <w:tc>
-          <w:tcPr>
-            <w:tcW w:type="dxa" w:w="765"/>
-            <w:shd w:val="clear" w:color="auto" w:fill="E8F5EC"/>
-          </w:tcPr>
-          <w:p>
-            <w:pPr>
-              <w:spacing w:before="0" w:after="0"/>
-            </w:pPr>
-            <w:r>
-              <w:rPr>
-                <w:rFonts w:ascii="Consolas" w:hAnsi="Consolas" w:eastAsia="Consolas"/>
-                <w:b/>
-                <w:color w:val="111820"/>
-                <w:sz w:val="12"/>
-              </w:rPr>
-              <w:t>NEAREST / pm</w:t>
-            </w:r>
-          </w:p>
-        </w:tc>
-        <w:tc>
-          <w:tcPr>
-            <w:tcW w:type="dxa" w:w="425"/>
-            <w:shd w:val="clear" w:color="auto" w:fill="E8F5EC"/>
-          </w:tcPr>
-          <w:p>
-            <w:pPr>
-              <w:spacing w:before="0" w:after="0"/>
-            </w:pPr>
-            <w:r>
-              <w:rPr>
-                <w:rFonts w:ascii="Consolas" w:hAnsi="Consolas" w:eastAsia="Consolas"/>
-                <w:b/>
-                <w:color w:val="111820"/>
-                <w:sz w:val="12"/>
-              </w:rPr>
-              <w:t>CN</w:t>
-            </w:r>
-          </w:p>
-        </w:tc>
-        <w:tc>
-          <w:tcPr>
-            <w:tcW w:type="dxa" w:w="1502"/>
-            <w:shd w:val="clear" w:color="auto" w:fill="E8F5EC"/>
-          </w:tcPr>
-          <w:p>
-            <w:pPr>
-              <w:spacing w:before="0" w:after="0"/>
-            </w:pPr>
-            <w:r>
-              <w:rPr>
-                <w:rFonts w:ascii="Consolas" w:hAnsi="Consolas" w:eastAsia="Consolas"/>
-                <w:b/>
-                <w:color w:val="111820"/>
-                <w:sz w:val="12"/>
-              </w:rPr>
-              <w:t>RADII USED / pm</w:t>
-            </w:r>
-          </w:p>
-        </w:tc>
-        <w:tc>
-          <w:tcPr>
-            <w:tcW w:type="dxa" w:w="539"/>
-            <w:shd w:val="clear" w:color="auto" w:fill="E8F5EC"/>
-          </w:tcPr>
-          <w:p>
-            <w:pPr>
-              <w:spacing w:before="0" w:after="0"/>
-            </w:pPr>
-            <w:r>
-              <w:rPr>
-                <w:rFonts w:ascii="Consolas" w:hAnsi="Consolas" w:eastAsia="Consolas"/>
-                <w:b/>
-                <w:color w:val="111820"/>
-                <w:sz w:val="12"/>
-              </w:rPr>
-              <w:t>SUM</w:t>
-            </w:r>
-          </w:p>
-        </w:tc>
-        <w:tc>
-          <w:tcPr>
-            <w:tcW w:type="dxa" w:w="539"/>
-            <w:shd w:val="clear" w:color="auto" w:fill="E8F5EC"/>
-          </w:tcPr>
-          <w:p>
-            <w:pPr>
-              <w:spacing w:before="0" w:after="0"/>
-            </w:pPr>
-            <w:r>
-              <w:rPr>
-                <w:rFonts w:ascii="Consolas" w:hAnsi="Consolas" w:eastAsia="Consolas"/>
-                <w:b/>
-                <w:color w:val="111820"/>
-                <w:sz w:val="12"/>
-              </w:rPr>
-              <w:t>DIFF</w:t>
-            </w:r>
-          </w:p>
-        </w:tc>
-        <w:tc>
-          <w:tcPr>
-            <w:tcW w:type="dxa" w:w="595"/>
-            <w:shd w:val="clear" w:color="auto" w:fill="E8F5EC"/>
-          </w:tcPr>
-          <w:p>
-            <w:pPr>
-              <w:spacing w:before="0" w:after="0"/>
-            </w:pPr>
-            <w:r>
-              <w:rPr>
-                <w:rFonts w:ascii="Consolas" w:hAnsi="Consolas" w:eastAsia="Consolas"/>
-                <w:b/>
-                <w:color w:val="111820"/>
-                <w:sz w:val="12"/>
-              </w:rPr>
-              <w:t>RATIO</w:t>
-            </w:r>
-          </w:p>
-        </w:tc>
-        <w:tc>
-          <w:tcPr>
-            <w:tcW w:type="dxa" w:w="652"/>
-            <w:shd w:val="clear" w:color="auto" w:fill="E8F5EC"/>
-          </w:tcPr>
-          <w:p>
-            <w:pPr>
-              <w:spacing w:before="0" w:after="0"/>
-            </w:pPr>
-            <w:r>
-              <w:rPr>
-                <w:rFonts w:ascii="Consolas" w:hAnsi="Consolas" w:eastAsia="Consolas"/>
-                <w:b/>
-                <w:color w:val="111820"/>
-                <w:sz w:val="12"/>
-              </w:rPr>
-              <w:t>WINDOW</w:t>
-            </w:r>
-          </w:p>
-        </w:tc>
-        <w:tc>
-          <w:tcPr>
-            <w:tcW w:type="dxa" w:w="879"/>
-            <w:shd w:val="clear" w:color="auto" w:fill="E8F5EC"/>
-          </w:tcPr>
-          <w:p>
-            <w:pPr>
-              <w:spacing w:before="0" w:after="0"/>
-            </w:pPr>
-            <w:r>
-              <w:rPr>
-                <w:rFonts w:ascii="Consolas" w:hAnsi="Consolas" w:eastAsia="Consolas"/>
-                <w:b/>
-                <w:color w:val="111820"/>
-                <w:sz w:val="12"/>
-              </w:rPr>
-              <w:t>VERDICT</w:t>
-            </w:r>
-          </w:p>
-        </w:tc>
-      </w:tr>
-      <w:tr>
-        <w:trPr>
-          <w:trHeight w:val="0"/>
-        </w:trPr>
-        <w:tc>
-          <w:tcPr>
-            <w:tcW w:type="dxa" w:w="652"/>
-          </w:tcPr>
-          <w:p>
-            <w:pPr>
-              <w:spacing w:before="0" w:after="0"/>
-            </w:pPr>
-            <w:r>
-              <w:rPr>
-                <w:rFonts w:ascii="Consolas" w:hAnsi="Consolas" w:eastAsia="Consolas"/>
-                <w:b w:val="0"/>
-                <w:color w:val="111820"/>
-                <w:sz w:val="12"/>
-              </w:rPr>
-              <w:t>NaCl</w:t>
-            </w:r>
-          </w:p>
-        </w:tc>
-        <w:tc>
-          <w:tcPr>
-            <w:tcW w:type="dxa" w:w="1162"/>
-          </w:tcPr>
-          <w:p>
-            <w:pPr>
-              <w:spacing w:before="0" w:after="0"/>
-            </w:pPr>
-            <w:r>
-              <w:rPr>
-                <w:rFonts w:ascii="Consolas" w:hAnsi="Consolas" w:eastAsia="Consolas"/>
-                <w:b w:val="0"/>
-                <w:color w:val="111820"/>
-                <w:sz w:val="12"/>
-              </w:rPr>
-              <w:t>ROCK SALT</w:t>
-            </w:r>
-          </w:p>
-        </w:tc>
-        <w:tc>
-          <w:tcPr>
-            <w:tcW w:type="dxa" w:w="652"/>
-          </w:tcPr>
-          <w:p>
-            <w:pPr>
-              <w:spacing w:before="0" w:after="0"/>
-            </w:pPr>
-            <w:r>
-              <w:rPr>
-                <w:rFonts w:ascii="Consolas" w:hAnsi="Consolas" w:eastAsia="Consolas"/>
-                <w:b w:val="0"/>
-                <w:color w:val="111820"/>
-                <w:sz w:val="12"/>
-              </w:rPr>
-              <w:t>Fm</w:t>
-            </w:r>
-            <w:r>
-              <w:rPr>
-                <w:rFonts w:ascii="Liberation Mono" w:hAnsi="Liberation Mono" w:eastAsia="Liberation Mono"/>
-                <w:b w:val="0"/>
-                <w:color w:val="111820"/>
-                <w:sz w:val="12"/>
-              </w:rPr>
-              <w:t>3̅</w:t>
-            </w:r>
-            <w:r>
-              <w:rPr>
-                <w:rFonts w:ascii="Consolas" w:hAnsi="Consolas" w:eastAsia="Consolas"/>
-                <w:b w:val="0"/>
-                <w:color w:val="111820"/>
-                <w:sz w:val="12"/>
-              </w:rPr>
-              <w:t>m</w:t>
-            </w:r>
-          </w:p>
-        </w:tc>
-        <w:tc>
-          <w:tcPr>
-            <w:tcW w:type="dxa" w:w="595"/>
-          </w:tcPr>
-          <w:p>
-            <w:pPr>
-              <w:spacing w:before="0" w:after="0"/>
-            </w:pPr>
-            <w:r>
-              <w:rPr>
-                <w:rFonts w:ascii="Consolas" w:hAnsi="Consolas" w:eastAsia="Consolas"/>
-                <w:b w:val="0"/>
-                <w:color w:val="111820"/>
-                <w:sz w:val="12"/>
-              </w:rPr>
-              <w:t>564.0</w:t>
-            </w:r>
-          </w:p>
-        </w:tc>
-        <w:tc>
-          <w:tcPr>
-            <w:tcW w:type="dxa" w:w="709"/>
-          </w:tcPr>
-          <w:p>
-            <w:pPr>
-              <w:spacing w:before="0" w:after="0"/>
-            </w:pPr>
-            <w:r>
-              <w:rPr>
-                <w:rFonts w:ascii="Consolas" w:hAnsi="Consolas" w:eastAsia="Consolas"/>
-                <w:b w:val="0"/>
-                <w:color w:val="111820"/>
-                <w:sz w:val="12"/>
-              </w:rPr>
-              <w:t>Na4 Cl4</w:t>
-            </w:r>
-          </w:p>
-        </w:tc>
-        <w:tc>
-          <w:tcPr>
-            <w:tcW w:type="dxa" w:w="765"/>
-          </w:tcPr>
-          <w:p>
-            <w:pPr>
-              <w:spacing w:before="0" w:after="0"/>
-            </w:pPr>
-            <w:r>
-              <w:rPr>
-                <w:rFonts w:ascii="Consolas" w:hAnsi="Consolas" w:eastAsia="Consolas"/>
-                <w:b w:val="0"/>
-                <w:color w:val="111820"/>
-                <w:sz w:val="12"/>
-              </w:rPr>
-              <w:t>282.0</w:t>
-            </w:r>
-          </w:p>
-        </w:tc>
-        <w:tc>
-          <w:tcPr>
-            <w:tcW w:type="dxa" w:w="425"/>
-          </w:tcPr>
-          <w:p>
-            <w:pPr>
-              <w:spacing w:before="0" w:after="0"/>
-            </w:pPr>
-            <w:r>
-              <w:rPr>
-                <w:rFonts w:ascii="Consolas" w:hAnsi="Consolas" w:eastAsia="Consolas"/>
-                <w:b w:val="0"/>
-                <w:color w:val="111820"/>
-                <w:sz w:val="12"/>
-              </w:rPr>
-              <w:t>6:6</w:t>
-            </w:r>
-          </w:p>
-        </w:tc>
-        <w:tc>
-          <w:tcPr>
-            <w:tcW w:type="dxa" w:w="1502"/>
-          </w:tcPr>
-          <w:p>
-            <w:pPr>
-              <w:spacing w:before="0" w:after="0"/>
-            </w:pPr>
-            <w:r>
-              <w:rPr>
-                <w:rFonts w:ascii="Consolas" w:hAnsi="Consolas" w:eastAsia="Consolas"/>
-                <w:b w:val="0"/>
-                <w:color w:val="111820"/>
-                <w:sz w:val="12"/>
-              </w:rPr>
-              <w:t>102 + 181 IONIC</w:t>
-            </w:r>
-          </w:p>
-        </w:tc>
-        <w:tc>
-          <w:tcPr>
-            <w:tcW w:type="dxa" w:w="539"/>
-          </w:tcPr>
-          <w:p>
-            <w:pPr>
-              <w:spacing w:before="0" w:after="0"/>
-            </w:pPr>
-            <w:r>
-              <w:rPr>
-                <w:rFonts w:ascii="Consolas" w:hAnsi="Consolas" w:eastAsia="Consolas"/>
-                <w:b w:val="0"/>
-                <w:color w:val="111820"/>
-                <w:sz w:val="12"/>
-              </w:rPr>
-              <w:t>283</w:t>
-            </w:r>
-          </w:p>
-        </w:tc>
-        <w:tc>
-          <w:tcPr>
-            <w:tcW w:type="dxa" w:w="539"/>
-          </w:tcPr>
-          <w:p>
-            <w:pPr>
-              <w:spacing w:before="0" w:after="0"/>
-            </w:pPr>
-            <w:r>
-              <w:rPr>
-                <w:rFonts w:ascii="Consolas" w:hAnsi="Consolas" w:eastAsia="Consolas"/>
-                <w:b w:val="0"/>
-                <w:color w:val="111820"/>
-                <w:sz w:val="12"/>
-              </w:rPr>
-              <w:t>-1.0</w:t>
-            </w:r>
-          </w:p>
-        </w:tc>
-        <w:tc>
-          <w:tcPr>
-            <w:tcW w:type="dxa" w:w="595"/>
-          </w:tcPr>
-          <w:p>
-            <w:pPr>
-              <w:spacing w:before="0" w:after="0"/>
-            </w:pPr>
-            <w:r>
-              <w:rPr>
-                <w:rFonts w:ascii="Consolas" w:hAnsi="Consolas" w:eastAsia="Consolas"/>
-                <w:b w:val="0"/>
-                <w:color w:val="111820"/>
-                <w:sz w:val="12"/>
-              </w:rPr>
-              <w:t>0.5635</w:t>
-            </w:r>
-          </w:p>
-        </w:tc>
-        <w:tc>
-          <w:tcPr>
-            <w:tcW w:type="dxa" w:w="652"/>
-          </w:tcPr>
-          <w:p>
-            <w:pPr>
-              <w:spacing w:before="0" w:after="0"/>
-            </w:pPr>
-            <w:r>
-              <w:rPr>
-                <w:rFonts w:ascii="Consolas" w:hAnsi="Consolas" w:eastAsia="Consolas"/>
-                <w:b w:val="0"/>
-                <w:color w:val="111820"/>
-                <w:sz w:val="12"/>
-              </w:rPr>
-              <w:t>OCTA</w:t>
-            </w:r>
-          </w:p>
-        </w:tc>
-        <w:tc>
-          <w:tcPr>
-            <w:tcW w:type="dxa" w:w="879"/>
-          </w:tcPr>
-          <w:p>
-            <w:pPr>
-              <w:spacing w:before="0" w:after="0"/>
-            </w:pPr>
-            <w:r>
-              <w:rPr>
-                <w:rFonts w:ascii="Consolas" w:hAnsi="Consolas" w:eastAsia="Consolas"/>
-                <w:b w:val="0"/>
-                <w:color w:val="111820"/>
-                <w:sz w:val="12"/>
-              </w:rPr>
-              <w:t>AGREES</w:t>
-            </w:r>
-          </w:p>
-        </w:tc>
-      </w:tr>
-      <w:tr>
-        <w:trPr>
-          <w:trHeight w:val="0"/>
-        </w:trPr>
-        <w:tc>
-          <w:tcPr>
-            <w:tcW w:type="dxa" w:w="652"/>
-          </w:tcPr>
-          <w:p>
-            <w:pPr>
-              <w:spacing w:before="0" w:after="0"/>
-            </w:pPr>
-            <w:r>
-              <w:rPr>
-                <w:rFonts w:ascii="Consolas" w:hAnsi="Consolas" w:eastAsia="Consolas"/>
-                <w:b w:val="0"/>
-                <w:color w:val="111820"/>
-                <w:sz w:val="12"/>
-              </w:rPr>
-              <w:t>CaTe</w:t>
-            </w:r>
-          </w:p>
-        </w:tc>
-        <w:tc>
-          <w:tcPr>
-            <w:tcW w:type="dxa" w:w="1162"/>
-          </w:tcPr>
-          <w:p>
-            <w:pPr>
-              <w:spacing w:before="0" w:after="0"/>
-            </w:pPr>
-            <w:r>
-              <w:rPr>
-                <w:rFonts w:ascii="Consolas" w:hAnsi="Consolas" w:eastAsia="Consolas"/>
-                <w:b w:val="0"/>
-                <w:color w:val="111820"/>
-                <w:sz w:val="12"/>
-              </w:rPr>
-              <w:t>ROCK SALT</w:t>
-            </w:r>
-          </w:p>
-        </w:tc>
-        <w:tc>
-          <w:tcPr>
-            <w:tcW w:type="dxa" w:w="652"/>
-          </w:tcPr>
-          <w:p>
-            <w:pPr>
-              <w:spacing w:before="0" w:after="0"/>
-            </w:pPr>
-            <w:r>
-              <w:rPr>
-                <w:rFonts w:ascii="Consolas" w:hAnsi="Consolas" w:eastAsia="Consolas"/>
-                <w:b w:val="0"/>
-                <w:color w:val="111820"/>
-                <w:sz w:val="12"/>
-              </w:rPr>
-              <w:t>Fm</w:t>
-            </w:r>
-            <w:r>
-              <w:rPr>
-                <w:rFonts w:ascii="Liberation Mono" w:hAnsi="Liberation Mono" w:eastAsia="Liberation Mono"/>
-                <w:b w:val="0"/>
-                <w:color w:val="111820"/>
-                <w:sz w:val="12"/>
-              </w:rPr>
-              <w:t>3̅</w:t>
-            </w:r>
-            <w:r>
-              <w:rPr>
-                <w:rFonts w:ascii="Consolas" w:hAnsi="Consolas" w:eastAsia="Consolas"/>
-                <w:b w:val="0"/>
-                <w:color w:val="111820"/>
-                <w:sz w:val="12"/>
-              </w:rPr>
-              <w:t>m</w:t>
-            </w:r>
-          </w:p>
-        </w:tc>
-        <w:tc>
-          <w:tcPr>
-            <w:tcW w:type="dxa" w:w="595"/>
-          </w:tcPr>
-          <w:p>
-            <w:pPr>
-              <w:spacing w:before="0" w:after="0"/>
-            </w:pPr>
-            <w:r>
-              <w:rPr>
-                <w:rFonts w:ascii="Consolas" w:hAnsi="Consolas" w:eastAsia="Consolas"/>
-                <w:b w:val="0"/>
-                <w:color w:val="111820"/>
-                <w:sz w:val="12"/>
-              </w:rPr>
-              <w:t>635.6</w:t>
-            </w:r>
-          </w:p>
-        </w:tc>
-        <w:tc>
-          <w:tcPr>
-            <w:tcW w:type="dxa" w:w="709"/>
-          </w:tcPr>
-          <w:p>
-            <w:pPr>
-              <w:spacing w:before="0" w:after="0"/>
-            </w:pPr>
-            <w:r>
-              <w:rPr>
-                <w:rFonts w:ascii="Consolas" w:hAnsi="Consolas" w:eastAsia="Consolas"/>
-                <w:b w:val="0"/>
-                <w:color w:val="111820"/>
-                <w:sz w:val="12"/>
-              </w:rPr>
-              <w:t>Ca4 Te4</w:t>
-            </w:r>
-          </w:p>
-        </w:tc>
-        <w:tc>
-          <w:tcPr>
-            <w:tcW w:type="dxa" w:w="765"/>
-          </w:tcPr>
-          <w:p>
-            <w:pPr>
-              <w:spacing w:before="0" w:after="0"/>
-            </w:pPr>
-            <w:r>
-              <w:rPr>
-                <w:rFonts w:ascii="Consolas" w:hAnsi="Consolas" w:eastAsia="Consolas"/>
-                <w:b w:val="0"/>
-                <w:color w:val="111820"/>
-                <w:sz w:val="12"/>
-              </w:rPr>
-              <w:t>317.8</w:t>
-            </w:r>
-          </w:p>
-        </w:tc>
-        <w:tc>
-          <w:tcPr>
-            <w:tcW w:type="dxa" w:w="425"/>
-          </w:tcPr>
-          <w:p>
-            <w:pPr>
-              <w:spacing w:before="0" w:after="0"/>
-            </w:pPr>
-            <w:r>
-              <w:rPr>
-                <w:rFonts w:ascii="Consolas" w:hAnsi="Consolas" w:eastAsia="Consolas"/>
-                <w:b w:val="0"/>
-                <w:color w:val="111820"/>
-                <w:sz w:val="12"/>
-              </w:rPr>
-              <w:t>6:6</w:t>
-            </w:r>
-          </w:p>
-        </w:tc>
-        <w:tc>
-          <w:tcPr>
-            <w:tcW w:type="dxa" w:w="1502"/>
-          </w:tcPr>
-          <w:p>
-            <w:pPr>
-              <w:spacing w:before="0" w:after="0"/>
-            </w:pPr>
-            <w:r>
-              <w:rPr>
-                <w:rFonts w:ascii="Consolas" w:hAnsi="Consolas" w:eastAsia="Consolas"/>
-                <w:b w:val="0"/>
-                <w:color w:val="111820"/>
-                <w:sz w:val="12"/>
-              </w:rPr>
-              <w:t>100 + 221 IONIC</w:t>
-            </w:r>
-          </w:p>
-        </w:tc>
-        <w:tc>
-          <w:tcPr>
-            <w:tcW w:type="dxa" w:w="539"/>
-          </w:tcPr>
-          <w:p>
-            <w:pPr>
-              <w:spacing w:before="0" w:after="0"/>
-            </w:pPr>
-            <w:r>
-              <w:rPr>
-                <w:rFonts w:ascii="Consolas" w:hAnsi="Consolas" w:eastAsia="Consolas"/>
-                <w:b w:val="0"/>
-                <w:color w:val="111820"/>
-                <w:sz w:val="12"/>
-              </w:rPr>
-              <w:t>321</w:t>
-            </w:r>
-          </w:p>
-        </w:tc>
-        <w:tc>
-          <w:tcPr>
-            <w:tcW w:type="dxa" w:w="539"/>
-          </w:tcPr>
-          <w:p>
-            <w:pPr>
-              <w:spacing w:before="0" w:after="0"/>
-            </w:pPr>
-            <w:r>
-              <w:rPr>
-                <w:rFonts w:ascii="Consolas" w:hAnsi="Consolas" w:eastAsia="Consolas"/>
-                <w:b w:val="0"/>
-                <w:color w:val="111820"/>
-                <w:sz w:val="12"/>
-              </w:rPr>
-              <w:t>-3.2</w:t>
-            </w:r>
-          </w:p>
-        </w:tc>
-        <w:tc>
-          <w:tcPr>
-            <w:tcW w:type="dxa" w:w="595"/>
-          </w:tcPr>
-          <w:p>
-            <w:pPr>
-              <w:spacing w:before="0" w:after="0"/>
-            </w:pPr>
-            <w:r>
-              <w:rPr>
-                <w:rFonts w:ascii="Consolas" w:hAnsi="Consolas" w:eastAsia="Consolas"/>
-                <w:b w:val="0"/>
-                <w:color w:val="111820"/>
-                <w:sz w:val="12"/>
-              </w:rPr>
-              <w:t>0.4525</w:t>
-            </w:r>
-          </w:p>
-        </w:tc>
-        <w:tc>
-          <w:tcPr>
-            <w:tcW w:type="dxa" w:w="652"/>
-          </w:tcPr>
-          <w:p>
-            <w:pPr>
-              <w:spacing w:before="0" w:after="0"/>
-            </w:pPr>
-            <w:r>
-              <w:rPr>
-                <w:rFonts w:ascii="Consolas" w:hAnsi="Consolas" w:eastAsia="Consolas"/>
-                <w:b w:val="0"/>
-                <w:color w:val="111820"/>
-                <w:sz w:val="12"/>
-              </w:rPr>
-              <w:t>OCTA</w:t>
-            </w:r>
-          </w:p>
-        </w:tc>
-        <w:tc>
-          <w:tcPr>
-            <w:tcW w:type="dxa" w:w="879"/>
-          </w:tcPr>
-          <w:p>
-            <w:pPr>
-              <w:spacing w:before="0" w:after="0"/>
-            </w:pPr>
-            <w:r>
-              <w:rPr>
-                <w:rFonts w:ascii="Consolas" w:hAnsi="Consolas" w:eastAsia="Consolas"/>
-                <w:b w:val="0"/>
-                <w:color w:val="111820"/>
-                <w:sz w:val="12"/>
-              </w:rPr>
-              <w:t>AGREES</w:t>
-            </w:r>
-          </w:p>
-        </w:tc>
-      </w:tr>
-      <w:tr>
-        <w:trPr>
-          <w:trHeight w:val="0"/>
-        </w:trPr>
-        <w:tc>
-          <w:tcPr>
-            <w:tcW w:type="dxa" w:w="652"/>
-          </w:tcPr>
-          <w:p>
-            <w:pPr>
-              <w:spacing w:before="0" w:after="0"/>
-            </w:pPr>
-            <w:r>
-              <w:rPr>
-                <w:rFonts w:ascii="Consolas" w:hAnsi="Consolas" w:eastAsia="Consolas"/>
-                <w:b w:val="0"/>
-                <w:color w:val="111820"/>
-                <w:sz w:val="12"/>
-              </w:rPr>
-              <w:t>CsCl</w:t>
-            </w:r>
-          </w:p>
-        </w:tc>
-        <w:tc>
-          <w:tcPr>
-            <w:tcW w:type="dxa" w:w="1162"/>
-          </w:tcPr>
-          <w:p>
-            <w:pPr>
-              <w:spacing w:before="0" w:after="0"/>
-            </w:pPr>
-            <w:r>
-              <w:rPr>
-                <w:rFonts w:ascii="Consolas" w:hAnsi="Consolas" w:eastAsia="Consolas"/>
-                <w:b w:val="0"/>
-                <w:color w:val="111820"/>
-                <w:sz w:val="12"/>
-              </w:rPr>
-              <w:t>CsCl TYPE</w:t>
-            </w:r>
-          </w:p>
-        </w:tc>
-        <w:tc>
-          <w:tcPr>
-            <w:tcW w:type="dxa" w:w="652"/>
-          </w:tcPr>
-          <w:p>
-            <w:pPr>
-              <w:spacing w:before="0" w:after="0"/>
-            </w:pPr>
-            <w:r>
-              <w:rPr>
-                <w:rFonts w:ascii="Consolas" w:hAnsi="Consolas" w:eastAsia="Consolas"/>
-                <w:b w:val="0"/>
-                <w:color w:val="111820"/>
-                <w:sz w:val="12"/>
-              </w:rPr>
-              <w:t>Pm</w:t>
-            </w:r>
-            <w:r>
-              <w:rPr>
-                <w:rFonts w:ascii="Liberation Mono" w:hAnsi="Liberation Mono" w:eastAsia="Liberation Mono"/>
-                <w:b w:val="0"/>
-                <w:color w:val="111820"/>
-                <w:sz w:val="12"/>
-              </w:rPr>
-              <w:t>3̅</w:t>
-            </w:r>
-            <w:r>
-              <w:rPr>
-                <w:rFonts w:ascii="Consolas" w:hAnsi="Consolas" w:eastAsia="Consolas"/>
-                <w:b w:val="0"/>
-                <w:color w:val="111820"/>
-                <w:sz w:val="12"/>
-              </w:rPr>
-              <w:t>m</w:t>
-            </w:r>
-          </w:p>
-        </w:tc>
-        <w:tc>
-          <w:tcPr>
-            <w:tcW w:type="dxa" w:w="595"/>
-          </w:tcPr>
-          <w:p>
-            <w:pPr>
-              <w:spacing w:before="0" w:after="0"/>
-            </w:pPr>
-            <w:r>
-              <w:rPr>
-                <w:rFonts w:ascii="Consolas" w:hAnsi="Consolas" w:eastAsia="Consolas"/>
-                <w:b w:val="0"/>
-                <w:color w:val="111820"/>
-                <w:sz w:val="12"/>
-              </w:rPr>
-              <w:t>412.0</w:t>
-            </w:r>
-          </w:p>
-        </w:tc>
-        <w:tc>
-          <w:tcPr>
-            <w:tcW w:type="dxa" w:w="709"/>
-          </w:tcPr>
-          <w:p>
-            <w:pPr>
-              <w:spacing w:before="0" w:after="0"/>
-            </w:pPr>
-            <w:r>
-              <w:rPr>
-                <w:rFonts w:ascii="Consolas" w:hAnsi="Consolas" w:eastAsia="Consolas"/>
-                <w:b w:val="0"/>
-                <w:color w:val="111820"/>
-                <w:sz w:val="12"/>
-              </w:rPr>
-              <w:t>Cs1 Cl1</w:t>
-            </w:r>
-          </w:p>
-        </w:tc>
-        <w:tc>
-          <w:tcPr>
-            <w:tcW w:type="dxa" w:w="765"/>
-          </w:tcPr>
-          <w:p>
-            <w:pPr>
-              <w:spacing w:before="0" w:after="0"/>
-            </w:pPr>
-            <w:r>
-              <w:rPr>
-                <w:rFonts w:ascii="Consolas" w:hAnsi="Consolas" w:eastAsia="Consolas"/>
-                <w:b w:val="0"/>
-                <w:color w:val="111820"/>
-                <w:sz w:val="12"/>
-              </w:rPr>
-              <w:t>356.8</w:t>
-            </w:r>
-          </w:p>
-        </w:tc>
-        <w:tc>
-          <w:tcPr>
-            <w:tcW w:type="dxa" w:w="425"/>
-          </w:tcPr>
-          <w:p>
-            <w:pPr>
-              <w:spacing w:before="0" w:after="0"/>
-            </w:pPr>
-            <w:r>
-              <w:rPr>
-                <w:rFonts w:ascii="Consolas" w:hAnsi="Consolas" w:eastAsia="Consolas"/>
-                <w:b w:val="0"/>
-                <w:color w:val="111820"/>
-                <w:sz w:val="12"/>
-              </w:rPr>
-              <w:t>8:8</w:t>
-            </w:r>
-          </w:p>
-        </w:tc>
-        <w:tc>
-          <w:tcPr>
-            <w:tcW w:type="dxa" w:w="1502"/>
-          </w:tcPr>
-          <w:p>
-            <w:pPr>
-              <w:spacing w:before="0" w:after="0"/>
-            </w:pPr>
-            <w:r>
-              <w:rPr>
-                <w:rFonts w:ascii="Consolas" w:hAnsi="Consolas" w:eastAsia="Consolas"/>
-                <w:b w:val="0"/>
-                <w:color w:val="111820"/>
-                <w:sz w:val="12"/>
-              </w:rPr>
-              <w:t>174 + 181 IONIC</w:t>
-            </w:r>
-          </w:p>
-        </w:tc>
-        <w:tc>
-          <w:tcPr>
-            <w:tcW w:type="dxa" w:w="539"/>
-          </w:tcPr>
-          <w:p>
-            <w:pPr>
-              <w:spacing w:before="0" w:after="0"/>
-            </w:pPr>
-            <w:r>
-              <w:rPr>
-                <w:rFonts w:ascii="Consolas" w:hAnsi="Consolas" w:eastAsia="Consolas"/>
-                <w:b w:val="0"/>
-                <w:color w:val="111820"/>
-                <w:sz w:val="12"/>
-              </w:rPr>
-              <w:t>355</w:t>
-            </w:r>
-          </w:p>
-        </w:tc>
-        <w:tc>
-          <w:tcPr>
-            <w:tcW w:type="dxa" w:w="539"/>
-          </w:tcPr>
-          <w:p>
-            <w:pPr>
-              <w:spacing w:before="0" w:after="0"/>
-            </w:pPr>
-            <w:r>
-              <w:rPr>
-                <w:rFonts w:ascii="Consolas" w:hAnsi="Consolas" w:eastAsia="Consolas"/>
-                <w:b w:val="0"/>
-                <w:color w:val="111820"/>
-                <w:sz w:val="12"/>
-              </w:rPr>
-              <w:t>+1.8</w:t>
-            </w:r>
-          </w:p>
-        </w:tc>
-        <w:tc>
-          <w:tcPr>
-            <w:tcW w:type="dxa" w:w="595"/>
-          </w:tcPr>
-          <w:p>
-            <w:pPr>
-              <w:spacing w:before="0" w:after="0"/>
-            </w:pPr>
-            <w:r>
-              <w:rPr>
-                <w:rFonts w:ascii="Consolas" w:hAnsi="Consolas" w:eastAsia="Consolas"/>
-                <w:b w:val="0"/>
-                <w:color w:val="111820"/>
-                <w:sz w:val="12"/>
-              </w:rPr>
-              <w:t>0.9613</w:t>
-            </w:r>
-          </w:p>
-        </w:tc>
-        <w:tc>
-          <w:tcPr>
-            <w:tcW w:type="dxa" w:w="652"/>
-          </w:tcPr>
-          <w:p>
-            <w:pPr>
-              <w:spacing w:before="0" w:after="0"/>
-            </w:pPr>
-            <w:r>
-              <w:rPr>
-                <w:rFonts w:ascii="Consolas" w:hAnsi="Consolas" w:eastAsia="Consolas"/>
-                <w:b w:val="0"/>
-                <w:color w:val="111820"/>
-                <w:sz w:val="12"/>
-              </w:rPr>
-              <w:t>CUBIC</w:t>
-            </w:r>
-          </w:p>
-        </w:tc>
-        <w:tc>
-          <w:tcPr>
-            <w:tcW w:type="dxa" w:w="879"/>
-          </w:tcPr>
-          <w:p>
-            <w:pPr>
-              <w:spacing w:before="0" w:after="0"/>
-            </w:pPr>
-            <w:r>
-              <w:rPr>
-                <w:rFonts w:ascii="Consolas" w:hAnsi="Consolas" w:eastAsia="Consolas"/>
-                <w:b w:val="0"/>
-                <w:color w:val="111820"/>
-                <w:sz w:val="12"/>
-              </w:rPr>
-              <w:t>AGREES</w:t>
-            </w:r>
-          </w:p>
-        </w:tc>
-      </w:tr>
-      <w:tr>
-        <w:trPr>
-          <w:trHeight w:val="0"/>
-        </w:trPr>
-        <w:tc>
-          <w:tcPr>
-            <w:tcW w:type="dxa" w:w="652"/>
-          </w:tcPr>
-          <w:p>
-            <w:pPr>
-              <w:spacing w:before="0" w:after="0"/>
-            </w:pPr>
-            <w:r>
-              <w:rPr>
-                <w:rFonts w:ascii="Consolas" w:hAnsi="Consolas" w:eastAsia="Consolas"/>
-                <w:b w:val="0"/>
-                <w:color w:val="111820"/>
-                <w:sz w:val="12"/>
-              </w:rPr>
-              <w:t>AuZn</w:t>
-            </w:r>
-          </w:p>
-        </w:tc>
-        <w:tc>
-          <w:tcPr>
-            <w:tcW w:type="dxa" w:w="1162"/>
-          </w:tcPr>
-          <w:p>
-            <w:pPr>
-              <w:spacing w:before="0" w:after="0"/>
-            </w:pPr>
-            <w:r>
-              <w:rPr>
-                <w:rFonts w:ascii="Consolas" w:hAnsi="Consolas" w:eastAsia="Consolas"/>
-                <w:b w:val="0"/>
-                <w:color w:val="111820"/>
-                <w:sz w:val="12"/>
-              </w:rPr>
-              <w:t>CsCl B2</w:t>
-            </w:r>
-          </w:p>
-        </w:tc>
-        <w:tc>
-          <w:tcPr>
-            <w:tcW w:type="dxa" w:w="652"/>
-          </w:tcPr>
-          <w:p>
-            <w:pPr>
-              <w:spacing w:before="0" w:after="0"/>
-            </w:pPr>
-            <w:r>
-              <w:rPr>
-                <w:rFonts w:ascii="Consolas" w:hAnsi="Consolas" w:eastAsia="Consolas"/>
-                <w:b w:val="0"/>
-                <w:color w:val="111820"/>
-                <w:sz w:val="12"/>
-              </w:rPr>
-              <w:t>Pm</w:t>
-            </w:r>
-            <w:r>
-              <w:rPr>
-                <w:rFonts w:ascii="Liberation Mono" w:hAnsi="Liberation Mono" w:eastAsia="Liberation Mono"/>
-                <w:b w:val="0"/>
-                <w:color w:val="111820"/>
-                <w:sz w:val="12"/>
-              </w:rPr>
-              <w:t>3̅</w:t>
-            </w:r>
-            <w:r>
-              <w:rPr>
-                <w:rFonts w:ascii="Consolas" w:hAnsi="Consolas" w:eastAsia="Consolas"/>
-                <w:b w:val="0"/>
-                <w:color w:val="111820"/>
-                <w:sz w:val="12"/>
-              </w:rPr>
-              <w:t>m</w:t>
-            </w:r>
-          </w:p>
-        </w:tc>
-        <w:tc>
-          <w:tcPr>
-            <w:tcW w:type="dxa" w:w="595"/>
-          </w:tcPr>
-          <w:p>
-            <w:pPr>
-              <w:spacing w:before="0" w:after="0"/>
-            </w:pPr>
-            <w:r>
-              <w:rPr>
-                <w:rFonts w:ascii="Consolas" w:hAnsi="Consolas" w:eastAsia="Consolas"/>
-                <w:b w:val="0"/>
-                <w:color w:val="111820"/>
-                <w:sz w:val="12"/>
-              </w:rPr>
-              <w:t>319.0</w:t>
-            </w:r>
-          </w:p>
-        </w:tc>
-        <w:tc>
-          <w:tcPr>
-            <w:tcW w:type="dxa" w:w="709"/>
-          </w:tcPr>
-          <w:p>
-            <w:pPr>
-              <w:spacing w:before="0" w:after="0"/>
-            </w:pPr>
-            <w:r>
-              <w:rPr>
-                <w:rFonts w:ascii="Consolas" w:hAnsi="Consolas" w:eastAsia="Consolas"/>
-                <w:b w:val="0"/>
-                <w:color w:val="111820"/>
-                <w:sz w:val="12"/>
-              </w:rPr>
-              <w:t>Au1 Zn1</w:t>
-            </w:r>
-          </w:p>
-        </w:tc>
-        <w:tc>
-          <w:tcPr>
-            <w:tcW w:type="dxa" w:w="765"/>
-          </w:tcPr>
-          <w:p>
-            <w:pPr>
-              <w:spacing w:before="0" w:after="0"/>
-            </w:pPr>
-            <w:r>
-              <w:rPr>
-                <w:rFonts w:ascii="Consolas" w:hAnsi="Consolas" w:eastAsia="Consolas"/>
-                <w:b w:val="0"/>
-                <w:color w:val="111820"/>
-                <w:sz w:val="12"/>
-              </w:rPr>
-              <w:t>276.3</w:t>
-            </w:r>
-          </w:p>
-        </w:tc>
-        <w:tc>
-          <w:tcPr>
-            <w:tcW w:type="dxa" w:w="425"/>
-          </w:tcPr>
-          <w:p>
-            <w:pPr>
-              <w:spacing w:before="0" w:after="0"/>
-            </w:pPr>
-            <w:r>
-              <w:rPr>
-                <w:rFonts w:ascii="Consolas" w:hAnsi="Consolas" w:eastAsia="Consolas"/>
-                <w:b w:val="0"/>
-                <w:color w:val="111820"/>
-                <w:sz w:val="12"/>
-              </w:rPr>
-              <w:t>8:8</w:t>
-            </w:r>
-          </w:p>
-        </w:tc>
-        <w:tc>
-          <w:tcPr>
-            <w:tcW w:type="dxa" w:w="1502"/>
-          </w:tcPr>
-          <w:p>
-            <w:pPr>
-              <w:spacing w:before="0" w:after="0"/>
-            </w:pPr>
-            <w:r>
-              <w:rPr>
-                <w:rFonts w:ascii="Consolas" w:hAnsi="Consolas" w:eastAsia="Consolas"/>
-                <w:b w:val="0"/>
-                <w:color w:val="111820"/>
-                <w:sz w:val="12"/>
-              </w:rPr>
-              <w:t>144 + 134 METALLIC</w:t>
-            </w:r>
-          </w:p>
-        </w:tc>
-        <w:tc>
-          <w:tcPr>
-            <w:tcW w:type="dxa" w:w="539"/>
-          </w:tcPr>
-          <w:p>
-            <w:pPr>
-              <w:spacing w:before="0" w:after="0"/>
-            </w:pPr>
-            <w:r>
-              <w:rPr>
-                <w:rFonts w:ascii="Consolas" w:hAnsi="Consolas" w:eastAsia="Consolas"/>
-                <w:b w:val="0"/>
-                <w:color w:val="111820"/>
-                <w:sz w:val="12"/>
-              </w:rPr>
-              <w:t>278</w:t>
-            </w:r>
-          </w:p>
-        </w:tc>
-        <w:tc>
-          <w:tcPr>
-            <w:tcW w:type="dxa" w:w="539"/>
-          </w:tcPr>
-          <w:p>
-            <w:pPr>
-              <w:spacing w:before="0" w:after="0"/>
-            </w:pPr>
-            <w:r>
-              <w:rPr>
-                <w:rFonts w:ascii="Consolas" w:hAnsi="Consolas" w:eastAsia="Consolas"/>
-                <w:b w:val="0"/>
-                <w:color w:val="111820"/>
-                <w:sz w:val="12"/>
-              </w:rPr>
-              <w:t>-1.7</w:t>
-            </w:r>
-          </w:p>
-        </w:tc>
-        <w:tc>
-          <w:tcPr>
-            <w:tcW w:type="dxa" w:w="595"/>
-          </w:tcPr>
-          <w:p>
-            <w:pPr>
-              <w:spacing w:before="0" w:after="0"/>
-            </w:pPr>
-            <w:r>
-              <w:rPr>
-                <w:rFonts w:ascii="Consolas" w:hAnsi="Consolas" w:eastAsia="Consolas"/>
-                <w:b w:val="0"/>
-                <w:color w:val="111820"/>
-                <w:sz w:val="12"/>
-              </w:rPr>
-              <w:t>0.9306</w:t>
-            </w:r>
-          </w:p>
-        </w:tc>
-        <w:tc>
-          <w:tcPr>
-            <w:tcW w:type="dxa" w:w="652"/>
-          </w:tcPr>
-          <w:p>
-            <w:pPr>
-              <w:spacing w:before="0" w:after="0"/>
-            </w:pPr>
-            <w:r>
-              <w:rPr>
-                <w:rFonts w:ascii="Consolas" w:hAnsi="Consolas" w:eastAsia="Consolas"/>
-                <w:b w:val="0"/>
-                <w:color w:val="111820"/>
-                <w:sz w:val="12"/>
-              </w:rPr>
-              <w:t>NONE</w:t>
-            </w:r>
-          </w:p>
-        </w:tc>
-        <w:tc>
-          <w:tcPr>
-            <w:tcW w:type="dxa" w:w="879"/>
-          </w:tcPr>
-          <w:p>
-            <w:pPr>
-              <w:spacing w:before="0" w:after="0"/>
-            </w:pPr>
-            <w:r>
-              <w:rPr>
-                <w:rFonts w:ascii="Consolas" w:hAnsi="Consolas" w:eastAsia="Consolas"/>
-                <w:b w:val="0"/>
-                <w:color w:val="C0392B"/>
-                <w:sz w:val="12"/>
-              </w:rPr>
-              <w:t>METALLIC</w:t>
-            </w:r>
-          </w:p>
-        </w:tc>
-      </w:tr>
-      <w:tr>
-        <w:trPr>
-          <w:trHeight w:val="0"/>
-        </w:trPr>
-        <w:tc>
-          <w:tcPr>
-            <w:tcW w:type="dxa" w:w="652"/>
-          </w:tcPr>
-          <w:p>
-            <w:pPr>
-              <w:spacing w:before="0" w:after="0"/>
-            </w:pPr>
-            <w:r>
-              <w:rPr>
-                <w:rFonts w:ascii="Consolas" w:hAnsi="Consolas" w:eastAsia="Consolas"/>
-                <w:b w:val="0"/>
-                <w:color w:val="111820"/>
-                <w:sz w:val="12"/>
-              </w:rPr>
-              <w:t>CaF2</w:t>
-            </w:r>
-          </w:p>
-        </w:tc>
-        <w:tc>
-          <w:tcPr>
-            <w:tcW w:type="dxa" w:w="1162"/>
-          </w:tcPr>
-          <w:p>
-            <w:pPr>
-              <w:spacing w:before="0" w:after="0"/>
-            </w:pPr>
-            <w:r>
-              <w:rPr>
-                <w:rFonts w:ascii="Consolas" w:hAnsi="Consolas" w:eastAsia="Consolas"/>
-                <w:b w:val="0"/>
-                <w:color w:val="111820"/>
-                <w:sz w:val="12"/>
-              </w:rPr>
-              <w:t>FLUORITE</w:t>
-            </w:r>
-          </w:p>
-        </w:tc>
-        <w:tc>
-          <w:tcPr>
-            <w:tcW w:type="dxa" w:w="652"/>
-          </w:tcPr>
-          <w:p>
-            <w:pPr>
-              <w:spacing w:before="0" w:after="0"/>
-            </w:pPr>
-            <w:r>
-              <w:rPr>
-                <w:rFonts w:ascii="Consolas" w:hAnsi="Consolas" w:eastAsia="Consolas"/>
-                <w:b w:val="0"/>
-                <w:color w:val="111820"/>
-                <w:sz w:val="12"/>
-              </w:rPr>
-              <w:t>Fm</w:t>
-            </w:r>
-            <w:r>
-              <w:rPr>
-                <w:rFonts w:ascii="Liberation Mono" w:hAnsi="Liberation Mono" w:eastAsia="Liberation Mono"/>
-                <w:b w:val="0"/>
-                <w:color w:val="111820"/>
-                <w:sz w:val="12"/>
-              </w:rPr>
-              <w:t>3̅</w:t>
-            </w:r>
-            <w:r>
-              <w:rPr>
-                <w:rFonts w:ascii="Consolas" w:hAnsi="Consolas" w:eastAsia="Consolas"/>
-                <w:b w:val="0"/>
-                <w:color w:val="111820"/>
-                <w:sz w:val="12"/>
-              </w:rPr>
-              <w:t>m</w:t>
-            </w:r>
-          </w:p>
-        </w:tc>
-        <w:tc>
-          <w:tcPr>
-            <w:tcW w:type="dxa" w:w="595"/>
-          </w:tcPr>
-          <w:p>
-            <w:pPr>
-              <w:spacing w:before="0" w:after="0"/>
-            </w:pPr>
-            <w:r>
-              <w:rPr>
-                <w:rFonts w:ascii="Consolas" w:hAnsi="Consolas" w:eastAsia="Consolas"/>
-                <w:b w:val="0"/>
-                <w:color w:val="111820"/>
-                <w:sz w:val="12"/>
-              </w:rPr>
-              <w:t>546.3</w:t>
-            </w:r>
-          </w:p>
-        </w:tc>
-        <w:tc>
-          <w:tcPr>
-            <w:tcW w:type="dxa" w:w="709"/>
-          </w:tcPr>
-          <w:p>
-            <w:pPr>
-              <w:spacing w:before="0" w:after="0"/>
-            </w:pPr>
-            <w:r>
-              <w:rPr>
-                <w:rFonts w:ascii="Consolas" w:hAnsi="Consolas" w:eastAsia="Consolas"/>
-                <w:b w:val="0"/>
-                <w:color w:val="111820"/>
-                <w:sz w:val="12"/>
-              </w:rPr>
-              <w:t>Ca4 F8</w:t>
-            </w:r>
-          </w:p>
-        </w:tc>
-        <w:tc>
-          <w:tcPr>
-            <w:tcW w:type="dxa" w:w="765"/>
-          </w:tcPr>
-          <w:p>
-            <w:pPr>
-              <w:spacing w:before="0" w:after="0"/>
-            </w:pPr>
-            <w:r>
-              <w:rPr>
-                <w:rFonts w:ascii="Consolas" w:hAnsi="Consolas" w:eastAsia="Consolas"/>
-                <w:b w:val="0"/>
-                <w:color w:val="111820"/>
-                <w:sz w:val="12"/>
-              </w:rPr>
-              <w:t>236.6</w:t>
-            </w:r>
-          </w:p>
-        </w:tc>
-        <w:tc>
-          <w:tcPr>
-            <w:tcW w:type="dxa" w:w="425"/>
-          </w:tcPr>
-          <w:p>
-            <w:pPr>
-              <w:spacing w:before="0" w:after="0"/>
-            </w:pPr>
-            <w:r>
-              <w:rPr>
-                <w:rFonts w:ascii="Consolas" w:hAnsi="Consolas" w:eastAsia="Consolas"/>
-                <w:b w:val="0"/>
-                <w:color w:val="111820"/>
-                <w:sz w:val="12"/>
-              </w:rPr>
-              <w:t>8:4</w:t>
-            </w:r>
-          </w:p>
-        </w:tc>
-        <w:tc>
-          <w:tcPr>
-            <w:tcW w:type="dxa" w:w="1502"/>
-          </w:tcPr>
-          <w:p>
-            <w:pPr>
-              <w:spacing w:before="0" w:after="0"/>
-            </w:pPr>
-            <w:r>
-              <w:rPr>
-                <w:rFonts w:ascii="Consolas" w:hAnsi="Consolas" w:eastAsia="Consolas"/>
-                <w:b w:val="0"/>
-                <w:color w:val="111820"/>
-                <w:sz w:val="12"/>
-              </w:rPr>
-              <w:t>112 + 131 IONIC</w:t>
-            </w:r>
-          </w:p>
-        </w:tc>
-        <w:tc>
-          <w:tcPr>
-            <w:tcW w:type="dxa" w:w="539"/>
-          </w:tcPr>
-          <w:p>
-            <w:pPr>
-              <w:spacing w:before="0" w:after="0"/>
-            </w:pPr>
-            <w:r>
-              <w:rPr>
-                <w:rFonts w:ascii="Consolas" w:hAnsi="Consolas" w:eastAsia="Consolas"/>
-                <w:b w:val="0"/>
-                <w:color w:val="111820"/>
-                <w:sz w:val="12"/>
-              </w:rPr>
-              <w:t>243</w:t>
-            </w:r>
-          </w:p>
-        </w:tc>
-        <w:tc>
-          <w:tcPr>
-            <w:tcW w:type="dxa" w:w="539"/>
-          </w:tcPr>
-          <w:p>
-            <w:pPr>
-              <w:spacing w:before="0" w:after="0"/>
-            </w:pPr>
-            <w:r>
-              <w:rPr>
-                <w:rFonts w:ascii="Consolas" w:hAnsi="Consolas" w:eastAsia="Consolas"/>
-                <w:b w:val="0"/>
-                <w:color w:val="111820"/>
-                <w:sz w:val="12"/>
-              </w:rPr>
-              <w:t>-6.4</w:t>
-            </w:r>
-          </w:p>
-        </w:tc>
-        <w:tc>
-          <w:tcPr>
-            <w:tcW w:type="dxa" w:w="595"/>
-          </w:tcPr>
-          <w:p>
-            <w:pPr>
-              <w:spacing w:before="0" w:after="0"/>
-            </w:pPr>
-            <w:r>
-              <w:rPr>
-                <w:rFonts w:ascii="Consolas" w:hAnsi="Consolas" w:eastAsia="Consolas"/>
-                <w:b w:val="0"/>
-                <w:color w:val="111820"/>
-                <w:sz w:val="12"/>
-              </w:rPr>
-              <w:t>0.8550</w:t>
-            </w:r>
-          </w:p>
-        </w:tc>
-        <w:tc>
-          <w:tcPr>
-            <w:tcW w:type="dxa" w:w="652"/>
-          </w:tcPr>
-          <w:p>
-            <w:pPr>
-              <w:spacing w:before="0" w:after="0"/>
-            </w:pPr>
-            <w:r>
-              <w:rPr>
-                <w:rFonts w:ascii="Consolas" w:hAnsi="Consolas" w:eastAsia="Consolas"/>
-                <w:b w:val="0"/>
-                <w:color w:val="111820"/>
-                <w:sz w:val="12"/>
-              </w:rPr>
-              <w:t>CUBIC</w:t>
-            </w:r>
-          </w:p>
-        </w:tc>
-        <w:tc>
-          <w:tcPr>
-            <w:tcW w:type="dxa" w:w="879"/>
-          </w:tcPr>
-          <w:p>
-            <w:pPr>
-              <w:spacing w:before="0" w:after="0"/>
-            </w:pPr>
-            <w:r>
-              <w:rPr>
-                <w:rFonts w:ascii="Consolas" w:hAnsi="Consolas" w:eastAsia="Consolas"/>
-                <w:b w:val="0"/>
-                <w:color w:val="111820"/>
-                <w:sz w:val="12"/>
-              </w:rPr>
-              <w:t>AGREES</w:t>
-            </w:r>
-          </w:p>
-        </w:tc>
-      </w:tr>
-      <w:tr>
-        <w:trPr>
-          <w:trHeight w:val="0"/>
-        </w:trPr>
-        <w:tc>
-          <w:tcPr>
-            <w:tcW w:type="dxa" w:w="652"/>
-          </w:tcPr>
-          <w:p>
-            <w:pPr>
-              <w:spacing w:before="0" w:after="0"/>
-            </w:pPr>
-            <w:r>
-              <w:rPr>
-                <w:rFonts w:ascii="Consolas" w:hAnsi="Consolas" w:eastAsia="Consolas"/>
-                <w:b w:val="0"/>
-                <w:color w:val="111820"/>
-                <w:sz w:val="12"/>
-              </w:rPr>
-              <w:t>CeO2</w:t>
-            </w:r>
-          </w:p>
-        </w:tc>
-        <w:tc>
-          <w:tcPr>
-            <w:tcW w:type="dxa" w:w="1162"/>
-          </w:tcPr>
-          <w:p>
-            <w:pPr>
-              <w:spacing w:before="0" w:after="0"/>
-            </w:pPr>
-            <w:r>
-              <w:rPr>
-                <w:rFonts w:ascii="Consolas" w:hAnsi="Consolas" w:eastAsia="Consolas"/>
-                <w:b w:val="0"/>
-                <w:color w:val="111820"/>
-                <w:sz w:val="12"/>
-              </w:rPr>
-              <w:t>FLUORITE</w:t>
-            </w:r>
-          </w:p>
-        </w:tc>
-        <w:tc>
-          <w:tcPr>
-            <w:tcW w:type="dxa" w:w="652"/>
-          </w:tcPr>
-          <w:p>
-            <w:pPr>
-              <w:spacing w:before="0" w:after="0"/>
-            </w:pPr>
-            <w:r>
-              <w:rPr>
-                <w:rFonts w:ascii="Consolas" w:hAnsi="Consolas" w:eastAsia="Consolas"/>
-                <w:b w:val="0"/>
-                <w:color w:val="111820"/>
-                <w:sz w:val="12"/>
-              </w:rPr>
-              <w:t>Fm</w:t>
-            </w:r>
-            <w:r>
-              <w:rPr>
-                <w:rFonts w:ascii="Liberation Mono" w:hAnsi="Liberation Mono" w:eastAsia="Liberation Mono"/>
-                <w:b w:val="0"/>
-                <w:color w:val="111820"/>
-                <w:sz w:val="12"/>
-              </w:rPr>
-              <w:t>3̅</w:t>
-            </w:r>
-            <w:r>
-              <w:rPr>
-                <w:rFonts w:ascii="Consolas" w:hAnsi="Consolas" w:eastAsia="Consolas"/>
-                <w:b w:val="0"/>
-                <w:color w:val="111820"/>
-                <w:sz w:val="12"/>
-              </w:rPr>
-              <w:t>m</w:t>
-            </w:r>
-          </w:p>
-        </w:tc>
-        <w:tc>
-          <w:tcPr>
-            <w:tcW w:type="dxa" w:w="595"/>
-          </w:tcPr>
-          <w:p>
-            <w:pPr>
-              <w:spacing w:before="0" w:after="0"/>
-            </w:pPr>
-            <w:r>
-              <w:rPr>
-                <w:rFonts w:ascii="Consolas" w:hAnsi="Consolas" w:eastAsia="Consolas"/>
-                <w:b w:val="0"/>
-                <w:color w:val="111820"/>
-                <w:sz w:val="12"/>
-              </w:rPr>
-              <w:t>541.1</w:t>
-            </w:r>
-          </w:p>
-        </w:tc>
-        <w:tc>
-          <w:tcPr>
-            <w:tcW w:type="dxa" w:w="709"/>
-          </w:tcPr>
-          <w:p>
-            <w:pPr>
-              <w:spacing w:before="0" w:after="0"/>
-            </w:pPr>
-            <w:r>
-              <w:rPr>
-                <w:rFonts w:ascii="Consolas" w:hAnsi="Consolas" w:eastAsia="Consolas"/>
-                <w:b w:val="0"/>
-                <w:color w:val="111820"/>
-                <w:sz w:val="12"/>
-              </w:rPr>
-              <w:t>Ce4 O8</w:t>
-            </w:r>
-          </w:p>
-        </w:tc>
-        <w:tc>
-          <w:tcPr>
-            <w:tcW w:type="dxa" w:w="765"/>
-          </w:tcPr>
-          <w:p>
-            <w:pPr>
-              <w:spacing w:before="0" w:after="0"/>
-            </w:pPr>
-            <w:r>
-              <w:rPr>
-                <w:rFonts w:ascii="Consolas" w:hAnsi="Consolas" w:eastAsia="Consolas"/>
-                <w:b w:val="0"/>
-                <w:color w:val="111820"/>
-                <w:sz w:val="12"/>
-              </w:rPr>
-              <w:t>234.3</w:t>
-            </w:r>
-          </w:p>
-        </w:tc>
-        <w:tc>
-          <w:tcPr>
-            <w:tcW w:type="dxa" w:w="425"/>
-          </w:tcPr>
-          <w:p>
-            <w:pPr>
-              <w:spacing w:before="0" w:after="0"/>
-            </w:pPr>
-            <w:r>
-              <w:rPr>
-                <w:rFonts w:ascii="Consolas" w:hAnsi="Consolas" w:eastAsia="Consolas"/>
-                <w:b w:val="0"/>
-                <w:color w:val="111820"/>
-                <w:sz w:val="12"/>
-              </w:rPr>
-              <w:t>8:4</w:t>
-            </w:r>
-          </w:p>
-        </w:tc>
-        <w:tc>
-          <w:tcPr>
-            <w:tcW w:type="dxa" w:w="1502"/>
-          </w:tcPr>
-          <w:p>
-            <w:pPr>
-              <w:spacing w:before="0" w:after="0"/>
-            </w:pPr>
-            <w:r>
-              <w:rPr>
-                <w:rFonts w:ascii="Consolas" w:hAnsi="Consolas" w:eastAsia="Consolas"/>
-                <w:b w:val="0"/>
-                <w:color w:val="111820"/>
-                <w:sz w:val="12"/>
-              </w:rPr>
-              <w:t>97 + 138 IONIC</w:t>
-            </w:r>
-          </w:p>
-        </w:tc>
-        <w:tc>
-          <w:tcPr>
-            <w:tcW w:type="dxa" w:w="539"/>
-          </w:tcPr>
-          <w:p>
-            <w:pPr>
-              <w:spacing w:before="0" w:after="0"/>
-            </w:pPr>
-            <w:r>
-              <w:rPr>
-                <w:rFonts w:ascii="Consolas" w:hAnsi="Consolas" w:eastAsia="Consolas"/>
-                <w:b w:val="0"/>
-                <w:color w:val="111820"/>
-                <w:sz w:val="12"/>
-              </w:rPr>
-              <w:t>235</w:t>
-            </w:r>
-          </w:p>
-        </w:tc>
-        <w:tc>
-          <w:tcPr>
-            <w:tcW w:type="dxa" w:w="539"/>
-          </w:tcPr>
-          <w:p>
-            <w:pPr>
-              <w:spacing w:before="0" w:after="0"/>
-            </w:pPr>
-            <w:r>
-              <w:rPr>
-                <w:rFonts w:ascii="Consolas" w:hAnsi="Consolas" w:eastAsia="Consolas"/>
-                <w:b w:val="0"/>
-                <w:color w:val="111820"/>
-                <w:sz w:val="12"/>
-              </w:rPr>
-              <w:t>-0.7</w:t>
-            </w:r>
-          </w:p>
-        </w:tc>
-        <w:tc>
-          <w:tcPr>
-            <w:tcW w:type="dxa" w:w="595"/>
-          </w:tcPr>
-          <w:p>
-            <w:pPr>
-              <w:spacing w:before="0" w:after="0"/>
-            </w:pPr>
-            <w:r>
-              <w:rPr>
-                <w:rFonts w:ascii="Consolas" w:hAnsi="Consolas" w:eastAsia="Consolas"/>
-                <w:b w:val="0"/>
-                <w:color w:val="111820"/>
-                <w:sz w:val="12"/>
-              </w:rPr>
-              <w:t>0.7029</w:t>
-            </w:r>
-          </w:p>
-        </w:tc>
-        <w:tc>
-          <w:tcPr>
-            <w:tcW w:type="dxa" w:w="652"/>
-          </w:tcPr>
-          <w:p>
-            <w:pPr>
-              <w:spacing w:before="0" w:after="0"/>
-            </w:pPr>
-            <w:r>
-              <w:rPr>
-                <w:rFonts w:ascii="Consolas" w:hAnsi="Consolas" w:eastAsia="Consolas"/>
-                <w:b w:val="0"/>
-                <w:color w:val="111820"/>
-                <w:sz w:val="12"/>
-              </w:rPr>
-              <w:t>OCTA</w:t>
-            </w:r>
-          </w:p>
-        </w:tc>
-        <w:tc>
-          <w:tcPr>
-            <w:tcW w:type="dxa" w:w="879"/>
-          </w:tcPr>
-          <w:p>
-            <w:pPr>
-              <w:spacing w:before="0" w:after="0"/>
-            </w:pPr>
-            <w:r>
-              <w:rPr>
-                <w:rFonts w:ascii="Consolas" w:hAnsi="Consolas" w:eastAsia="Consolas"/>
-                <w:b w:val="0"/>
-                <w:color w:val="C0392B"/>
-                <w:sz w:val="12"/>
-              </w:rPr>
-              <w:t>FAILS, EDGE</w:t>
-            </w:r>
-          </w:p>
-        </w:tc>
-      </w:tr>
-      <w:tr>
-        <w:trPr>
-          <w:trHeight w:val="0"/>
-        </w:trPr>
-        <w:tc>
-          <w:tcPr>
-            <w:tcW w:type="dxa" w:w="652"/>
-          </w:tcPr>
-          <w:p>
-            <w:pPr>
-              <w:spacing w:before="0" w:after="0"/>
-            </w:pPr>
-            <w:r>
-              <w:rPr>
-                <w:rFonts w:ascii="Consolas" w:hAnsi="Consolas" w:eastAsia="Consolas"/>
-                <w:b w:val="0"/>
-                <w:color w:val="111820"/>
-                <w:sz w:val="12"/>
-              </w:rPr>
-              <w:t>K2O</w:t>
-            </w:r>
-          </w:p>
-        </w:tc>
-        <w:tc>
-          <w:tcPr>
-            <w:tcW w:type="dxa" w:w="1162"/>
-          </w:tcPr>
-          <w:p>
-            <w:pPr>
-              <w:spacing w:before="0" w:after="0"/>
-            </w:pPr>
-            <w:r>
-              <w:rPr>
-                <w:rFonts w:ascii="Consolas" w:hAnsi="Consolas" w:eastAsia="Consolas"/>
-                <w:b w:val="0"/>
-                <w:color w:val="111820"/>
-                <w:sz w:val="12"/>
-              </w:rPr>
-              <w:t>ANTIFLUOR</w:t>
-            </w:r>
-          </w:p>
-        </w:tc>
-        <w:tc>
-          <w:tcPr>
-            <w:tcW w:type="dxa" w:w="652"/>
-          </w:tcPr>
-          <w:p>
-            <w:pPr>
-              <w:spacing w:before="0" w:after="0"/>
-            </w:pPr>
-            <w:r>
-              <w:rPr>
-                <w:rFonts w:ascii="Consolas" w:hAnsi="Consolas" w:eastAsia="Consolas"/>
-                <w:b w:val="0"/>
-                <w:color w:val="111820"/>
-                <w:sz w:val="12"/>
-              </w:rPr>
-              <w:t>Fm</w:t>
-            </w:r>
-            <w:r>
-              <w:rPr>
-                <w:rFonts w:ascii="Liberation Mono" w:hAnsi="Liberation Mono" w:eastAsia="Liberation Mono"/>
-                <w:b w:val="0"/>
-                <w:color w:val="111820"/>
-                <w:sz w:val="12"/>
-              </w:rPr>
-              <w:t>3̅</w:t>
-            </w:r>
-            <w:r>
-              <w:rPr>
-                <w:rFonts w:ascii="Consolas" w:hAnsi="Consolas" w:eastAsia="Consolas"/>
-                <w:b w:val="0"/>
-                <w:color w:val="111820"/>
-                <w:sz w:val="12"/>
-              </w:rPr>
-              <w:t>m</w:t>
-            </w:r>
-          </w:p>
-        </w:tc>
-        <w:tc>
-          <w:tcPr>
-            <w:tcW w:type="dxa" w:w="595"/>
-          </w:tcPr>
-          <w:p>
-            <w:pPr>
-              <w:spacing w:before="0" w:after="0"/>
-            </w:pPr>
-            <w:r>
-              <w:rPr>
-                <w:rFonts w:ascii="Consolas" w:hAnsi="Consolas" w:eastAsia="Consolas"/>
-                <w:b w:val="0"/>
-                <w:color w:val="111820"/>
-                <w:sz w:val="12"/>
-              </w:rPr>
-              <w:t>644.9</w:t>
-            </w:r>
-          </w:p>
-        </w:tc>
-        <w:tc>
-          <w:tcPr>
-            <w:tcW w:type="dxa" w:w="709"/>
-          </w:tcPr>
-          <w:p>
-            <w:pPr>
-              <w:spacing w:before="0" w:after="0"/>
-            </w:pPr>
-            <w:r>
-              <w:rPr>
-                <w:rFonts w:ascii="Consolas" w:hAnsi="Consolas" w:eastAsia="Consolas"/>
-                <w:b w:val="0"/>
-                <w:color w:val="111820"/>
-                <w:sz w:val="12"/>
-              </w:rPr>
-              <w:t>K8 O4</w:t>
-            </w:r>
-          </w:p>
-        </w:tc>
-        <w:tc>
-          <w:tcPr>
-            <w:tcW w:type="dxa" w:w="765"/>
-          </w:tcPr>
-          <w:p>
-            <w:pPr>
-              <w:spacing w:before="0" w:after="0"/>
-            </w:pPr>
-            <w:r>
-              <w:rPr>
-                <w:rFonts w:ascii="Consolas" w:hAnsi="Consolas" w:eastAsia="Consolas"/>
-                <w:b w:val="0"/>
-                <w:color w:val="111820"/>
-                <w:sz w:val="12"/>
-              </w:rPr>
-              <w:t>279.2</w:t>
-            </w:r>
-          </w:p>
-        </w:tc>
-        <w:tc>
-          <w:tcPr>
-            <w:tcW w:type="dxa" w:w="425"/>
-          </w:tcPr>
-          <w:p>
-            <w:pPr>
-              <w:spacing w:before="0" w:after="0"/>
-            </w:pPr>
-            <w:r>
-              <w:rPr>
-                <w:rFonts w:ascii="Consolas" w:hAnsi="Consolas" w:eastAsia="Consolas"/>
-                <w:b w:val="0"/>
-                <w:color w:val="111820"/>
-                <w:sz w:val="12"/>
-              </w:rPr>
-              <w:t>4:8</w:t>
-            </w:r>
-          </w:p>
-        </w:tc>
-        <w:tc>
-          <w:tcPr>
-            <w:tcW w:type="dxa" w:w="1502"/>
-          </w:tcPr>
-          <w:p>
-            <w:pPr>
-              <w:spacing w:before="0" w:after="0"/>
-            </w:pPr>
-            <w:r>
-              <w:rPr>
-                <w:rFonts w:ascii="Consolas" w:hAnsi="Consolas" w:eastAsia="Consolas"/>
-                <w:b w:val="0"/>
-                <w:color w:val="111820"/>
-                <w:sz w:val="12"/>
-              </w:rPr>
-              <w:t>137 + 142 IONIC</w:t>
-            </w:r>
-          </w:p>
-        </w:tc>
-        <w:tc>
-          <w:tcPr>
-            <w:tcW w:type="dxa" w:w="539"/>
-          </w:tcPr>
-          <w:p>
-            <w:pPr>
-              <w:spacing w:before="0" w:after="0"/>
-            </w:pPr>
-            <w:r>
-              <w:rPr>
-                <w:rFonts w:ascii="Consolas" w:hAnsi="Consolas" w:eastAsia="Consolas"/>
-                <w:b w:val="0"/>
-                <w:color w:val="111820"/>
-                <w:sz w:val="12"/>
-              </w:rPr>
-              <w:t>279</w:t>
-            </w:r>
-          </w:p>
-        </w:tc>
-        <w:tc>
-          <w:tcPr>
-            <w:tcW w:type="dxa" w:w="539"/>
-          </w:tcPr>
-          <w:p>
-            <w:pPr>
-              <w:spacing w:before="0" w:after="0"/>
-            </w:pPr>
-            <w:r>
-              <w:rPr>
-                <w:rFonts w:ascii="Consolas" w:hAnsi="Consolas" w:eastAsia="Consolas"/>
-                <w:b w:val="0"/>
-                <w:color w:val="111820"/>
-                <w:sz w:val="12"/>
-              </w:rPr>
-              <w:t>+0.2</w:t>
-            </w:r>
-          </w:p>
-        </w:tc>
-        <w:tc>
-          <w:tcPr>
-            <w:tcW w:type="dxa" w:w="595"/>
-          </w:tcPr>
-          <w:p>
-            <w:pPr>
-              <w:spacing w:before="0" w:after="0"/>
-            </w:pPr>
-            <w:r>
-              <w:rPr>
-                <w:rFonts w:ascii="Consolas" w:hAnsi="Consolas" w:eastAsia="Consolas"/>
-                <w:b w:val="0"/>
-                <w:color w:val="111820"/>
-                <w:sz w:val="12"/>
-              </w:rPr>
-              <w:t>0.9648</w:t>
-            </w:r>
-          </w:p>
-        </w:tc>
-        <w:tc>
-          <w:tcPr>
-            <w:tcW w:type="dxa" w:w="652"/>
-          </w:tcPr>
-          <w:p>
-            <w:pPr>
-              <w:spacing w:before="0" w:after="0"/>
-            </w:pPr>
-            <w:r>
-              <w:rPr>
-                <w:rFonts w:ascii="Consolas" w:hAnsi="Consolas" w:eastAsia="Consolas"/>
-                <w:b w:val="0"/>
-                <w:color w:val="111820"/>
-                <w:sz w:val="12"/>
-              </w:rPr>
-              <w:t>CUBIC</w:t>
-            </w:r>
-          </w:p>
-        </w:tc>
-        <w:tc>
-          <w:tcPr>
-            <w:tcW w:type="dxa" w:w="879"/>
-          </w:tcPr>
-          <w:p>
-            <w:pPr>
-              <w:spacing w:before="0" w:after="0"/>
-            </w:pPr>
-            <w:r>
-              <w:rPr>
-                <w:rFonts w:ascii="Consolas" w:hAnsi="Consolas" w:eastAsia="Consolas"/>
-                <w:b w:val="0"/>
-                <w:color w:val="C0392B"/>
-                <w:sz w:val="12"/>
-              </w:rPr>
-              <w:t>FAILS, STOICH</w:t>
-            </w:r>
-          </w:p>
-        </w:tc>
-      </w:tr>
-      <w:tr>
-        <w:trPr>
-          <w:trHeight w:val="0"/>
-        </w:trPr>
-        <w:tc>
-          <w:tcPr>
-            <w:tcW w:type="dxa" w:w="652"/>
-          </w:tcPr>
-          <w:p>
-            <w:pPr>
-              <w:spacing w:before="0" w:after="0"/>
-            </w:pPr>
-            <w:r>
-              <w:rPr>
-                <w:rFonts w:ascii="Consolas" w:hAnsi="Consolas" w:eastAsia="Consolas"/>
-                <w:b w:val="0"/>
-                <w:color w:val="111820"/>
-                <w:sz w:val="12"/>
-              </w:rPr>
-              <w:t>ZnS</w:t>
-            </w:r>
-          </w:p>
-        </w:tc>
-        <w:tc>
-          <w:tcPr>
-            <w:tcW w:type="dxa" w:w="1162"/>
-          </w:tcPr>
-          <w:p>
-            <w:pPr>
-              <w:spacing w:before="0" w:after="0"/>
-            </w:pPr>
-            <w:r>
-              <w:rPr>
-                <w:rFonts w:ascii="Consolas" w:hAnsi="Consolas" w:eastAsia="Consolas"/>
-                <w:b w:val="0"/>
-                <w:color w:val="111820"/>
-                <w:sz w:val="12"/>
-              </w:rPr>
-              <w:t>ZINC BLENDE</w:t>
-            </w:r>
-          </w:p>
-        </w:tc>
-        <w:tc>
-          <w:tcPr>
-            <w:tcW w:type="dxa" w:w="652"/>
-          </w:tcPr>
-          <w:p>
-            <w:pPr>
-              <w:spacing w:before="0" w:after="0"/>
-            </w:pPr>
-            <w:r>
-              <w:rPr>
-                <w:rFonts w:ascii="Consolas" w:hAnsi="Consolas" w:eastAsia="Consolas"/>
-                <w:b w:val="0"/>
-                <w:color w:val="111820"/>
-                <w:sz w:val="12"/>
-              </w:rPr>
-              <w:t>F</w:t>
-            </w:r>
-            <w:r>
-              <w:rPr>
-                <w:rFonts w:ascii="Liberation Mono" w:hAnsi="Liberation Mono" w:eastAsia="Liberation Mono"/>
-                <w:b w:val="0"/>
-                <w:color w:val="111820"/>
-                <w:sz w:val="12"/>
-              </w:rPr>
-              <w:t>4̅</w:t>
-            </w:r>
-            <w:r>
-              <w:rPr>
-                <w:rFonts w:ascii="Consolas" w:hAnsi="Consolas" w:eastAsia="Consolas"/>
-                <w:b w:val="0"/>
-                <w:color w:val="111820"/>
-                <w:sz w:val="12"/>
-              </w:rPr>
-              <w:t>3m</w:t>
-            </w:r>
-          </w:p>
-        </w:tc>
-        <w:tc>
-          <w:tcPr>
-            <w:tcW w:type="dxa" w:w="595"/>
-          </w:tcPr>
-          <w:p>
-            <w:pPr>
-              <w:spacing w:before="0" w:after="0"/>
-            </w:pPr>
-            <w:r>
-              <w:rPr>
-                <w:rFonts w:ascii="Consolas" w:hAnsi="Consolas" w:eastAsia="Consolas"/>
-                <w:b w:val="0"/>
-                <w:color w:val="111820"/>
-                <w:sz w:val="12"/>
-              </w:rPr>
-              <w:t>540.6</w:t>
-            </w:r>
-          </w:p>
-        </w:tc>
-        <w:tc>
-          <w:tcPr>
-            <w:tcW w:type="dxa" w:w="709"/>
-          </w:tcPr>
-          <w:p>
-            <w:pPr>
-              <w:spacing w:before="0" w:after="0"/>
-            </w:pPr>
-            <w:r>
-              <w:rPr>
-                <w:rFonts w:ascii="Consolas" w:hAnsi="Consolas" w:eastAsia="Consolas"/>
-                <w:b w:val="0"/>
-                <w:color w:val="111820"/>
-                <w:sz w:val="12"/>
-              </w:rPr>
-              <w:t>Zn4 S4</w:t>
-            </w:r>
-          </w:p>
-        </w:tc>
-        <w:tc>
-          <w:tcPr>
-            <w:tcW w:type="dxa" w:w="765"/>
-          </w:tcPr>
-          <w:p>
-            <w:pPr>
-              <w:spacing w:before="0" w:after="0"/>
-            </w:pPr>
-            <w:r>
-              <w:rPr>
-                <w:rFonts w:ascii="Consolas" w:hAnsi="Consolas" w:eastAsia="Consolas"/>
-                <w:b w:val="0"/>
-                <w:color w:val="111820"/>
-                <w:sz w:val="12"/>
-              </w:rPr>
-              <w:t>234.1</w:t>
-            </w:r>
-          </w:p>
-        </w:tc>
-        <w:tc>
-          <w:tcPr>
-            <w:tcW w:type="dxa" w:w="425"/>
-          </w:tcPr>
-          <w:p>
-            <w:pPr>
-              <w:spacing w:before="0" w:after="0"/>
-            </w:pPr>
-            <w:r>
-              <w:rPr>
-                <w:rFonts w:ascii="Consolas" w:hAnsi="Consolas" w:eastAsia="Consolas"/>
-                <w:b w:val="0"/>
-                <w:color w:val="111820"/>
-                <w:sz w:val="12"/>
-              </w:rPr>
-              <w:t>4:4</w:t>
-            </w:r>
-          </w:p>
-        </w:tc>
-        <w:tc>
-          <w:tcPr>
-            <w:tcW w:type="dxa" w:w="1502"/>
-          </w:tcPr>
-          <w:p>
-            <w:pPr>
-              <w:spacing w:before="0" w:after="0"/>
-            </w:pPr>
-            <w:r>
-              <w:rPr>
-                <w:rFonts w:ascii="Consolas" w:hAnsi="Consolas" w:eastAsia="Consolas"/>
-                <w:b w:val="0"/>
-                <w:color w:val="111820"/>
-                <w:sz w:val="12"/>
-              </w:rPr>
-              <w:t>122 + 105 COVALENT</w:t>
-            </w:r>
-          </w:p>
-        </w:tc>
-        <w:tc>
-          <w:tcPr>
-            <w:tcW w:type="dxa" w:w="539"/>
-          </w:tcPr>
-          <w:p>
-            <w:pPr>
-              <w:spacing w:before="0" w:after="0"/>
-            </w:pPr>
-            <w:r>
-              <w:rPr>
-                <w:rFonts w:ascii="Consolas" w:hAnsi="Consolas" w:eastAsia="Consolas"/>
-                <w:b w:val="0"/>
-                <w:color w:val="111820"/>
-                <w:sz w:val="12"/>
-              </w:rPr>
-              <w:t>227</w:t>
-            </w:r>
-          </w:p>
-        </w:tc>
-        <w:tc>
-          <w:tcPr>
-            <w:tcW w:type="dxa" w:w="539"/>
-          </w:tcPr>
-          <w:p>
-            <w:pPr>
-              <w:spacing w:before="0" w:after="0"/>
-            </w:pPr>
-            <w:r>
-              <w:rPr>
-                <w:rFonts w:ascii="Consolas" w:hAnsi="Consolas" w:eastAsia="Consolas"/>
-                <w:b w:val="0"/>
-                <w:color w:val="111820"/>
-                <w:sz w:val="12"/>
-              </w:rPr>
-              <w:t>+7.1</w:t>
-            </w:r>
-          </w:p>
-        </w:tc>
-        <w:tc>
-          <w:tcPr>
-            <w:tcW w:type="dxa" w:w="595"/>
-          </w:tcPr>
-          <w:p>
-            <w:pPr>
-              <w:spacing w:before="0" w:after="0"/>
-            </w:pPr>
-            <w:r>
-              <w:rPr>
-                <w:rFonts w:ascii="Consolas" w:hAnsi="Consolas" w:eastAsia="Consolas"/>
-                <w:b w:val="0"/>
-                <w:color w:val="111820"/>
-                <w:sz w:val="12"/>
-              </w:rPr>
-              <w:t>0.3261</w:t>
-            </w:r>
-          </w:p>
-        </w:tc>
-        <w:tc>
-          <w:tcPr>
-            <w:tcW w:type="dxa" w:w="652"/>
-          </w:tcPr>
-          <w:p>
-            <w:pPr>
-              <w:spacing w:before="0" w:after="0"/>
-            </w:pPr>
-            <w:r>
-              <w:rPr>
-                <w:rFonts w:ascii="Consolas" w:hAnsi="Consolas" w:eastAsia="Consolas"/>
-                <w:b w:val="0"/>
-                <w:color w:val="111820"/>
-                <w:sz w:val="12"/>
-              </w:rPr>
-              <w:t>TETRA</w:t>
-            </w:r>
-          </w:p>
-        </w:tc>
-        <w:tc>
-          <w:tcPr>
-            <w:tcW w:type="dxa" w:w="879"/>
-          </w:tcPr>
-          <w:p>
-            <w:pPr>
-              <w:spacing w:before="0" w:after="0"/>
-            </w:pPr>
-            <w:r>
-              <w:rPr>
-                <w:rFonts w:ascii="Consolas" w:hAnsi="Consolas" w:eastAsia="Consolas"/>
-                <w:b w:val="0"/>
-                <w:color w:val="111820"/>
-                <w:sz w:val="12"/>
-              </w:rPr>
-              <w:t>AGREES</w:t>
-            </w:r>
-          </w:p>
-        </w:tc>
-      </w:tr>
-      <w:tr>
-        <w:trPr>
-          <w:trHeight w:val="0"/>
-        </w:trPr>
-        <w:tc>
-          <w:tcPr>
-            <w:tcW w:type="dxa" w:w="652"/>
-          </w:tcPr>
-          <w:p>
-            <w:pPr>
-              <w:spacing w:before="0" w:after="0"/>
-            </w:pPr>
-            <w:r>
-              <w:rPr>
-                <w:rFonts w:ascii="Consolas" w:hAnsi="Consolas" w:eastAsia="Consolas"/>
-                <w:b w:val="0"/>
-                <w:color w:val="111820"/>
-                <w:sz w:val="12"/>
-              </w:rPr>
-              <w:t>GaP</w:t>
-            </w:r>
-          </w:p>
-        </w:tc>
-        <w:tc>
-          <w:tcPr>
-            <w:tcW w:type="dxa" w:w="1162"/>
-          </w:tcPr>
-          <w:p>
-            <w:pPr>
-              <w:spacing w:before="0" w:after="0"/>
-            </w:pPr>
-            <w:r>
-              <w:rPr>
-                <w:rFonts w:ascii="Consolas" w:hAnsi="Consolas" w:eastAsia="Consolas"/>
-                <w:b w:val="0"/>
-                <w:color w:val="111820"/>
-                <w:sz w:val="12"/>
-              </w:rPr>
-              <w:t>ZINC BLENDE</w:t>
-            </w:r>
-          </w:p>
-        </w:tc>
-        <w:tc>
-          <w:tcPr>
-            <w:tcW w:type="dxa" w:w="652"/>
-          </w:tcPr>
-          <w:p>
-            <w:pPr>
-              <w:spacing w:before="0" w:after="0"/>
-            </w:pPr>
-            <w:r>
-              <w:rPr>
-                <w:rFonts w:ascii="Consolas" w:hAnsi="Consolas" w:eastAsia="Consolas"/>
-                <w:b w:val="0"/>
-                <w:color w:val="111820"/>
-                <w:sz w:val="12"/>
-              </w:rPr>
-              <w:t>F</w:t>
-            </w:r>
-            <w:r>
-              <w:rPr>
-                <w:rFonts w:ascii="Liberation Mono" w:hAnsi="Liberation Mono" w:eastAsia="Liberation Mono"/>
-                <w:b w:val="0"/>
-                <w:color w:val="111820"/>
-                <w:sz w:val="12"/>
-              </w:rPr>
-              <w:t>4̅</w:t>
-            </w:r>
-            <w:r>
-              <w:rPr>
-                <w:rFonts w:ascii="Consolas" w:hAnsi="Consolas" w:eastAsia="Consolas"/>
-                <w:b w:val="0"/>
-                <w:color w:val="111820"/>
-                <w:sz w:val="12"/>
-              </w:rPr>
-              <w:t>3m</w:t>
-            </w:r>
-          </w:p>
-        </w:tc>
-        <w:tc>
-          <w:tcPr>
-            <w:tcW w:type="dxa" w:w="595"/>
-          </w:tcPr>
-          <w:p>
-            <w:pPr>
-              <w:spacing w:before="0" w:after="0"/>
-            </w:pPr>
-            <w:r>
-              <w:rPr>
-                <w:rFonts w:ascii="Consolas" w:hAnsi="Consolas" w:eastAsia="Consolas"/>
-                <w:b w:val="0"/>
-                <w:color w:val="111820"/>
-                <w:sz w:val="12"/>
-              </w:rPr>
-              <w:t>544.8</w:t>
-            </w:r>
-          </w:p>
-        </w:tc>
-        <w:tc>
-          <w:tcPr>
-            <w:tcW w:type="dxa" w:w="709"/>
-          </w:tcPr>
-          <w:p>
-            <w:pPr>
-              <w:spacing w:before="0" w:after="0"/>
-            </w:pPr>
-            <w:r>
-              <w:rPr>
-                <w:rFonts w:ascii="Consolas" w:hAnsi="Consolas" w:eastAsia="Consolas"/>
-                <w:b w:val="0"/>
-                <w:color w:val="111820"/>
-                <w:sz w:val="12"/>
-              </w:rPr>
-              <w:t>Ga4 P4</w:t>
-            </w:r>
-          </w:p>
-        </w:tc>
-        <w:tc>
-          <w:tcPr>
-            <w:tcW w:type="dxa" w:w="765"/>
-          </w:tcPr>
-          <w:p>
-            <w:pPr>
-              <w:spacing w:before="0" w:after="0"/>
-            </w:pPr>
-            <w:r>
-              <w:rPr>
-                <w:rFonts w:ascii="Consolas" w:hAnsi="Consolas" w:eastAsia="Consolas"/>
-                <w:b w:val="0"/>
-                <w:color w:val="111820"/>
-                <w:sz w:val="12"/>
-              </w:rPr>
-              <w:t>235.9</w:t>
-            </w:r>
-          </w:p>
-        </w:tc>
-        <w:tc>
-          <w:tcPr>
-            <w:tcW w:type="dxa" w:w="425"/>
-          </w:tcPr>
-          <w:p>
-            <w:pPr>
-              <w:spacing w:before="0" w:after="0"/>
-            </w:pPr>
-            <w:r>
-              <w:rPr>
-                <w:rFonts w:ascii="Consolas" w:hAnsi="Consolas" w:eastAsia="Consolas"/>
-                <w:b w:val="0"/>
-                <w:color w:val="111820"/>
-                <w:sz w:val="12"/>
-              </w:rPr>
-              <w:t>4:4</w:t>
-            </w:r>
-          </w:p>
-        </w:tc>
-        <w:tc>
-          <w:tcPr>
-            <w:tcW w:type="dxa" w:w="1502"/>
-          </w:tcPr>
-          <w:p>
-            <w:pPr>
-              <w:spacing w:before="0" w:after="0"/>
-            </w:pPr>
-            <w:r>
-              <w:rPr>
-                <w:rFonts w:ascii="Consolas" w:hAnsi="Consolas" w:eastAsia="Consolas"/>
-                <w:b w:val="0"/>
-                <w:color w:val="111820"/>
-                <w:sz w:val="12"/>
-              </w:rPr>
-              <w:t>126 + 107 COVALENT</w:t>
-            </w:r>
-          </w:p>
-        </w:tc>
-        <w:tc>
-          <w:tcPr>
-            <w:tcW w:type="dxa" w:w="539"/>
-          </w:tcPr>
-          <w:p>
-            <w:pPr>
-              <w:spacing w:before="0" w:after="0"/>
-            </w:pPr>
-            <w:r>
-              <w:rPr>
-                <w:rFonts w:ascii="Consolas" w:hAnsi="Consolas" w:eastAsia="Consolas"/>
-                <w:b w:val="0"/>
-                <w:color w:val="111820"/>
-                <w:sz w:val="12"/>
-              </w:rPr>
-              <w:t>233</w:t>
-            </w:r>
-          </w:p>
-        </w:tc>
-        <w:tc>
-          <w:tcPr>
-            <w:tcW w:type="dxa" w:w="539"/>
-          </w:tcPr>
-          <w:p>
-            <w:pPr>
-              <w:spacing w:before="0" w:after="0"/>
-            </w:pPr>
-            <w:r>
-              <w:rPr>
-                <w:rFonts w:ascii="Consolas" w:hAnsi="Consolas" w:eastAsia="Consolas"/>
-                <w:b w:val="0"/>
-                <w:color w:val="111820"/>
-                <w:sz w:val="12"/>
-              </w:rPr>
-              <w:t>+2.9</w:t>
-            </w:r>
-          </w:p>
-        </w:tc>
-        <w:tc>
-          <w:tcPr>
-            <w:tcW w:type="dxa" w:w="595"/>
-          </w:tcPr>
-          <w:p>
-            <w:pPr>
-              <w:spacing w:before="0" w:after="0"/>
-            </w:pPr>
-            <w:r>
-              <w:rPr>
-                <w:rFonts w:ascii="Consolas" w:hAnsi="Consolas" w:eastAsia="Consolas"/>
-                <w:b w:val="0"/>
-                <w:color w:val="111820"/>
-                <w:sz w:val="12"/>
-              </w:rPr>
-              <w:t>0.8492</w:t>
-            </w:r>
-          </w:p>
-        </w:tc>
-        <w:tc>
-          <w:tcPr>
-            <w:tcW w:type="dxa" w:w="652"/>
-          </w:tcPr>
-          <w:p>
-            <w:pPr>
-              <w:spacing w:before="0" w:after="0"/>
-            </w:pPr>
-            <w:r>
-              <w:rPr>
-                <w:rFonts w:ascii="Consolas" w:hAnsi="Consolas" w:eastAsia="Consolas"/>
-                <w:b w:val="0"/>
-                <w:color w:val="111820"/>
-                <w:sz w:val="12"/>
-              </w:rPr>
-              <w:t>NONE</w:t>
-            </w:r>
-          </w:p>
-        </w:tc>
-        <w:tc>
-          <w:tcPr>
-            <w:tcW w:type="dxa" w:w="879"/>
-          </w:tcPr>
-          <w:p>
-            <w:pPr>
-              <w:spacing w:before="0" w:after="0"/>
-            </w:pPr>
-            <w:r>
-              <w:rPr>
-                <w:rFonts w:ascii="Consolas" w:hAnsi="Consolas" w:eastAsia="Consolas"/>
-                <w:b w:val="0"/>
-                <w:color w:val="C0392B"/>
-                <w:sz w:val="12"/>
-              </w:rPr>
-              <w:t>COVALENT</w:t>
-            </w:r>
-          </w:p>
-        </w:tc>
-      </w:tr>
-    </w:tbl>
-    <w:p>
-      <w:pPr>
-        <w:tabs>
-          <w:tab w:pos="1474" w:val="left"/>
-        </w:tabs>
-        <w:spacing w:before="0" w:after="20"/>
-        <w:ind w:left="1474" w:hanging="1474"/>
-      </w:pPr>
-      <w:r>
-        <w:rPr>
-          <w:rFonts w:ascii="Consolas" w:hAnsi="Consolas" w:eastAsia="Consolas"/>
-          <w:b/>
-          <w:color w:val="58D3E8"/>
-          <w:sz w:val="13"/>
-        </w:rPr>
-        <w:t>NEAREST</w:t>
-      </w:r>
-      <w:r>
-        <w:rPr>
-          <w:rFonts w:ascii="Consolas" w:hAnsi="Consolas" w:eastAsia="Consolas"/>
-          <w:b w:val="0"/>
-          <w:color w:val="111820"/>
-          <w:sz w:val="13"/>
-        </w:rPr>
-        <w:tab/>
-      </w:r>
-      <w:r>
-        <w:rPr>
-          <w:rFonts w:ascii="Consolas" w:hAnsi="Consolas" w:eastAsia="Consolas"/>
-          <w:b w:val="0"/>
-          <w:color w:val="111820"/>
-          <w:sz w:val="13"/>
-        </w:rPr>
-        <w:t>UNLIKE-PAIR SEPARATION IS LP/2 FOR ROCK SALT, LP x 3^0.5 / 2 FOR THE CsCl TYPE AND LP x 3^0.5 / 4 FOR FLUORITE, ANTIFLUORITE AND ZINC BLENDE.</w:t>
-      </w:r>
-    </w:p>
-    <w:p>
-      <w:pPr>
-        <w:tabs>
-          <w:tab w:pos="1474" w:val="left"/>
-        </w:tabs>
-        <w:spacing w:before="0" w:after="20"/>
-        <w:ind w:left="1474" w:hanging="1474"/>
-      </w:pPr>
-      <w:r>
-        <w:rPr>
-          <w:rFonts w:ascii="Consolas" w:hAnsi="Consolas" w:eastAsia="Consolas"/>
-          <w:b/>
-          <w:color w:val="58D3E8"/>
-          <w:sz w:val="13"/>
-        </w:rPr>
-        <w:t>WINDOWS</w:t>
-      </w:r>
-      <w:r>
-        <w:rPr>
-          <w:rFonts w:ascii="Consolas" w:hAnsi="Consolas" w:eastAsia="Consolas"/>
-          <w:b w:val="0"/>
-          <w:color w:val="111820"/>
-          <w:sz w:val="13"/>
-        </w:rPr>
-        <w:tab/>
-      </w:r>
-      <w:r>
-        <w:rPr>
-          <w:rFonts w:ascii="Consolas" w:hAnsi="Consolas" w:eastAsia="Consolas"/>
-          <w:b w:val="0"/>
-          <w:color w:val="111820"/>
-          <w:sz w:val="13"/>
-        </w:rPr>
-        <w:t>TETRAHEDRAL 0.225 TO 0.414 (CN 4)  |  OCTAHEDRAL 0.414 TO 0.732 (CN 6)  |  CUBIC ABOVE 0.732 (CN 8). EACH WINDOW IS TWO SIDED; QUOTING ONLY ONE EDGE IS NOT A PREDICTION, AND THE RULE IS SILENT ON METALLIC AND COVALENT BONDING.</w:t>
-      </w:r>
-    </w:p>
-    <w:p>
-      <w:pPr>
-        <w:tabs>
-          <w:tab w:pos="1474" w:val="left"/>
-        </w:tabs>
-        <w:spacing w:before="0" w:after="20"/>
-        <w:ind w:left="1474" w:hanging="1474"/>
-      </w:pPr>
-      <w:r>
-        <w:rPr>
-          <w:rFonts w:ascii="Consolas" w:hAnsi="Consolas" w:eastAsia="Consolas"/>
-          <w:b/>
-          <w:color w:val="58D3E8"/>
-          <w:sz w:val="13"/>
-        </w:rPr>
-        <w:t>READING</w:t>
-      </w:r>
-      <w:r>
-        <w:rPr>
-          <w:rFonts w:ascii="Consolas" w:hAnsi="Consolas" w:eastAsia="Consolas"/>
-          <w:b w:val="0"/>
-          <w:color w:val="111820"/>
-          <w:sz w:val="13"/>
-        </w:rPr>
-        <w:tab/>
-      </w:r>
-      <w:r>
-        <w:rPr>
-          <w:rFonts w:ascii="Consolas" w:hAnsi="Consolas" w:eastAsia="Consolas"/>
-          <w:b w:val="0"/>
-          <w:color w:val="111820"/>
-          <w:sz w:val="13"/>
-        </w:rPr>
-        <w:t>CaTe IS LARGER THAN NaCl ONLY BECAUSE Te(-2) AT 221 pm EXCEEDS Cl(-1) AT 181 pm; THE TWO CATIONS DIFFER BY 2 pm, SO THE ANION SETS THE CELL. THE CsCl TYPE IS PRIMITIVE CUBIC AND NOT BODY-CENTRED, BECAUSE THE CORNER AND CENTRE CARRY DIFFERENT SPECIES. FLUORITE AND ANTIFLUORITE DIFFER ONLY BY EXCHANGING THE CATION AND ANION SITES. ZINC BLENDE FILLS HALF THE TETRAHEDRAL HOLES, WHICH REMOVES THE INVERSION CENTRE AND MAKES ZnS AND GaP PIEZOELECTRIC, UNLIKE THE CENTROSYMMETRIC ROCK SALT PAIR. CeO2 AND K2O ARE THE TWO CASES WHERE THE RADIUS-RATIO RULE FAILS AGAINST THE OBSERVED COORDINATION.</w:t>
-      </w:r>
-    </w:p>
-    <w:p>
-      <w:pPr>
-        <w:tabs>
-          <w:tab w:pos="1474" w:val="left"/>
-        </w:tabs>
-        <w:spacing w:before="0" w:after="20"/>
-        <w:ind w:left="1474" w:hanging="1474"/>
-      </w:pPr>
-      <w:r>
-        <w:rPr>
-          <w:rFonts w:ascii="Consolas" w:hAnsi="Consolas" w:eastAsia="Consolas"/>
-          <w:b/>
-          <w:color w:val="5A6670"/>
-          <w:sz w:val="13"/>
-        </w:rPr>
-        <w:t>FILES</w:t>
-      </w:r>
-      <w:r>
-        <w:rPr>
-          <w:rFonts w:ascii="Consolas" w:hAnsi="Consolas" w:eastAsia="Consolas"/>
-          <w:b w:val="0"/>
-          <w:color w:val="5A6670"/>
-          <w:sz w:val="13"/>
-        </w:rPr>
-        <w:tab/>
-      </w:r>
-      <w:r>
-        <w:rPr>
-          <w:rFonts w:ascii="Consolas" w:hAnsi="Consolas" w:eastAsia="Consolas"/>
-          <w:b w:val="0"/>
-          <w:color w:val="5A6670"/>
-          <w:sz w:val="13"/>
-        </w:rPr>
-        <w:t>cif_prototypes/ 9 SINGLE-PHASE P1 CIFS  |  cif_batio3/ 9 STATES  |  renders/ 9 PNG  |  figures/ hysteresis_loop PNG AND PDF  |  slides/ 15-SLIDE PPTX  |  README.md. EVERY CIF IS P1 WITH THE FULL BASIS ENUMERATED, SO THE FILE MAKES NO SYMMETRY CLAIM; THE PARENT SG COLUMN IS THE IDEALISED PROTOTYPE SYMMETRY.</w:t>
-      </w:r>
-    </w:p>
-    <w:p>
-      <w:pPr>
-        <w:tabs>
-          <w:tab w:pos="1474" w:val="left"/>
-        </w:tabs>
-        <w:spacing w:before="0" w:after="20"/>
-        <w:ind w:left="1474" w:hanging="1474"/>
-      </w:pPr>
-      <w:r>
-        <w:rPr>
-          <w:rFonts w:ascii="Consolas" w:hAnsi="Consolas" w:eastAsia="Consolas"/>
-          <w:b/>
-          <w:color w:val="C0392B"/>
-          <w:sz w:val="13"/>
-        </w:rPr>
-        <w:t>OUTSTANDING</w:t>
-      </w:r>
-      <w:r>
-        <w:rPr>
-          <w:rFonts w:ascii="Consolas" w:hAnsi="Consolas" w:eastAsia="Consolas"/>
-          <w:b w:val="0"/>
-          <w:color w:val="C0392B"/>
-          <w:sz w:val="13"/>
-        </w:rPr>
-        <w:tab/>
-      </w:r>
-      <w:r>
-        <w:rPr>
-          <w:rFonts w:ascii="Consolas" w:hAnsi="Consolas" w:eastAsia="Consolas"/>
-          <w:b w:val="0"/>
-          <w:color w:val="C0392B"/>
-          <w:sz w:val="13"/>
-        </w:rPr>
-        <w:t>THE TWO SPECIMEN IDENTITIES AS ISSUED IN CLASS AND THE MEASURED {100}/{111} INTERFACIAL ANGLE. THE WALKTHROUGH IS SERVED FROM THE REPOSITORY ITSELF AT THE VIDEO LINK ABOVE, NOT FROM YOUTUBE.</w:t>
-      </w:r>
-    </w:p>
-    <w:p>
-      <w:pPr>
-        <w:tabs>
-          <w:tab w:pos="1474" w:val="left"/>
-        </w:tabs>
-        <w:spacing w:before="0" w:after="20"/>
-        <w:ind w:left="1474" w:hanging="1474"/>
-      </w:pPr>
-      <w:r>
-        <w:rPr>
-          <w:rFonts w:ascii="Consolas" w:hAnsi="Consolas" w:eastAsia="Consolas"/>
-          <w:b/>
-          <w:color w:val="5A6670"/>
-          <w:sz w:val="13"/>
-        </w:rPr>
-        <w:t>FIGURE</w:t>
-      </w:r>
-      <w:r>
-        <w:rPr>
-          <w:rFonts w:ascii="Consolas" w:hAnsi="Consolas" w:eastAsia="Consolas"/>
-          <w:b w:val="0"/>
-          <w:color w:val="5A6670"/>
-          <w:sz w:val="13"/>
-        </w:rPr>
-        <w:tab/>
-      </w:r>
-      <w:r>
-        <w:rPr>
-          <w:rFonts w:ascii="Consolas" w:hAnsi="Consolas" w:eastAsia="Consolas"/>
-          <w:b w:val="0"/>
-          <w:color w:val="5A6670"/>
-          <w:sz w:val="13"/>
-        </w:rPr>
-        <w:t>THE CORRECTED TWO-BRANCH HYSTERESIS LOOP IS SLIDE 08 OF THE DECK AND figures/hysteresis_loop_{dark,light}.{png,pdf} IN THE REPOSITORY.</w:t>
+        <w:t>SELF-HOSTED ON GITHUB PAGES RATHER THAN YOUTUBE; THE DIRECT MP4 LINK ABOVE DOWNLOADS THE SAME FILE.</w:t>
       </w:r>
     </w:p>
     <w:sectPr>
       <w:pgSz w:w="11906" w:h="16838"/>
-      <w:pgMar w:top="510" w:right="567" w:bottom="510" w:left="567" w:header="720" w:footer="720" w:gutter="0"/>
+      <w:pgMar w:top="794" w:right="907" w:bottom="794" w:left="907" w:header="720" w:footer="720" w:gutter="0"/>
       <w:cols w:space="720"/>
       <w:docGrid w:linePitch="360"/>
     </w:sectPr>
@@ -5429,9 +1146,12 @@
     <w:name w:val="Normal"/>
     <w:qFormat/>
     <w:rsid w:val="00FC693F"/>
+    <w:pPr>
+      <w:spacing w:before="0" w:after="30" w:line="240" w:lineRule="auto"/>
+    </w:pPr>
     <w:rPr>
-      <w:rFonts w:ascii="Consolas" w:hAnsi="Consolas" w:eastAsia="Consolas"/>
-      <w:sz w:val="16"/>
+      <w:rFonts w:ascii="Arial" w:hAnsi="Arial" w:eastAsia="Arial" w:cs="Arial"/>
+      <w:sz w:val="19"/>
     </w:rPr>
   </w:style>
   <w:style w:type="paragraph" w:styleId="Header">

--- a/Nisheal_2025CYS7090_Assignment1.docx
+++ b/Nisheal_2025CYS7090_Assignment1.docx
@@ -17,6 +17,19 @@
     </w:p>
     <w:p>
       <w:pPr>
+        <w:spacing w:before="0" w:after="20"/>
+      </w:pPr>
+      <w:r>
+        <w:rPr>
+          <w:b w:val="0"/>
+          <w:color w:val="000000"/>
+          <w:sz w:val="20"/>
+        </w:rPr>
+        <w:t>NISHEAL MICHAEL KALEY  |  ENTRY NO 2025CYS7090  |  IIT DELHI</w:t>
+      </w:r>
+    </w:p>
+    <w:p>
+      <w:pPr>
         <w:spacing w:before="0" w:after="60"/>
       </w:pPr>
       <w:r>
@@ -25,7 +38,7 @@
           <w:color w:val="000000"/>
           <w:sz w:val="20"/>
         </w:rPr>
-        <w:t>NISHEAL MICHAEL KALEY  |  ENTRY NO 2025CYS7090  |  IIT DELHI  |  10 OCTOBER 2026</w:t>
+        <w:t>SUBMITTED 5 OCTOBER 2026, 02:30 IST  |  DUE 5 OCTOBER 2026, 23:59 IST</w:t>
       </w:r>
     </w:p>
     <w:p>
@@ -38,7 +51,7 @@
           <w:color w:val="000000"/>
           <w:sz w:val="19"/>
         </w:rPr>
-        <w:t xml:space="preserve">VIDEO, 26:38 WITH CHAPTERS: </w:t>
+        <w:t xml:space="preserve">VIDEO, 28:31 WITH CHAPTERS: </w:t>
       </w:r>
       <w:hyperlink r:id="rId9">
         <w:r>
@@ -61,7 +74,7 @@
           <w:color w:val="000000"/>
           <w:sz w:val="19"/>
         </w:rPr>
-        <w:t xml:space="preserve">SAME VIDEO AS ONE MP4 FILE, DOWNLOADS DIRECTLY EVEN IF THE PLAYER PAGE IS DOWN: </w:t>
+        <w:t xml:space="preserve">SAME VIDEO AS ONE MP4 FILE, SELF-HOSTED, NOT YOUTUBE; DOWNLOADS EVEN IF THE PAGE IS DOWN: </w:t>
       </w:r>
     </w:p>
     <w:p>
@@ -78,6 +91,27 @@
           <w:t xml:space="preserve">https://github.com/0nmeesheall/CML6032-Assignment1/raw/main/docs/CML6032_Assignment1_Nisheal_2025CYS7090.mp4</w:t>
         </w:r>
       </w:hyperlink>
+    </w:p>
+    <w:p>
+      <w:pPr>
+        <w:spacing w:before="0" w:after="30"/>
+      </w:pPr>
+      <w:r>
+        <w:rPr>
+          <w:b/>
+          <w:color w:val="000000"/>
+          <w:sz w:val="18"/>
+        </w:rPr>
+        <w:t xml:space="preserve">BY RPwD 2016 </w:t>
+      </w:r>
+      <w:r>
+        <w:rPr>
+          <w:b w:val="0"/>
+          <w:color w:val="000000"/>
+          <w:sz w:val="18"/>
+        </w:rPr>
+        <w:t>I'M ENTITLED TO A COMPENSATORY TIME OF 1.34 MINUTES PER MINUTE, HENCE THE EXCESS TIME CONSIDERS MY PROPENSITY TOWARDS DETAIL WHEN I'M VERY INTERESTED IN A PROJECT; AS WAS THIS.</w:t>
+      </w:r>
     </w:p>
     <w:p>
       <w:pPr>
@@ -151,6 +185,44 @@
       <w:r>
         <w:rPr>
           <w:b/>
+          <w:color w:val="A00000"/>
+          <w:sz w:val="19"/>
+        </w:rPr>
+        <w:t xml:space="preserve">POST-EVALUATION NOTE, 4 OCTOBER 2026: </w:t>
+      </w:r>
+      <w:r>
+        <w:rPr>
+          <w:b w:val="0"/>
+          <w:color w:val="000000"/>
+          <w:sz w:val="19"/>
+        </w:rPr>
+        <w:t>THE EVALUATED m</w:t>
+      </w:r>
+      <w:r>
+        <w:rPr>
+          <w:rFonts w:ascii="CML Bar Sans" w:hAnsi="CML Bar Sans" w:eastAsia="CML Bar Sans" w:cs="CML Bar Sans"/>
+          <w:b w:val="0"/>
+          <w:color w:val="000000"/>
+          <w:sz w:val="19"/>
+        </w:rPr>
+        <w:t>3̄</w:t>
+      </w:r>
+      <w:r>
+        <w:rPr>
+          <w:b w:val="0"/>
+          <w:color w:val="000000"/>
+          <w:sz w:val="19"/>
+        </w:rPr>
+        <w:t>m STAYS IN COMMIT 1bebbc3; CORRECTED BELOW AND IN THE VIDEO FROM THE INSTRUCTOR'S CLUE, FOR THE RECORD, NOT FOR EXTRA MARKS.</w:t>
+      </w:r>
+    </w:p>
+    <w:p>
+      <w:pPr>
+        <w:spacing w:before="0" w:after="30"/>
+      </w:pPr>
+      <w:r>
+        <w:rPr>
+          <w:b/>
           <w:color w:val="000000"/>
           <w:sz w:val="19"/>
         </w:rPr>
@@ -162,7 +234,7 @@
           <w:color w:val="000000"/>
           <w:sz w:val="19"/>
         </w:rPr>
-        <w:t>11 COLOURLESS, VITREOUS, BLOCKY CRYSTALS IN 5 PHOTOS: C1 TO C10, PLUS ONE CRYSTAL PHOTOGRAPHED ALONE IN 3 VIEWS.</w:t>
+        <w:t>11 COLOURLESS BLOCKY CRYSTALS IN 5 PHOTOS: C1 TO C10, PLUS ONE ALONE IN 3 VIEWS.</w:t>
       </w:r>
     </w:p>
     <w:p>
@@ -183,7 +255,7 @@
           <w:color w:val="000000"/>
           <w:sz w:val="19"/>
         </w:rPr>
-        <w:t>6 FLAT FACES IN 3 MUTUALLY PERPENDICULAR PARALLEL PAIRS AND STRAIGHT EDGES; NO PYRAMID, DOME OR CORNER FACET ON ANY CRYSTAL.</w:t>
+        <w:t>6 FLAT FACES IN 3 PERPENDICULAR PARALLEL PAIRS, STRAIGHT EDGES, NO PYRAMID, DOME OR CORNER FACET; FACES OF 2 KINDS, FROSTED (C5, C6, C10, VIEW A) AND SMOOTH (VIEW B).</w:t>
       </w:r>
     </w:p>
     <w:p>
@@ -204,7 +276,7 @@
           <w:color w:val="000000"/>
           <w:sz w:val="19"/>
         </w:rPr>
-        <w:t>EDGES FITTED ON THE PHOTOS BY LINE-SEGMENT DETECTION. 11 CLEAN CORNERS ARE 86.2 TO 89.9 DEGREES (MEAN 88.1, = 90 WITHIN EDGE NOISE); 6 CHIPPED ENDS (70.8 TO 84.1) NEVER FORM PARALLEL PAIRS; L/W RUNS 1.00 TO 2.03, SO THE SHAPE VARIES 2-FOLD WHILE THE ANGLE DOES NOT (STENO 1669).</w:t>
+        <w:t>EDGES FITTED BY LINE-SEGMENT DETECTION. 11 CLEAN CORNERS ARE 86.2 TO 89.9 DEGREES (MEAN 88.1, = 90 WITHIN EDGE NOISE); 6 CHIPPED ENDS (70.8 TO 84.1) NEVER FORM PARALLEL PAIRS; L/W RUNS 1.00 TO 2.03: THE SHAPE VARIES, THE ANGLE DOES NOT (STENO 1669).</w:t>
       </w:r>
     </w:p>
     <w:p>
@@ -225,7 +297,7 @@
           <w:color w:val="000000"/>
           <w:sz w:val="19"/>
         </w:rPr>
-        <w:t>ONE FORM, THE CUBE {100}, REPRODUCES EVERY FACE AND EVERY ANGLE SEEN.</w:t>
+        <w:t>3 PINACOIDS {100}, {010} AND {001}: A BOX WITH 3 UNEQUAL EDGES, NOT A CUBE.</w:t>
       </w:r>
     </w:p>
     <w:p>
@@ -238,7 +310,7 @@
           <w:color w:val="000000"/>
           <w:sz w:val="19"/>
         </w:rPr>
-        <w:t xml:space="preserve">POINT GROUP: </w:t>
+        <w:t xml:space="preserve">POINT GROUP (CORRECTED): </w:t>
       </w:r>
       <w:r>
         <w:rPr>
@@ -246,12 +318,25 @@
           <w:color w:val="000000"/>
           <w:sz w:val="19"/>
         </w:rPr>
-        <w:t>m</w:t>
+        <w:t>mmm (D2h, CLASS 8), FULL SYMBOL 2/m 2/m 2/m, 8 OPERATIONS: E, 3 TWO-FOLD AXES FACE TO FACE, 3 MP EACH PARALLEL TO ONE FACE PAIR, AND A CENTRE i.</w:t>
+      </w:r>
+    </w:p>
+    <w:p>
+      <w:pPr>
+        <w:spacing w:before="0" w:after="30"/>
+      </w:pPr>
+      <w:r>
+        <w:rPr>
+          <w:b/>
+          <w:color w:val="000000"/>
+          <w:sz w:val="19"/>
+        </w:rPr>
+        <w:t xml:space="preserve">NO 3 OR </w:t>
       </w:r>
       <w:r>
         <w:rPr>
           <w:rFonts w:ascii="CML Bar Sans" w:hAnsi="CML Bar Sans" w:eastAsia="CML Bar Sans" w:cs="CML Bar Sans"/>
-          <w:b w:val="0"/>
+          <w:b/>
           <w:color w:val="000000"/>
           <w:sz w:val="19"/>
         </w:rPr>
@@ -259,20 +344,11 @@
       </w:r>
       <w:r>
         <w:rPr>
-          <w:b w:val="0"/>
+          <w:b/>
           <w:color w:val="000000"/>
           <w:sz w:val="19"/>
         </w:rPr>
-        <w:t xml:space="preserve">m (Oh, CLASS 32), FULL SYMBOL 4/m </w:t>
-      </w:r>
-      <w:r>
-        <w:rPr>
-          <w:rFonts w:ascii="CML Bar Sans" w:hAnsi="CML Bar Sans" w:eastAsia="CML Bar Sans" w:cs="CML Bar Sans"/>
-          <w:b w:val="0"/>
-          <w:color w:val="000000"/>
-          <w:sz w:val="19"/>
-        </w:rPr>
-        <w:t>3̄</w:t>
+        <w:t xml:space="preserve">: </w:t>
       </w:r>
       <w:r>
         <w:rPr>
@@ -280,7 +356,7 @@
           <w:color w:val="000000"/>
           <w:sz w:val="19"/>
         </w:rPr>
-        <w:t xml:space="preserve"> 2/m, 48 OPERATIONS: 3 FOUR-FOLD AXES FACE TO FACE, 4 THREE-FOLD CORNER TO CORNER, 6 TWO-FOLD EDGE TO EDGE, 9 MP AND A CENTRE i.</w:t>
+        <w:t>A SQUARE CORNER LOOKS 3-FOLD ONLY LOCALLY. A 3-FOLD OF THE CRYSTAL TURNS ALL OF IT: 120 DEGREES ABOUT A BODY DIAGONAL SENDS L TO W TO T, SO IT NEEDS L = W = T AND ALIKE FACES. L/W UP TO 2.03 AND FACES OF 2 KINDS RULE THIS OUT: NOT CUBIC.</w:t>
       </w:r>
     </w:p>
     <w:p>
@@ -301,41 +377,7 @@
           <w:color w:val="000000"/>
           <w:sz w:val="19"/>
         </w:rPr>
-        <w:t>TRICLINIC, MONOCLINIC, TRIGONAL AND HEXAGONAL CLASSES FAIL ON THE 90-DEGREE CORNERS. 23, m</w:t>
-      </w:r>
-      <w:r>
-        <w:rPr>
-          <w:rFonts w:ascii="CML Bar Sans" w:hAnsi="CML Bar Sans" w:eastAsia="CML Bar Sans" w:cs="CML Bar Sans"/>
-          <w:b w:val="0"/>
-          <w:color w:val="000000"/>
-          <w:sz w:val="19"/>
-        </w:rPr>
-        <w:t>3̄</w:t>
-      </w:r>
-      <w:r>
-        <w:rPr>
-          <w:b w:val="0"/>
-          <w:color w:val="000000"/>
-          <w:sz w:val="19"/>
-        </w:rPr>
-        <w:t xml:space="preserve">, 432 AND </w:t>
-      </w:r>
-      <w:r>
-        <w:rPr>
-          <w:rFonts w:ascii="CML Bar Sans" w:hAnsi="CML Bar Sans" w:eastAsia="CML Bar Sans" w:cs="CML Bar Sans"/>
-          <w:b w:val="0"/>
-          <w:color w:val="000000"/>
-          <w:sz w:val="19"/>
-        </w:rPr>
-        <w:t>4̄</w:t>
-      </w:r>
-      <w:r>
-        <w:rPr>
-          <w:b w:val="0"/>
-          <w:color w:val="000000"/>
-          <w:sz w:val="19"/>
-        </w:rPr>
-        <w:t>3m WOULD SHOW STRIATIONS, ETCH PITS OR EXTRA FACETS; NONE ARE SEEN, SO THE HOLOHEDRY IS TAKEN. RUNNER-UP 4/mmm, THEN mmm: SAME ANGLES, BUT 2 OR 3 FORMS AND A FIXED UNIQUE AXIS, WHICH THE VARYING L/W DOES NOT SHOW.</w:t>
+        <w:t>TRICLINIC, MONOCLINIC, TRIGONAL AND HEXAGONAL FAIL ON THE 90-DEGREE CORNERS; NO 4-FOLD, AS THE LONE CRYSTAL HAS FROSTED AND SMOOTH SIDE FACES AND IS 2:1 LENGTHWAYS; 222 AND mm2 NEED HALF-FACES OR A POLAR END, NONE SEEN, SO THE HOLOHEDRY mmm.</w:t>
       </w:r>
     </w:p>
     <w:p>
@@ -356,7 +398,7 @@
           <w:color w:val="000000"/>
           <w:sz w:val="19"/>
         </w:rPr>
-        <w:t>FORM CANNOT RULE OUT A 90-DEGREE TETRAGONAL OR ORTHORHOMBIC BOX. DECISIVE CHECK, NOT YET RUN: CROSSED POLARISERS, WHERE A CUBIC CRYSTAL STAYS DARK ON ALL 3 FACE TYPES, 4/mmm ON ONE AND mmm ON NONE.</w:t>
+        <w:t>A SQUARE SECTION ON EVERY CRYSTAL WOULD MAKE IT 4/mmm (CALIPERS ON ALL 3 EDGES DECIDE). CHECK NOT YET RUN, CROSSED POLARISERS: mmm GOES DARK EVERY 90 DEGREES ON ALL 3 FACE TYPES, NEVER THROUGH A FULL TURN; 4/mmm STAYS DARK ON ONE, CUBIC ON ALL 3.</w:t>
       </w:r>
     </w:p>
     <w:p>
@@ -733,7 +775,7 @@
     </w:p>
     <w:p>
       <w:pPr>
-        <w:spacing w:before="0" w:after="30"/>
+        <w:spacing w:before="0" w:after="0"/>
       </w:pPr>
       <w:r>
         <w:rPr>
@@ -749,28 +791,7 @@
           <w:color w:val="000000"/>
           <w:sz w:val="19"/>
         </w:rPr>
-        <w:t>18 CIFS, ALL P1 WITH THE FULL BASIS (cif_batio3/ 9 STATES, cif_prototypes/ 9 PHASES)  |  18-SLIDE PPTX  |  RENDERS, HYSTERESIS FIGURE AND PART A PHOTOS, ALL IN THE REPOSITORY ABOVE.</w:t>
-      </w:r>
-    </w:p>
-    <w:p>
-      <w:pPr>
-        <w:spacing w:before="0" w:after="0"/>
-      </w:pPr>
-      <w:r>
-        <w:rPr>
-          <w:b/>
-          <w:color w:val="000000"/>
-          <w:sz w:val="19"/>
-        </w:rPr>
-        <w:t xml:space="preserve">VIDEO NOTE: </w:t>
-      </w:r>
-      <w:r>
-        <w:rPr>
-          <w:b w:val="0"/>
-          <w:color w:val="000000"/>
-          <w:sz w:val="19"/>
-        </w:rPr>
-        <w:t>SELF-HOSTED ON GITHUB PAGES RATHER THAN YOUTUBE; THE DIRECT MP4 LINK ABOVE DOWNLOADS THE SAME FILE.</w:t>
+        <w:t>18 CIFS, ALL P1 WITH THE FULL BASIS (cif_batio3/ 9 STATES, cif_prototypes/ 9 PHASES)  |  19-SLIDE PPTX  |  RENDERS, HYSTERESIS FIGURE AND PART A PHOTOS, ALL IN THE REPOSITORY ABOVE.</w:t>
       </w:r>
     </w:p>
     <w:sectPr>
